--- a/irodalom11.docx
+++ b/irodalom11.docx
@@ -3056,7 +3056,27 @@
           <w:szCs w:val="24"/>
           <w:lang w:val="hu-HU"/>
         </w:rPr>
-        <w:t>Keresztszínek / biiblikus színek 1-3, 15.</w:t>
+        <w:t xml:space="preserve">Keresztszínek / </w:t>
+      </w:r>
+      <w:r>
+        <w:rPr>
+          <w:b w:val="false"/>
+          <w:bCs w:val="false"/>
+          <w:sz w:val="24"/>
+          <w:szCs w:val="24"/>
+          <w:lang w:val="hu-HU"/>
+        </w:rPr>
+        <w:t>biblikus</w:t>
+      </w:r>
+      <w:r>
+        <w:rPr>
+          <w:b w:val="false"/>
+          <w:bCs w:val="false"/>
+          <w:sz w:val="24"/>
+          <w:szCs w:val="24"/>
+          <w:lang w:val="hu-HU"/>
+        </w:rPr>
+        <w:t xml:space="preserve"> színek 1-3, 15.</w:t>
       </w:r>
     </w:p>
     <w:p>
@@ -3085,6 +3105,698 @@
           <w:lang w:val="hu-HU"/>
         </w:rPr>
         <w:t>(ez lemaradt)</w:t>
+      </w:r>
+    </w:p>
+    <w:p>
+      <w:pPr>
+        <w:pStyle w:val="Normal"/>
+        <w:bidi w:val="0"/>
+        <w:jc w:val="start"/>
+        <w:rPr>
+          <w:b w:val="false"/>
+          <w:bCs w:val="false"/>
+          <w:sz w:val="24"/>
+          <w:szCs w:val="24"/>
+          <w:lang w:val="hu-HU"/>
+        </w:rPr>
+      </w:pPr>
+      <w:r>
+        <w:rPr>
+          <w:b w:val="false"/>
+          <w:bCs w:val="false"/>
+          <w:sz w:val="24"/>
+          <w:szCs w:val="24"/>
+          <w:lang w:val="hu-HU"/>
+        </w:rPr>
+      </w:r>
+    </w:p>
+    <w:p>
+      <w:pPr>
+        <w:pStyle w:val="Normal"/>
+        <w:bidi w:val="0"/>
+        <w:jc w:val="start"/>
+        <w:rPr>
+          <w:b w:val="false"/>
+          <w:bCs w:val="false"/>
+          <w:sz w:val="24"/>
+          <w:szCs w:val="24"/>
+          <w:lang w:val="hu-HU"/>
+        </w:rPr>
+      </w:pPr>
+      <w:r>
+        <w:rPr>
+          <w:b w:val="false"/>
+          <w:bCs w:val="false"/>
+          <w:sz w:val="24"/>
+          <w:szCs w:val="24"/>
+          <w:lang w:val="hu-HU"/>
+        </w:rPr>
+      </w:r>
+    </w:p>
+    <w:tbl>
+      <w:tblPr>
+        <w:tblW w:w="5000" w:type="pct"/>
+        <w:jc w:val="start"/>
+        <w:tblInd w:w="-5" w:type="dxa"/>
+        <w:tblLayout w:type="fixed"/>
+        <w:tblCellMar>
+          <w:top w:w="55" w:type="dxa"/>
+          <w:start w:w="55" w:type="dxa"/>
+          <w:bottom w:w="55" w:type="dxa"/>
+          <w:end w:w="55" w:type="dxa"/>
+        </w:tblCellMar>
+      </w:tblPr>
+      <w:tblGrid>
+        <w:gridCol w:w="2493"/>
+        <w:gridCol w:w="2493"/>
+        <w:gridCol w:w="2493"/>
+        <w:gridCol w:w="2493"/>
+      </w:tblGrid>
+      <w:tr>
+        <w:trPr/>
+        <w:tc>
+          <w:tcPr>
+            <w:tcW w:w="2493" w:type="dxa"/>
+            <w:tcBorders>
+              <w:top w:val="single" w:sz="4" w:space="0" w:color="000000"/>
+              <w:start w:val="single" w:sz="4" w:space="0" w:color="000000"/>
+              <w:bottom w:val="single" w:sz="4" w:space="0" w:color="000000"/>
+            </w:tcBorders>
+          </w:tcPr>
+          <w:p>
+            <w:pPr>
+              <w:pStyle w:val="TableContents"/>
+              <w:rPr>
+                <w:lang w:val="hu-HU" w:eastAsia="zh-CN" w:bidi="hi-IN"/>
+              </w:rPr>
+            </w:pPr>
+            <w:r>
+              <w:rPr>
+                <w:lang w:val="hu-HU" w:eastAsia="zh-CN" w:bidi="hi-IN"/>
+              </w:rPr>
+              <w:t>Színek</w:t>
+            </w:r>
+          </w:p>
+        </w:tc>
+        <w:tc>
+          <w:tcPr>
+            <w:tcW w:w="2493" w:type="dxa"/>
+            <w:tcBorders>
+              <w:top w:val="single" w:sz="4" w:space="0" w:color="000000"/>
+              <w:start w:val="single" w:sz="4" w:space="0" w:color="000000"/>
+              <w:bottom w:val="single" w:sz="4" w:space="0" w:color="000000"/>
+            </w:tcBorders>
+          </w:tcPr>
+          <w:p>
+            <w:pPr>
+              <w:pStyle w:val="TableContents"/>
+              <w:rPr>
+                <w:lang w:val="hu-HU" w:eastAsia="zh-CN" w:bidi="hi-IN"/>
+              </w:rPr>
+            </w:pPr>
+            <w:r>
+              <w:rPr>
+                <w:lang w:val="hu-HU" w:eastAsia="zh-CN" w:bidi="hi-IN"/>
+              </w:rPr>
+              <w:t>Szereplők</w:t>
+            </w:r>
+          </w:p>
+        </w:tc>
+        <w:tc>
+          <w:tcPr>
+            <w:tcW w:w="2493" w:type="dxa"/>
+            <w:tcBorders>
+              <w:top w:val="single" w:sz="4" w:space="0" w:color="000000"/>
+              <w:start w:val="single" w:sz="4" w:space="0" w:color="000000"/>
+              <w:bottom w:val="single" w:sz="4" w:space="0" w:color="000000"/>
+            </w:tcBorders>
+          </w:tcPr>
+          <w:p>
+            <w:pPr>
+              <w:pStyle w:val="TableContents"/>
+              <w:rPr>
+                <w:lang w:val="hu-HU" w:eastAsia="zh-CN" w:bidi="hi-IN"/>
+              </w:rPr>
+            </w:pPr>
+            <w:r>
+              <w:rPr>
+                <w:lang w:val="hu-HU" w:eastAsia="zh-CN" w:bidi="hi-IN"/>
+              </w:rPr>
+              <w:t>Eszmék, célok</w:t>
+            </w:r>
+          </w:p>
+        </w:tc>
+        <w:tc>
+          <w:tcPr>
+            <w:tcW w:w="2493" w:type="dxa"/>
+            <w:tcBorders>
+              <w:top w:val="single" w:sz="4" w:space="0" w:color="000000"/>
+              <w:start w:val="single" w:sz="4" w:space="0" w:color="000000"/>
+              <w:bottom w:val="single" w:sz="4" w:space="0" w:color="000000"/>
+              <w:end w:val="single" w:sz="4" w:space="0" w:color="000000"/>
+            </w:tcBorders>
+          </w:tcPr>
+          <w:p>
+            <w:pPr>
+              <w:pStyle w:val="TableContents"/>
+              <w:rPr>
+                <w:lang w:val="hu-HU" w:eastAsia="zh-CN" w:bidi="hi-IN"/>
+              </w:rPr>
+            </w:pPr>
+            <w:r>
+              <w:rPr>
+                <w:lang w:val="hu-HU" w:eastAsia="zh-CN" w:bidi="hi-IN"/>
+              </w:rPr>
+              <w:t>események</w:t>
+            </w:r>
+          </w:p>
+        </w:tc>
+      </w:tr>
+      <w:tr>
+        <w:trPr/>
+        <w:tc>
+          <w:tcPr>
+            <w:tcW w:w="2493" w:type="dxa"/>
+            <w:tcBorders>
+              <w:start w:val="single" w:sz="4" w:space="0" w:color="000000"/>
+              <w:bottom w:val="single" w:sz="4" w:space="0" w:color="000000"/>
+            </w:tcBorders>
+          </w:tcPr>
+          <w:p>
+            <w:pPr>
+              <w:pStyle w:val="TableContents"/>
+              <w:rPr>
+                <w:highlight w:val="none"/>
+                <w:shd w:fill="FFFF00" w:val="clear"/>
+                <w:lang w:val="hu-HU" w:eastAsia="zh-CN" w:bidi="hi-IN"/>
+              </w:rPr>
+            </w:pPr>
+            <w:r>
+              <w:rPr>
+                <w:shd w:fill="FFFF00" w:val="clear"/>
+                <w:lang w:val="hu-HU" w:eastAsia="zh-CN" w:bidi="hi-IN"/>
+              </w:rPr>
+              <w:t>A mennyben</w:t>
+            </w:r>
+          </w:p>
+        </w:tc>
+        <w:tc>
+          <w:tcPr>
+            <w:tcW w:w="2493" w:type="dxa"/>
+            <w:tcBorders>
+              <w:start w:val="single" w:sz="4" w:space="0" w:color="000000"/>
+              <w:bottom w:val="single" w:sz="4" w:space="0" w:color="000000"/>
+            </w:tcBorders>
+          </w:tcPr>
+          <w:p>
+            <w:pPr>
+              <w:pStyle w:val="TableContents"/>
+              <w:rPr>
+                <w:lang w:val="hu-HU" w:eastAsia="zh-CN" w:bidi="hi-IN"/>
+              </w:rPr>
+            </w:pPr>
+            <w:r>
+              <w:rPr>
+                <w:lang w:val="hu-HU" w:eastAsia="zh-CN" w:bidi="hi-IN"/>
+              </w:rPr>
+              <w:t>Az Úr és Lucifer</w:t>
+            </w:r>
+          </w:p>
+        </w:tc>
+        <w:tc>
+          <w:tcPr>
+            <w:tcW w:w="2493" w:type="dxa"/>
+            <w:tcBorders>
+              <w:start w:val="single" w:sz="4" w:space="0" w:color="000000"/>
+              <w:bottom w:val="single" w:sz="4" w:space="0" w:color="000000"/>
+            </w:tcBorders>
+          </w:tcPr>
+          <w:p>
+            <w:pPr>
+              <w:pStyle w:val="TableContents"/>
+              <w:rPr>
+                <w:lang w:val="hu-HU" w:eastAsia="zh-CN" w:bidi="hi-IN"/>
+              </w:rPr>
+            </w:pPr>
+            <w:r>
+              <w:rPr>
+                <w:lang w:val="hu-HU" w:eastAsia="zh-CN" w:bidi="hi-IN"/>
+              </w:rPr>
+              <w:t>Vita: Lucifer nem ismeri el, hogy az Úr egyedül teremthet, nem dicséri a világot</w:t>
+            </w:r>
+          </w:p>
+        </w:tc>
+        <w:tc>
+          <w:tcPr>
+            <w:tcW w:w="2493" w:type="dxa"/>
+            <w:tcBorders>
+              <w:start w:val="single" w:sz="4" w:space="0" w:color="000000"/>
+              <w:bottom w:val="single" w:sz="4" w:space="0" w:color="000000"/>
+              <w:end w:val="single" w:sz="4" w:space="0" w:color="000000"/>
+            </w:tcBorders>
+          </w:tcPr>
+          <w:p>
+            <w:pPr>
+              <w:pStyle w:val="TableContents"/>
+              <w:rPr>
+                <w:lang w:val="hu-HU" w:eastAsia="zh-CN" w:bidi="hi-IN"/>
+              </w:rPr>
+            </w:pPr>
+            <w:r>
+              <w:rPr>
+                <w:lang w:val="hu-HU" w:eastAsia="zh-CN" w:bidi="hi-IN"/>
+              </w:rPr>
+              <w:t>Lucifer megkapja a tudás és a halhatatlanság fáját</w:t>
+            </w:r>
+          </w:p>
+        </w:tc>
+      </w:tr>
+      <w:tr>
+        <w:trPr/>
+        <w:tc>
+          <w:tcPr>
+            <w:tcW w:w="2493" w:type="dxa"/>
+            <w:tcBorders>
+              <w:start w:val="single" w:sz="4" w:space="0" w:color="000000"/>
+              <w:bottom w:val="single" w:sz="4" w:space="0" w:color="000000"/>
+            </w:tcBorders>
+          </w:tcPr>
+          <w:p>
+            <w:pPr>
+              <w:pStyle w:val="TableContents"/>
+              <w:rPr>
+                <w:highlight w:val="none"/>
+                <w:shd w:fill="FFFF00" w:val="clear"/>
+                <w:lang w:val="hu-HU" w:eastAsia="zh-CN" w:bidi="hi-IN"/>
+              </w:rPr>
+            </w:pPr>
+            <w:r>
+              <w:rPr>
+                <w:shd w:fill="FFFF00" w:val="clear"/>
+                <w:lang w:val="hu-HU" w:eastAsia="zh-CN" w:bidi="hi-IN"/>
+              </w:rPr>
+              <w:t>Paradicsom (Édenkert)</w:t>
+            </w:r>
+          </w:p>
+        </w:tc>
+        <w:tc>
+          <w:tcPr>
+            <w:tcW w:w="2493" w:type="dxa"/>
+            <w:tcBorders>
+              <w:start w:val="single" w:sz="4" w:space="0" w:color="000000"/>
+              <w:bottom w:val="single" w:sz="4" w:space="0" w:color="000000"/>
+            </w:tcBorders>
+          </w:tcPr>
+          <w:p>
+            <w:pPr>
+              <w:pStyle w:val="TableContents"/>
+              <w:rPr>
+                <w:lang w:val="hu-HU" w:eastAsia="zh-CN" w:bidi="hi-IN"/>
+              </w:rPr>
+            </w:pPr>
+            <w:r>
+              <w:rPr>
+                <w:lang w:val="hu-HU" w:eastAsia="zh-CN" w:bidi="hi-IN"/>
+              </w:rPr>
+              <w:t>Úr, Lucifer, Ádám és Éva</w:t>
+            </w:r>
+          </w:p>
+        </w:tc>
+        <w:tc>
+          <w:tcPr>
+            <w:tcW w:w="2493" w:type="dxa"/>
+            <w:tcBorders>
+              <w:start w:val="single" w:sz="4" w:space="0" w:color="000000"/>
+              <w:bottom w:val="single" w:sz="4" w:space="0" w:color="000000"/>
+            </w:tcBorders>
+          </w:tcPr>
+          <w:p>
+            <w:pPr>
+              <w:pStyle w:val="TableContents"/>
+              <w:rPr>
+                <w:lang w:val="hu-HU" w:eastAsia="zh-CN" w:bidi="hi-IN"/>
+              </w:rPr>
+            </w:pPr>
+            <w:r>
+              <w:rPr>
+                <w:lang w:val="hu-HU" w:eastAsia="zh-CN" w:bidi="hi-IN"/>
+              </w:rPr>
+              <w:t>Isteni tudás és halhatatlanság</w:t>
+            </w:r>
+          </w:p>
+        </w:tc>
+        <w:tc>
+          <w:tcPr>
+            <w:tcW w:w="2493" w:type="dxa"/>
+            <w:tcBorders>
+              <w:start w:val="single" w:sz="4" w:space="0" w:color="000000"/>
+              <w:bottom w:val="single" w:sz="4" w:space="0" w:color="000000"/>
+              <w:end w:val="single" w:sz="4" w:space="0" w:color="000000"/>
+            </w:tcBorders>
+          </w:tcPr>
+          <w:p>
+            <w:pPr>
+              <w:pStyle w:val="TableContents"/>
+              <w:rPr>
+                <w:lang w:val="hu-HU" w:eastAsia="zh-CN" w:bidi="hi-IN"/>
+              </w:rPr>
+            </w:pPr>
+            <w:r>
+              <w:rPr>
+                <w:lang w:val="hu-HU" w:eastAsia="zh-CN" w:bidi="hi-IN"/>
+              </w:rPr>
+              <w:t>Az emeberpár eszi ka tudás fájáról, el kell hagyniuk az Édent</w:t>
+            </w:r>
+          </w:p>
+        </w:tc>
+      </w:tr>
+      <w:tr>
+        <w:trPr/>
+        <w:tc>
+          <w:tcPr>
+            <w:tcW w:w="2493" w:type="dxa"/>
+            <w:tcBorders>
+              <w:start w:val="single" w:sz="4" w:space="0" w:color="000000"/>
+              <w:bottom w:val="single" w:sz="4" w:space="0" w:color="000000"/>
+            </w:tcBorders>
+          </w:tcPr>
+          <w:p>
+            <w:pPr>
+              <w:pStyle w:val="TableContents"/>
+              <w:rPr>
+                <w:highlight w:val="none"/>
+                <w:shd w:fill="FFFF00" w:val="clear"/>
+                <w:lang w:val="hu-HU" w:eastAsia="zh-CN" w:bidi="hi-IN"/>
+              </w:rPr>
+            </w:pPr>
+            <w:r>
+              <w:rPr>
+                <w:shd w:fill="FFFF00" w:val="clear"/>
+                <w:lang w:val="hu-HU" w:eastAsia="zh-CN" w:bidi="hi-IN"/>
+              </w:rPr>
+              <w:t>A Paradicsomon kívül</w:t>
+            </w:r>
+          </w:p>
+        </w:tc>
+        <w:tc>
+          <w:tcPr>
+            <w:tcW w:w="2493" w:type="dxa"/>
+            <w:tcBorders>
+              <w:start w:val="single" w:sz="4" w:space="0" w:color="000000"/>
+              <w:bottom w:val="single" w:sz="4" w:space="0" w:color="000000"/>
+            </w:tcBorders>
+          </w:tcPr>
+          <w:p>
+            <w:pPr>
+              <w:pStyle w:val="TableContents"/>
+              <w:rPr>
+                <w:lang w:val="hu-HU" w:eastAsia="zh-CN" w:bidi="hi-IN"/>
+              </w:rPr>
+            </w:pPr>
+            <w:r>
+              <w:rPr>
+                <w:lang w:val="hu-HU" w:eastAsia="zh-CN" w:bidi="hi-IN"/>
+              </w:rPr>
+              <w:t>Lucifer. Ádám és Éva</w:t>
+            </w:r>
+          </w:p>
+        </w:tc>
+        <w:tc>
+          <w:tcPr>
+            <w:tcW w:w="2493" w:type="dxa"/>
+            <w:tcBorders>
+              <w:start w:val="single" w:sz="4" w:space="0" w:color="000000"/>
+              <w:bottom w:val="single" w:sz="4" w:space="0" w:color="000000"/>
+            </w:tcBorders>
+          </w:tcPr>
+          <w:p>
+            <w:pPr>
+              <w:pStyle w:val="TableContents"/>
+              <w:rPr>
+                <w:lang w:val="hu-HU" w:eastAsia="zh-CN" w:bidi="hi-IN"/>
+              </w:rPr>
+            </w:pPr>
+            <w:r>
+              <w:rPr>
+                <w:lang w:val="hu-HU" w:eastAsia="zh-CN" w:bidi="hi-IN"/>
+              </w:rPr>
+              <w:t>Fejlődik-e az emebriség?</w:t>
+            </w:r>
+          </w:p>
+        </w:tc>
+        <w:tc>
+          <w:tcPr>
+            <w:tcW w:w="2493" w:type="dxa"/>
+            <w:tcBorders>
+              <w:start w:val="single" w:sz="4" w:space="0" w:color="000000"/>
+              <w:bottom w:val="single" w:sz="4" w:space="0" w:color="000000"/>
+              <w:end w:val="single" w:sz="4" w:space="0" w:color="000000"/>
+            </w:tcBorders>
+          </w:tcPr>
+          <w:p>
+            <w:pPr>
+              <w:pStyle w:val="TableContents"/>
+              <w:rPr>
+                <w:lang w:val="hu-HU" w:eastAsia="zh-CN" w:bidi="hi-IN"/>
+              </w:rPr>
+            </w:pPr>
+            <w:r>
+              <w:rPr>
+                <w:lang w:val="hu-HU" w:eastAsia="zh-CN" w:bidi="hi-IN"/>
+              </w:rPr>
+              <w:t>Lucifer álmot bocsájt a zemberekre akik „utazni” kezdenek a történelemben</w:t>
+            </w:r>
+          </w:p>
+        </w:tc>
+      </w:tr>
+      <w:tr>
+        <w:trPr/>
+        <w:tc>
+          <w:tcPr>
+            <w:tcW w:w="2493" w:type="dxa"/>
+            <w:tcBorders>
+              <w:start w:val="single" w:sz="4" w:space="0" w:color="000000"/>
+              <w:bottom w:val="single" w:sz="4" w:space="0" w:color="000000"/>
+            </w:tcBorders>
+          </w:tcPr>
+          <w:p>
+            <w:pPr>
+              <w:pStyle w:val="TableContents"/>
+              <w:rPr>
+                <w:lang w:val="hu-HU" w:eastAsia="zh-CN" w:bidi="hi-IN"/>
+              </w:rPr>
+            </w:pPr>
+            <w:r>
+              <w:rPr>
+                <w:lang w:val="hu-HU" w:eastAsia="zh-CN" w:bidi="hi-IN"/>
+              </w:rPr>
+              <w:t>Az ókori egyiptom</w:t>
+            </w:r>
+          </w:p>
+        </w:tc>
+        <w:tc>
+          <w:tcPr>
+            <w:tcW w:w="2493" w:type="dxa"/>
+            <w:tcBorders>
+              <w:start w:val="single" w:sz="4" w:space="0" w:color="000000"/>
+              <w:bottom w:val="single" w:sz="4" w:space="0" w:color="000000"/>
+            </w:tcBorders>
+          </w:tcPr>
+          <w:p>
+            <w:pPr>
+              <w:pStyle w:val="TableContents"/>
+              <w:rPr>
+                <w:lang w:val="hu-HU" w:eastAsia="zh-CN" w:bidi="hi-IN"/>
+              </w:rPr>
+            </w:pPr>
+            <w:r>
+              <w:rPr>
+                <w:lang w:val="hu-HU" w:eastAsia="zh-CN" w:bidi="hi-IN"/>
+              </w:rPr>
+              <w:t>Ádám. Fáraó, Lucifer: Fáraó Minisztere, Éva: rabszolga majd fáraó neje</w:t>
+            </w:r>
+          </w:p>
+        </w:tc>
+        <w:tc>
+          <w:tcPr>
+            <w:tcW w:w="2493" w:type="dxa"/>
+            <w:tcBorders>
+              <w:start w:val="single" w:sz="4" w:space="0" w:color="000000"/>
+              <w:bottom w:val="single" w:sz="4" w:space="0" w:color="000000"/>
+            </w:tcBorders>
+          </w:tcPr>
+          <w:p>
+            <w:pPr>
+              <w:pStyle w:val="TableContents"/>
+              <w:rPr>
+                <w:lang w:val="hu-HU" w:eastAsia="zh-CN" w:bidi="hi-IN"/>
+              </w:rPr>
+            </w:pPr>
+            <w:r>
+              <w:rPr>
+                <w:lang w:val="hu-HU" w:eastAsia="zh-CN" w:bidi="hi-IN"/>
+              </w:rPr>
+              <w:t>Eygenuralom, „Milliók egy miatt”</w:t>
+            </w:r>
+          </w:p>
+          <w:p>
+            <w:pPr>
+              <w:pStyle w:val="TableContents"/>
+              <w:rPr>
+                <w:lang w:val="hu-HU" w:eastAsia="zh-CN" w:bidi="hi-IN"/>
+              </w:rPr>
+            </w:pPr>
+            <w:r>
+              <w:rPr>
+                <w:lang w:val="hu-HU" w:eastAsia="zh-CN" w:bidi="hi-IN"/>
+              </w:rPr>
+              <w:t>Isteani helhetetlenság (múmia, piramisok)</w:t>
+            </w:r>
+          </w:p>
+        </w:tc>
+        <w:tc>
+          <w:tcPr>
+            <w:tcW w:w="2493" w:type="dxa"/>
+            <w:tcBorders>
+              <w:start w:val="single" w:sz="4" w:space="0" w:color="000000"/>
+              <w:bottom w:val="single" w:sz="4" w:space="0" w:color="000000"/>
+              <w:end w:val="single" w:sz="4" w:space="0" w:color="000000"/>
+            </w:tcBorders>
+          </w:tcPr>
+          <w:p>
+            <w:pPr>
+              <w:pStyle w:val="TableContents"/>
+              <w:rPr>
+                <w:lang w:val="hu-HU" w:eastAsia="zh-CN" w:bidi="hi-IN"/>
+              </w:rPr>
+            </w:pPr>
+            <w:r>
+              <w:rPr>
+                <w:lang w:val="hu-HU" w:eastAsia="zh-CN" w:bidi="hi-IN"/>
+              </w:rPr>
+              <w:t>Ádám Éva által észreveszi a rabszolgák szenvedését. Felszabadítja őket.</w:t>
+            </w:r>
+          </w:p>
+        </w:tc>
+      </w:tr>
+      <w:tr>
+        <w:trPr/>
+        <w:tc>
+          <w:tcPr>
+            <w:tcW w:w="2493" w:type="dxa"/>
+            <w:tcBorders>
+              <w:start w:val="single" w:sz="4" w:space="0" w:color="000000"/>
+              <w:bottom w:val="single" w:sz="4" w:space="0" w:color="000000"/>
+            </w:tcBorders>
+          </w:tcPr>
+          <w:p>
+            <w:pPr>
+              <w:pStyle w:val="TableContents"/>
+              <w:rPr>
+                <w:lang w:val="hu-HU" w:eastAsia="zh-CN" w:bidi="hi-IN"/>
+              </w:rPr>
+            </w:pPr>
+            <w:r>
+              <w:rPr>
+                <w:lang w:val="hu-HU" w:eastAsia="zh-CN" w:bidi="hi-IN"/>
+              </w:rPr>
+              <w:t>Az ókori Athén</w:t>
+            </w:r>
+          </w:p>
+        </w:tc>
+        <w:tc>
+          <w:tcPr>
+            <w:tcW w:w="2493" w:type="dxa"/>
+            <w:tcBorders>
+              <w:start w:val="single" w:sz="4" w:space="0" w:color="000000"/>
+              <w:bottom w:val="single" w:sz="4" w:space="0" w:color="000000"/>
+            </w:tcBorders>
+          </w:tcPr>
+          <w:p>
+            <w:pPr>
+              <w:pStyle w:val="TableContents"/>
+              <w:rPr>
+                <w:lang w:val="hu-HU" w:eastAsia="zh-CN" w:bidi="hi-IN"/>
+              </w:rPr>
+            </w:pPr>
+            <w:r>
+              <w:rPr>
+                <w:lang w:val="hu-HU" w:eastAsia="zh-CN" w:bidi="hi-IN"/>
+              </w:rPr>
+              <w:t>Ádám: Miltiádész, Éva: Miltiádész neje, Lucifer: lázító, hóhér</w:t>
+            </w:r>
+          </w:p>
+        </w:tc>
+        <w:tc>
+          <w:tcPr>
+            <w:tcW w:w="2493" w:type="dxa"/>
+            <w:tcBorders>
+              <w:start w:val="single" w:sz="4" w:space="0" w:color="000000"/>
+              <w:bottom w:val="single" w:sz="4" w:space="0" w:color="000000"/>
+            </w:tcBorders>
+          </w:tcPr>
+          <w:p>
+            <w:pPr>
+              <w:pStyle w:val="TableContents"/>
+              <w:rPr>
+                <w:lang w:val="hu-HU" w:eastAsia="zh-CN" w:bidi="hi-IN"/>
+              </w:rPr>
+            </w:pPr>
+            <w:r>
+              <w:rPr>
+                <w:lang w:val="hu-HU" w:eastAsia="zh-CN" w:bidi="hi-IN"/>
+              </w:rPr>
+              <w:t>demokrácia</w:t>
+            </w:r>
+          </w:p>
+        </w:tc>
+        <w:tc>
+          <w:tcPr>
+            <w:tcW w:w="2493" w:type="dxa"/>
+            <w:tcBorders>
+              <w:start w:val="single" w:sz="4" w:space="0" w:color="000000"/>
+              <w:bottom w:val="single" w:sz="4" w:space="0" w:color="000000"/>
+              <w:end w:val="single" w:sz="4" w:space="0" w:color="000000"/>
+            </w:tcBorders>
+          </w:tcPr>
+          <w:p>
+            <w:pPr>
+              <w:pStyle w:val="TableContents"/>
+              <w:rPr>
+                <w:lang w:val="hu-HU" w:eastAsia="zh-CN" w:bidi="hi-IN"/>
+              </w:rPr>
+            </w:pPr>
+            <w:r>
+              <w:rPr>
+                <w:lang w:val="hu-HU" w:eastAsia="zh-CN" w:bidi="hi-IN"/>
+              </w:rPr>
+              <w:t>A befolyásolt tömeg kivégezteti az bűntelen hadvezért (Miltiádész)</w:t>
+            </w:r>
+          </w:p>
+        </w:tc>
+      </w:tr>
+    </w:tbl>
+    <w:p>
+      <w:pPr>
+        <w:pStyle w:val="Normal"/>
+        <w:bidi w:val="0"/>
+        <w:jc w:val="start"/>
+        <w:rPr>
+          <w:b w:val="false"/>
+          <w:bCs w:val="false"/>
+          <w:sz w:val="24"/>
+          <w:szCs w:val="24"/>
+          <w:lang w:val="hu-HU"/>
+        </w:rPr>
+      </w:pPr>
+      <w:r>
+        <w:rPr>
+          <w:b w:val="false"/>
+          <w:bCs w:val="false"/>
+          <w:sz w:val="24"/>
+          <w:szCs w:val="24"/>
+          <w:lang w:val="hu-HU"/>
+        </w:rPr>
       </w:r>
     </w:p>
     <w:sectPr>
@@ -5224,15 +5936,15 @@
       <w:lang w:val="en-US" w:eastAsia="zh-CN" w:bidi="hi-IN"/>
     </w:rPr>
   </w:style>
-  <w:style w:type="character" w:styleId="Bullets">
-    <w:name w:val="Bullets"/>
+  <w:style w:type="character" w:styleId="Bulletsuser">
+    <w:name w:val="Bullets (user)"/>
     <w:qFormat/>
     <w:rPr>
       <w:rFonts w:ascii="OpenSymbol" w:hAnsi="OpenSymbol" w:eastAsia="OpenSymbol" w:cs="OpenSymbol"/>
     </w:rPr>
   </w:style>
-  <w:style w:type="character" w:styleId="Bulletsuser">
-    <w:name w:val="Bullets (user)"/>
+  <w:style w:type="character" w:styleId="Bullets">
+    <w:name w:val="Bullets"/>
     <w:qFormat/>
     <w:rPr>
       <w:rFonts w:ascii="OpenSymbol" w:hAnsi="OpenSymbol" w:eastAsia="OpenSymbol" w:cs="OpenSymbol"/>
@@ -5295,6 +6007,16 @@
     <w:rPr>
       <w:rFonts w:cs="Noto Sans Devanagari"/>
     </w:rPr>
+  </w:style>
+  <w:style w:type="paragraph" w:styleId="TableContents">
+    <w:name w:val="Table Contents"/>
+    <w:basedOn w:val="Normal"/>
+    <w:qFormat/>
+    <w:pPr>
+      <w:widowControl w:val="false"/>
+      <w:suppressLineNumbers/>
+    </w:pPr>
+    <w:rPr/>
   </w:style>
 </w:styles>
 </file>

--- a/irodalom11.docx
+++ b/irodalom11.docx
@@ -3056,27 +3056,7 @@
           <w:szCs w:val="24"/>
           <w:lang w:val="hu-HU"/>
         </w:rPr>
-        <w:t xml:space="preserve">Keresztszínek / </w:t>
-      </w:r>
-      <w:r>
-        <w:rPr>
-          <w:b w:val="false"/>
-          <w:bCs w:val="false"/>
-          <w:sz w:val="24"/>
-          <w:szCs w:val="24"/>
-          <w:lang w:val="hu-HU"/>
-        </w:rPr>
-        <w:t>biblikus</w:t>
-      </w:r>
-      <w:r>
-        <w:rPr>
-          <w:b w:val="false"/>
-          <w:bCs w:val="false"/>
-          <w:sz w:val="24"/>
-          <w:szCs w:val="24"/>
-          <w:lang w:val="hu-HU"/>
-        </w:rPr>
-        <w:t xml:space="preserve"> színek 1-3, 15.</w:t>
+        <w:t>Keresztszínek / biblikus színek 1-3, 15.</w:t>
       </w:r>
     </w:p>
     <w:p>
@@ -3167,7 +3147,7 @@
         </w:tblCellMar>
       </w:tblPr>
       <w:tblGrid>
-        <w:gridCol w:w="2493"/>
+        <w:gridCol w:w="2492"/>
         <w:gridCol w:w="2493"/>
         <w:gridCol w:w="2493"/>
         <w:gridCol w:w="2493"/>
@@ -3176,7 +3156,7 @@
         <w:trPr/>
         <w:tc>
           <w:tcPr>
-            <w:tcW w:w="2493" w:type="dxa"/>
+            <w:tcW w:w="2492" w:type="dxa"/>
             <w:tcBorders>
               <w:top w:val="single" w:sz="4" w:space="0" w:color="000000"/>
               <w:start w:val="single" w:sz="4" w:space="0" w:color="000000"/>
@@ -3276,7 +3256,7 @@
         <w:trPr/>
         <w:tc>
           <w:tcPr>
-            <w:tcW w:w="2493" w:type="dxa"/>
+            <w:tcW w:w="2492" w:type="dxa"/>
             <w:tcBorders>
               <w:start w:val="single" w:sz="4" w:space="0" w:color="000000"/>
               <w:bottom w:val="single" w:sz="4" w:space="0" w:color="000000"/>
@@ -3375,7 +3355,7 @@
         <w:trPr/>
         <w:tc>
           <w:tcPr>
-            <w:tcW w:w="2493" w:type="dxa"/>
+            <w:tcW w:w="2492" w:type="dxa"/>
             <w:tcBorders>
               <w:start w:val="single" w:sz="4" w:space="0" w:color="000000"/>
               <w:bottom w:val="single" w:sz="4" w:space="0" w:color="000000"/>
@@ -3474,7 +3454,7 @@
         <w:trPr/>
         <w:tc>
           <w:tcPr>
-            <w:tcW w:w="2493" w:type="dxa"/>
+            <w:tcW w:w="2492" w:type="dxa"/>
             <w:tcBorders>
               <w:start w:val="single" w:sz="4" w:space="0" w:color="000000"/>
               <w:bottom w:val="single" w:sz="4" w:space="0" w:color="000000"/>
@@ -3573,7 +3553,7 @@
         <w:trPr/>
         <w:tc>
           <w:tcPr>
-            <w:tcW w:w="2493" w:type="dxa"/>
+            <w:tcW w:w="2492" w:type="dxa"/>
             <w:tcBorders>
               <w:start w:val="single" w:sz="4" w:space="0" w:color="000000"/>
               <w:bottom w:val="single" w:sz="4" w:space="0" w:color="000000"/>
@@ -3683,7 +3663,7 @@
         <w:trPr/>
         <w:tc>
           <w:tcPr>
-            <w:tcW w:w="2493" w:type="dxa"/>
+            <w:tcW w:w="2492" w:type="dxa"/>
             <w:tcBorders>
               <w:start w:val="single" w:sz="4" w:space="0" w:color="000000"/>
               <w:bottom w:val="single" w:sz="4" w:space="0" w:color="000000"/>
@@ -3771,6 +3751,195 @@
                 <w:lang w:val="hu-HU" w:eastAsia="zh-CN" w:bidi="hi-IN"/>
               </w:rPr>
               <w:t>A befolyásolt tömeg kivégezteti az bűntelen hadvezért (Miltiádész)</w:t>
+            </w:r>
+          </w:p>
+        </w:tc>
+      </w:tr>
+      <w:tr>
+        <w:trPr/>
+        <w:tc>
+          <w:tcPr>
+            <w:tcW w:w="2492" w:type="dxa"/>
+            <w:tcBorders>
+              <w:start w:val="single" w:sz="4" w:space="0" w:color="000000"/>
+              <w:bottom w:val="single" w:sz="4" w:space="0" w:color="000000"/>
+            </w:tcBorders>
+          </w:tcPr>
+          <w:p>
+            <w:pPr>
+              <w:pStyle w:val="TableContents"/>
+              <w:rPr>
+                <w:lang w:val="hu-HU" w:eastAsia="zh-CN" w:bidi="hi-IN"/>
+              </w:rPr>
+            </w:pPr>
+            <w:r>
+              <w:rPr>
+                <w:lang w:val="hu-HU" w:eastAsia="zh-CN" w:bidi="hi-IN"/>
+              </w:rPr>
+              <w:t>Az ókori Róma</w:t>
+            </w:r>
+          </w:p>
+        </w:tc>
+        <w:tc>
+          <w:tcPr>
+            <w:tcW w:w="2493" w:type="dxa"/>
+            <w:tcBorders>
+              <w:start w:val="single" w:sz="4" w:space="0" w:color="000000"/>
+              <w:bottom w:val="single" w:sz="4" w:space="0" w:color="000000"/>
+            </w:tcBorders>
+          </w:tcPr>
+          <w:p>
+            <w:pPr>
+              <w:pStyle w:val="TableContents"/>
+              <w:rPr>
+                <w:lang w:val="hu-HU" w:eastAsia="zh-CN" w:bidi="hi-IN"/>
+              </w:rPr>
+            </w:pPr>
+            <w:r>
+              <w:rPr>
+                <w:lang w:val="hu-HU" w:eastAsia="zh-CN" w:bidi="hi-IN"/>
+              </w:rPr>
+              <w:t>Ádám (Sergiolus), Éva (Júlia) és Lucifer (Milo): nemesek</w:t>
+            </w:r>
+          </w:p>
+        </w:tc>
+        <w:tc>
+          <w:tcPr>
+            <w:tcW w:w="2493" w:type="dxa"/>
+            <w:tcBorders>
+              <w:start w:val="single" w:sz="4" w:space="0" w:color="000000"/>
+              <w:bottom w:val="single" w:sz="4" w:space="0" w:color="000000"/>
+            </w:tcBorders>
+          </w:tcPr>
+          <w:p>
+            <w:pPr>
+              <w:pStyle w:val="TableContents"/>
+              <w:rPr>
+                <w:lang w:val="hu-HU" w:eastAsia="zh-CN" w:bidi="hi-IN"/>
+              </w:rPr>
+            </w:pPr>
+            <w:r>
+              <w:rPr>
+                <w:lang w:val="hu-HU" w:eastAsia="zh-CN" w:bidi="hi-IN"/>
+              </w:rPr>
+              <w:t>Élet élvezete (hedonizmus)</w:t>
+            </w:r>
+          </w:p>
+        </w:tc>
+        <w:tc>
+          <w:tcPr>
+            <w:tcW w:w="2493" w:type="dxa"/>
+            <w:tcBorders>
+              <w:start w:val="single" w:sz="4" w:space="0" w:color="000000"/>
+              <w:bottom w:val="single" w:sz="4" w:space="0" w:color="000000"/>
+              <w:end w:val="single" w:sz="4" w:space="0" w:color="000000"/>
+            </w:tcBorders>
+          </w:tcPr>
+          <w:p>
+            <w:pPr>
+              <w:pStyle w:val="TableContents"/>
+              <w:rPr>
+                <w:lang w:val="hu-HU" w:eastAsia="zh-CN" w:bidi="hi-IN"/>
+              </w:rPr>
+            </w:pPr>
+            <w:r>
+              <w:rPr>
+                <w:lang w:val="hu-HU" w:eastAsia="zh-CN" w:bidi="hi-IN"/>
+              </w:rPr>
+              <w:t>A barbár hordák és a pestis elpusztítja Rómát. Megcsömörlenek az élvezettől.</w:t>
+            </w:r>
+          </w:p>
+        </w:tc>
+      </w:tr>
+      <w:tr>
+        <w:trPr/>
+        <w:tc>
+          <w:tcPr>
+            <w:tcW w:w="2492" w:type="dxa"/>
+            <w:tcBorders>
+              <w:start w:val="single" w:sz="4" w:space="0" w:color="000000"/>
+              <w:bottom w:val="single" w:sz="4" w:space="0" w:color="000000"/>
+            </w:tcBorders>
+          </w:tcPr>
+          <w:p>
+            <w:pPr>
+              <w:pStyle w:val="TableContents"/>
+              <w:rPr>
+                <w:lang w:val="hu-HU" w:eastAsia="zh-CN" w:bidi="hi-IN"/>
+              </w:rPr>
+            </w:pPr>
+            <w:r>
+              <w:rPr>
+                <w:lang w:val="hu-HU" w:eastAsia="zh-CN" w:bidi="hi-IN"/>
+              </w:rPr>
+              <w:t>A középkori Konstantinápoly</w:t>
+            </w:r>
+          </w:p>
+        </w:tc>
+        <w:tc>
+          <w:tcPr>
+            <w:tcW w:w="2493" w:type="dxa"/>
+            <w:tcBorders>
+              <w:start w:val="single" w:sz="4" w:space="0" w:color="000000"/>
+              <w:bottom w:val="single" w:sz="4" w:space="0" w:color="000000"/>
+            </w:tcBorders>
+          </w:tcPr>
+          <w:p>
+            <w:pPr>
+              <w:pStyle w:val="TableContents"/>
+              <w:rPr>
+                <w:lang w:val="hu-HU" w:eastAsia="zh-CN" w:bidi="hi-IN"/>
+              </w:rPr>
+            </w:pPr>
+            <w:r>
+              <w:rPr>
+                <w:lang w:val="hu-HU" w:eastAsia="zh-CN" w:bidi="hi-IN"/>
+              </w:rPr>
+            </w:r>
+          </w:p>
+        </w:tc>
+        <w:tc>
+          <w:tcPr>
+            <w:tcW w:w="2493" w:type="dxa"/>
+            <w:tcBorders>
+              <w:start w:val="single" w:sz="4" w:space="0" w:color="000000"/>
+              <w:bottom w:val="single" w:sz="4" w:space="0" w:color="000000"/>
+            </w:tcBorders>
+          </w:tcPr>
+          <w:p>
+            <w:pPr>
+              <w:pStyle w:val="TableContents"/>
+              <w:rPr>
+                <w:lang w:val="hu-HU" w:eastAsia="zh-CN" w:bidi="hi-IN"/>
+              </w:rPr>
+            </w:pPr>
+            <w:r>
+              <w:rPr>
+                <w:lang w:val="hu-HU" w:eastAsia="zh-CN" w:bidi="hi-IN"/>
+              </w:rPr>
+            </w:r>
+          </w:p>
+        </w:tc>
+        <w:tc>
+          <w:tcPr>
+            <w:tcW w:w="2493" w:type="dxa"/>
+            <w:tcBorders>
+              <w:start w:val="single" w:sz="4" w:space="0" w:color="000000"/>
+              <w:bottom w:val="single" w:sz="4" w:space="0" w:color="000000"/>
+              <w:end w:val="single" w:sz="4" w:space="0" w:color="000000"/>
+            </w:tcBorders>
+          </w:tcPr>
+          <w:p>
+            <w:pPr>
+              <w:pStyle w:val="TableContents"/>
+              <w:rPr>
+                <w:lang w:val="hu-HU" w:eastAsia="zh-CN" w:bidi="hi-IN"/>
+              </w:rPr>
+            </w:pPr>
+            <w:r>
+              <w:rPr>
+                <w:lang w:val="hu-HU" w:eastAsia="zh-CN" w:bidi="hi-IN"/>
+              </w:rPr>
             </w:r>
           </w:p>
         </w:tc>
@@ -5936,15 +6105,15 @@
       <w:lang w:val="en-US" w:eastAsia="zh-CN" w:bidi="hi-IN"/>
     </w:rPr>
   </w:style>
-  <w:style w:type="character" w:styleId="Bulletsuser">
-    <w:name w:val="Bullets (user)"/>
+  <w:style w:type="character" w:styleId="Bullets">
+    <w:name w:val="Bullets"/>
     <w:qFormat/>
     <w:rPr>
       <w:rFonts w:ascii="OpenSymbol" w:hAnsi="OpenSymbol" w:eastAsia="OpenSymbol" w:cs="OpenSymbol"/>
     </w:rPr>
   </w:style>
-  <w:style w:type="character" w:styleId="Bullets">
-    <w:name w:val="Bullets"/>
+  <w:style w:type="character" w:styleId="Bulletsuser">
+    <w:name w:val="Bullets (user)"/>
     <w:qFormat/>
     <w:rPr>
       <w:rFonts w:ascii="OpenSymbol" w:hAnsi="OpenSymbol" w:eastAsia="OpenSymbol" w:cs="OpenSymbol"/>

--- a/irodalom11.docx
+++ b/irodalom11.docx
@@ -3895,6 +3895,7 @@
               <w:rPr>
                 <w:lang w:val="hu-HU" w:eastAsia="zh-CN" w:bidi="hi-IN"/>
               </w:rPr>
+              <w:t>Ádám: Keresztes Lovag (tankréd),Éva: apáca (Izóra), Lucifer: fegyverhordó</w:t>
             </w:r>
           </w:p>
         </w:tc>
@@ -3917,6 +3918,7 @@
               <w:rPr>
                 <w:lang w:val="hu-HU" w:eastAsia="zh-CN" w:bidi="hi-IN"/>
               </w:rPr>
+              <w:t>Kereszténység, nők, egyház védelme, Lovagi erények</w:t>
             </w:r>
           </w:p>
         </w:tc>
@@ -3940,6 +3942,209 @@
               <w:rPr>
                 <w:lang w:val="hu-HU" w:eastAsia="zh-CN" w:bidi="hi-IN"/>
               </w:rPr>
+              <w:t>Ádám csalódik a keresztények egymást pusztítják, vallási kérdések niatt az egyház elzárja tőle a szerelmét.</w:t>
+            </w:r>
+          </w:p>
+        </w:tc>
+      </w:tr>
+      <w:tr>
+        <w:trPr>
+          <w:trHeight w:val="1188" w:hRule="atLeast"/>
+        </w:trPr>
+        <w:tc>
+          <w:tcPr>
+            <w:tcW w:w="2492" w:type="dxa"/>
+            <w:tcBorders>
+              <w:start w:val="single" w:sz="4" w:space="0" w:color="000000"/>
+              <w:bottom w:val="single" w:sz="4" w:space="0" w:color="000000"/>
+            </w:tcBorders>
+          </w:tcPr>
+          <w:p>
+            <w:pPr>
+              <w:pStyle w:val="TableContents"/>
+              <w:rPr>
+                <w:lang w:val="hu-HU" w:eastAsia="zh-CN" w:bidi="hi-IN"/>
+              </w:rPr>
+            </w:pPr>
+            <w:r>
+              <w:rPr>
+                <w:lang w:val="hu-HU" w:eastAsia="zh-CN" w:bidi="hi-IN"/>
+              </w:rPr>
+              <w:t>A középkori prága</w:t>
+            </w:r>
+          </w:p>
+        </w:tc>
+        <w:tc>
+          <w:tcPr>
+            <w:tcW w:w="2493" w:type="dxa"/>
+            <w:tcBorders>
+              <w:start w:val="single" w:sz="4" w:space="0" w:color="000000"/>
+              <w:bottom w:val="single" w:sz="4" w:space="0" w:color="000000"/>
+            </w:tcBorders>
+          </w:tcPr>
+          <w:p>
+            <w:pPr>
+              <w:pStyle w:val="TableContents"/>
+              <w:rPr>
+                <w:lang w:val="hu-HU" w:eastAsia="zh-CN" w:bidi="hi-IN"/>
+              </w:rPr>
+            </w:pPr>
+            <w:r>
+              <w:rPr>
+                <w:lang w:val="hu-HU" w:eastAsia="zh-CN" w:bidi="hi-IN"/>
+              </w:rPr>
+              <w:t>Ádám: Kepler, Lucifer: tanítványa, Éva: felesége (Müller Borbála)</w:t>
+            </w:r>
+          </w:p>
+        </w:tc>
+        <w:tc>
+          <w:tcPr>
+            <w:tcW w:w="2493" w:type="dxa"/>
+            <w:tcBorders>
+              <w:start w:val="single" w:sz="4" w:space="0" w:color="000000"/>
+              <w:bottom w:val="single" w:sz="4" w:space="0" w:color="000000"/>
+            </w:tcBorders>
+          </w:tcPr>
+          <w:p>
+            <w:pPr>
+              <w:pStyle w:val="TableContents"/>
+              <w:rPr>
+                <w:lang w:val="hu-HU" w:eastAsia="zh-CN" w:bidi="hi-IN"/>
+              </w:rPr>
+            </w:pPr>
+            <w:r>
+              <w:rPr>
+                <w:lang w:val="hu-HU" w:eastAsia="zh-CN" w:bidi="hi-IN"/>
+              </w:rPr>
+              <w:t xml:space="preserve">Ádám tudományban hisz (Csillagász). </w:t>
+            </w:r>
+          </w:p>
+        </w:tc>
+        <w:tc>
+          <w:tcPr>
+            <w:tcW w:w="2493" w:type="dxa"/>
+            <w:tcBorders>
+              <w:start w:val="single" w:sz="4" w:space="0" w:color="000000"/>
+              <w:bottom w:val="single" w:sz="4" w:space="0" w:color="000000"/>
+              <w:end w:val="single" w:sz="4" w:space="0" w:color="000000"/>
+            </w:tcBorders>
+          </w:tcPr>
+          <w:p>
+            <w:pPr>
+              <w:pStyle w:val="TableContents"/>
+              <w:rPr>
+                <w:lang w:val="hu-HU" w:eastAsia="zh-CN" w:bidi="hi-IN"/>
+              </w:rPr>
+            </w:pPr>
+            <w:r>
+              <w:rPr>
+                <w:lang w:val="hu-HU" w:eastAsia="zh-CN" w:bidi="hi-IN"/>
+              </w:rPr>
+              <w:t>Ádám kénytelen feláldoni a tiszta tudományt, hogy pénzhez jusson.</w:t>
+            </w:r>
+          </w:p>
+        </w:tc>
+      </w:tr>
+      <w:tr>
+        <w:trPr>
+          <w:trHeight w:val="1188" w:hRule="atLeast"/>
+        </w:trPr>
+        <w:tc>
+          <w:tcPr>
+            <w:tcW w:w="2492" w:type="dxa"/>
+            <w:tcBorders>
+              <w:start w:val="single" w:sz="4" w:space="0" w:color="000000"/>
+              <w:bottom w:val="single" w:sz="4" w:space="0" w:color="000000"/>
+            </w:tcBorders>
+          </w:tcPr>
+          <w:p>
+            <w:pPr>
+              <w:pStyle w:val="TableContents"/>
+              <w:rPr>
+                <w:lang w:val="hu-HU" w:eastAsia="zh-CN" w:bidi="hi-IN"/>
+              </w:rPr>
+            </w:pPr>
+            <w:r>
+              <w:rPr>
+                <w:lang w:val="hu-HU" w:eastAsia="zh-CN" w:bidi="hi-IN"/>
+              </w:rPr>
+              <w:t>Újkor a nagy Francia forradalom</w:t>
+            </w:r>
+          </w:p>
+        </w:tc>
+        <w:tc>
+          <w:tcPr>
+            <w:tcW w:w="2493" w:type="dxa"/>
+            <w:tcBorders>
+              <w:start w:val="single" w:sz="4" w:space="0" w:color="000000"/>
+              <w:bottom w:val="single" w:sz="4" w:space="0" w:color="000000"/>
+            </w:tcBorders>
+          </w:tcPr>
+          <w:p>
+            <w:pPr>
+              <w:pStyle w:val="TableContents"/>
+              <w:rPr>
+                <w:lang w:val="hu-HU" w:eastAsia="zh-CN" w:bidi="hi-IN"/>
+              </w:rPr>
+            </w:pPr>
+            <w:r>
+              <w:rPr>
+                <w:lang w:val="hu-HU" w:eastAsia="zh-CN" w:bidi="hi-IN"/>
+              </w:rPr>
+              <w:t>Ádám: Danton (forradalmár), Lucifer: hóhér, Éva: nemes/ forradalmárnő</w:t>
+            </w:r>
+          </w:p>
+        </w:tc>
+        <w:tc>
+          <w:tcPr>
+            <w:tcW w:w="2493" w:type="dxa"/>
+            <w:tcBorders>
+              <w:start w:val="single" w:sz="4" w:space="0" w:color="000000"/>
+              <w:bottom w:val="single" w:sz="4" w:space="0" w:color="000000"/>
+            </w:tcBorders>
+          </w:tcPr>
+          <w:p>
+            <w:pPr>
+              <w:pStyle w:val="TableContents"/>
+              <w:rPr>
+                <w:lang w:val="hu-HU" w:eastAsia="zh-CN" w:bidi="hi-IN"/>
+              </w:rPr>
+            </w:pPr>
+            <w:r>
+              <w:rPr>
+                <w:lang w:val="hu-HU" w:eastAsia="zh-CN" w:bidi="hi-IN"/>
+              </w:rPr>
+              <w:t>„</w:t>
+            </w:r>
+            <w:r>
+              <w:rPr>
+                <w:lang w:val="hu-HU" w:eastAsia="zh-CN" w:bidi="hi-IN"/>
+              </w:rPr>
+              <w:t>Szabadság, egyenlőség, testvéruség” A nemesség kivégzése.</w:t>
+            </w:r>
+          </w:p>
+        </w:tc>
+        <w:tc>
+          <w:tcPr>
+            <w:tcW w:w="2493" w:type="dxa"/>
+            <w:tcBorders>
+              <w:start w:val="single" w:sz="4" w:space="0" w:color="000000"/>
+              <w:bottom w:val="single" w:sz="4" w:space="0" w:color="000000"/>
+              <w:end w:val="single" w:sz="4" w:space="0" w:color="000000"/>
+            </w:tcBorders>
+          </w:tcPr>
+          <w:p>
+            <w:pPr>
+              <w:pStyle w:val="TableContents"/>
+              <w:rPr>
+                <w:lang w:val="hu-HU" w:eastAsia="zh-CN" w:bidi="hi-IN"/>
+              </w:rPr>
+            </w:pPr>
+            <w:r>
+              <w:rPr>
+                <w:lang w:val="hu-HU" w:eastAsia="zh-CN" w:bidi="hi-IN"/>
+              </w:rPr>
+              <w:t>A forradlamárok kivégeztetik a nemeseket, de túlkappások vannak. Kiábránul a néphatalomból Ádám.</w:t>
             </w:r>
           </w:p>
         </w:tc>
@@ -6105,15 +6310,15 @@
       <w:lang w:val="en-US" w:eastAsia="zh-CN" w:bidi="hi-IN"/>
     </w:rPr>
   </w:style>
-  <w:style w:type="character" w:styleId="Bullets">
-    <w:name w:val="Bullets"/>
+  <w:style w:type="character" w:styleId="Bulletsuser">
+    <w:name w:val="Bullets (user)"/>
     <w:qFormat/>
     <w:rPr>
       <w:rFonts w:ascii="OpenSymbol" w:hAnsi="OpenSymbol" w:eastAsia="OpenSymbol" w:cs="OpenSymbol"/>
     </w:rPr>
   </w:style>
-  <w:style w:type="character" w:styleId="Bulletsuser">
-    <w:name w:val="Bullets (user)"/>
+  <w:style w:type="character" w:styleId="Bullets">
+    <w:name w:val="Bullets"/>
     <w:qFormat/>
     <w:rPr>
       <w:rFonts w:ascii="OpenSymbol" w:hAnsi="OpenSymbol" w:eastAsia="OpenSymbol" w:cs="OpenSymbol"/>

--- a/irodalom11.docx
+++ b/irodalom11.docx
@@ -4145,6 +4145,100 @@
                 <w:lang w:val="hu-HU" w:eastAsia="zh-CN" w:bidi="hi-IN"/>
               </w:rPr>
               <w:t>A forradlamárok kivégeztetik a nemeseket, de túlkappások vannak. Kiábránul a néphatalomból Ádám.</w:t>
+            </w:r>
+          </w:p>
+        </w:tc>
+      </w:tr>
+      <w:tr>
+        <w:trPr>
+          <w:trHeight w:val="1188" w:hRule="atLeast"/>
+        </w:trPr>
+        <w:tc>
+          <w:tcPr>
+            <w:tcW w:w="2492" w:type="dxa"/>
+            <w:tcBorders>
+              <w:start w:val="single" w:sz="4" w:space="0" w:color="000000"/>
+              <w:bottom w:val="single" w:sz="4" w:space="0" w:color="000000"/>
+            </w:tcBorders>
+          </w:tcPr>
+          <w:p>
+            <w:pPr>
+              <w:pStyle w:val="TableContents"/>
+              <w:rPr>
+                <w:lang w:val="hu-HU" w:eastAsia="zh-CN" w:bidi="hi-IN"/>
+              </w:rPr>
+            </w:pPr>
+            <w:r>
+              <w:rPr>
+                <w:lang w:val="hu-HU" w:eastAsia="zh-CN" w:bidi="hi-IN"/>
+              </w:rPr>
+            </w:r>
+          </w:p>
+        </w:tc>
+        <w:tc>
+          <w:tcPr>
+            <w:tcW w:w="2493" w:type="dxa"/>
+            <w:tcBorders>
+              <w:start w:val="single" w:sz="4" w:space="0" w:color="000000"/>
+              <w:bottom w:val="single" w:sz="4" w:space="0" w:color="000000"/>
+            </w:tcBorders>
+          </w:tcPr>
+          <w:p>
+            <w:pPr>
+              <w:pStyle w:val="TableContents"/>
+              <w:rPr>
+                <w:lang w:val="hu-HU" w:eastAsia="zh-CN" w:bidi="hi-IN"/>
+              </w:rPr>
+            </w:pPr>
+            <w:r>
+              <w:rPr>
+                <w:lang w:val="hu-HU" w:eastAsia="zh-CN" w:bidi="hi-IN"/>
+              </w:rPr>
+            </w:r>
+          </w:p>
+        </w:tc>
+        <w:tc>
+          <w:tcPr>
+            <w:tcW w:w="2493" w:type="dxa"/>
+            <w:tcBorders>
+              <w:start w:val="single" w:sz="4" w:space="0" w:color="000000"/>
+              <w:bottom w:val="single" w:sz="4" w:space="0" w:color="000000"/>
+            </w:tcBorders>
+          </w:tcPr>
+          <w:p>
+            <w:pPr>
+              <w:pStyle w:val="TableContents"/>
+              <w:rPr>
+                <w:lang w:val="hu-HU" w:eastAsia="zh-CN" w:bidi="hi-IN"/>
+              </w:rPr>
+            </w:pPr>
+            <w:r>
+              <w:rPr>
+                <w:lang w:val="hu-HU" w:eastAsia="zh-CN" w:bidi="hi-IN"/>
+              </w:rPr>
+            </w:r>
+          </w:p>
+        </w:tc>
+        <w:tc>
+          <w:tcPr>
+            <w:tcW w:w="2493" w:type="dxa"/>
+            <w:tcBorders>
+              <w:start w:val="single" w:sz="4" w:space="0" w:color="000000"/>
+              <w:bottom w:val="single" w:sz="4" w:space="0" w:color="000000"/>
+              <w:end w:val="single" w:sz="4" w:space="0" w:color="000000"/>
+            </w:tcBorders>
+          </w:tcPr>
+          <w:p>
+            <w:pPr>
+              <w:pStyle w:val="TableContents"/>
+              <w:rPr>
+                <w:lang w:val="hu-HU" w:eastAsia="zh-CN" w:bidi="hi-IN"/>
+              </w:rPr>
+            </w:pPr>
+            <w:r>
+              <w:rPr>
+                <w:lang w:val="hu-HU" w:eastAsia="zh-CN" w:bidi="hi-IN"/>
+              </w:rPr>
             </w:r>
           </w:p>
         </w:tc>
@@ -6310,15 +6404,15 @@
       <w:lang w:val="en-US" w:eastAsia="zh-CN" w:bidi="hi-IN"/>
     </w:rPr>
   </w:style>
-  <w:style w:type="character" w:styleId="Bulletsuser">
-    <w:name w:val="Bullets (user)"/>
+  <w:style w:type="character" w:styleId="Bullets">
+    <w:name w:val="Bullets"/>
     <w:qFormat/>
     <w:rPr>
       <w:rFonts w:ascii="OpenSymbol" w:hAnsi="OpenSymbol" w:eastAsia="OpenSymbol" w:cs="OpenSymbol"/>
     </w:rPr>
   </w:style>
-  <w:style w:type="character" w:styleId="Bullets">
-    <w:name w:val="Bullets"/>
+  <w:style w:type="character" w:styleId="Bulletsuser">
+    <w:name w:val="Bullets (user)"/>
     <w:qFormat/>
     <w:rPr>
       <w:rFonts w:ascii="OpenSymbol" w:hAnsi="OpenSymbol" w:eastAsia="OpenSymbol" w:cs="OpenSymbol"/>

--- a/irodalom11.docx
+++ b/irodalom11.docx
@@ -4172,6 +4172,7 @@
               <w:rPr>
                 <w:lang w:val="hu-HU" w:eastAsia="zh-CN" w:bidi="hi-IN"/>
               </w:rPr>
+              <w:t>Újkor Lonodn (vásár)</w:t>
             </w:r>
           </w:p>
         </w:tc>
@@ -4194,6 +4195,7 @@
               <w:rPr>
                 <w:lang w:val="hu-HU" w:eastAsia="zh-CN" w:bidi="hi-IN"/>
               </w:rPr>
+              <w:t>Ádám és Lucifer munkások, Éva polgárlány</w:t>
             </w:r>
           </w:p>
         </w:tc>
@@ -4216,6 +4218,7 @@
               <w:rPr>
                 <w:lang w:val="hu-HU" w:eastAsia="zh-CN" w:bidi="hi-IN"/>
               </w:rPr>
+              <w:t>Haszonszervés és pénz irányítja az embereket</w:t>
             </w:r>
           </w:p>
         </w:tc>
@@ -4239,6 +4242,425 @@
               <w:rPr>
                 <w:lang w:val="hu-HU" w:eastAsia="zh-CN" w:bidi="hi-IN"/>
               </w:rPr>
+              <w:t>Évát is a gazdag férj motiválja. Ádám kiábrándul.</w:t>
+            </w:r>
+          </w:p>
+        </w:tc>
+      </w:tr>
+      <w:tr>
+        <w:trPr>
+          <w:trHeight w:val="1188" w:hRule="atLeast"/>
+        </w:trPr>
+        <w:tc>
+          <w:tcPr>
+            <w:tcW w:w="2492" w:type="dxa"/>
+            <w:tcBorders>
+              <w:start w:val="single" w:sz="4" w:space="0" w:color="000000"/>
+              <w:bottom w:val="single" w:sz="4" w:space="0" w:color="000000"/>
+            </w:tcBorders>
+          </w:tcPr>
+          <w:p>
+            <w:pPr>
+              <w:pStyle w:val="TableContents"/>
+              <w:rPr>
+                <w:lang w:val="hu-HU" w:eastAsia="zh-CN" w:bidi="hi-IN"/>
+              </w:rPr>
+            </w:pPr>
+            <w:r>
+              <w:rPr>
+                <w:lang w:val="hu-HU" w:eastAsia="zh-CN" w:bidi="hi-IN"/>
+              </w:rPr>
+              <w:t>Falanszter (jövő)</w:t>
+            </w:r>
+          </w:p>
+        </w:tc>
+        <w:tc>
+          <w:tcPr>
+            <w:tcW w:w="2493" w:type="dxa"/>
+            <w:tcBorders>
+              <w:start w:val="single" w:sz="4" w:space="0" w:color="000000"/>
+              <w:bottom w:val="single" w:sz="4" w:space="0" w:color="000000"/>
+            </w:tcBorders>
+          </w:tcPr>
+          <w:p>
+            <w:pPr>
+              <w:pStyle w:val="TableContents"/>
+              <w:rPr>
+                <w:lang w:val="hu-HU" w:eastAsia="zh-CN" w:bidi="hi-IN"/>
+              </w:rPr>
+            </w:pPr>
+            <w:r>
+              <w:rPr>
+                <w:lang w:val="hu-HU" w:eastAsia="zh-CN" w:bidi="hi-IN"/>
+              </w:rPr>
+              <w:t>Ádám, Lucifer falanszterlakók</w:t>
+            </w:r>
+          </w:p>
+          <w:p>
+            <w:pPr>
+              <w:pStyle w:val="TableContents"/>
+              <w:rPr>
+                <w:lang w:val="hu-HU" w:eastAsia="zh-CN" w:bidi="hi-IN"/>
+              </w:rPr>
+            </w:pPr>
+            <w:r>
+              <w:rPr>
+                <w:lang w:val="hu-HU" w:eastAsia="zh-CN" w:bidi="hi-IN"/>
+              </w:rPr>
+              <w:t>Éva: anya (falanszterlakó)</w:t>
+            </w:r>
+          </w:p>
+        </w:tc>
+        <w:tc>
+          <w:tcPr>
+            <w:tcW w:w="2493" w:type="dxa"/>
+            <w:tcBorders>
+              <w:start w:val="single" w:sz="4" w:space="0" w:color="000000"/>
+              <w:bottom w:val="single" w:sz="4" w:space="0" w:color="000000"/>
+            </w:tcBorders>
+          </w:tcPr>
+          <w:p>
+            <w:pPr>
+              <w:pStyle w:val="TableContents"/>
+              <w:rPr>
+                <w:lang w:val="hu-HU" w:eastAsia="zh-CN" w:bidi="hi-IN"/>
+              </w:rPr>
+            </w:pPr>
+            <w:r>
+              <w:rPr>
+                <w:lang w:val="hu-HU" w:eastAsia="zh-CN" w:bidi="hi-IN"/>
+              </w:rPr>
+              <w:t>Disztópia (negatív jövő). Cél a megélhetés, életben maradás.</w:t>
+            </w:r>
+          </w:p>
+        </w:tc>
+        <w:tc>
+          <w:tcPr>
+            <w:tcW w:w="2493" w:type="dxa"/>
+            <w:tcBorders>
+              <w:start w:val="single" w:sz="4" w:space="0" w:color="000000"/>
+              <w:bottom w:val="single" w:sz="4" w:space="0" w:color="000000"/>
+              <w:end w:val="single" w:sz="4" w:space="0" w:color="000000"/>
+            </w:tcBorders>
+          </w:tcPr>
+          <w:p>
+            <w:pPr>
+              <w:pStyle w:val="TableContents"/>
+              <w:rPr>
+                <w:lang w:val="hu-HU" w:eastAsia="zh-CN" w:bidi="hi-IN"/>
+              </w:rPr>
+            </w:pPr>
+            <w:r>
+              <w:rPr>
+                <w:lang w:val="hu-HU" w:eastAsia="zh-CN" w:bidi="hi-IN"/>
+              </w:rPr>
+              <w:t>Elfogyott nyersanyagok, kialakult fajok. Ezeket tudományos eszközökkel próbálják pótolni. Az érzelmek, művészetnek nincs helye.</w:t>
+            </w:r>
+          </w:p>
+        </w:tc>
+      </w:tr>
+      <w:tr>
+        <w:trPr>
+          <w:trHeight w:val="1188" w:hRule="atLeast"/>
+        </w:trPr>
+        <w:tc>
+          <w:tcPr>
+            <w:tcW w:w="2492" w:type="dxa"/>
+            <w:tcBorders>
+              <w:start w:val="single" w:sz="4" w:space="0" w:color="000000"/>
+              <w:bottom w:val="single" w:sz="4" w:space="0" w:color="000000"/>
+            </w:tcBorders>
+          </w:tcPr>
+          <w:p>
+            <w:pPr>
+              <w:pStyle w:val="TableContents"/>
+              <w:rPr>
+                <w:lang w:val="hu-HU" w:eastAsia="zh-CN" w:bidi="hi-IN"/>
+              </w:rPr>
+            </w:pPr>
+            <w:r>
+              <w:rPr>
+                <w:lang w:val="hu-HU" w:eastAsia="zh-CN" w:bidi="hi-IN"/>
+              </w:rPr>
+              <w:t>Az űr</w:t>
+            </w:r>
+          </w:p>
+        </w:tc>
+        <w:tc>
+          <w:tcPr>
+            <w:tcW w:w="2493" w:type="dxa"/>
+            <w:tcBorders>
+              <w:start w:val="single" w:sz="4" w:space="0" w:color="000000"/>
+              <w:bottom w:val="single" w:sz="4" w:space="0" w:color="000000"/>
+            </w:tcBorders>
+          </w:tcPr>
+          <w:p>
+            <w:pPr>
+              <w:pStyle w:val="TableContents"/>
+              <w:rPr>
+                <w:lang w:val="hu-HU" w:eastAsia="zh-CN" w:bidi="hi-IN"/>
+              </w:rPr>
+            </w:pPr>
+            <w:r>
+              <w:rPr>
+                <w:lang w:val="hu-HU" w:eastAsia="zh-CN" w:bidi="hi-IN"/>
+              </w:rPr>
+              <w:t>Ádám Lucifer</w:t>
+            </w:r>
+          </w:p>
+        </w:tc>
+        <w:tc>
+          <w:tcPr>
+            <w:tcW w:w="2493" w:type="dxa"/>
+            <w:tcBorders>
+              <w:start w:val="single" w:sz="4" w:space="0" w:color="000000"/>
+              <w:bottom w:val="single" w:sz="4" w:space="0" w:color="000000"/>
+            </w:tcBorders>
+          </w:tcPr>
+          <w:p>
+            <w:pPr>
+              <w:pStyle w:val="TableContents"/>
+              <w:rPr>
+                <w:lang w:val="hu-HU" w:eastAsia="zh-CN" w:bidi="hi-IN"/>
+              </w:rPr>
+            </w:pPr>
+            <w:r>
+              <w:rPr>
+                <w:lang w:val="hu-HU" w:eastAsia="zh-CN" w:bidi="hi-IN"/>
+              </w:rPr>
+              <w:t>Ádám végleg kiábrándul az emberiségből</w:t>
+            </w:r>
+          </w:p>
+        </w:tc>
+        <w:tc>
+          <w:tcPr>
+            <w:tcW w:w="2493" w:type="dxa"/>
+            <w:tcBorders>
+              <w:start w:val="single" w:sz="4" w:space="0" w:color="000000"/>
+              <w:bottom w:val="single" w:sz="4" w:space="0" w:color="000000"/>
+              <w:end w:val="single" w:sz="4" w:space="0" w:color="000000"/>
+            </w:tcBorders>
+          </w:tcPr>
+          <w:p>
+            <w:pPr>
+              <w:pStyle w:val="TableContents"/>
+              <w:rPr>
+                <w:lang w:val="hu-HU" w:eastAsia="zh-CN" w:bidi="hi-IN"/>
+              </w:rPr>
+            </w:pPr>
+            <w:r>
+              <w:rPr>
+                <w:lang w:val="hu-HU" w:eastAsia="zh-CN" w:bidi="hi-IN"/>
+              </w:rPr>
+              <w:t>Utazunk az Űrben, Ádám haldoklik. A föld szelleme visszahívja Ádám halálfélve nagyobb a kétségbeesésnél</w:t>
+            </w:r>
+          </w:p>
+        </w:tc>
+      </w:tr>
+      <w:tr>
+        <w:trPr>
+          <w:trHeight w:val="1188" w:hRule="atLeast"/>
+        </w:trPr>
+        <w:tc>
+          <w:tcPr>
+            <w:tcW w:w="2492" w:type="dxa"/>
+            <w:tcBorders>
+              <w:start w:val="single" w:sz="4" w:space="0" w:color="000000"/>
+              <w:bottom w:val="single" w:sz="4" w:space="0" w:color="000000"/>
+            </w:tcBorders>
+          </w:tcPr>
+          <w:p>
+            <w:pPr>
+              <w:pStyle w:val="TableContents"/>
+              <w:rPr>
+                <w:lang w:val="hu-HU" w:eastAsia="zh-CN" w:bidi="hi-IN"/>
+              </w:rPr>
+            </w:pPr>
+            <w:r>
+              <w:rPr>
+                <w:lang w:val="hu-HU" w:eastAsia="zh-CN" w:bidi="hi-IN"/>
+              </w:rPr>
+              <w:t>Eszkimósz</w:t>
+            </w:r>
+            <w:r>
+              <w:rPr>
+                <w:lang w:val="hu-HU" w:eastAsia="zh-CN" w:bidi="hi-IN"/>
+              </w:rPr>
+              <w:t>í</w:t>
+            </w:r>
+            <w:r>
+              <w:rPr>
+                <w:lang w:val="hu-HU" w:eastAsia="zh-CN" w:bidi="hi-IN"/>
+              </w:rPr>
+              <w:t>n (az egyenlítőnél)</w:t>
+            </w:r>
+          </w:p>
+        </w:tc>
+        <w:tc>
+          <w:tcPr>
+            <w:tcW w:w="2493" w:type="dxa"/>
+            <w:tcBorders>
+              <w:start w:val="single" w:sz="4" w:space="0" w:color="000000"/>
+              <w:bottom w:val="single" w:sz="4" w:space="0" w:color="000000"/>
+            </w:tcBorders>
+          </w:tcPr>
+          <w:p>
+            <w:pPr>
+              <w:pStyle w:val="TableContents"/>
+              <w:rPr>
+                <w:lang w:val="hu-HU" w:eastAsia="zh-CN" w:bidi="hi-IN"/>
+              </w:rPr>
+            </w:pPr>
+            <w:r>
+              <w:rPr>
+                <w:lang w:val="hu-HU" w:eastAsia="zh-CN" w:bidi="hi-IN"/>
+              </w:rPr>
+              <w:t>Éva: az eszkimó felesége; Ádám és Lucifer: utazók</w:t>
+            </w:r>
+          </w:p>
+        </w:tc>
+        <w:tc>
+          <w:tcPr>
+            <w:tcW w:w="2493" w:type="dxa"/>
+            <w:tcBorders>
+              <w:start w:val="single" w:sz="4" w:space="0" w:color="000000"/>
+              <w:bottom w:val="single" w:sz="4" w:space="0" w:color="000000"/>
+            </w:tcBorders>
+          </w:tcPr>
+          <w:p>
+            <w:pPr>
+              <w:pStyle w:val="TableContents"/>
+              <w:rPr>
+                <w:lang w:val="hu-HU" w:eastAsia="zh-CN" w:bidi="hi-IN"/>
+              </w:rPr>
+            </w:pPr>
+            <w:r>
+              <w:rPr>
+                <w:lang w:val="hu-HU" w:eastAsia="zh-CN" w:bidi="hi-IN"/>
+              </w:rPr>
+              <w:t>Csak az életben maradás a cél, az emberiség maradéka eltorzult testileg és lelkileg</w:t>
+            </w:r>
+          </w:p>
+        </w:tc>
+        <w:tc>
+          <w:tcPr>
+            <w:tcW w:w="2493" w:type="dxa"/>
+            <w:tcBorders>
+              <w:start w:val="single" w:sz="4" w:space="0" w:color="000000"/>
+              <w:bottom w:val="single" w:sz="4" w:space="0" w:color="000000"/>
+              <w:end w:val="single" w:sz="4" w:space="0" w:color="000000"/>
+            </w:tcBorders>
+          </w:tcPr>
+          <w:p>
+            <w:pPr>
+              <w:pStyle w:val="TableContents"/>
+              <w:rPr>
+                <w:lang w:val="hu-HU" w:eastAsia="zh-CN" w:bidi="hi-IN"/>
+              </w:rPr>
+            </w:pPr>
+            <w:r>
+              <w:rPr>
+                <w:lang w:val="hu-HU" w:eastAsia="zh-CN" w:bidi="hi-IN"/>
+              </w:rPr>
+              <w:t>Ádám elemnekült az eltorzult Éva elől. Ádám felébred, véget ér a történelmi utazás</w:t>
+            </w:r>
+          </w:p>
+        </w:tc>
+      </w:tr>
+      <w:tr>
+        <w:trPr>
+          <w:trHeight w:val="1188" w:hRule="atLeast"/>
+        </w:trPr>
+        <w:tc>
+          <w:tcPr>
+            <w:tcW w:w="2492" w:type="dxa"/>
+            <w:tcBorders>
+              <w:start w:val="single" w:sz="4" w:space="0" w:color="000000"/>
+              <w:bottom w:val="single" w:sz="4" w:space="0" w:color="000000"/>
+            </w:tcBorders>
+          </w:tcPr>
+          <w:p>
+            <w:pPr>
+              <w:pStyle w:val="TableContents"/>
+              <w:rPr>
+                <w:lang w:val="hu-HU" w:eastAsia="zh-CN" w:bidi="hi-IN"/>
+              </w:rPr>
+            </w:pPr>
+            <w:r>
+              <w:rPr>
+                <w:lang w:val="hu-HU" w:eastAsia="zh-CN" w:bidi="hi-IN"/>
+              </w:rPr>
+              <w:t>A paradicsomon kívül</w:t>
+            </w:r>
+          </w:p>
+        </w:tc>
+        <w:tc>
+          <w:tcPr>
+            <w:tcW w:w="2493" w:type="dxa"/>
+            <w:tcBorders>
+              <w:start w:val="single" w:sz="4" w:space="0" w:color="000000"/>
+              <w:bottom w:val="single" w:sz="4" w:space="0" w:color="000000"/>
+            </w:tcBorders>
+          </w:tcPr>
+          <w:p>
+            <w:pPr>
+              <w:pStyle w:val="TableContents"/>
+              <w:rPr>
+                <w:lang w:val="hu-HU" w:eastAsia="zh-CN" w:bidi="hi-IN"/>
+              </w:rPr>
+            </w:pPr>
+            <w:r>
+              <w:rPr>
+                <w:lang w:val="hu-HU" w:eastAsia="zh-CN" w:bidi="hi-IN"/>
+              </w:rPr>
+              <w:t>Ádám, Éva, Lucifer, Úr</w:t>
+            </w:r>
+          </w:p>
+        </w:tc>
+        <w:tc>
+          <w:tcPr>
+            <w:tcW w:w="2493" w:type="dxa"/>
+            <w:tcBorders>
+              <w:start w:val="single" w:sz="4" w:space="0" w:color="000000"/>
+              <w:bottom w:val="single" w:sz="4" w:space="0" w:color="000000"/>
+            </w:tcBorders>
+          </w:tcPr>
+          <w:p>
+            <w:pPr>
+              <w:pStyle w:val="TableContents"/>
+              <w:rPr>
+                <w:lang w:val="hu-HU" w:eastAsia="zh-CN" w:bidi="hi-IN"/>
+              </w:rPr>
+            </w:pPr>
+            <w:r>
+              <w:rPr>
+                <w:lang w:val="hu-HU" w:eastAsia="zh-CN" w:bidi="hi-IN"/>
+              </w:rPr>
+              <w:t>Az emberi élet célja a folyamatos küzdelem. Lucifer sorsa, hogy rossz szándékai jó eredményeket hoznak.</w:t>
+            </w:r>
+          </w:p>
+        </w:tc>
+        <w:tc>
+          <w:tcPr>
+            <w:tcW w:w="2493" w:type="dxa"/>
+            <w:tcBorders>
+              <w:start w:val="single" w:sz="4" w:space="0" w:color="000000"/>
+              <w:bottom w:val="single" w:sz="4" w:space="0" w:color="000000"/>
+              <w:end w:val="single" w:sz="4" w:space="0" w:color="000000"/>
+            </w:tcBorders>
+          </w:tcPr>
+          <w:p>
+            <w:pPr>
+              <w:pStyle w:val="TableContents"/>
+              <w:rPr>
+                <w:lang w:val="hu-HU" w:eastAsia="zh-CN" w:bidi="hi-IN"/>
+              </w:rPr>
+            </w:pPr>
+            <w:r>
+              <w:rPr>
+                <w:lang w:val="hu-HU" w:eastAsia="zh-CN" w:bidi="hi-IN"/>
+              </w:rPr>
+              <w:t>Ádám öngyilkosságra készül de Éva bejelenti hogy, gyermeket vár. Az Úr kedyébe veszi az embert.</w:t>
             </w:r>
           </w:p>
         </w:tc>
@@ -4265,6 +4687,165 @@
           <w:szCs w:val="24"/>
           <w:lang w:val="hu-HU"/>
         </w:rPr>
+      </w:r>
+    </w:p>
+    <w:p>
+      <w:pPr>
+        <w:pStyle w:val="Normal"/>
+        <w:bidi w:val="0"/>
+        <w:jc w:val="start"/>
+        <w:rPr>
+          <w:b w:val="false"/>
+          <w:bCs w:val="false"/>
+          <w:sz w:val="24"/>
+          <w:szCs w:val="24"/>
+          <w:lang w:val="hu-HU"/>
+        </w:rPr>
+      </w:pPr>
+      <w:r>
+        <w:rPr>
+          <w:b w:val="false"/>
+          <w:bCs w:val="false"/>
+          <w:sz w:val="24"/>
+          <w:szCs w:val="24"/>
+          <w:lang w:val="hu-HU"/>
+        </w:rPr>
+      </w:r>
+    </w:p>
+    <w:p>
+      <w:pPr>
+        <w:pStyle w:val="Normal"/>
+        <w:bidi w:val="0"/>
+        <w:jc w:val="start"/>
+        <w:rPr>
+          <w:b/>
+          <w:bCs/>
+          <w:sz w:val="24"/>
+          <w:szCs w:val="24"/>
+          <w:lang w:val="hu-HU"/>
+        </w:rPr>
+      </w:pPr>
+      <w:r>
+        <w:rPr>
+          <w:b/>
+          <w:bCs/>
+          <w:sz w:val="24"/>
+          <w:szCs w:val="24"/>
+          <w:lang w:val="hu-HU"/>
+        </w:rPr>
+        <w:t>Időkezelés:</w:t>
+      </w:r>
+    </w:p>
+    <w:p>
+      <w:pPr>
+        <w:pStyle w:val="Normal"/>
+        <w:numPr>
+          <w:ilvl w:val="0"/>
+          <w:numId w:val="15"/>
+        </w:numPr>
+        <w:bidi w:val="0"/>
+        <w:jc w:val="start"/>
+        <w:rPr>
+          <w:b w:val="false"/>
+          <w:bCs w:val="false"/>
+          <w:sz w:val="24"/>
+          <w:szCs w:val="24"/>
+          <w:lang w:val="hu-HU"/>
+        </w:rPr>
+      </w:pPr>
+      <w:r>
+        <w:rPr>
+          <w:b w:val="false"/>
+          <w:bCs w:val="false"/>
+          <w:sz w:val="24"/>
+          <w:szCs w:val="24"/>
+          <w:lang w:val="hu-HU"/>
+        </w:rPr>
+        <w:t>1-3 és 15. szyn: az emberiség kezdetei („mitikus” idő)</w:t>
+      </w:r>
+    </w:p>
+    <w:p>
+      <w:pPr>
+        <w:pStyle w:val="Normal"/>
+        <w:numPr>
+          <w:ilvl w:val="0"/>
+          <w:numId w:val="15"/>
+        </w:numPr>
+        <w:bidi w:val="0"/>
+        <w:jc w:val="start"/>
+        <w:rPr>
+          <w:b w:val="false"/>
+          <w:bCs w:val="false"/>
+          <w:sz w:val="24"/>
+          <w:szCs w:val="24"/>
+          <w:lang w:val="hu-HU"/>
+        </w:rPr>
+      </w:pPr>
+      <w:r>
+        <w:rPr>
+          <w:b w:val="false"/>
+          <w:bCs w:val="false"/>
+          <w:sz w:val="24"/>
+          <w:szCs w:val="24"/>
+          <w:lang w:val="hu-HU"/>
+        </w:rPr>
+        <w:t>4-9. szín: történelmi múlt</w:t>
+      </w:r>
+    </w:p>
+    <w:p>
+      <w:pPr>
+        <w:pStyle w:val="Normal"/>
+        <w:numPr>
+          <w:ilvl w:val="0"/>
+          <w:numId w:val="15"/>
+        </w:numPr>
+        <w:bidi w:val="0"/>
+        <w:jc w:val="start"/>
+        <w:rPr>
+          <w:b w:val="false"/>
+          <w:bCs w:val="false"/>
+          <w:sz w:val="24"/>
+          <w:szCs w:val="24"/>
+          <w:lang w:val="hu-HU"/>
+        </w:rPr>
+      </w:pPr>
+      <w:r>
+        <w:rPr>
+          <w:b w:val="false"/>
+          <w:bCs w:val="false"/>
+          <w:sz w:val="24"/>
+          <w:szCs w:val="24"/>
+          <w:lang w:val="hu-HU"/>
+        </w:rPr>
+        <w:t>10. szín (London): a szerző, Madách jelenete</w:t>
+      </w:r>
+    </w:p>
+    <w:p>
+      <w:pPr>
+        <w:pStyle w:val="Normal"/>
+        <w:numPr>
+          <w:ilvl w:val="0"/>
+          <w:numId w:val="15"/>
+        </w:numPr>
+        <w:bidi w:val="0"/>
+        <w:jc w:val="start"/>
+        <w:rPr>
+          <w:b w:val="false"/>
+          <w:bCs w:val="false"/>
+          <w:sz w:val="24"/>
+          <w:szCs w:val="24"/>
+          <w:lang w:val="hu-HU"/>
+        </w:rPr>
+      </w:pPr>
+      <w:r>
+        <w:rPr>
+          <w:b w:val="false"/>
+          <w:bCs w:val="false"/>
+          <w:sz w:val="24"/>
+          <w:szCs w:val="24"/>
+          <w:lang w:val="hu-HU"/>
+        </w:rPr>
+        <w:t xml:space="preserve">11-14. szín: elképzelt jövő, disztópia </w:t>
       </w:r>
     </w:p>
     <w:sectPr>
@@ -6201,6 +6782,143 @@
     </w:lvl>
   </w:abstractNum>
   <w:abstractNum w:abstractNumId="15">
+    <w:lvl w:ilvl="0">
+      <w:start w:val="1"/>
+      <w:numFmt w:val="bullet"/>
+      <w:lvlText w:val=""/>
+      <w:lvlJc w:val="start"/>
+      <w:pPr>
+        <w:tabs>
+          <w:tab w:val="num" w:pos="720"/>
+        </w:tabs>
+        <w:ind w:start="720" w:hanging="360"/>
+      </w:pPr>
+      <w:rPr>
+        <w:rFonts w:ascii="Symbol" w:hAnsi="Symbol" w:cs="Symbol" w:hint="default"/>
+      </w:rPr>
+    </w:lvl>
+    <w:lvl w:ilvl="1">
+      <w:start w:val="1"/>
+      <w:numFmt w:val="bullet"/>
+      <w:lvlText w:val=""/>
+      <w:lvlJc w:val="start"/>
+      <w:pPr>
+        <w:tabs>
+          <w:tab w:val="num" w:pos="1080"/>
+        </w:tabs>
+        <w:ind w:start="1080" w:hanging="360"/>
+      </w:pPr>
+      <w:rPr>
+        <w:rFonts w:ascii="Symbol" w:hAnsi="Symbol" w:cs="Symbol" w:hint="default"/>
+      </w:rPr>
+    </w:lvl>
+    <w:lvl w:ilvl="2">
+      <w:start w:val="1"/>
+      <w:numFmt w:val="bullet"/>
+      <w:lvlText w:val=""/>
+      <w:lvlJc w:val="start"/>
+      <w:pPr>
+        <w:tabs>
+          <w:tab w:val="num" w:pos="1440"/>
+        </w:tabs>
+        <w:ind w:start="1440" w:hanging="360"/>
+      </w:pPr>
+      <w:rPr>
+        <w:rFonts w:ascii="Symbol" w:hAnsi="Symbol" w:cs="Symbol" w:hint="default"/>
+      </w:rPr>
+    </w:lvl>
+    <w:lvl w:ilvl="3">
+      <w:start w:val="1"/>
+      <w:numFmt w:val="bullet"/>
+      <w:lvlText w:val=""/>
+      <w:lvlJc w:val="start"/>
+      <w:pPr>
+        <w:tabs>
+          <w:tab w:val="num" w:pos="1800"/>
+        </w:tabs>
+        <w:ind w:start="1800" w:hanging="360"/>
+      </w:pPr>
+      <w:rPr>
+        <w:rFonts w:ascii="Symbol" w:hAnsi="Symbol" w:cs="Symbol" w:hint="default"/>
+      </w:rPr>
+    </w:lvl>
+    <w:lvl w:ilvl="4">
+      <w:start w:val="1"/>
+      <w:numFmt w:val="bullet"/>
+      <w:lvlText w:val=""/>
+      <w:lvlJc w:val="start"/>
+      <w:pPr>
+        <w:tabs>
+          <w:tab w:val="num" w:pos="2160"/>
+        </w:tabs>
+        <w:ind w:start="2160" w:hanging="360"/>
+      </w:pPr>
+      <w:rPr>
+        <w:rFonts w:ascii="Symbol" w:hAnsi="Symbol" w:cs="Symbol" w:hint="default"/>
+      </w:rPr>
+    </w:lvl>
+    <w:lvl w:ilvl="5">
+      <w:start w:val="1"/>
+      <w:numFmt w:val="bullet"/>
+      <w:lvlText w:val=""/>
+      <w:lvlJc w:val="start"/>
+      <w:pPr>
+        <w:tabs>
+          <w:tab w:val="num" w:pos="2520"/>
+        </w:tabs>
+        <w:ind w:start="2520" w:hanging="360"/>
+      </w:pPr>
+      <w:rPr>
+        <w:rFonts w:ascii="Symbol" w:hAnsi="Symbol" w:cs="Symbol" w:hint="default"/>
+      </w:rPr>
+    </w:lvl>
+    <w:lvl w:ilvl="6">
+      <w:start w:val="1"/>
+      <w:numFmt w:val="bullet"/>
+      <w:lvlText w:val=""/>
+      <w:lvlJc w:val="start"/>
+      <w:pPr>
+        <w:tabs>
+          <w:tab w:val="num" w:pos="2880"/>
+        </w:tabs>
+        <w:ind w:start="2880" w:hanging="360"/>
+      </w:pPr>
+      <w:rPr>
+        <w:rFonts w:ascii="Symbol" w:hAnsi="Symbol" w:cs="Symbol" w:hint="default"/>
+      </w:rPr>
+    </w:lvl>
+    <w:lvl w:ilvl="7">
+      <w:start w:val="1"/>
+      <w:numFmt w:val="bullet"/>
+      <w:lvlText w:val=""/>
+      <w:lvlJc w:val="start"/>
+      <w:pPr>
+        <w:tabs>
+          <w:tab w:val="num" w:pos="3240"/>
+        </w:tabs>
+        <w:ind w:start="3240" w:hanging="360"/>
+      </w:pPr>
+      <w:rPr>
+        <w:rFonts w:ascii="Symbol" w:hAnsi="Symbol" w:cs="Symbol" w:hint="default"/>
+      </w:rPr>
+    </w:lvl>
+    <w:lvl w:ilvl="8">
+      <w:start w:val="1"/>
+      <w:numFmt w:val="bullet"/>
+      <w:lvlText w:val=""/>
+      <w:lvlJc w:val="start"/>
+      <w:pPr>
+        <w:tabs>
+          <w:tab w:val="num" w:pos="3600"/>
+        </w:tabs>
+        <w:ind w:start="3600" w:hanging="360"/>
+      </w:pPr>
+      <w:rPr>
+        <w:rFonts w:ascii="Symbol" w:hAnsi="Symbol" w:cs="Symbol" w:hint="default"/>
+      </w:rPr>
+    </w:lvl>
+  </w:abstractNum>
+  <w:abstractNum w:abstractNumId="16">
     <w:lvl w:ilvl="0">
       <w:start w:val="1"/>
       <w:numFmt w:val="none"/>
@@ -6363,6 +7081,9 @@
   </w:num>
   <w:num w:numId="15">
     <w:abstractNumId w:val="15"/>
+  </w:num>
+  <w:num w:numId="16">
+    <w:abstractNumId w:val="16"/>
   </w:num>
 </w:numbering>
 </file>

--- a/irodalom11.docx
+++ b/irodalom11.docx
@@ -4480,19 +4480,7 @@
               <w:rPr>
                 <w:lang w:val="hu-HU" w:eastAsia="zh-CN" w:bidi="hi-IN"/>
               </w:rPr>
-              <w:t>Eszkimósz</w:t>
-            </w:r>
-            <w:r>
-              <w:rPr>
-                <w:lang w:val="hu-HU" w:eastAsia="zh-CN" w:bidi="hi-IN"/>
-              </w:rPr>
-              <w:t>í</w:t>
-            </w:r>
-            <w:r>
-              <w:rPr>
-                <w:lang w:val="hu-HU" w:eastAsia="zh-CN" w:bidi="hi-IN"/>
-              </w:rPr>
-              <w:t>n (az egyenlítőnél)</w:t>
+              <w:t>Eszkimószín (az egyenlítőnél)</w:t>
             </w:r>
           </w:p>
         </w:tc>
@@ -4848,6 +4836,215 @@
         <w:t xml:space="preserve">11-14. szín: elképzelt jövő, disztópia </w:t>
       </w:r>
     </w:p>
+    <w:p>
+      <w:pPr>
+        <w:pStyle w:val="Normal"/>
+        <w:bidi w:val="0"/>
+        <w:jc w:val="start"/>
+        <w:rPr>
+          <w:b w:val="false"/>
+          <w:bCs w:val="false"/>
+          <w:sz w:val="24"/>
+          <w:szCs w:val="24"/>
+          <w:lang w:val="hu-HU"/>
+        </w:rPr>
+      </w:pPr>
+      <w:r>
+        <w:rPr>
+          <w:b w:val="false"/>
+          <w:bCs w:val="false"/>
+          <w:sz w:val="24"/>
+          <w:szCs w:val="24"/>
+          <w:lang w:val="hu-HU"/>
+        </w:rPr>
+      </w:r>
+    </w:p>
+    <w:p>
+      <w:pPr>
+        <w:pStyle w:val="Normal"/>
+        <w:bidi w:val="0"/>
+        <w:jc w:val="start"/>
+        <w:rPr>
+          <w:b/>
+          <w:bCs/>
+          <w:sz w:val="24"/>
+          <w:szCs w:val="24"/>
+          <w:lang w:val="hu-HU"/>
+        </w:rPr>
+      </w:pPr>
+      <w:r>
+        <w:rPr>
+          <w:b/>
+          <w:bCs/>
+          <w:sz w:val="24"/>
+          <w:szCs w:val="24"/>
+          <w:lang w:val="hu-HU"/>
+        </w:rPr>
+        <w:t>Foglamak:</w:t>
+      </w:r>
+    </w:p>
+    <w:p>
+      <w:pPr>
+        <w:pStyle w:val="Normal"/>
+        <w:numPr>
+          <w:ilvl w:val="0"/>
+          <w:numId w:val="16"/>
+        </w:numPr>
+        <w:bidi w:val="0"/>
+        <w:jc w:val="start"/>
+        <w:rPr>
+          <w:b/>
+          <w:bCs/>
+          <w:sz w:val="24"/>
+          <w:szCs w:val="24"/>
+          <w:lang w:val="hu-HU"/>
+        </w:rPr>
+      </w:pPr>
+      <w:r>
+        <w:rPr>
+          <w:b/>
+          <w:bCs/>
+          <w:sz w:val="24"/>
+          <w:szCs w:val="24"/>
+          <w:lang w:val="hu-HU"/>
+        </w:rPr>
+        <w:t>utópia:</w:t>
+      </w:r>
+      <w:r>
+        <w:rPr>
+          <w:b w:val="false"/>
+          <w:bCs w:val="false"/>
+          <w:sz w:val="24"/>
+          <w:szCs w:val="24"/>
+          <w:lang w:val="hu-HU"/>
+        </w:rPr>
+        <w:t xml:space="preserve"> jövőkép egy ideális világról, társadalomról</w:t>
+      </w:r>
+    </w:p>
+    <w:p>
+      <w:pPr>
+        <w:pStyle w:val="Normal"/>
+        <w:numPr>
+          <w:ilvl w:val="0"/>
+          <w:numId w:val="16"/>
+        </w:numPr>
+        <w:bidi w:val="0"/>
+        <w:jc w:val="start"/>
+        <w:rPr>
+          <w:b/>
+          <w:bCs/>
+          <w:sz w:val="24"/>
+          <w:szCs w:val="24"/>
+          <w:lang w:val="hu-HU"/>
+        </w:rPr>
+      </w:pPr>
+      <w:r>
+        <w:rPr>
+          <w:b/>
+          <w:bCs/>
+          <w:sz w:val="24"/>
+          <w:szCs w:val="24"/>
+          <w:lang w:val="hu-HU"/>
+        </w:rPr>
+        <w:t>disztópia (vagy antiutópia, ellenutópia):</w:t>
+      </w:r>
+      <w:r>
+        <w:rPr>
+          <w:b w:val="false"/>
+          <w:bCs w:val="false"/>
+          <w:sz w:val="24"/>
+          <w:szCs w:val="24"/>
+          <w:lang w:val="hu-HU"/>
+        </w:rPr>
+        <w:t xml:space="preserve"> az utópia ellentettje. Jövőkép ez egyéni szabadságot korlátózó társadalmi rendtől</w:t>
+      </w:r>
+    </w:p>
+    <w:p>
+      <w:pPr>
+        <w:pStyle w:val="Normal"/>
+        <w:numPr>
+          <w:ilvl w:val="0"/>
+          <w:numId w:val="16"/>
+        </w:numPr>
+        <w:bidi w:val="0"/>
+        <w:jc w:val="start"/>
+        <w:rPr>
+          <w:b/>
+          <w:bCs/>
+          <w:sz w:val="24"/>
+          <w:szCs w:val="24"/>
+          <w:lang w:val="hu-HU"/>
+        </w:rPr>
+      </w:pPr>
+      <w:r>
+        <w:rPr>
+          <w:b/>
+          <w:bCs/>
+          <w:sz w:val="24"/>
+          <w:szCs w:val="24"/>
+          <w:lang w:val="hu-HU"/>
+        </w:rPr>
+        <w:t>deizmus:</w:t>
+      </w:r>
+      <w:r>
+        <w:rPr>
+          <w:b w:val="false"/>
+          <w:bCs w:val="false"/>
+          <w:sz w:val="24"/>
+          <w:szCs w:val="24"/>
+          <w:lang w:val="hu-HU"/>
+        </w:rPr>
+        <w:t xml:space="preserve"> filozófiai irányzat lényege: Isen a teremtés után magára hagyta a világot és az embert („a gép forog, az alkotó pihen”)</w:t>
+      </w:r>
+    </w:p>
+    <w:p>
+      <w:pPr>
+        <w:pStyle w:val="Normal"/>
+        <w:numPr>
+          <w:ilvl w:val="0"/>
+          <w:numId w:val="16"/>
+        </w:numPr>
+        <w:bidi w:val="0"/>
+        <w:jc w:val="start"/>
+        <w:rPr>
+          <w:b/>
+          <w:bCs/>
+          <w:sz w:val="24"/>
+          <w:szCs w:val="24"/>
+          <w:lang w:val="hu-HU"/>
+        </w:rPr>
+      </w:pPr>
+      <w:r>
+        <w:rPr>
+          <w:b/>
+          <w:bCs/>
+          <w:sz w:val="24"/>
+          <w:szCs w:val="24"/>
+          <w:lang w:val="hu-HU"/>
+        </w:rPr>
+        <w:t>hegeli dialetika:</w:t>
+      </w:r>
+      <w:r>
+        <w:rPr>
+          <w:b w:val="false"/>
+          <w:bCs w:val="false"/>
+          <w:sz w:val="24"/>
+          <w:szCs w:val="24"/>
+          <w:lang w:val="hu-HU"/>
+        </w:rPr>
+        <w:t xml:space="preserve"> Filozófiai módszer, melynek lényege, hogy a tásadalom feljődés ellen</w:t>
+      </w:r>
+      <w:r>
+        <w:rPr>
+          <w:b w:val="false"/>
+          <w:bCs w:val="false"/>
+          <w:sz w:val="24"/>
+          <w:szCs w:val="24"/>
+          <w:lang w:val="hu-HU"/>
+        </w:rPr>
+        <w:t>es eszmék harcaárán valósul meg. A kiinduló eszme, gondolat a tézis. Ennek ellentéte az antitézis. Az új eszme a szintézis.</w:t>
+      </w:r>
+    </w:p>
     <w:sectPr>
       <w:type w:val="nextPage"/>
       <w:pgSz w:w="12240" w:h="15840"/>
@@ -6919,6 +7116,143 @@
     </w:lvl>
   </w:abstractNum>
   <w:abstractNum w:abstractNumId="16">
+    <w:lvl w:ilvl="0">
+      <w:start w:val="1"/>
+      <w:numFmt w:val="bullet"/>
+      <w:lvlText w:val=""/>
+      <w:lvlJc w:val="start"/>
+      <w:pPr>
+        <w:tabs>
+          <w:tab w:val="num" w:pos="720"/>
+        </w:tabs>
+        <w:ind w:start="720" w:hanging="360"/>
+      </w:pPr>
+      <w:rPr>
+        <w:rFonts w:ascii="Symbol" w:hAnsi="Symbol" w:cs="Symbol" w:hint="default"/>
+      </w:rPr>
+    </w:lvl>
+    <w:lvl w:ilvl="1">
+      <w:start w:val="1"/>
+      <w:numFmt w:val="bullet"/>
+      <w:lvlText w:val=""/>
+      <w:lvlJc w:val="start"/>
+      <w:pPr>
+        <w:tabs>
+          <w:tab w:val="num" w:pos="1080"/>
+        </w:tabs>
+        <w:ind w:start="1080" w:hanging="360"/>
+      </w:pPr>
+      <w:rPr>
+        <w:rFonts w:ascii="Symbol" w:hAnsi="Symbol" w:cs="Symbol" w:hint="default"/>
+      </w:rPr>
+    </w:lvl>
+    <w:lvl w:ilvl="2">
+      <w:start w:val="1"/>
+      <w:numFmt w:val="bullet"/>
+      <w:lvlText w:val=""/>
+      <w:lvlJc w:val="start"/>
+      <w:pPr>
+        <w:tabs>
+          <w:tab w:val="num" w:pos="1440"/>
+        </w:tabs>
+        <w:ind w:start="1440" w:hanging="360"/>
+      </w:pPr>
+      <w:rPr>
+        <w:rFonts w:ascii="Symbol" w:hAnsi="Symbol" w:cs="Symbol" w:hint="default"/>
+      </w:rPr>
+    </w:lvl>
+    <w:lvl w:ilvl="3">
+      <w:start w:val="1"/>
+      <w:numFmt w:val="bullet"/>
+      <w:lvlText w:val=""/>
+      <w:lvlJc w:val="start"/>
+      <w:pPr>
+        <w:tabs>
+          <w:tab w:val="num" w:pos="1800"/>
+        </w:tabs>
+        <w:ind w:start="1800" w:hanging="360"/>
+      </w:pPr>
+      <w:rPr>
+        <w:rFonts w:ascii="Symbol" w:hAnsi="Symbol" w:cs="Symbol" w:hint="default"/>
+      </w:rPr>
+    </w:lvl>
+    <w:lvl w:ilvl="4">
+      <w:start w:val="1"/>
+      <w:numFmt w:val="bullet"/>
+      <w:lvlText w:val=""/>
+      <w:lvlJc w:val="start"/>
+      <w:pPr>
+        <w:tabs>
+          <w:tab w:val="num" w:pos="2160"/>
+        </w:tabs>
+        <w:ind w:start="2160" w:hanging="360"/>
+      </w:pPr>
+      <w:rPr>
+        <w:rFonts w:ascii="Symbol" w:hAnsi="Symbol" w:cs="Symbol" w:hint="default"/>
+      </w:rPr>
+    </w:lvl>
+    <w:lvl w:ilvl="5">
+      <w:start w:val="1"/>
+      <w:numFmt w:val="bullet"/>
+      <w:lvlText w:val=""/>
+      <w:lvlJc w:val="start"/>
+      <w:pPr>
+        <w:tabs>
+          <w:tab w:val="num" w:pos="2520"/>
+        </w:tabs>
+        <w:ind w:start="2520" w:hanging="360"/>
+      </w:pPr>
+      <w:rPr>
+        <w:rFonts w:ascii="Symbol" w:hAnsi="Symbol" w:cs="Symbol" w:hint="default"/>
+      </w:rPr>
+    </w:lvl>
+    <w:lvl w:ilvl="6">
+      <w:start w:val="1"/>
+      <w:numFmt w:val="bullet"/>
+      <w:lvlText w:val=""/>
+      <w:lvlJc w:val="start"/>
+      <w:pPr>
+        <w:tabs>
+          <w:tab w:val="num" w:pos="2880"/>
+        </w:tabs>
+        <w:ind w:start="2880" w:hanging="360"/>
+      </w:pPr>
+      <w:rPr>
+        <w:rFonts w:ascii="Symbol" w:hAnsi="Symbol" w:cs="Symbol" w:hint="default"/>
+      </w:rPr>
+    </w:lvl>
+    <w:lvl w:ilvl="7">
+      <w:start w:val="1"/>
+      <w:numFmt w:val="bullet"/>
+      <w:lvlText w:val=""/>
+      <w:lvlJc w:val="start"/>
+      <w:pPr>
+        <w:tabs>
+          <w:tab w:val="num" w:pos="3240"/>
+        </w:tabs>
+        <w:ind w:start="3240" w:hanging="360"/>
+      </w:pPr>
+      <w:rPr>
+        <w:rFonts w:ascii="Symbol" w:hAnsi="Symbol" w:cs="Symbol" w:hint="default"/>
+      </w:rPr>
+    </w:lvl>
+    <w:lvl w:ilvl="8">
+      <w:start w:val="1"/>
+      <w:numFmt w:val="bullet"/>
+      <w:lvlText w:val=""/>
+      <w:lvlJc w:val="start"/>
+      <w:pPr>
+        <w:tabs>
+          <w:tab w:val="num" w:pos="3600"/>
+        </w:tabs>
+        <w:ind w:start="3600" w:hanging="360"/>
+      </w:pPr>
+      <w:rPr>
+        <w:rFonts w:ascii="Symbol" w:hAnsi="Symbol" w:cs="Symbol" w:hint="default"/>
+      </w:rPr>
+    </w:lvl>
+  </w:abstractNum>
+  <w:abstractNum w:abstractNumId="17">
     <w:lvl w:ilvl="0">
       <w:start w:val="1"/>
       <w:numFmt w:val="none"/>
@@ -7085,6 +7419,9 @@
   <w:num w:numId="16">
     <w:abstractNumId w:val="16"/>
   </w:num>
+  <w:num w:numId="17">
+    <w:abstractNumId w:val="17"/>
+  </w:num>
 </w:numbering>
 </file>
 
@@ -7125,15 +7462,15 @@
       <w:lang w:val="en-US" w:eastAsia="zh-CN" w:bidi="hi-IN"/>
     </w:rPr>
   </w:style>
-  <w:style w:type="character" w:styleId="Bullets">
-    <w:name w:val="Bullets"/>
+  <w:style w:type="character" w:styleId="Bulletsuser">
+    <w:name w:val="Bullets (user)"/>
     <w:qFormat/>
     <w:rPr>
       <w:rFonts w:ascii="OpenSymbol" w:hAnsi="OpenSymbol" w:eastAsia="OpenSymbol" w:cs="OpenSymbol"/>
     </w:rPr>
   </w:style>
-  <w:style w:type="character" w:styleId="Bulletsuser">
-    <w:name w:val="Bullets (user)"/>
+  <w:style w:type="character" w:styleId="Bullets">
+    <w:name w:val="Bullets"/>
     <w:qFormat/>
     <w:rPr>
       <w:rFonts w:ascii="OpenSymbol" w:hAnsi="OpenSymbol" w:eastAsia="OpenSymbol" w:cs="OpenSymbol"/>

--- a/irodalom11.docx
+++ b/irodalom11.docx
@@ -5032,17 +5032,469 @@
           <w:szCs w:val="24"/>
           <w:lang w:val="hu-HU"/>
         </w:rPr>
-        <w:t xml:space="preserve"> Filozófiai módszer, melynek lényege, hogy a tásadalom feljődés ellen</w:t>
-      </w:r>
-      <w:r>
-        <w:rPr>
-          <w:b w:val="false"/>
-          <w:bCs w:val="false"/>
-          <w:sz w:val="24"/>
-          <w:szCs w:val="24"/>
-          <w:lang w:val="hu-HU"/>
-        </w:rPr>
-        <w:t>es eszmék harcaárán valósul meg. A kiinduló eszme, gondolat a tézis. Ennek ellentéte az antitézis. Az új eszme a szintézis.</w:t>
+        <w:t xml:space="preserve"> Filozófiai módszer, melynek lényege, hogy a tásadalom feljődés ellenes eszmék harcaárán valósul meg. A kiinduló eszme, gondolat a tézis. Ennek ellentéte az antitézis. Az új eszme a szintézis.</w:t>
+      </w:r>
+    </w:p>
+    <w:p>
+      <w:pPr>
+        <w:pStyle w:val="Normal"/>
+        <w:bidi w:val="0"/>
+        <w:jc w:val="start"/>
+        <w:rPr>
+          <w:b/>
+          <w:bCs/>
+          <w:sz w:val="24"/>
+          <w:szCs w:val="24"/>
+          <w:lang w:val="hu-HU"/>
+        </w:rPr>
+      </w:pPr>
+      <w:r>
+        <w:rPr>
+          <w:b/>
+          <w:bCs/>
+          <w:sz w:val="24"/>
+          <w:szCs w:val="24"/>
+          <w:lang w:val="hu-HU"/>
+        </w:rPr>
+      </w:r>
+    </w:p>
+    <w:p>
+      <w:pPr>
+        <w:pStyle w:val="Normal"/>
+        <w:bidi w:val="0"/>
+        <w:jc w:val="center"/>
+        <w:rPr>
+          <w:b/>
+          <w:bCs/>
+          <w:sz w:val="36"/>
+          <w:szCs w:val="36"/>
+          <w:lang w:val="hu-HU"/>
+        </w:rPr>
+      </w:pPr>
+      <w:r>
+        <w:rPr>
+          <w:b/>
+          <w:bCs/>
+          <w:sz w:val="36"/>
+          <w:szCs w:val="36"/>
+          <w:lang w:val="hu-HU"/>
+        </w:rPr>
+        <w:t>Mikszáth Kálmán: Bede Anna tartozása</w:t>
+      </w:r>
+    </w:p>
+    <w:p>
+      <w:pPr>
+        <w:pStyle w:val="Normal"/>
+        <w:bidi w:val="0"/>
+        <w:jc w:val="start"/>
+        <w:rPr>
+          <w:b w:val="false"/>
+          <w:bCs w:val="false"/>
+          <w:sz w:val="24"/>
+          <w:szCs w:val="24"/>
+          <w:lang w:val="hu-HU"/>
+        </w:rPr>
+      </w:pPr>
+      <w:r>
+        <w:rPr>
+          <w:b w:val="false"/>
+          <w:bCs w:val="false"/>
+          <w:sz w:val="24"/>
+          <w:szCs w:val="24"/>
+          <w:lang w:val="hu-HU"/>
+        </w:rPr>
+      </w:r>
+    </w:p>
+    <w:p>
+      <w:pPr>
+        <w:pStyle w:val="Normal"/>
+        <w:numPr>
+          <w:ilvl w:val="0"/>
+          <w:numId w:val="17"/>
+        </w:numPr>
+        <w:bidi w:val="0"/>
+        <w:jc w:val="start"/>
+        <w:rPr>
+          <w:b w:val="false"/>
+          <w:bCs w:val="false"/>
+          <w:sz w:val="24"/>
+          <w:szCs w:val="24"/>
+          <w:lang w:val="hu-HU"/>
+        </w:rPr>
+      </w:pPr>
+      <w:r>
+        <w:rPr>
+          <w:b w:val="false"/>
+          <w:bCs w:val="false"/>
+          <w:sz w:val="24"/>
+          <w:szCs w:val="24"/>
+          <w:lang w:val="hu-HU"/>
+        </w:rPr>
+        <w:t>Műfaj: novella</w:t>
+      </w:r>
+    </w:p>
+    <w:p>
+      <w:pPr>
+        <w:pStyle w:val="Normal"/>
+        <w:numPr>
+          <w:ilvl w:val="0"/>
+          <w:numId w:val="17"/>
+        </w:numPr>
+        <w:bidi w:val="0"/>
+        <w:jc w:val="start"/>
+        <w:rPr>
+          <w:b w:val="false"/>
+          <w:bCs w:val="false"/>
+          <w:sz w:val="24"/>
+          <w:szCs w:val="24"/>
+          <w:lang w:val="hu-HU"/>
+        </w:rPr>
+      </w:pPr>
+      <w:r>
+        <w:rPr>
+          <w:b w:val="false"/>
+          <w:bCs w:val="false"/>
+          <w:sz w:val="24"/>
+          <w:szCs w:val="24"/>
+          <w:lang w:val="hu-HU"/>
+        </w:rPr>
+        <w:t>Mi a novella műfaji meghatározása?</w:t>
+      </w:r>
+    </w:p>
+    <w:p>
+      <w:pPr>
+        <w:pStyle w:val="Normal"/>
+        <w:numPr>
+          <w:ilvl w:val="1"/>
+          <w:numId w:val="17"/>
+        </w:numPr>
+        <w:bidi w:val="0"/>
+        <w:jc w:val="start"/>
+        <w:rPr>
+          <w:b w:val="false"/>
+          <w:bCs w:val="false"/>
+          <w:sz w:val="24"/>
+          <w:szCs w:val="24"/>
+          <w:lang w:val="hu-HU"/>
+        </w:rPr>
+      </w:pPr>
+      <w:r>
+        <w:rPr>
+          <w:b w:val="false"/>
+          <w:bCs w:val="false"/>
+          <w:sz w:val="24"/>
+          <w:szCs w:val="24"/>
+          <w:lang w:val="hu-HU"/>
+        </w:rPr>
+        <w:t>Epikus műfaj (története van), kevés szereplő, kevés helyszn, egy idősík, egy cselekményszál jellemző. Van fordulópontja, ami a főhős számára sorsfordtó esemény</w:t>
+      </w:r>
+    </w:p>
+    <w:p>
+      <w:pPr>
+        <w:pStyle w:val="Normal"/>
+        <w:numPr>
+          <w:ilvl w:val="0"/>
+          <w:numId w:val="17"/>
+        </w:numPr>
+        <w:bidi w:val="0"/>
+        <w:jc w:val="start"/>
+        <w:rPr>
+          <w:b w:val="false"/>
+          <w:bCs w:val="false"/>
+          <w:sz w:val="24"/>
+          <w:szCs w:val="24"/>
+          <w:lang w:val="hu-HU"/>
+        </w:rPr>
+      </w:pPr>
+      <w:r>
+        <w:rPr>
+          <w:b w:val="false"/>
+          <w:bCs w:val="false"/>
+          <w:sz w:val="24"/>
+          <w:szCs w:val="24"/>
+          <w:lang w:val="hu-HU"/>
+        </w:rPr>
+        <w:t>Milyen szempontok szerint haladunk egy novellaelemző fogalamazás megírásakor?</w:t>
+      </w:r>
+    </w:p>
+    <w:p>
+      <w:pPr>
+        <w:pStyle w:val="Normal"/>
+        <w:numPr>
+          <w:ilvl w:val="1"/>
+          <w:numId w:val="17"/>
+        </w:numPr>
+        <w:bidi w:val="0"/>
+        <w:jc w:val="start"/>
+        <w:rPr>
+          <w:b w:val="false"/>
+          <w:bCs w:val="false"/>
+          <w:sz w:val="24"/>
+          <w:szCs w:val="24"/>
+          <w:lang w:val="hu-HU"/>
+        </w:rPr>
+      </w:pPr>
+      <w:r>
+        <w:rPr>
+          <w:b w:val="false"/>
+          <w:bCs w:val="false"/>
+          <w:sz w:val="24"/>
+          <w:szCs w:val="24"/>
+          <w:lang w:val="hu-HU"/>
+        </w:rPr>
+        <w:t>Cím ( műfaj, tartalom, hangulatra utalhat)</w:t>
+      </w:r>
+    </w:p>
+    <w:p>
+      <w:pPr>
+        <w:pStyle w:val="Normal"/>
+        <w:numPr>
+          <w:ilvl w:val="2"/>
+          <w:numId w:val="17"/>
+        </w:numPr>
+        <w:bidi w:val="0"/>
+        <w:jc w:val="start"/>
+        <w:rPr>
+          <w:b w:val="false"/>
+          <w:bCs w:val="false"/>
+          <w:sz w:val="24"/>
+          <w:szCs w:val="24"/>
+          <w:lang w:val="hu-HU"/>
+        </w:rPr>
+      </w:pPr>
+      <w:r>
+        <w:rPr>
+          <w:b w:val="false"/>
+          <w:bCs w:val="false"/>
+          <w:sz w:val="24"/>
+          <w:szCs w:val="24"/>
+          <w:lang w:val="hu-HU"/>
+        </w:rPr>
+        <w:t>tartalomra utal: főszereplő neve</w:t>
+      </w:r>
+    </w:p>
+    <w:p>
+      <w:pPr>
+        <w:pStyle w:val="Normal"/>
+        <w:numPr>
+          <w:ilvl w:val="2"/>
+          <w:numId w:val="17"/>
+        </w:numPr>
+        <w:bidi w:val="0"/>
+        <w:jc w:val="start"/>
+        <w:rPr>
+          <w:b w:val="false"/>
+          <w:bCs w:val="false"/>
+          <w:sz w:val="24"/>
+          <w:szCs w:val="24"/>
+          <w:lang w:val="hu-HU"/>
+        </w:rPr>
+      </w:pPr>
+      <w:r>
+        <w:rPr>
+          <w:b w:val="false"/>
+          <w:bCs w:val="false"/>
+          <w:sz w:val="24"/>
+          <w:szCs w:val="24"/>
+          <w:lang w:val="hu-HU"/>
+        </w:rPr>
+        <w:t>hangulat: negatív – tartozás: pénzbeli</w:t>
+      </w:r>
+    </w:p>
+    <w:p>
+      <w:pPr>
+        <w:pStyle w:val="Normal"/>
+        <w:numPr>
+          <w:ilvl w:val="1"/>
+          <w:numId w:val="17"/>
+        </w:numPr>
+        <w:bidi w:val="0"/>
+        <w:jc w:val="start"/>
+        <w:rPr>
+          <w:b w:val="false"/>
+          <w:bCs w:val="false"/>
+          <w:sz w:val="24"/>
+          <w:szCs w:val="24"/>
+          <w:lang w:val="hu-HU"/>
+        </w:rPr>
+      </w:pPr>
+      <w:r>
+        <w:rPr>
+          <w:b w:val="false"/>
+          <w:bCs w:val="false"/>
+          <w:sz w:val="24"/>
+          <w:szCs w:val="24"/>
+          <w:lang w:val="hu-HU"/>
+        </w:rPr>
+        <w:t>szereplő: felsorolás, jelemzés (tulajdonásgok kigyűjtése vagy kikövetkeztetése a történetből)</w:t>
+      </w:r>
+    </w:p>
+    <w:p>
+      <w:pPr>
+        <w:pStyle w:val="Normal"/>
+        <w:numPr>
+          <w:ilvl w:val="1"/>
+          <w:numId w:val="17"/>
+        </w:numPr>
+        <w:bidi w:val="0"/>
+        <w:jc w:val="start"/>
+        <w:rPr>
+          <w:b w:val="false"/>
+          <w:bCs w:val="false"/>
+          <w:sz w:val="24"/>
+          <w:szCs w:val="24"/>
+          <w:lang w:val="hu-HU"/>
+        </w:rPr>
+      </w:pPr>
+      <w:r>
+        <w:rPr>
+          <w:b w:val="false"/>
+          <w:bCs w:val="false"/>
+          <w:sz w:val="24"/>
+          <w:szCs w:val="24"/>
+          <w:lang w:val="hu-HU"/>
+        </w:rPr>
+        <w:t>helyszín: felsorolés (van -e speciális hangulat)</w:t>
+      </w:r>
+    </w:p>
+    <w:p>
+      <w:pPr>
+        <w:pStyle w:val="Normal"/>
+        <w:numPr>
+          <w:ilvl w:val="1"/>
+          <w:numId w:val="17"/>
+        </w:numPr>
+        <w:bidi w:val="0"/>
+        <w:jc w:val="start"/>
+        <w:rPr>
+          <w:b w:val="false"/>
+          <w:bCs w:val="false"/>
+          <w:sz w:val="24"/>
+          <w:szCs w:val="24"/>
+          <w:lang w:val="hu-HU"/>
+        </w:rPr>
+      </w:pPr>
+      <w:r>
+        <w:rPr>
+          <w:b w:val="false"/>
+          <w:bCs w:val="false"/>
+          <w:sz w:val="24"/>
+          <w:szCs w:val="24"/>
+          <w:lang w:val="hu-HU"/>
+        </w:rPr>
+        <w:t>idő: idősíkok (jelen, múlt, jövő,) időtartam (mennyi idő alatt játszódik) évszakok és napszakok hangulata</w:t>
+      </w:r>
+    </w:p>
+    <w:p>
+      <w:pPr>
+        <w:pStyle w:val="Normal"/>
+        <w:numPr>
+          <w:ilvl w:val="1"/>
+          <w:numId w:val="17"/>
+        </w:numPr>
+        <w:bidi w:val="0"/>
+        <w:jc w:val="start"/>
+        <w:rPr>
+          <w:b w:val="false"/>
+          <w:bCs w:val="false"/>
+          <w:sz w:val="24"/>
+          <w:szCs w:val="24"/>
+          <w:lang w:val="hu-HU"/>
+        </w:rPr>
+      </w:pPr>
+      <w:r>
+        <w:rPr>
+          <w:b w:val="false"/>
+          <w:bCs w:val="false"/>
+          <w:sz w:val="24"/>
+          <w:szCs w:val="24"/>
+          <w:lang w:val="hu-HU"/>
+        </w:rPr>
+        <w:t>fordulópont: a főhős számára sorsfordító esemény</w:t>
+      </w:r>
+    </w:p>
+    <w:p>
+      <w:pPr>
+        <w:pStyle w:val="Normal"/>
+        <w:numPr>
+          <w:ilvl w:val="1"/>
+          <w:numId w:val="17"/>
+        </w:numPr>
+        <w:bidi w:val="0"/>
+        <w:jc w:val="start"/>
+        <w:rPr>
+          <w:b w:val="false"/>
+          <w:bCs w:val="false"/>
+          <w:sz w:val="24"/>
+          <w:szCs w:val="24"/>
+          <w:lang w:val="hu-HU"/>
+        </w:rPr>
+      </w:pPr>
+      <w:r>
+        <w:rPr>
+          <w:b w:val="false"/>
+          <w:bCs w:val="false"/>
+          <w:sz w:val="24"/>
+          <w:szCs w:val="24"/>
+          <w:lang w:val="hu-HU"/>
+        </w:rPr>
+        <w:t>cselekmény (történet) szerkezet:</w:t>
+      </w:r>
+    </w:p>
+    <w:p>
+      <w:pPr>
+        <w:pStyle w:val="Normal"/>
+        <w:numPr>
+          <w:ilvl w:val="2"/>
+          <w:numId w:val="17"/>
+        </w:numPr>
+        <w:bidi w:val="0"/>
+        <w:jc w:val="start"/>
+        <w:rPr>
+          <w:b w:val="false"/>
+          <w:bCs w:val="false"/>
+          <w:sz w:val="24"/>
+          <w:szCs w:val="24"/>
+          <w:lang w:val="hu-HU"/>
+        </w:rPr>
+      </w:pPr>
+      <w:r>
+        <w:rPr>
+          <w:b w:val="false"/>
+          <w:bCs w:val="false"/>
+          <w:sz w:val="24"/>
+          <w:szCs w:val="24"/>
+          <w:lang w:val="hu-HU"/>
+        </w:rPr>
+        <w:t>egységekre osztani (hangulat, idősík... stb. Változásai)</w:t>
+      </w:r>
+    </w:p>
+    <w:p>
+      <w:pPr>
+        <w:pStyle w:val="Normal"/>
+        <w:numPr>
+          <w:ilvl w:val="2"/>
+          <w:numId w:val="17"/>
+        </w:numPr>
+        <w:bidi w:val="0"/>
+        <w:jc w:val="start"/>
+        <w:rPr>
+          <w:b w:val="false"/>
+          <w:bCs w:val="false"/>
+          <w:sz w:val="24"/>
+          <w:szCs w:val="24"/>
+          <w:lang w:val="hu-HU"/>
+        </w:rPr>
+      </w:pPr>
+      <w:r>
+        <w:rPr>
+          <w:b w:val="false"/>
+          <w:bCs w:val="false"/>
+          <w:sz w:val="24"/>
+          <w:szCs w:val="24"/>
+          <w:lang w:val="hu-HU"/>
+        </w:rPr>
+        <w:t>egy-egy egységről 2 mondatos összefoglalást írni</w:t>
       </w:r>
     </w:p>
     <w:sectPr>
@@ -7253,6 +7705,143 @@
     </w:lvl>
   </w:abstractNum>
   <w:abstractNum w:abstractNumId="17">
+    <w:lvl w:ilvl="0">
+      <w:start w:val="1"/>
+      <w:numFmt w:val="bullet"/>
+      <w:lvlText w:val=""/>
+      <w:lvlJc w:val="start"/>
+      <w:pPr>
+        <w:tabs>
+          <w:tab w:val="num" w:pos="720"/>
+        </w:tabs>
+        <w:ind w:start="720" w:hanging="360"/>
+      </w:pPr>
+      <w:rPr>
+        <w:rFonts w:ascii="Symbol" w:hAnsi="Symbol" w:cs="Symbol" w:hint="default"/>
+      </w:rPr>
+    </w:lvl>
+    <w:lvl w:ilvl="1">
+      <w:start w:val="1"/>
+      <w:numFmt w:val="bullet"/>
+      <w:lvlText w:val=""/>
+      <w:lvlJc w:val="start"/>
+      <w:pPr>
+        <w:tabs>
+          <w:tab w:val="num" w:pos="1080"/>
+        </w:tabs>
+        <w:ind w:start="1080" w:hanging="360"/>
+      </w:pPr>
+      <w:rPr>
+        <w:rFonts w:ascii="Symbol" w:hAnsi="Symbol" w:cs="Symbol" w:hint="default"/>
+      </w:rPr>
+    </w:lvl>
+    <w:lvl w:ilvl="2">
+      <w:start w:val="1"/>
+      <w:numFmt w:val="bullet"/>
+      <w:lvlText w:val=""/>
+      <w:lvlJc w:val="start"/>
+      <w:pPr>
+        <w:tabs>
+          <w:tab w:val="num" w:pos="1440"/>
+        </w:tabs>
+        <w:ind w:start="1440" w:hanging="360"/>
+      </w:pPr>
+      <w:rPr>
+        <w:rFonts w:ascii="Symbol" w:hAnsi="Symbol" w:cs="Symbol" w:hint="default"/>
+      </w:rPr>
+    </w:lvl>
+    <w:lvl w:ilvl="3">
+      <w:start w:val="1"/>
+      <w:numFmt w:val="bullet"/>
+      <w:lvlText w:val=""/>
+      <w:lvlJc w:val="start"/>
+      <w:pPr>
+        <w:tabs>
+          <w:tab w:val="num" w:pos="1800"/>
+        </w:tabs>
+        <w:ind w:start="1800" w:hanging="360"/>
+      </w:pPr>
+      <w:rPr>
+        <w:rFonts w:ascii="Symbol" w:hAnsi="Symbol" w:cs="Symbol" w:hint="default"/>
+      </w:rPr>
+    </w:lvl>
+    <w:lvl w:ilvl="4">
+      <w:start w:val="1"/>
+      <w:numFmt w:val="bullet"/>
+      <w:lvlText w:val=""/>
+      <w:lvlJc w:val="start"/>
+      <w:pPr>
+        <w:tabs>
+          <w:tab w:val="num" w:pos="2160"/>
+        </w:tabs>
+        <w:ind w:start="2160" w:hanging="360"/>
+      </w:pPr>
+      <w:rPr>
+        <w:rFonts w:ascii="Symbol" w:hAnsi="Symbol" w:cs="Symbol" w:hint="default"/>
+      </w:rPr>
+    </w:lvl>
+    <w:lvl w:ilvl="5">
+      <w:start w:val="1"/>
+      <w:numFmt w:val="bullet"/>
+      <w:lvlText w:val=""/>
+      <w:lvlJc w:val="start"/>
+      <w:pPr>
+        <w:tabs>
+          <w:tab w:val="num" w:pos="2520"/>
+        </w:tabs>
+        <w:ind w:start="2520" w:hanging="360"/>
+      </w:pPr>
+      <w:rPr>
+        <w:rFonts w:ascii="Symbol" w:hAnsi="Symbol" w:cs="Symbol" w:hint="default"/>
+      </w:rPr>
+    </w:lvl>
+    <w:lvl w:ilvl="6">
+      <w:start w:val="1"/>
+      <w:numFmt w:val="bullet"/>
+      <w:lvlText w:val=""/>
+      <w:lvlJc w:val="start"/>
+      <w:pPr>
+        <w:tabs>
+          <w:tab w:val="num" w:pos="2880"/>
+        </w:tabs>
+        <w:ind w:start="2880" w:hanging="360"/>
+      </w:pPr>
+      <w:rPr>
+        <w:rFonts w:ascii="Symbol" w:hAnsi="Symbol" w:cs="Symbol" w:hint="default"/>
+      </w:rPr>
+    </w:lvl>
+    <w:lvl w:ilvl="7">
+      <w:start w:val="1"/>
+      <w:numFmt w:val="bullet"/>
+      <w:lvlText w:val=""/>
+      <w:lvlJc w:val="start"/>
+      <w:pPr>
+        <w:tabs>
+          <w:tab w:val="num" w:pos="3240"/>
+        </w:tabs>
+        <w:ind w:start="3240" w:hanging="360"/>
+      </w:pPr>
+      <w:rPr>
+        <w:rFonts w:ascii="Symbol" w:hAnsi="Symbol" w:cs="Symbol" w:hint="default"/>
+      </w:rPr>
+    </w:lvl>
+    <w:lvl w:ilvl="8">
+      <w:start w:val="1"/>
+      <w:numFmt w:val="bullet"/>
+      <w:lvlText w:val=""/>
+      <w:lvlJc w:val="start"/>
+      <w:pPr>
+        <w:tabs>
+          <w:tab w:val="num" w:pos="3600"/>
+        </w:tabs>
+        <w:ind w:start="3600" w:hanging="360"/>
+      </w:pPr>
+      <w:rPr>
+        <w:rFonts w:ascii="Symbol" w:hAnsi="Symbol" w:cs="Symbol" w:hint="default"/>
+      </w:rPr>
+    </w:lvl>
+  </w:abstractNum>
+  <w:abstractNum w:abstractNumId="18">
     <w:lvl w:ilvl="0">
       <w:start w:val="1"/>
       <w:numFmt w:val="none"/>
@@ -7422,6 +8011,9 @@
   <w:num w:numId="17">
     <w:abstractNumId w:val="17"/>
   </w:num>
+  <w:num w:numId="18">
+    <w:abstractNumId w:val="18"/>
+  </w:num>
 </w:numbering>
 </file>
 
@@ -7462,15 +8054,15 @@
       <w:lang w:val="en-US" w:eastAsia="zh-CN" w:bidi="hi-IN"/>
     </w:rPr>
   </w:style>
-  <w:style w:type="character" w:styleId="Bulletsuser">
-    <w:name w:val="Bullets (user)"/>
+  <w:style w:type="character" w:styleId="Bullets">
+    <w:name w:val="Bullets"/>
     <w:qFormat/>
     <w:rPr>
       <w:rFonts w:ascii="OpenSymbol" w:hAnsi="OpenSymbol" w:eastAsia="OpenSymbol" w:cs="OpenSymbol"/>
     </w:rPr>
   </w:style>
-  <w:style w:type="character" w:styleId="Bullets">
-    <w:name w:val="Bullets"/>
+  <w:style w:type="character" w:styleId="Bulletsuser">
+    <w:name w:val="Bullets (user)"/>
     <w:qFormat/>
     <w:rPr>
       <w:rFonts w:ascii="OpenSymbol" w:hAnsi="OpenSymbol" w:eastAsia="OpenSymbol" w:cs="OpenSymbol"/>

--- a/irodalom11.docx
+++ b/irodalom11.docx
@@ -5495,6 +5495,253 @@
           <w:lang w:val="hu-HU"/>
         </w:rPr>
         <w:t>egy-egy egységről 2 mondatos összefoglalást írni</w:t>
+      </w:r>
+    </w:p>
+    <w:p>
+      <w:pPr>
+        <w:pStyle w:val="Normal"/>
+        <w:bidi w:val="0"/>
+        <w:jc w:val="start"/>
+        <w:rPr>
+          <w:b w:val="false"/>
+          <w:bCs w:val="false"/>
+          <w:sz w:val="24"/>
+          <w:szCs w:val="24"/>
+          <w:lang w:val="hu-HU"/>
+        </w:rPr>
+      </w:pPr>
+      <w:r>
+        <w:rPr>
+          <w:b w:val="false"/>
+          <w:bCs w:val="false"/>
+          <w:sz w:val="24"/>
+          <w:szCs w:val="24"/>
+          <w:lang w:val="hu-HU"/>
+        </w:rPr>
+      </w:r>
+    </w:p>
+    <w:p>
+      <w:pPr>
+        <w:pStyle w:val="Normal"/>
+        <w:bidi w:val="0"/>
+        <w:jc w:val="start"/>
+        <w:rPr>
+          <w:b w:val="false"/>
+          <w:bCs w:val="false"/>
+          <w:sz w:val="24"/>
+          <w:szCs w:val="24"/>
+          <w:lang w:val="hu-HU"/>
+        </w:rPr>
+      </w:pPr>
+      <w:r>
+        <w:rPr>
+          <w:b w:val="false"/>
+          <w:bCs w:val="false"/>
+          <w:sz w:val="24"/>
+          <w:szCs w:val="24"/>
+          <w:lang w:val="hu-HU"/>
+        </w:rPr>
+      </w:r>
+    </w:p>
+    <w:p>
+      <w:pPr>
+        <w:pStyle w:val="Normal"/>
+        <w:bidi w:val="0"/>
+        <w:jc w:val="start"/>
+        <w:rPr>
+          <w:b w:val="false"/>
+          <w:bCs w:val="false"/>
+          <w:sz w:val="24"/>
+          <w:szCs w:val="24"/>
+          <w:lang w:val="hu-HU"/>
+        </w:rPr>
+      </w:pPr>
+      <w:r>
+        <w:rPr>
+          <w:b w:val="false"/>
+          <w:bCs w:val="false"/>
+          <w:sz w:val="24"/>
+          <w:szCs w:val="24"/>
+          <w:lang w:val="hu-HU"/>
+        </w:rPr>
+      </w:r>
+    </w:p>
+    <w:p>
+      <w:pPr>
+        <w:pStyle w:val="Normal"/>
+        <w:numPr>
+          <w:ilvl w:val="0"/>
+          <w:numId w:val="17"/>
+        </w:numPr>
+        <w:bidi w:val="0"/>
+        <w:jc w:val="start"/>
+        <w:rPr>
+          <w:b w:val="false"/>
+          <w:bCs w:val="false"/>
+          <w:sz w:val="24"/>
+          <w:szCs w:val="24"/>
+          <w:lang w:val="hu-HU"/>
+        </w:rPr>
+      </w:pPr>
+      <w:r>
+        <w:rPr>
+          <w:b w:val="false"/>
+          <w:bCs w:val="false"/>
+          <w:sz w:val="24"/>
+          <w:szCs w:val="24"/>
+          <w:lang w:val="hu-HU"/>
+        </w:rPr>
+        <w:t>A novellában visszatérő elem atvitt éertelem virág. Gyűjtsd össze, milyen jelentésben fordul elő?</w:t>
+      </w:r>
+    </w:p>
+    <w:p>
+      <w:pPr>
+        <w:pStyle w:val="Normal"/>
+        <w:numPr>
+          <w:ilvl w:val="1"/>
+          <w:numId w:val="17"/>
+        </w:numPr>
+        <w:bidi w:val="0"/>
+        <w:jc w:val="start"/>
+        <w:rPr>
+          <w:b w:val="false"/>
+          <w:bCs w:val="false"/>
+          <w:sz w:val="24"/>
+          <w:szCs w:val="24"/>
+          <w:lang w:val="hu-HU"/>
+        </w:rPr>
+      </w:pPr>
+      <w:r>
+        <w:rPr>
+          <w:b w:val="false"/>
+          <w:bCs w:val="false"/>
+          <w:sz w:val="24"/>
+          <w:szCs w:val="24"/>
+          <w:lang w:val="hu-HU"/>
+        </w:rPr>
+        <w:t>„</w:t>
+      </w:r>
+      <w:r>
+        <w:rPr>
+          <w:b w:val="false"/>
+          <w:bCs w:val="false"/>
+          <w:sz w:val="24"/>
+          <w:szCs w:val="24"/>
+          <w:lang w:val="hu-HU"/>
+        </w:rPr>
+        <w:t>Jégvirágok” – negatyv hangulat a</w:t>
+      </w:r>
+    </w:p>
+    <w:p>
+      <w:pPr>
+        <w:pStyle w:val="Normal"/>
+        <w:numPr>
+          <w:ilvl w:val="0"/>
+          <w:numId w:val="17"/>
+        </w:numPr>
+        <w:bidi w:val="0"/>
+        <w:jc w:val="start"/>
+        <w:rPr>
+          <w:b w:val="false"/>
+          <w:bCs w:val="false"/>
+          <w:sz w:val="24"/>
+          <w:szCs w:val="24"/>
+          <w:lang w:val="hu-HU"/>
+        </w:rPr>
+      </w:pPr>
+      <w:r>
+        <w:rPr>
+          <w:b w:val="false"/>
+          <w:bCs w:val="false"/>
+          <w:sz w:val="24"/>
+          <w:szCs w:val="24"/>
+          <w:lang w:val="hu-HU"/>
+        </w:rPr>
+        <w:t>Hogyan alkalmazza a szerző az ellentét eszközét a szereplők ábrázolásában?</w:t>
+      </w:r>
+    </w:p>
+    <w:p>
+      <w:pPr>
+        <w:pStyle w:val="Normal"/>
+        <w:numPr>
+          <w:ilvl w:val="1"/>
+          <w:numId w:val="17"/>
+        </w:numPr>
+        <w:bidi w:val="0"/>
+        <w:jc w:val="start"/>
+        <w:rPr>
+          <w:b w:val="false"/>
+          <w:bCs w:val="false"/>
+          <w:sz w:val="24"/>
+          <w:szCs w:val="24"/>
+          <w:lang w:val="hu-HU"/>
+        </w:rPr>
+      </w:pPr>
+      <w:r>
+        <w:rPr>
+          <w:b w:val="false"/>
+          <w:bCs w:val="false"/>
+          <w:sz w:val="24"/>
+          <w:szCs w:val="24"/>
+          <w:lang w:val="hu-HU"/>
+        </w:rPr>
+        <w:t>a</w:t>
+      </w:r>
+    </w:p>
+    <w:p>
+      <w:pPr>
+        <w:pStyle w:val="Normal"/>
+        <w:numPr>
+          <w:ilvl w:val="0"/>
+          <w:numId w:val="17"/>
+        </w:numPr>
+        <w:bidi w:val="0"/>
+        <w:jc w:val="start"/>
+        <w:rPr>
+          <w:b w:val="false"/>
+          <w:bCs w:val="false"/>
+          <w:sz w:val="24"/>
+          <w:szCs w:val="24"/>
+          <w:lang w:val="hu-HU"/>
+        </w:rPr>
+      </w:pPr>
+      <w:r>
+        <w:rPr>
+          <w:b w:val="false"/>
+          <w:bCs w:val="false"/>
+          <w:sz w:val="24"/>
+          <w:szCs w:val="24"/>
+          <w:lang w:val="hu-HU"/>
+        </w:rPr>
+        <w:t>Mely pontokon és miért változik meg a szöveg hangulata?</w:t>
+      </w:r>
+    </w:p>
+    <w:p>
+      <w:pPr>
+        <w:pStyle w:val="Normal"/>
+        <w:numPr>
+          <w:ilvl w:val="1"/>
+          <w:numId w:val="17"/>
+        </w:numPr>
+        <w:bidi w:val="0"/>
+        <w:jc w:val="start"/>
+        <w:rPr>
+          <w:b w:val="false"/>
+          <w:bCs w:val="false"/>
+          <w:sz w:val="24"/>
+          <w:szCs w:val="24"/>
+          <w:lang w:val="hu-HU"/>
+        </w:rPr>
+      </w:pPr>
+      <w:r>
+        <w:rPr>
+          <w:b w:val="false"/>
+          <w:bCs w:val="false"/>
+          <w:sz w:val="24"/>
+          <w:szCs w:val="24"/>
+          <w:lang w:val="hu-HU"/>
+        </w:rPr>
+        <w:t>a</w:t>
       </w:r>
     </w:p>
     <w:sectPr>
@@ -8054,15 +8301,15 @@
       <w:lang w:val="en-US" w:eastAsia="zh-CN" w:bidi="hi-IN"/>
     </w:rPr>
   </w:style>
-  <w:style w:type="character" w:styleId="Bullets">
-    <w:name w:val="Bullets"/>
+  <w:style w:type="character" w:styleId="Bulletsuser">
+    <w:name w:val="Bullets (user)"/>
     <w:qFormat/>
     <w:rPr>
       <w:rFonts w:ascii="OpenSymbol" w:hAnsi="OpenSymbol" w:eastAsia="OpenSymbol" w:cs="OpenSymbol"/>
     </w:rPr>
   </w:style>
-  <w:style w:type="character" w:styleId="Bulletsuser">
-    <w:name w:val="Bullets (user)"/>
+  <w:style w:type="character" w:styleId="Bullets">
+    <w:name w:val="Bullets"/>
     <w:qFormat/>
     <w:rPr>
       <w:rFonts w:ascii="OpenSymbol" w:hAnsi="OpenSymbol" w:eastAsia="OpenSymbol" w:cs="OpenSymbol"/>

--- a/irodalom11.docx
+++ b/irodalom11.docx
@@ -5500,6 +5500,90 @@
     <w:p>
       <w:pPr>
         <w:pStyle w:val="Normal"/>
+        <w:numPr>
+          <w:ilvl w:val="1"/>
+          <w:numId w:val="17"/>
+        </w:numPr>
+        <w:bidi w:val="0"/>
+        <w:jc w:val="start"/>
+        <w:rPr>
+          <w:b w:val="false"/>
+          <w:bCs w:val="false"/>
+          <w:sz w:val="24"/>
+          <w:szCs w:val="24"/>
+          <w:lang w:val="hu-HU"/>
+        </w:rPr>
+      </w:pPr>
+      <w:r>
+        <w:rPr>
+          <w:b w:val="false"/>
+          <w:bCs w:val="false"/>
+          <w:sz w:val="24"/>
+          <w:szCs w:val="24"/>
+          <w:lang w:val="hu-HU"/>
+        </w:rPr>
+        <w:t>elbeszélő</w:t>
+      </w:r>
+    </w:p>
+    <w:p>
+      <w:pPr>
+        <w:pStyle w:val="Normal"/>
+        <w:numPr>
+          <w:ilvl w:val="2"/>
+          <w:numId w:val="17"/>
+        </w:numPr>
+        <w:bidi w:val="0"/>
+        <w:jc w:val="start"/>
+        <w:rPr>
+          <w:b w:val="false"/>
+          <w:bCs w:val="false"/>
+          <w:sz w:val="24"/>
+          <w:szCs w:val="24"/>
+          <w:lang w:val="hu-HU"/>
+        </w:rPr>
+      </w:pPr>
+      <w:r>
+        <w:rPr>
+          <w:b w:val="false"/>
+          <w:bCs w:val="false"/>
+          <w:sz w:val="24"/>
+          <w:szCs w:val="24"/>
+          <w:lang w:val="hu-HU"/>
+        </w:rPr>
+        <w:t>külső = nem szereplő – általában távolságtartó objektív</w:t>
+      </w:r>
+    </w:p>
+    <w:p>
+      <w:pPr>
+        <w:pStyle w:val="Normal"/>
+        <w:numPr>
+          <w:ilvl w:val="2"/>
+          <w:numId w:val="17"/>
+        </w:numPr>
+        <w:bidi w:val="0"/>
+        <w:jc w:val="start"/>
+        <w:rPr>
+          <w:b w:val="false"/>
+          <w:bCs w:val="false"/>
+          <w:sz w:val="24"/>
+          <w:szCs w:val="24"/>
+          <w:lang w:val="hu-HU"/>
+        </w:rPr>
+      </w:pPr>
+      <w:r>
+        <w:rPr>
+          <w:b w:val="false"/>
+          <w:bCs w:val="false"/>
+          <w:sz w:val="24"/>
+          <w:szCs w:val="24"/>
+          <w:lang w:val="hu-HU"/>
+        </w:rPr>
+        <w:t>belső = szereplő – inkább szubjektív</w:t>
+      </w:r>
+    </w:p>
+    <w:p>
+      <w:pPr>
+        <w:pStyle w:val="Normal"/>
         <w:bidi w:val="0"/>
         <w:jc w:val="start"/>
         <w:rPr>
@@ -5591,7 +5675,47 @@
           <w:szCs w:val="24"/>
           <w:lang w:val="hu-HU"/>
         </w:rPr>
-        <w:t>A novellában visszatérő elem atvitt éertelem virág. Gyűjtsd össze, milyen jelentésben fordul elő?</w:t>
+        <w:t xml:space="preserve">A novellában visszatérő elem </w:t>
+      </w:r>
+      <w:r>
+        <w:rPr>
+          <w:b w:val="false"/>
+          <w:bCs w:val="false"/>
+          <w:sz w:val="24"/>
+          <w:szCs w:val="24"/>
+          <w:lang w:val="hu-HU"/>
+        </w:rPr>
+        <w:t>átvitt</w:t>
+      </w:r>
+      <w:r>
+        <w:rPr>
+          <w:b w:val="false"/>
+          <w:bCs w:val="false"/>
+          <w:sz w:val="24"/>
+          <w:szCs w:val="24"/>
+          <w:lang w:val="hu-HU"/>
+        </w:rPr>
+        <w:t xml:space="preserve"> </w:t>
+      </w:r>
+      <w:r>
+        <w:rPr>
+          <w:b w:val="false"/>
+          <w:bCs w:val="false"/>
+          <w:sz w:val="24"/>
+          <w:szCs w:val="24"/>
+          <w:lang w:val="hu-HU"/>
+        </w:rPr>
+        <w:t>értelem</w:t>
+      </w:r>
+      <w:r>
+        <w:rPr>
+          <w:b w:val="false"/>
+          <w:bCs w:val="false"/>
+          <w:sz w:val="24"/>
+          <w:szCs w:val="24"/>
+          <w:lang w:val="hu-HU"/>
+        </w:rPr>
+        <w:t xml:space="preserve"> virág. Gyűjtsd össze, milyen jelentésben fordul elő?</w:t>
       </w:r>
     </w:p>
     <w:p>
@@ -5629,7 +5753,151 @@
           <w:szCs w:val="24"/>
           <w:lang w:val="hu-HU"/>
         </w:rPr>
-        <w:t>Jégvirágok” – negatyv hangulat a</w:t>
+        <w:t xml:space="preserve">Jégvirágok” – </w:t>
+      </w:r>
+      <w:r>
+        <w:rPr>
+          <w:b w:val="false"/>
+          <w:bCs w:val="false"/>
+          <w:sz w:val="24"/>
+          <w:szCs w:val="24"/>
+          <w:lang w:val="hu-HU"/>
+        </w:rPr>
+        <w:t>negatív</w:t>
+      </w:r>
+      <w:r>
+        <w:rPr>
+          <w:b w:val="false"/>
+          <w:bCs w:val="false"/>
+          <w:sz w:val="24"/>
+          <w:szCs w:val="24"/>
+          <w:lang w:val="hu-HU"/>
+        </w:rPr>
+        <w:t xml:space="preserve"> hangul</w:t>
+      </w:r>
+      <w:r>
+        <w:rPr>
+          <w:b w:val="false"/>
+          <w:bCs w:val="false"/>
+          <w:sz w:val="24"/>
+          <w:szCs w:val="24"/>
+          <w:lang w:val="hu-HU"/>
+        </w:rPr>
+        <w:t>ú</w:t>
+      </w:r>
+    </w:p>
+    <w:p>
+      <w:pPr>
+        <w:pStyle w:val="Normal"/>
+        <w:numPr>
+          <w:ilvl w:val="1"/>
+          <w:numId w:val="17"/>
+        </w:numPr>
+        <w:bidi w:val="0"/>
+        <w:jc w:val="start"/>
+        <w:rPr>
+          <w:b w:val="false"/>
+          <w:bCs w:val="false"/>
+          <w:sz w:val="24"/>
+          <w:szCs w:val="24"/>
+          <w:lang w:val="hu-HU"/>
+        </w:rPr>
+      </w:pPr>
+      <w:r>
+        <w:rPr>
+          <w:b w:val="false"/>
+          <w:bCs w:val="false"/>
+          <w:sz w:val="24"/>
+          <w:szCs w:val="24"/>
+          <w:lang w:val="hu-HU"/>
+        </w:rPr>
+        <w:t>„</w:t>
+      </w:r>
+      <w:r>
+        <w:rPr>
+          <w:b w:val="false"/>
+          <w:bCs w:val="false"/>
+          <w:sz w:val="24"/>
+          <w:szCs w:val="24"/>
+          <w:lang w:val="hu-HU"/>
+        </w:rPr>
+        <w:t>virágos ködönke” - pozitív hangulat átvitt értelem</w:t>
+      </w:r>
+    </w:p>
+    <w:p>
+      <w:pPr>
+        <w:pStyle w:val="Normal"/>
+        <w:numPr>
+          <w:ilvl w:val="1"/>
+          <w:numId w:val="17"/>
+        </w:numPr>
+        <w:bidi w:val="0"/>
+        <w:jc w:val="start"/>
+        <w:rPr>
+          <w:b w:val="false"/>
+          <w:bCs w:val="false"/>
+          <w:sz w:val="24"/>
+          <w:szCs w:val="24"/>
+          <w:lang w:val="hu-HU"/>
+        </w:rPr>
+      </w:pPr>
+      <w:r>
+        <w:rPr>
+          <w:b w:val="false"/>
+          <w:bCs w:val="false"/>
+          <w:sz w:val="24"/>
+          <w:szCs w:val="24"/>
+          <w:lang w:val="hu-HU"/>
+        </w:rPr>
+        <w:t>„</w:t>
+      </w:r>
+      <w:r>
+        <w:rPr>
+          <w:b w:val="false"/>
+          <w:bCs w:val="false"/>
+          <w:sz w:val="24"/>
+          <w:szCs w:val="24"/>
+          <w:lang w:val="hu-HU"/>
+        </w:rPr>
+        <w:t>fehér liliom” -</w:t>
+      </w:r>
+    </w:p>
+    <w:p>
+      <w:pPr>
+        <w:pStyle w:val="Normal"/>
+        <w:numPr>
+          <w:ilvl w:val="1"/>
+          <w:numId w:val="17"/>
+        </w:numPr>
+        <w:bidi w:val="0"/>
+        <w:jc w:val="start"/>
+        <w:rPr>
+          <w:b w:val="false"/>
+          <w:bCs w:val="false"/>
+          <w:sz w:val="24"/>
+          <w:szCs w:val="24"/>
+          <w:lang w:val="hu-HU"/>
+        </w:rPr>
+      </w:pPr>
+      <w:r>
+        <w:rPr>
+          <w:b w:val="false"/>
+          <w:bCs w:val="false"/>
+          <w:sz w:val="24"/>
+          <w:szCs w:val="24"/>
+          <w:lang w:val="hu-HU"/>
+        </w:rPr>
+        <w:t>„</w:t>
+      </w:r>
+      <w:r>
+        <w:rPr>
+          <w:b w:val="false"/>
+          <w:bCs w:val="false"/>
+          <w:sz w:val="24"/>
+          <w:szCs w:val="24"/>
+          <w:lang w:val="hu-HU"/>
+        </w:rPr>
+        <w:t>virágos kamra” – felvirágzott ravatal -</w:t>
       </w:r>
     </w:p>
     <w:p>
@@ -5742,6 +6010,474 @@
           <w:lang w:val="hu-HU"/>
         </w:rPr>
         <w:t>a</w:t>
+      </w:r>
+    </w:p>
+    <w:p>
+      <w:pPr>
+        <w:pStyle w:val="Normal"/>
+        <w:bidi w:val="0"/>
+        <w:jc w:val="start"/>
+        <w:rPr>
+          <w:b w:val="false"/>
+          <w:bCs w:val="false"/>
+          <w:sz w:val="24"/>
+          <w:szCs w:val="24"/>
+          <w:lang w:val="hu-HU"/>
+        </w:rPr>
+      </w:pPr>
+      <w:r>
+        <w:rPr>
+          <w:b w:val="false"/>
+          <w:bCs w:val="false"/>
+          <w:sz w:val="24"/>
+          <w:szCs w:val="24"/>
+          <w:lang w:val="hu-HU"/>
+        </w:rPr>
+      </w:r>
+    </w:p>
+    <w:p>
+      <w:pPr>
+        <w:pStyle w:val="Normal"/>
+        <w:numPr>
+          <w:ilvl w:val="0"/>
+          <w:numId w:val="17"/>
+        </w:numPr>
+        <w:bidi w:val="0"/>
+        <w:jc w:val="start"/>
+        <w:rPr>
+          <w:b w:val="false"/>
+          <w:bCs w:val="false"/>
+          <w:sz w:val="24"/>
+          <w:szCs w:val="24"/>
+          <w:lang w:val="hu-HU"/>
+        </w:rPr>
+      </w:pPr>
+      <w:r>
+        <w:rPr>
+          <w:b w:val="false"/>
+          <w:bCs w:val="false"/>
+          <w:sz w:val="24"/>
+          <w:szCs w:val="24"/>
+          <w:lang w:val="hu-HU"/>
+        </w:rPr>
+        <w:t>Szereplő:</w:t>
+      </w:r>
+    </w:p>
+    <w:p>
+      <w:pPr>
+        <w:pStyle w:val="Normal"/>
+        <w:numPr>
+          <w:ilvl w:val="1"/>
+          <w:numId w:val="17"/>
+        </w:numPr>
+        <w:bidi w:val="0"/>
+        <w:jc w:val="start"/>
+        <w:rPr>
+          <w:b w:val="false"/>
+          <w:bCs w:val="false"/>
+          <w:sz w:val="24"/>
+          <w:szCs w:val="24"/>
+          <w:lang w:val="hu-HU"/>
+        </w:rPr>
+      </w:pPr>
+      <w:r>
+        <w:rPr>
+          <w:b w:val="false"/>
+          <w:bCs w:val="false"/>
+          <w:sz w:val="24"/>
+          <w:szCs w:val="24"/>
+          <w:lang w:val="hu-HU"/>
+        </w:rPr>
+        <w:t>Bírák: fáradtan</w:t>
+      </w:r>
+    </w:p>
+    <w:p>
+      <w:pPr>
+        <w:pStyle w:val="Normal"/>
+        <w:numPr>
+          <w:ilvl w:val="1"/>
+          <w:numId w:val="17"/>
+        </w:numPr>
+        <w:bidi w:val="0"/>
+        <w:jc w:val="start"/>
+        <w:rPr>
+          <w:b w:val="false"/>
+          <w:bCs w:val="false"/>
+          <w:sz w:val="24"/>
+          <w:szCs w:val="24"/>
+          <w:lang w:val="hu-HU"/>
+        </w:rPr>
+      </w:pPr>
+      <w:r>
+        <w:rPr>
+          <w:b w:val="false"/>
+          <w:bCs w:val="false"/>
+          <w:sz w:val="24"/>
+          <w:szCs w:val="24"/>
+          <w:lang w:val="hu-HU"/>
+        </w:rPr>
+        <w:t>Törvényszolga</w:t>
+      </w:r>
+    </w:p>
+    <w:p>
+      <w:pPr>
+        <w:pStyle w:val="Normal"/>
+        <w:numPr>
+          <w:ilvl w:val="1"/>
+          <w:numId w:val="17"/>
+        </w:numPr>
+        <w:bidi w:val="0"/>
+        <w:jc w:val="start"/>
+        <w:rPr>
+          <w:b w:val="false"/>
+          <w:bCs w:val="false"/>
+          <w:sz w:val="24"/>
+          <w:szCs w:val="24"/>
+          <w:lang w:val="hu-HU"/>
+        </w:rPr>
+      </w:pPr>
+      <w:r>
+        <w:rPr>
+          <w:b w:val="false"/>
+          <w:bCs w:val="false"/>
+          <w:sz w:val="24"/>
+          <w:szCs w:val="24"/>
+          <w:lang w:val="hu-HU"/>
+        </w:rPr>
+        <w:t>Elnök: szürke hideg szemei</w:t>
+      </w:r>
+    </w:p>
+    <w:p>
+      <w:pPr>
+        <w:pStyle w:val="Normal"/>
+        <w:numPr>
+          <w:ilvl w:val="1"/>
+          <w:numId w:val="17"/>
+        </w:numPr>
+        <w:bidi w:val="0"/>
+        <w:jc w:val="start"/>
+        <w:rPr>
+          <w:b w:val="false"/>
+          <w:bCs w:val="false"/>
+          <w:sz w:val="24"/>
+          <w:szCs w:val="24"/>
+          <w:lang w:val="hu-HU"/>
+        </w:rPr>
+      </w:pPr>
+      <w:r>
+        <w:rPr>
+          <w:b w:val="false"/>
+          <w:bCs w:val="false"/>
+          <w:sz w:val="24"/>
+          <w:szCs w:val="24"/>
+          <w:lang w:val="hu-HU"/>
+        </w:rPr>
+        <w:t>(tanúk, vádlottak)</w:t>
+      </w:r>
+    </w:p>
+    <w:p>
+      <w:pPr>
+        <w:pStyle w:val="Normal"/>
+        <w:numPr>
+          <w:ilvl w:val="1"/>
+          <w:numId w:val="17"/>
+        </w:numPr>
+        <w:bidi w:val="0"/>
+        <w:jc w:val="start"/>
+        <w:rPr>
+          <w:b w:val="false"/>
+          <w:bCs w:val="false"/>
+          <w:sz w:val="24"/>
+          <w:szCs w:val="24"/>
+          <w:lang w:val="hu-HU"/>
+        </w:rPr>
+      </w:pPr>
+      <w:r>
+        <w:rPr>
+          <w:b w:val="false"/>
+          <w:bCs w:val="false"/>
+          <w:sz w:val="24"/>
+          <w:szCs w:val="24"/>
+          <w:lang w:val="hu-HU"/>
+        </w:rPr>
+        <w:t xml:space="preserve">Leány (Bede Anna):  </w:t>
+      </w:r>
+    </w:p>
+    <w:p>
+      <w:pPr>
+        <w:pStyle w:val="Normal"/>
+        <w:numPr>
+          <w:ilvl w:val="0"/>
+          <w:numId w:val="17"/>
+        </w:numPr>
+        <w:bidi w:val="0"/>
+        <w:jc w:val="start"/>
+        <w:rPr>
+          <w:b w:val="false"/>
+          <w:bCs w:val="false"/>
+          <w:sz w:val="24"/>
+          <w:szCs w:val="24"/>
+          <w:lang w:val="hu-HU"/>
+        </w:rPr>
+      </w:pPr>
+      <w:r>
+        <w:rPr>
+          <w:b w:val="false"/>
+          <w:bCs w:val="false"/>
+          <w:sz w:val="24"/>
+          <w:szCs w:val="24"/>
+          <w:lang w:val="hu-HU"/>
+        </w:rPr>
+        <w:t>Helyszínek:</w:t>
+      </w:r>
+    </w:p>
+    <w:p>
+      <w:pPr>
+        <w:pStyle w:val="Normal"/>
+        <w:numPr>
+          <w:ilvl w:val="1"/>
+          <w:numId w:val="17"/>
+        </w:numPr>
+        <w:bidi w:val="0"/>
+        <w:jc w:val="start"/>
+        <w:rPr>
+          <w:b w:val="false"/>
+          <w:bCs w:val="false"/>
+          <w:sz w:val="24"/>
+          <w:szCs w:val="24"/>
+          <w:lang w:val="hu-HU"/>
+        </w:rPr>
+      </w:pPr>
+      <w:r>
+        <w:rPr>
+          <w:b w:val="false"/>
+          <w:bCs w:val="false"/>
+          <w:sz w:val="24"/>
+          <w:szCs w:val="24"/>
+          <w:lang w:val="hu-HU"/>
+        </w:rPr>
+        <w:t>bíróság: „idomtalan épület”, „nehéz, folytott levegő” – negatív hangulat</w:t>
+      </w:r>
+    </w:p>
+    <w:p>
+      <w:pPr>
+        <w:pStyle w:val="Normal"/>
+        <w:numPr>
+          <w:ilvl w:val="0"/>
+          <w:numId w:val="17"/>
+        </w:numPr>
+        <w:bidi w:val="0"/>
+        <w:jc w:val="start"/>
+        <w:rPr>
+          <w:b w:val="false"/>
+          <w:bCs w:val="false"/>
+          <w:sz w:val="24"/>
+          <w:szCs w:val="24"/>
+          <w:lang w:val="hu-HU"/>
+        </w:rPr>
+      </w:pPr>
+      <w:r>
+        <w:rPr>
+          <w:b w:val="false"/>
+          <w:bCs w:val="false"/>
+          <w:sz w:val="24"/>
+          <w:szCs w:val="24"/>
+          <w:lang w:val="hu-HU"/>
+        </w:rPr>
+        <w:t>Fordulúpont:</w:t>
+      </w:r>
+    </w:p>
+    <w:p>
+      <w:pPr>
+        <w:pStyle w:val="Normal"/>
+        <w:numPr>
+          <w:ilvl w:val="1"/>
+          <w:numId w:val="17"/>
+        </w:numPr>
+        <w:bidi w:val="0"/>
+        <w:jc w:val="start"/>
+        <w:rPr>
+          <w:b w:val="false"/>
+          <w:bCs w:val="false"/>
+          <w:sz w:val="24"/>
+          <w:szCs w:val="24"/>
+          <w:lang w:val="hu-HU"/>
+        </w:rPr>
+      </w:pPr>
+      <w:r>
+        <w:rPr>
+          <w:b w:val="false"/>
+          <w:bCs w:val="false"/>
+          <w:sz w:val="24"/>
+          <w:szCs w:val="24"/>
+          <w:lang w:val="hu-HU"/>
+        </w:rPr>
+      </w:r>
+    </w:p>
+    <w:p>
+      <w:pPr>
+        <w:pStyle w:val="Normal"/>
+        <w:numPr>
+          <w:ilvl w:val="0"/>
+          <w:numId w:val="17"/>
+        </w:numPr>
+        <w:bidi w:val="0"/>
+        <w:jc w:val="start"/>
+        <w:rPr>
+          <w:b w:val="false"/>
+          <w:bCs w:val="false"/>
+          <w:sz w:val="24"/>
+          <w:szCs w:val="24"/>
+          <w:lang w:val="hu-HU"/>
+        </w:rPr>
+      </w:pPr>
+      <w:r>
+        <w:rPr>
+          <w:b w:val="false"/>
+          <w:bCs w:val="false"/>
+          <w:sz w:val="24"/>
+          <w:szCs w:val="24"/>
+          <w:lang w:val="hu-HU"/>
+        </w:rPr>
+        <w:t>Hangulat:</w:t>
+      </w:r>
+    </w:p>
+    <w:p>
+      <w:pPr>
+        <w:pStyle w:val="Normal"/>
+        <w:numPr>
+          <w:ilvl w:val="1"/>
+          <w:numId w:val="17"/>
+        </w:numPr>
+        <w:bidi w:val="0"/>
+        <w:jc w:val="start"/>
+        <w:rPr>
+          <w:b w:val="false"/>
+          <w:bCs w:val="false"/>
+          <w:sz w:val="24"/>
+          <w:szCs w:val="24"/>
+          <w:lang w:val="hu-HU"/>
+        </w:rPr>
+      </w:pPr>
+      <w:r>
+        <w:rPr>
+          <w:b w:val="false"/>
+          <w:bCs w:val="false"/>
+          <w:sz w:val="24"/>
+          <w:szCs w:val="24"/>
+          <w:lang w:val="hu-HU"/>
+        </w:rPr>
+        <w:t>negatív hangulattal indul de a lány érkezése pozitív hangulatot hoz „üde légáramlat surrant be vele”</w:t>
+      </w:r>
+    </w:p>
+    <w:p>
+      <w:pPr>
+        <w:pStyle w:val="Normal"/>
+        <w:numPr>
+          <w:ilvl w:val="0"/>
+          <w:numId w:val="17"/>
+        </w:numPr>
+        <w:bidi w:val="0"/>
+        <w:jc w:val="start"/>
+        <w:rPr>
+          <w:b w:val="false"/>
+          <w:bCs w:val="false"/>
+          <w:sz w:val="24"/>
+          <w:szCs w:val="24"/>
+          <w:lang w:val="hu-HU"/>
+        </w:rPr>
+      </w:pPr>
+      <w:r>
+        <w:rPr>
+          <w:b w:val="false"/>
+          <w:bCs w:val="false"/>
+          <w:sz w:val="24"/>
+          <w:szCs w:val="24"/>
+          <w:lang w:val="hu-HU"/>
+        </w:rPr>
+        <w:t>Idő:</w:t>
+      </w:r>
+    </w:p>
+    <w:p>
+      <w:pPr>
+        <w:pStyle w:val="Normal"/>
+        <w:numPr>
+          <w:ilvl w:val="1"/>
+          <w:numId w:val="17"/>
+        </w:numPr>
+        <w:bidi w:val="0"/>
+        <w:jc w:val="start"/>
+        <w:rPr>
+          <w:b w:val="false"/>
+          <w:bCs w:val="false"/>
+          <w:sz w:val="24"/>
+          <w:szCs w:val="24"/>
+          <w:lang w:val="hu-HU"/>
+        </w:rPr>
+      </w:pPr>
+      <w:r>
+        <w:rPr>
+          <w:b w:val="false"/>
+          <w:bCs w:val="false"/>
+          <w:sz w:val="24"/>
+          <w:szCs w:val="24"/>
+          <w:lang w:val="hu-HU"/>
+        </w:rPr>
+      </w:r>
+    </w:p>
+    <w:p>
+      <w:pPr>
+        <w:pStyle w:val="Normal"/>
+        <w:numPr>
+          <w:ilvl w:val="0"/>
+          <w:numId w:val="17"/>
+        </w:numPr>
+        <w:bidi w:val="0"/>
+        <w:jc w:val="start"/>
+        <w:rPr>
+          <w:b w:val="false"/>
+          <w:bCs w:val="false"/>
+          <w:sz w:val="24"/>
+          <w:szCs w:val="24"/>
+          <w:lang w:val="hu-HU"/>
+        </w:rPr>
+      </w:pPr>
+      <w:r>
+        <w:rPr>
+          <w:b w:val="false"/>
+          <w:bCs w:val="false"/>
+          <w:sz w:val="24"/>
+          <w:szCs w:val="24"/>
+          <w:lang w:val="hu-HU"/>
+        </w:rPr>
+        <w:t>Szerkezet, Cselekmény:</w:t>
+      </w:r>
+    </w:p>
+    <w:p>
+      <w:pPr>
+        <w:pStyle w:val="Normal"/>
+        <w:numPr>
+          <w:ilvl w:val="1"/>
+          <w:numId w:val="17"/>
+        </w:numPr>
+        <w:bidi w:val="0"/>
+        <w:jc w:val="start"/>
+        <w:rPr>
+          <w:b w:val="false"/>
+          <w:bCs w:val="false"/>
+          <w:sz w:val="24"/>
+          <w:szCs w:val="24"/>
+          <w:lang w:val="hu-HU"/>
+        </w:rPr>
+      </w:pPr>
+      <w:r>
+        <w:rPr>
+          <w:b w:val="false"/>
+          <w:bCs w:val="false"/>
+          <w:sz w:val="24"/>
+          <w:szCs w:val="24"/>
+          <w:lang w:val="hu-HU"/>
+        </w:rPr>
       </w:r>
     </w:p>
     <w:sectPr>
@@ -8301,15 +9037,15 @@
       <w:lang w:val="en-US" w:eastAsia="zh-CN" w:bidi="hi-IN"/>
     </w:rPr>
   </w:style>
-  <w:style w:type="character" w:styleId="Bulletsuser">
-    <w:name w:val="Bullets (user)"/>
+  <w:style w:type="character" w:styleId="Bullets">
+    <w:name w:val="Bullets"/>
     <w:qFormat/>
     <w:rPr>
       <w:rFonts w:ascii="OpenSymbol" w:hAnsi="OpenSymbol" w:eastAsia="OpenSymbol" w:cs="OpenSymbol"/>
     </w:rPr>
   </w:style>
-  <w:style w:type="character" w:styleId="Bullets">
-    <w:name w:val="Bullets"/>
+  <w:style w:type="character" w:styleId="Bulletsuser">
+    <w:name w:val="Bullets (user)"/>
     <w:qFormat/>
     <w:rPr>
       <w:rFonts w:ascii="OpenSymbol" w:hAnsi="OpenSymbol" w:eastAsia="OpenSymbol" w:cs="OpenSymbol"/>

--- a/irodalom11.docx
+++ b/irodalom11.docx
@@ -5270,7 +5270,17 @@
           <w:szCs w:val="24"/>
           <w:lang w:val="hu-HU"/>
         </w:rPr>
-        <w:t>tartalomra utal: főszereplő neve</w:t>
+        <w:t xml:space="preserve">tartalomra utal: főszereplő neve – </w:t>
+      </w:r>
+      <w:r>
+        <w:rPr>
+          <w:b w:val="false"/>
+          <w:bCs w:val="false"/>
+          <w:sz w:val="24"/>
+          <w:szCs w:val="24"/>
+          <w:lang w:val="hu-HU"/>
+        </w:rPr>
+        <w:t>kiderül hogy Anna halott – atrtozás bénzbeli és erkölcsi</w:t>
       </w:r>
     </w:p>
     <w:p>
@@ -5675,47 +5685,7 @@
           <w:szCs w:val="24"/>
           <w:lang w:val="hu-HU"/>
         </w:rPr>
-        <w:t xml:space="preserve">A novellában visszatérő elem </w:t>
-      </w:r>
-      <w:r>
-        <w:rPr>
-          <w:b w:val="false"/>
-          <w:bCs w:val="false"/>
-          <w:sz w:val="24"/>
-          <w:szCs w:val="24"/>
-          <w:lang w:val="hu-HU"/>
-        </w:rPr>
-        <w:t>átvitt</w:t>
-      </w:r>
-      <w:r>
-        <w:rPr>
-          <w:b w:val="false"/>
-          <w:bCs w:val="false"/>
-          <w:sz w:val="24"/>
-          <w:szCs w:val="24"/>
-          <w:lang w:val="hu-HU"/>
-        </w:rPr>
-        <w:t xml:space="preserve"> </w:t>
-      </w:r>
-      <w:r>
-        <w:rPr>
-          <w:b w:val="false"/>
-          <w:bCs w:val="false"/>
-          <w:sz w:val="24"/>
-          <w:szCs w:val="24"/>
-          <w:lang w:val="hu-HU"/>
-        </w:rPr>
-        <w:t>értelem</w:t>
-      </w:r>
-      <w:r>
-        <w:rPr>
-          <w:b w:val="false"/>
-          <w:bCs w:val="false"/>
-          <w:sz w:val="24"/>
-          <w:szCs w:val="24"/>
-          <w:lang w:val="hu-HU"/>
-        </w:rPr>
-        <w:t xml:space="preserve"> virág. Gyűjtsd össze, milyen jelentésben fordul elő?</w:t>
+        <w:t>A novellában visszatérő elem átvitt értelem virág. Gyűjtsd össze, milyen jelentésben fordul elő?</w:t>
       </w:r>
     </w:p>
     <w:p>
@@ -5753,37 +5723,7 @@
           <w:szCs w:val="24"/>
           <w:lang w:val="hu-HU"/>
         </w:rPr>
-        <w:t xml:space="preserve">Jégvirágok” – </w:t>
-      </w:r>
-      <w:r>
-        <w:rPr>
-          <w:b w:val="false"/>
-          <w:bCs w:val="false"/>
-          <w:sz w:val="24"/>
-          <w:szCs w:val="24"/>
-          <w:lang w:val="hu-HU"/>
-        </w:rPr>
-        <w:t>negatív</w:t>
-      </w:r>
-      <w:r>
-        <w:rPr>
-          <w:b w:val="false"/>
-          <w:bCs w:val="false"/>
-          <w:sz w:val="24"/>
-          <w:szCs w:val="24"/>
-          <w:lang w:val="hu-HU"/>
-        </w:rPr>
-        <w:t xml:space="preserve"> hangul</w:t>
-      </w:r>
-      <w:r>
-        <w:rPr>
-          <w:b w:val="false"/>
-          <w:bCs w:val="false"/>
-          <w:sz w:val="24"/>
-          <w:szCs w:val="24"/>
-          <w:lang w:val="hu-HU"/>
-        </w:rPr>
-        <w:t>ú</w:t>
+        <w:t>Jégvirágok” – negatív hangulú</w:t>
       </w:r>
     </w:p>
     <w:p>
@@ -6202,6 +6142,44 @@
         </w:rPr>
         <w:t xml:space="preserve">Leány (Bede Anna):  </w:t>
       </w:r>
+      <w:r>
+        <w:rPr>
+          <w:b w:val="false"/>
+          <w:bCs w:val="false"/>
+          <w:sz w:val="24"/>
+          <w:szCs w:val="24"/>
+          <w:lang w:val="hu-HU"/>
+        </w:rPr>
+        <w:t>takaors délceg</w:t>
+      </w:r>
+    </w:p>
+    <w:p>
+      <w:pPr>
+        <w:pStyle w:val="Normal"/>
+        <w:numPr>
+          <w:ilvl w:val="1"/>
+          <w:numId w:val="17"/>
+        </w:numPr>
+        <w:bidi w:val="0"/>
+        <w:jc w:val="start"/>
+        <w:rPr>
+          <w:b w:val="false"/>
+          <w:bCs w:val="false"/>
+          <w:sz w:val="24"/>
+          <w:szCs w:val="24"/>
+          <w:lang w:val="hu-HU"/>
+        </w:rPr>
+      </w:pPr>
+      <w:r>
+        <w:rPr>
+          <w:b w:val="false"/>
+          <w:bCs w:val="false"/>
+          <w:sz w:val="24"/>
+          <w:szCs w:val="24"/>
+          <w:lang w:val="hu-HU"/>
+        </w:rPr>
+        <w:t>Testvéra (Bede Erzsi): butácska naiv de nagyon szerti családját</w:t>
+      </w:r>
     </w:p>
     <w:p>
       <w:pPr>
@@ -6312,6 +6290,7 @@
           <w:szCs w:val="24"/>
           <w:lang w:val="hu-HU"/>
         </w:rPr>
+        <w:t>kiderül, hogy a lány Bede Erzsi aki a nővére, Anna helyett megy bíróságra</w:t>
       </w:r>
     </w:p>
     <w:p>
@@ -6423,6 +6402,17 @@
           <w:szCs w:val="24"/>
           <w:lang w:val="hu-HU"/>
         </w:rPr>
+        <w:t xml:space="preserve"> </w:t>
+      </w:r>
+      <w:r>
+        <w:rPr>
+          <w:b w:val="false"/>
+          <w:bCs w:val="false"/>
+          <w:sz w:val="24"/>
+          <w:szCs w:val="24"/>
+          <w:lang w:val="hu-HU"/>
+        </w:rPr>
+        <w:t>időkík – múlt („régmúlt” -Erzsi  visszaemlékzsik Annára) – időtartam maximum fél óra</w:t>
       </w:r>
     </w:p>
     <w:p>
@@ -6460,6 +6450,114 @@
           <w:ilvl w:val="1"/>
           <w:numId w:val="17"/>
         </w:numPr>
+        <w:bidi w:val="0"/>
+        <w:jc w:val="start"/>
+        <w:rPr>
+          <w:b w:val="false"/>
+          <w:bCs w:val="false"/>
+          <w:sz w:val="24"/>
+          <w:szCs w:val="24"/>
+          <w:lang w:val="hu-HU"/>
+        </w:rPr>
+      </w:pPr>
+      <w:r>
+        <w:rPr>
+          <w:b w:val="false"/>
+          <w:bCs w:val="false"/>
+          <w:sz w:val="24"/>
+          <w:szCs w:val="24"/>
+          <w:lang w:val="hu-HU"/>
+        </w:rPr>
+        <w:t>a rideg bírósági terembe pozitív hangulatot hoz egy lány</w:t>
+      </w:r>
+    </w:p>
+    <w:p>
+      <w:pPr>
+        <w:pStyle w:val="Normal"/>
+        <w:numPr>
+          <w:ilvl w:val="1"/>
+          <w:numId w:val="17"/>
+        </w:numPr>
+        <w:bidi w:val="0"/>
+        <w:jc w:val="start"/>
+        <w:rPr>
+          <w:b w:val="false"/>
+          <w:bCs w:val="false"/>
+          <w:sz w:val="24"/>
+          <w:szCs w:val="24"/>
+          <w:lang w:val="hu-HU"/>
+        </w:rPr>
+      </w:pPr>
+      <w:r>
+        <w:rPr>
+          <w:b w:val="false"/>
+          <w:bCs w:val="false"/>
+          <w:sz w:val="24"/>
+          <w:szCs w:val="24"/>
+          <w:lang w:val="hu-HU"/>
+        </w:rPr>
+        <w:t>kiderül hogy a lány vádlott- fogház+ pénzbüntetés (orgazdaság)</w:t>
+      </w:r>
+    </w:p>
+    <w:p>
+      <w:pPr>
+        <w:pStyle w:val="Normal"/>
+        <w:numPr>
+          <w:ilvl w:val="1"/>
+          <w:numId w:val="17"/>
+        </w:numPr>
+        <w:bidi w:val="0"/>
+        <w:jc w:val="start"/>
+        <w:rPr>
+          <w:b w:val="false"/>
+          <w:bCs w:val="false"/>
+          <w:sz w:val="24"/>
+          <w:szCs w:val="24"/>
+          <w:lang w:val="hu-HU"/>
+        </w:rPr>
+      </w:pPr>
+      <w:r>
+        <w:rPr>
+          <w:b w:val="false"/>
+          <w:bCs w:val="false"/>
+          <w:sz w:val="24"/>
+          <w:szCs w:val="24"/>
+          <w:lang w:val="hu-HU"/>
+        </w:rPr>
+        <w:t>nem a valódi vádlott all a bíróság előtt, hanem a testvére (fordulópont)</w:t>
+      </w:r>
+    </w:p>
+    <w:p>
+      <w:pPr>
+        <w:pStyle w:val="Normal"/>
+        <w:numPr>
+          <w:ilvl w:val="1"/>
+          <w:numId w:val="17"/>
+        </w:numPr>
+        <w:bidi w:val="0"/>
+        <w:jc w:val="start"/>
+        <w:rPr>
+          <w:b w:val="false"/>
+          <w:bCs w:val="false"/>
+          <w:sz w:val="24"/>
+          <w:szCs w:val="24"/>
+          <w:lang w:val="hu-HU"/>
+        </w:rPr>
+      </w:pPr>
+      <w:r>
+        <w:rPr>
+          <w:b w:val="false"/>
+          <w:bCs w:val="false"/>
+          <w:sz w:val="24"/>
+          <w:szCs w:val="24"/>
+          <w:lang w:val="hu-HU"/>
+        </w:rPr>
+        <w:t>a bírák elérzékenyülnek, egy kegyes hazugsággal hazaengedik a lányt</w:t>
+      </w:r>
+    </w:p>
+    <w:p>
+      <w:pPr>
+        <w:pStyle w:val="Normal"/>
         <w:bidi w:val="0"/>
         <w:jc w:val="start"/>
         <w:rPr>
@@ -9037,15 +9135,15 @@
       <w:lang w:val="en-US" w:eastAsia="zh-CN" w:bidi="hi-IN"/>
     </w:rPr>
   </w:style>
-  <w:style w:type="character" w:styleId="Bullets">
-    <w:name w:val="Bullets"/>
+  <w:style w:type="character" w:styleId="Bulletsuser">
+    <w:name w:val="Bullets (user)"/>
     <w:qFormat/>
     <w:rPr>
       <w:rFonts w:ascii="OpenSymbol" w:hAnsi="OpenSymbol" w:eastAsia="OpenSymbol" w:cs="OpenSymbol"/>
     </w:rPr>
   </w:style>
-  <w:style w:type="character" w:styleId="Bulletsuser">
-    <w:name w:val="Bullets (user)"/>
+  <w:style w:type="character" w:styleId="Bullets">
+    <w:name w:val="Bullets"/>
     <w:qFormat/>
     <w:rPr>
       <w:rFonts w:ascii="OpenSymbol" w:hAnsi="OpenSymbol" w:eastAsia="OpenSymbol" w:cs="OpenSymbol"/>

--- a/irodalom11.docx
+++ b/irodalom11.docx
@@ -5270,17 +5270,7 @@
           <w:szCs w:val="24"/>
           <w:lang w:val="hu-HU"/>
         </w:rPr>
-        <w:t xml:space="preserve">tartalomra utal: főszereplő neve – </w:t>
-      </w:r>
-      <w:r>
-        <w:rPr>
-          <w:b w:val="false"/>
-          <w:bCs w:val="false"/>
-          <w:sz w:val="24"/>
-          <w:szCs w:val="24"/>
-          <w:lang w:val="hu-HU"/>
-        </w:rPr>
-        <w:t>kiderül hogy Anna halott – atrtozás bénzbeli és erkölcsi</w:t>
+        <w:t>tartalomra utal: főszereplő neve – kiderül hogy Anna halott – atrtozás bénzbeli és erkölcsi</w:t>
       </w:r>
     </w:p>
     <w:p>
@@ -6140,17 +6130,7 @@
           <w:szCs w:val="24"/>
           <w:lang w:val="hu-HU"/>
         </w:rPr>
-        <w:t xml:space="preserve">Leány (Bede Anna):  </w:t>
-      </w:r>
-      <w:r>
-        <w:rPr>
-          <w:b w:val="false"/>
-          <w:bCs w:val="false"/>
-          <w:sz w:val="24"/>
-          <w:szCs w:val="24"/>
-          <w:lang w:val="hu-HU"/>
-        </w:rPr>
-        <w:t>takaors délceg</w:t>
+        <w:t>Leány (Bede Anna):  takaors délceg</w:t>
       </w:r>
     </w:p>
     <w:p>
@@ -6576,6 +6556,277 @@
           <w:szCs w:val="24"/>
           <w:lang w:val="hu-HU"/>
         </w:rPr>
+      </w:r>
+    </w:p>
+    <w:p>
+      <w:pPr>
+        <w:pStyle w:val="Normal"/>
+        <w:bidi w:val="0"/>
+        <w:jc w:val="center"/>
+        <w:rPr>
+          <w:b/>
+          <w:bCs/>
+          <w:sz w:val="36"/>
+          <w:szCs w:val="36"/>
+          <w:lang w:val="hu-HU"/>
+        </w:rPr>
+      </w:pPr>
+      <w:r>
+        <w:rPr>
+          <w:b/>
+          <w:bCs/>
+          <w:sz w:val="36"/>
+          <w:szCs w:val="36"/>
+          <w:lang w:val="hu-HU"/>
+        </w:rPr>
+        <w:t>Mikszáth Kálmán: Az a fekete folt</w:t>
+      </w:r>
+    </w:p>
+    <w:p>
+      <w:pPr>
+        <w:pStyle w:val="Normal"/>
+        <w:bidi w:val="0"/>
+        <w:jc w:val="start"/>
+        <w:rPr>
+          <w:b w:val="false"/>
+          <w:bCs w:val="false"/>
+          <w:sz w:val="24"/>
+          <w:szCs w:val="24"/>
+          <w:lang w:val="hu-HU"/>
+        </w:rPr>
+      </w:pPr>
+      <w:r>
+        <w:rPr>
+          <w:b w:val="false"/>
+          <w:bCs w:val="false"/>
+          <w:sz w:val="24"/>
+          <w:szCs w:val="24"/>
+          <w:lang w:val="hu-HU"/>
+        </w:rPr>
+      </w:r>
+    </w:p>
+    <w:p>
+      <w:pPr>
+        <w:pStyle w:val="Normal"/>
+        <w:numPr>
+          <w:ilvl w:val="0"/>
+          <w:numId w:val="18"/>
+        </w:numPr>
+        <w:bidi w:val="0"/>
+        <w:jc w:val="start"/>
+        <w:rPr>
+          <w:b w:val="false"/>
+          <w:bCs w:val="false"/>
+          <w:sz w:val="24"/>
+          <w:szCs w:val="24"/>
+          <w:lang w:val="hu-HU"/>
+        </w:rPr>
+      </w:pPr>
+      <w:r>
+        <w:rPr>
+          <w:b w:val="false"/>
+          <w:bCs w:val="false"/>
+          <w:sz w:val="24"/>
+          <w:szCs w:val="24"/>
+          <w:lang w:val="hu-HU"/>
+        </w:rPr>
+        <w:t>Címe:</w:t>
+      </w:r>
+    </w:p>
+    <w:p>
+      <w:pPr>
+        <w:pStyle w:val="Normal"/>
+        <w:numPr>
+          <w:ilvl w:val="1"/>
+          <w:numId w:val="18"/>
+        </w:numPr>
+        <w:bidi w:val="0"/>
+        <w:jc w:val="start"/>
+        <w:rPr>
+          <w:b w:val="false"/>
+          <w:bCs w:val="false"/>
+          <w:sz w:val="24"/>
+          <w:szCs w:val="24"/>
+          <w:lang w:val="hu-HU"/>
+        </w:rPr>
+      </w:pPr>
+      <w:r>
+        <w:rPr>
+          <w:b w:val="false"/>
+          <w:bCs w:val="false"/>
+          <w:sz w:val="24"/>
+          <w:szCs w:val="24"/>
+          <w:lang w:val="hu-HU"/>
+        </w:rPr>
+        <w:t>tartalomar utal, negatív hangultaú történetet ígér, a folt szó jelenthet fizika nyomot (pl. Ruhán) vagy átvitt értelemben (pl. Becsületlen esett folt)</w:t>
+      </w:r>
+    </w:p>
+    <w:p>
+      <w:pPr>
+        <w:pStyle w:val="Normal"/>
+        <w:numPr>
+          <w:ilvl w:val="0"/>
+          <w:numId w:val="18"/>
+        </w:numPr>
+        <w:bidi w:val="0"/>
+        <w:jc w:val="start"/>
+        <w:rPr>
+          <w:b w:val="false"/>
+          <w:bCs w:val="false"/>
+          <w:sz w:val="24"/>
+          <w:szCs w:val="24"/>
+          <w:lang w:val="hu-HU"/>
+        </w:rPr>
+      </w:pPr>
+      <w:r>
+        <w:rPr>
+          <w:b w:val="false"/>
+          <w:bCs w:val="false"/>
+          <w:sz w:val="24"/>
+          <w:szCs w:val="24"/>
+          <w:lang w:val="hu-HU"/>
+        </w:rPr>
+        <w:t>miben tér el a novella szóhasználata a hétköznapi nyelvtől:</w:t>
+      </w:r>
+    </w:p>
+    <w:p>
+      <w:pPr>
+        <w:pStyle w:val="Normal"/>
+        <w:numPr>
+          <w:ilvl w:val="1"/>
+          <w:numId w:val="18"/>
+        </w:numPr>
+        <w:bidi w:val="0"/>
+        <w:jc w:val="start"/>
+        <w:rPr>
+          <w:b w:val="false"/>
+          <w:bCs w:val="false"/>
+          <w:sz w:val="24"/>
+          <w:szCs w:val="24"/>
+          <w:lang w:val="hu-HU"/>
+        </w:rPr>
+      </w:pPr>
+      <w:r>
+        <w:rPr>
+          <w:b w:val="false"/>
+          <w:bCs w:val="false"/>
+          <w:sz w:val="24"/>
+          <w:szCs w:val="24"/>
+          <w:lang w:val="hu-HU"/>
+        </w:rPr>
+        <w:t>tájnyelvi szavakat alkalmaz – prózapoétikai eszköz: növeli a történet hitelességét</w:t>
+      </w:r>
+    </w:p>
+    <w:p>
+      <w:pPr>
+        <w:pStyle w:val="Normal"/>
+        <w:numPr>
+          <w:ilvl w:val="0"/>
+          <w:numId w:val="18"/>
+        </w:numPr>
+        <w:bidi w:val="0"/>
+        <w:jc w:val="start"/>
+        <w:rPr>
+          <w:b w:val="false"/>
+          <w:bCs w:val="false"/>
+          <w:sz w:val="24"/>
+          <w:szCs w:val="24"/>
+          <w:lang w:val="hu-HU"/>
+        </w:rPr>
+      </w:pPr>
+      <w:r>
+        <w:rPr>
+          <w:b w:val="false"/>
+          <w:bCs w:val="false"/>
+          <w:sz w:val="24"/>
+          <w:szCs w:val="24"/>
+          <w:lang w:val="hu-HU"/>
+        </w:rPr>
+        <w:t>Mi a történet helyszíne:</w:t>
+      </w:r>
+    </w:p>
+    <w:p>
+      <w:pPr>
+        <w:pStyle w:val="Normal"/>
+        <w:numPr>
+          <w:ilvl w:val="1"/>
+          <w:numId w:val="18"/>
+        </w:numPr>
+        <w:bidi w:val="0"/>
+        <w:jc w:val="start"/>
+        <w:rPr>
+          <w:b w:val="false"/>
+          <w:bCs w:val="false"/>
+          <w:sz w:val="24"/>
+          <w:szCs w:val="24"/>
+          <w:lang w:val="hu-HU"/>
+        </w:rPr>
+      </w:pPr>
+      <w:r>
+        <w:rPr>
+          <w:b w:val="false"/>
+          <w:bCs w:val="false"/>
+          <w:sz w:val="24"/>
+          <w:szCs w:val="24"/>
+          <w:lang w:val="hu-HU"/>
+        </w:rPr>
+        <w:t>a brenizai akol (birkák lakhelye), Brezina: a falu a mai szlovákiában, pozitív hangulat: „csillogó gyep” „vígan kötülszaladgálja”</w:t>
+      </w:r>
+    </w:p>
+    <w:p>
+      <w:pPr>
+        <w:pStyle w:val="Normal"/>
+        <w:numPr>
+          <w:ilvl w:val="0"/>
+          <w:numId w:val="18"/>
+        </w:numPr>
+        <w:bidi w:val="0"/>
+        <w:jc w:val="start"/>
+        <w:rPr>
+          <w:b w:val="false"/>
+          <w:bCs w:val="false"/>
+          <w:sz w:val="24"/>
+          <w:szCs w:val="24"/>
+          <w:lang w:val="hu-HU"/>
+        </w:rPr>
+      </w:pPr>
+      <w:r>
+        <w:rPr>
+          <w:b w:val="false"/>
+          <w:bCs w:val="false"/>
+          <w:sz w:val="24"/>
+          <w:szCs w:val="24"/>
+          <w:lang w:val="hu-HU"/>
+        </w:rPr>
+        <w:t>hangulat:</w:t>
+      </w:r>
+    </w:p>
+    <w:p>
+      <w:pPr>
+        <w:pStyle w:val="Normal"/>
+        <w:numPr>
+          <w:ilvl w:val="1"/>
+          <w:numId w:val="18"/>
+        </w:numPr>
+        <w:bidi w:val="0"/>
+        <w:jc w:val="start"/>
+        <w:rPr>
+          <w:b w:val="false"/>
+          <w:bCs w:val="false"/>
+          <w:sz w:val="24"/>
+          <w:szCs w:val="24"/>
+          <w:lang w:val="hu-HU"/>
+        </w:rPr>
+      </w:pPr>
+      <w:r>
+        <w:rPr>
+          <w:b w:val="false"/>
+          <w:bCs w:val="false"/>
+          <w:sz w:val="24"/>
+          <w:szCs w:val="24"/>
+          <w:lang w:val="hu-HU"/>
+        </w:rPr>
+        <w:t>Pozitívan indul, de negatívvá válik a hangulat: „szíve ... nagyra hízik a kevély gyönyörűségétől” &gt; „sem a mosolygó gyermeknek, sem a víg bárányak nem volt már édesanyja”</w:t>
       </w:r>
     </w:p>
     <w:sectPr>
@@ -8923,6 +9174,143 @@
     </w:lvl>
   </w:abstractNum>
   <w:abstractNum w:abstractNumId="18">
+    <w:lvl w:ilvl="0">
+      <w:start w:val="1"/>
+      <w:numFmt w:val="bullet"/>
+      <w:lvlText w:val=""/>
+      <w:lvlJc w:val="start"/>
+      <w:pPr>
+        <w:tabs>
+          <w:tab w:val="num" w:pos="720"/>
+        </w:tabs>
+        <w:ind w:start="720" w:hanging="360"/>
+      </w:pPr>
+      <w:rPr>
+        <w:rFonts w:ascii="Symbol" w:hAnsi="Symbol" w:cs="Symbol" w:hint="default"/>
+      </w:rPr>
+    </w:lvl>
+    <w:lvl w:ilvl="1">
+      <w:start w:val="1"/>
+      <w:numFmt w:val="bullet"/>
+      <w:lvlText w:val=""/>
+      <w:lvlJc w:val="start"/>
+      <w:pPr>
+        <w:tabs>
+          <w:tab w:val="num" w:pos="1080"/>
+        </w:tabs>
+        <w:ind w:start="1080" w:hanging="360"/>
+      </w:pPr>
+      <w:rPr>
+        <w:rFonts w:ascii="Symbol" w:hAnsi="Symbol" w:cs="Symbol" w:hint="default"/>
+      </w:rPr>
+    </w:lvl>
+    <w:lvl w:ilvl="2">
+      <w:start w:val="1"/>
+      <w:numFmt w:val="bullet"/>
+      <w:lvlText w:val=""/>
+      <w:lvlJc w:val="start"/>
+      <w:pPr>
+        <w:tabs>
+          <w:tab w:val="num" w:pos="1440"/>
+        </w:tabs>
+        <w:ind w:start="1440" w:hanging="360"/>
+      </w:pPr>
+      <w:rPr>
+        <w:rFonts w:ascii="Symbol" w:hAnsi="Symbol" w:cs="Symbol" w:hint="default"/>
+      </w:rPr>
+    </w:lvl>
+    <w:lvl w:ilvl="3">
+      <w:start w:val="1"/>
+      <w:numFmt w:val="bullet"/>
+      <w:lvlText w:val=""/>
+      <w:lvlJc w:val="start"/>
+      <w:pPr>
+        <w:tabs>
+          <w:tab w:val="num" w:pos="1800"/>
+        </w:tabs>
+        <w:ind w:start="1800" w:hanging="360"/>
+      </w:pPr>
+      <w:rPr>
+        <w:rFonts w:ascii="Symbol" w:hAnsi="Symbol" w:cs="Symbol" w:hint="default"/>
+      </w:rPr>
+    </w:lvl>
+    <w:lvl w:ilvl="4">
+      <w:start w:val="1"/>
+      <w:numFmt w:val="bullet"/>
+      <w:lvlText w:val=""/>
+      <w:lvlJc w:val="start"/>
+      <w:pPr>
+        <w:tabs>
+          <w:tab w:val="num" w:pos="2160"/>
+        </w:tabs>
+        <w:ind w:start="2160" w:hanging="360"/>
+      </w:pPr>
+      <w:rPr>
+        <w:rFonts w:ascii="Symbol" w:hAnsi="Symbol" w:cs="Symbol" w:hint="default"/>
+      </w:rPr>
+    </w:lvl>
+    <w:lvl w:ilvl="5">
+      <w:start w:val="1"/>
+      <w:numFmt w:val="bullet"/>
+      <w:lvlText w:val=""/>
+      <w:lvlJc w:val="start"/>
+      <w:pPr>
+        <w:tabs>
+          <w:tab w:val="num" w:pos="2520"/>
+        </w:tabs>
+        <w:ind w:start="2520" w:hanging="360"/>
+      </w:pPr>
+      <w:rPr>
+        <w:rFonts w:ascii="Symbol" w:hAnsi="Symbol" w:cs="Symbol" w:hint="default"/>
+      </w:rPr>
+    </w:lvl>
+    <w:lvl w:ilvl="6">
+      <w:start w:val="1"/>
+      <w:numFmt w:val="bullet"/>
+      <w:lvlText w:val=""/>
+      <w:lvlJc w:val="start"/>
+      <w:pPr>
+        <w:tabs>
+          <w:tab w:val="num" w:pos="2880"/>
+        </w:tabs>
+        <w:ind w:start="2880" w:hanging="360"/>
+      </w:pPr>
+      <w:rPr>
+        <w:rFonts w:ascii="Symbol" w:hAnsi="Symbol" w:cs="Symbol" w:hint="default"/>
+      </w:rPr>
+    </w:lvl>
+    <w:lvl w:ilvl="7">
+      <w:start w:val="1"/>
+      <w:numFmt w:val="bullet"/>
+      <w:lvlText w:val=""/>
+      <w:lvlJc w:val="start"/>
+      <w:pPr>
+        <w:tabs>
+          <w:tab w:val="num" w:pos="3240"/>
+        </w:tabs>
+        <w:ind w:start="3240" w:hanging="360"/>
+      </w:pPr>
+      <w:rPr>
+        <w:rFonts w:ascii="Symbol" w:hAnsi="Symbol" w:cs="Symbol" w:hint="default"/>
+      </w:rPr>
+    </w:lvl>
+    <w:lvl w:ilvl="8">
+      <w:start w:val="1"/>
+      <w:numFmt w:val="bullet"/>
+      <w:lvlText w:val=""/>
+      <w:lvlJc w:val="start"/>
+      <w:pPr>
+        <w:tabs>
+          <w:tab w:val="num" w:pos="3600"/>
+        </w:tabs>
+        <w:ind w:start="3600" w:hanging="360"/>
+      </w:pPr>
+      <w:rPr>
+        <w:rFonts w:ascii="Symbol" w:hAnsi="Symbol" w:cs="Symbol" w:hint="default"/>
+      </w:rPr>
+    </w:lvl>
+  </w:abstractNum>
+  <w:abstractNum w:abstractNumId="19">
     <w:lvl w:ilvl="0">
       <w:start w:val="1"/>
       <w:numFmt w:val="none"/>
@@ -9095,6 +9483,9 @@
   <w:num w:numId="18">
     <w:abstractNumId w:val="18"/>
   </w:num>
+  <w:num w:numId="19">
+    <w:abstractNumId w:val="19"/>
+  </w:num>
 </w:numbering>
 </file>
 
@@ -9135,15 +9526,15 @@
       <w:lang w:val="en-US" w:eastAsia="zh-CN" w:bidi="hi-IN"/>
     </w:rPr>
   </w:style>
-  <w:style w:type="character" w:styleId="Bulletsuser">
-    <w:name w:val="Bullets (user)"/>
+  <w:style w:type="character" w:styleId="Bullets">
+    <w:name w:val="Bullets"/>
     <w:qFormat/>
     <w:rPr>
       <w:rFonts w:ascii="OpenSymbol" w:hAnsi="OpenSymbol" w:eastAsia="OpenSymbol" w:cs="OpenSymbol"/>
     </w:rPr>
   </w:style>
-  <w:style w:type="character" w:styleId="Bullets">
-    <w:name w:val="Bullets"/>
+  <w:style w:type="character" w:styleId="Bulletsuser">
+    <w:name w:val="Bullets (user)"/>
     <w:qFormat/>
     <w:rPr>
       <w:rFonts w:ascii="OpenSymbol" w:hAnsi="OpenSymbol" w:eastAsia="OpenSymbol" w:cs="OpenSymbol"/>

--- a/irodalom11.docx
+++ b/irodalom11.docx
@@ -2579,7 +2579,17 @@
           <w:szCs w:val="36"/>
           <w:lang w:val="hu-HU"/>
         </w:rPr>
-        <w:t>Madách Imre: Az ember tragédiáűja</w:t>
+        <w:t xml:space="preserve">Madách Imre: Az ember </w:t>
+      </w:r>
+      <w:r>
+        <w:rPr>
+          <w:b/>
+          <w:bCs/>
+          <w:sz w:val="36"/>
+          <w:szCs w:val="36"/>
+          <w:lang w:val="hu-HU"/>
+        </w:rPr>
+        <w:t>tragédiája</w:t>
       </w:r>
     </w:p>
     <w:p>
@@ -3150,7 +3160,7 @@
         <w:gridCol w:w="2492"/>
         <w:gridCol w:w="2493"/>
         <w:gridCol w:w="2493"/>
-        <w:gridCol w:w="2493"/>
+        <w:gridCol w:w="2494"/>
       </w:tblGrid>
       <w:tr>
         <w:trPr/>
@@ -3228,7 +3238,7 @@
         </w:tc>
         <w:tc>
           <w:tcPr>
-            <w:tcW w:w="2493" w:type="dxa"/>
+            <w:tcW w:w="2494" w:type="dxa"/>
             <w:tcBorders>
               <w:top w:val="single" w:sz="4" w:space="0" w:color="000000"/>
               <w:start w:val="single" w:sz="4" w:space="0" w:color="000000"/>
@@ -3328,7 +3338,7 @@
         </w:tc>
         <w:tc>
           <w:tcPr>
-            <w:tcW w:w="2493" w:type="dxa"/>
+            <w:tcW w:w="2494" w:type="dxa"/>
             <w:tcBorders>
               <w:start w:val="single" w:sz="4" w:space="0" w:color="000000"/>
               <w:bottom w:val="single" w:sz="4" w:space="0" w:color="000000"/>
@@ -3427,7 +3437,7 @@
         </w:tc>
         <w:tc>
           <w:tcPr>
-            <w:tcW w:w="2493" w:type="dxa"/>
+            <w:tcW w:w="2494" w:type="dxa"/>
             <w:tcBorders>
               <w:start w:val="single" w:sz="4" w:space="0" w:color="000000"/>
               <w:bottom w:val="single" w:sz="4" w:space="0" w:color="000000"/>
@@ -3526,7 +3536,7 @@
         </w:tc>
         <w:tc>
           <w:tcPr>
-            <w:tcW w:w="2493" w:type="dxa"/>
+            <w:tcW w:w="2494" w:type="dxa"/>
             <w:tcBorders>
               <w:start w:val="single" w:sz="4" w:space="0" w:color="000000"/>
               <w:bottom w:val="single" w:sz="4" w:space="0" w:color="000000"/>
@@ -3636,7 +3646,7 @@
         </w:tc>
         <w:tc>
           <w:tcPr>
-            <w:tcW w:w="2493" w:type="dxa"/>
+            <w:tcW w:w="2494" w:type="dxa"/>
             <w:tcBorders>
               <w:start w:val="single" w:sz="4" w:space="0" w:color="000000"/>
               <w:bottom w:val="single" w:sz="4" w:space="0" w:color="000000"/>
@@ -3732,7 +3742,7 @@
         </w:tc>
         <w:tc>
           <w:tcPr>
-            <w:tcW w:w="2493" w:type="dxa"/>
+            <w:tcW w:w="2494" w:type="dxa"/>
             <w:tcBorders>
               <w:start w:val="single" w:sz="4" w:space="0" w:color="000000"/>
               <w:bottom w:val="single" w:sz="4" w:space="0" w:color="000000"/>
@@ -3828,7 +3838,7 @@
         </w:tc>
         <w:tc>
           <w:tcPr>
-            <w:tcW w:w="2493" w:type="dxa"/>
+            <w:tcW w:w="2494" w:type="dxa"/>
             <w:tcBorders>
               <w:start w:val="single" w:sz="4" w:space="0" w:color="000000"/>
               <w:bottom w:val="single" w:sz="4" w:space="0" w:color="000000"/>
@@ -3924,7 +3934,7 @@
         </w:tc>
         <w:tc>
           <w:tcPr>
-            <w:tcW w:w="2493" w:type="dxa"/>
+            <w:tcW w:w="2494" w:type="dxa"/>
             <w:tcBorders>
               <w:start w:val="single" w:sz="4" w:space="0" w:color="000000"/>
               <w:bottom w:val="single" w:sz="4" w:space="0" w:color="000000"/>
@@ -4022,7 +4032,7 @@
         </w:tc>
         <w:tc>
           <w:tcPr>
-            <w:tcW w:w="2493" w:type="dxa"/>
+            <w:tcW w:w="2494" w:type="dxa"/>
             <w:tcBorders>
               <w:start w:val="single" w:sz="4" w:space="0" w:color="000000"/>
               <w:bottom w:val="single" w:sz="4" w:space="0" w:color="000000"/>
@@ -4126,7 +4136,7 @@
         </w:tc>
         <w:tc>
           <w:tcPr>
-            <w:tcW w:w="2493" w:type="dxa"/>
+            <w:tcW w:w="2494" w:type="dxa"/>
             <w:tcBorders>
               <w:start w:val="single" w:sz="4" w:space="0" w:color="000000"/>
               <w:bottom w:val="single" w:sz="4" w:space="0" w:color="000000"/>
@@ -4224,7 +4234,7 @@
         </w:tc>
         <w:tc>
           <w:tcPr>
-            <w:tcW w:w="2493" w:type="dxa"/>
+            <w:tcW w:w="2494" w:type="dxa"/>
             <w:tcBorders>
               <w:start w:val="single" w:sz="4" w:space="0" w:color="000000"/>
               <w:bottom w:val="single" w:sz="4" w:space="0" w:color="000000"/>
@@ -4336,7 +4346,7 @@
         </w:tc>
         <w:tc>
           <w:tcPr>
-            <w:tcW w:w="2493" w:type="dxa"/>
+            <w:tcW w:w="2494" w:type="dxa"/>
             <w:tcBorders>
               <w:start w:val="single" w:sz="4" w:space="0" w:color="000000"/>
               <w:bottom w:val="single" w:sz="4" w:space="0" w:color="000000"/>
@@ -4434,7 +4444,7 @@
         </w:tc>
         <w:tc>
           <w:tcPr>
-            <w:tcW w:w="2493" w:type="dxa"/>
+            <w:tcW w:w="2494" w:type="dxa"/>
             <w:tcBorders>
               <w:start w:val="single" w:sz="4" w:space="0" w:color="000000"/>
               <w:bottom w:val="single" w:sz="4" w:space="0" w:color="000000"/>
@@ -4532,7 +4542,7 @@
         </w:tc>
         <w:tc>
           <w:tcPr>
-            <w:tcW w:w="2493" w:type="dxa"/>
+            <w:tcW w:w="2494" w:type="dxa"/>
             <w:tcBorders>
               <w:start w:val="single" w:sz="4" w:space="0" w:color="000000"/>
               <w:bottom w:val="single" w:sz="4" w:space="0" w:color="000000"/>
@@ -4630,7 +4640,7 @@
         </w:tc>
         <w:tc>
           <w:tcPr>
-            <w:tcW w:w="2493" w:type="dxa"/>
+            <w:tcW w:w="2494" w:type="dxa"/>
             <w:tcBorders>
               <w:start w:val="single" w:sz="4" w:space="0" w:color="000000"/>
               <w:bottom w:val="single" w:sz="4" w:space="0" w:color="000000"/>
@@ -6827,6 +6837,521 @@
           <w:lang w:val="hu-HU"/>
         </w:rPr>
         <w:t>Pozitívan indul, de negatívvá válik a hangulat: „szíve ... nagyra hízik a kevély gyönyörűségétől” &gt; „sem a mosolygó gyermeknek, sem a víg bárányak nem volt már édesanyja”</w:t>
+      </w:r>
+    </w:p>
+    <w:p>
+      <w:pPr>
+        <w:pStyle w:val="Normal"/>
+        <w:bidi w:val="0"/>
+        <w:jc w:val="start"/>
+        <w:rPr>
+          <w:b w:val="false"/>
+          <w:bCs w:val="false"/>
+          <w:sz w:val="24"/>
+          <w:szCs w:val="24"/>
+          <w:lang w:val="hu-HU"/>
+        </w:rPr>
+      </w:pPr>
+      <w:r>
+        <w:rPr>
+          <w:b w:val="false"/>
+          <w:bCs w:val="false"/>
+          <w:sz w:val="24"/>
+          <w:szCs w:val="24"/>
+          <w:lang w:val="hu-HU"/>
+        </w:rPr>
+      </w:r>
+    </w:p>
+    <w:p>
+      <w:pPr>
+        <w:pStyle w:val="Normal"/>
+        <w:tabs>
+          <w:tab w:val="clear" w:pos="709"/>
+          <w:tab w:val="left" w:pos="1941" w:leader="none"/>
+        </w:tabs>
+        <w:bidi w:val="0"/>
+        <w:jc w:val="start"/>
+        <w:rPr>
+          <w:b/>
+          <w:bCs/>
+          <w:sz w:val="32"/>
+          <w:szCs w:val="32"/>
+          <w:lang w:val="hu-HU"/>
+        </w:rPr>
+      </w:pPr>
+      <w:r>
+        <w:rPr>
+          <w:b/>
+          <w:bCs/>
+          <w:sz w:val="32"/>
+          <w:szCs w:val="32"/>
+          <w:lang w:val="hu-HU"/>
+        </w:rPr>
+        <w:t>A novellaelemzés általános szempontjai</w:t>
+      </w:r>
+    </w:p>
+    <w:p>
+      <w:pPr>
+        <w:pStyle w:val="Normal"/>
+        <w:bidi w:val="0"/>
+        <w:jc w:val="start"/>
+        <w:rPr>
+          <w:b/>
+          <w:bCs/>
+          <w:sz w:val="28"/>
+          <w:szCs w:val="28"/>
+          <w:lang w:val="hu-HU"/>
+        </w:rPr>
+      </w:pPr>
+      <w:r>
+        <w:rPr>
+          <w:b/>
+          <w:bCs/>
+          <w:sz w:val="28"/>
+          <w:szCs w:val="28"/>
+          <w:lang w:val="hu-HU"/>
+        </w:rPr>
+        <w:t>A novella műfaj meghatározása:</w:t>
+      </w:r>
+    </w:p>
+    <w:p>
+      <w:pPr>
+        <w:pStyle w:val="Normal"/>
+        <w:numPr>
+          <w:ilvl w:val="0"/>
+          <w:numId w:val="19"/>
+        </w:numPr>
+        <w:bidi w:val="0"/>
+        <w:jc w:val="start"/>
+        <w:rPr>
+          <w:b w:val="false"/>
+          <w:bCs w:val="false"/>
+          <w:sz w:val="24"/>
+          <w:szCs w:val="24"/>
+          <w:lang w:val="hu-HU"/>
+        </w:rPr>
+      </w:pPr>
+      <w:r>
+        <w:rPr>
+          <w:b w:val="false"/>
+          <w:bCs w:val="false"/>
+          <w:sz w:val="24"/>
+          <w:szCs w:val="24"/>
+          <w:lang w:val="hu-HU"/>
+        </w:rPr>
+        <w:t>Az epika műnemébe tartozik (története van), rövid terjedelmű írás, kevés szereplő, kevés helyszín, egy időszak, egy cselekményszál jellemző. Van fordulópontja, ami a főhős számára sorsfordító esemény.</w:t>
+      </w:r>
+    </w:p>
+    <w:p>
+      <w:pPr>
+        <w:pStyle w:val="Normal"/>
+        <w:bidi w:val="0"/>
+        <w:jc w:val="start"/>
+        <w:rPr>
+          <w:b w:val="false"/>
+          <w:bCs w:val="false"/>
+          <w:sz w:val="24"/>
+          <w:szCs w:val="24"/>
+          <w:lang w:val="hu-HU"/>
+        </w:rPr>
+      </w:pPr>
+      <w:r>
+        <w:rPr>
+          <w:b w:val="false"/>
+          <w:bCs w:val="false"/>
+          <w:sz w:val="24"/>
+          <w:szCs w:val="24"/>
+          <w:lang w:val="hu-HU"/>
+        </w:rPr>
+      </w:r>
+    </w:p>
+    <w:p>
+      <w:pPr>
+        <w:pStyle w:val="Normal"/>
+        <w:bidi w:val="0"/>
+        <w:jc w:val="start"/>
+        <w:rPr>
+          <w:b/>
+          <w:bCs/>
+          <w:sz w:val="28"/>
+          <w:szCs w:val="28"/>
+          <w:lang w:val="hu-HU"/>
+        </w:rPr>
+      </w:pPr>
+      <w:r>
+        <w:rPr>
+          <w:b/>
+          <w:bCs/>
+          <w:sz w:val="28"/>
+          <w:szCs w:val="28"/>
+          <w:lang w:val="hu-HU"/>
+        </w:rPr>
+        <w:t>Milyen szempontok szerint haladunk egy novellaelemző fogalmazás megírásakor?</w:t>
+      </w:r>
+    </w:p>
+    <w:p>
+      <w:pPr>
+        <w:pStyle w:val="Normal"/>
+        <w:bidi w:val="0"/>
+        <w:jc w:val="start"/>
+        <w:rPr>
+          <w:b w:val="false"/>
+          <w:bCs w:val="false"/>
+          <w:sz w:val="24"/>
+          <w:szCs w:val="24"/>
+          <w:lang w:val="hu-HU"/>
+        </w:rPr>
+      </w:pPr>
+      <w:r>
+        <w:rPr>
+          <w:b w:val="false"/>
+          <w:bCs w:val="false"/>
+          <w:sz w:val="24"/>
+          <w:szCs w:val="24"/>
+          <w:lang w:val="hu-HU"/>
+        </w:rPr>
+      </w:r>
+    </w:p>
+    <w:p>
+      <w:pPr>
+        <w:pStyle w:val="Normal"/>
+        <w:numPr>
+          <w:ilvl w:val="0"/>
+          <w:numId w:val="20"/>
+        </w:numPr>
+        <w:bidi w:val="0"/>
+        <w:jc w:val="start"/>
+        <w:rPr>
+          <w:b w:val="false"/>
+          <w:bCs w:val="false"/>
+          <w:sz w:val="24"/>
+          <w:szCs w:val="24"/>
+          <w:lang w:val="hu-HU"/>
+        </w:rPr>
+      </w:pPr>
+      <w:r>
+        <w:rPr>
+          <w:b/>
+          <w:bCs/>
+          <w:sz w:val="24"/>
+          <w:szCs w:val="24"/>
+          <w:lang w:val="hu-HU"/>
+        </w:rPr>
+        <w:t>Cím:</w:t>
+      </w:r>
+      <w:r>
+        <w:rPr>
+          <w:b w:val="false"/>
+          <w:bCs w:val="false"/>
+          <w:sz w:val="24"/>
+          <w:szCs w:val="24"/>
+          <w:lang w:val="hu-HU"/>
+        </w:rPr>
+        <w:t xml:space="preserve"> (tartalomra pl. szereplőre vagy helyszínre), formára, hangulatra utalhat.</w:t>
+      </w:r>
+    </w:p>
+    <w:p>
+      <w:pPr>
+        <w:pStyle w:val="Normal"/>
+        <w:numPr>
+          <w:ilvl w:val="0"/>
+          <w:numId w:val="20"/>
+        </w:numPr>
+        <w:bidi w:val="0"/>
+        <w:jc w:val="start"/>
+        <w:rPr>
+          <w:b w:val="false"/>
+          <w:bCs w:val="false"/>
+          <w:sz w:val="24"/>
+          <w:szCs w:val="24"/>
+          <w:lang w:val="hu-HU"/>
+        </w:rPr>
+      </w:pPr>
+      <w:r>
+        <w:rPr>
+          <w:b/>
+          <w:bCs/>
+          <w:sz w:val="24"/>
+          <w:szCs w:val="24"/>
+          <w:lang w:val="hu-HU"/>
+        </w:rPr>
+        <w:t>Hangulat:</w:t>
+      </w:r>
+      <w:r>
+        <w:rPr>
+          <w:b w:val="false"/>
+          <w:bCs w:val="false"/>
+          <w:sz w:val="24"/>
+          <w:szCs w:val="24"/>
+          <w:lang w:val="hu-HU"/>
+        </w:rPr>
+        <w:t xml:space="preserve"> pozitív vagy negatív? Hangulatteremtő elemek lehetnek a mellékszálak, helyszínek, évszakok, napszakok, színek.</w:t>
+      </w:r>
+    </w:p>
+    <w:p>
+      <w:pPr>
+        <w:pStyle w:val="Normal"/>
+        <w:numPr>
+          <w:ilvl w:val="0"/>
+          <w:numId w:val="20"/>
+        </w:numPr>
+        <w:bidi w:val="0"/>
+        <w:jc w:val="start"/>
+        <w:rPr>
+          <w:b w:val="false"/>
+          <w:bCs w:val="false"/>
+          <w:sz w:val="24"/>
+          <w:szCs w:val="24"/>
+          <w:lang w:val="hu-HU"/>
+        </w:rPr>
+      </w:pPr>
+      <w:r>
+        <w:rPr>
+          <w:b/>
+          <w:bCs/>
+          <w:sz w:val="24"/>
+          <w:szCs w:val="24"/>
+          <w:lang w:val="hu-HU"/>
+        </w:rPr>
+        <w:t>Szereplők:</w:t>
+      </w:r>
+      <w:r>
+        <w:rPr>
+          <w:b w:val="false"/>
+          <w:bCs w:val="false"/>
+          <w:sz w:val="24"/>
+          <w:szCs w:val="24"/>
+          <w:lang w:val="hu-HU"/>
+        </w:rPr>
+        <w:t xml:space="preserve"> felsorolás és jellemzés (külső és belső tulajdonságok kigyűjtése vagy kikövetkeztetése a történetből).</w:t>
+      </w:r>
+    </w:p>
+    <w:p>
+      <w:pPr>
+        <w:pStyle w:val="Normal"/>
+        <w:numPr>
+          <w:ilvl w:val="0"/>
+          <w:numId w:val="20"/>
+        </w:numPr>
+        <w:bidi w:val="0"/>
+        <w:jc w:val="start"/>
+        <w:rPr>
+          <w:b w:val="false"/>
+          <w:bCs w:val="false"/>
+          <w:sz w:val="24"/>
+          <w:szCs w:val="24"/>
+          <w:lang w:val="hu-HU"/>
+        </w:rPr>
+      </w:pPr>
+      <w:r>
+        <w:rPr>
+          <w:b/>
+          <w:bCs/>
+          <w:sz w:val="24"/>
+          <w:szCs w:val="24"/>
+          <w:lang w:val="hu-HU"/>
+        </w:rPr>
+        <w:t>Helyszínek:</w:t>
+      </w:r>
+      <w:r>
+        <w:rPr>
+          <w:b w:val="false"/>
+          <w:bCs w:val="false"/>
+          <w:sz w:val="24"/>
+          <w:szCs w:val="24"/>
+          <w:lang w:val="hu-HU"/>
+        </w:rPr>
+        <w:t xml:space="preserve"> felsorolás és bemutatás (van-e speciális hangulata?).</w:t>
+      </w:r>
+    </w:p>
+    <w:p>
+      <w:pPr>
+        <w:pStyle w:val="Normal"/>
+        <w:numPr>
+          <w:ilvl w:val="0"/>
+          <w:numId w:val="20"/>
+        </w:numPr>
+        <w:bidi w:val="0"/>
+        <w:jc w:val="start"/>
+        <w:rPr>
+          <w:b w:val="false"/>
+          <w:bCs w:val="false"/>
+          <w:sz w:val="24"/>
+          <w:szCs w:val="24"/>
+          <w:lang w:val="hu-HU"/>
+        </w:rPr>
+      </w:pPr>
+      <w:r>
+        <w:rPr>
+          <w:b/>
+          <w:bCs/>
+          <w:sz w:val="24"/>
+          <w:szCs w:val="24"/>
+          <w:lang w:val="hu-HU"/>
+        </w:rPr>
+        <w:t>Idő:</w:t>
+      </w:r>
+      <w:r>
+        <w:rPr>
+          <w:b w:val="false"/>
+          <w:bCs w:val="false"/>
+          <w:sz w:val="24"/>
+          <w:szCs w:val="24"/>
+          <w:lang w:val="hu-HU"/>
+        </w:rPr>
+        <w:t xml:space="preserve"> idősíkok (jelen, múlt, jövő), időtartam (mennyi idő alatt játszódik), évszakok és napszakok.</w:t>
+      </w:r>
+    </w:p>
+    <w:p>
+      <w:pPr>
+        <w:pStyle w:val="Normal"/>
+        <w:numPr>
+          <w:ilvl w:val="0"/>
+          <w:numId w:val="20"/>
+        </w:numPr>
+        <w:bidi w:val="0"/>
+        <w:jc w:val="start"/>
+        <w:rPr>
+          <w:b w:val="false"/>
+          <w:bCs w:val="false"/>
+          <w:sz w:val="24"/>
+          <w:szCs w:val="24"/>
+          <w:lang w:val="hu-HU"/>
+        </w:rPr>
+      </w:pPr>
+      <w:r>
+        <w:rPr>
+          <w:b/>
+          <w:bCs/>
+          <w:sz w:val="24"/>
+          <w:szCs w:val="24"/>
+          <w:lang w:val="hu-HU"/>
+        </w:rPr>
+        <w:t>Fordulópont:</w:t>
+      </w:r>
+      <w:r>
+        <w:rPr>
+          <w:b w:val="false"/>
+          <w:bCs w:val="false"/>
+          <w:sz w:val="24"/>
+          <w:szCs w:val="24"/>
+          <w:lang w:val="hu-HU"/>
+        </w:rPr>
+        <w:t xml:space="preserve"> a főhős számára sorsfordító esemény, a novella legfeszültebb pontja.</w:t>
+      </w:r>
+    </w:p>
+    <w:p>
+      <w:pPr>
+        <w:pStyle w:val="Normal"/>
+        <w:numPr>
+          <w:ilvl w:val="0"/>
+          <w:numId w:val="20"/>
+        </w:numPr>
+        <w:bidi w:val="0"/>
+        <w:jc w:val="start"/>
+        <w:rPr>
+          <w:b w:val="false"/>
+          <w:bCs w:val="false"/>
+          <w:sz w:val="24"/>
+          <w:szCs w:val="24"/>
+          <w:lang w:val="hu-HU"/>
+        </w:rPr>
+      </w:pPr>
+      <w:r>
+        <w:rPr>
+          <w:b/>
+          <w:bCs/>
+          <w:sz w:val="24"/>
+          <w:szCs w:val="24"/>
+          <w:lang w:val="hu-HU"/>
+        </w:rPr>
+        <w:t>Cselekmény (történet) / szerkezet:</w:t>
+      </w:r>
+      <w:r>
+        <w:rPr>
+          <w:b w:val="false"/>
+          <w:bCs w:val="false"/>
+          <w:sz w:val="24"/>
+          <w:szCs w:val="24"/>
+          <w:lang w:val="hu-HU"/>
+        </w:rPr>
+        <w:t xml:space="preserve"> egységekre osztjuk a szöveget (hangulat, időbeli, helyszíni stb. változásnál).</w:t>
+      </w:r>
+    </w:p>
+    <w:p>
+      <w:pPr>
+        <w:pStyle w:val="Normal"/>
+        <w:numPr>
+          <w:ilvl w:val="0"/>
+          <w:numId w:val="20"/>
+        </w:numPr>
+        <w:bidi w:val="0"/>
+        <w:jc w:val="start"/>
+        <w:rPr>
+          <w:b w:val="false"/>
+          <w:bCs w:val="false"/>
+          <w:sz w:val="24"/>
+          <w:szCs w:val="24"/>
+          <w:lang w:val="hu-HU"/>
+        </w:rPr>
+      </w:pPr>
+      <w:r>
+        <w:rPr>
+          <w:b/>
+          <w:bCs/>
+          <w:sz w:val="24"/>
+          <w:szCs w:val="24"/>
+          <w:lang w:val="hu-HU"/>
+        </w:rPr>
+        <w:t>Elbeszélő:</w:t>
+      </w:r>
+      <w:r>
+        <w:rPr>
+          <w:b w:val="false"/>
+          <w:bCs w:val="false"/>
+          <w:sz w:val="24"/>
+          <w:szCs w:val="24"/>
+          <w:lang w:val="hu-HU"/>
+        </w:rPr>
+        <w:t xml:space="preserve"> lehet külső, azaz nem szereplő (általában távolságtartó, érzelemmentes) vagy belső, azaz szereplő (korlátozott tudású, elfogult lehet).</w:t>
+      </w:r>
+    </w:p>
+    <w:p>
+      <w:pPr>
+        <w:pStyle w:val="Normal"/>
+        <w:numPr>
+          <w:ilvl w:val="0"/>
+          <w:numId w:val="20"/>
+        </w:numPr>
+        <w:bidi w:val="0"/>
+        <w:jc w:val="start"/>
+        <w:rPr>
+          <w:b w:val="false"/>
+          <w:bCs w:val="false"/>
+          <w:sz w:val="24"/>
+          <w:szCs w:val="24"/>
+          <w:lang w:val="hu-HU"/>
+        </w:rPr>
+      </w:pPr>
+      <w:r>
+        <w:rPr>
+          <w:b/>
+          <w:bCs/>
+          <w:sz w:val="24"/>
+          <w:szCs w:val="24"/>
+          <w:lang w:val="hu-HU"/>
+        </w:rPr>
+        <w:t>Nyelvezet, prózapoétika, elbeszélés módja:</w:t>
+      </w:r>
+      <w:r>
+        <w:rPr>
+          <w:b w:val="false"/>
+          <w:bCs w:val="false"/>
+          <w:sz w:val="24"/>
+          <w:szCs w:val="24"/>
+          <w:lang w:val="hu-HU"/>
+        </w:rPr>
+        <w:t xml:space="preserve"> minden, a hétköznapitól eltérő nyelvhasználat (pl. tájnyelv, szleng, a nyelvi kommunikáció hiánya stb.) művészi eszközzé, jelentéssel bíró elemmé válhat.</w:t>
       </w:r>
     </w:p>
     <w:sectPr>
@@ -9311,6 +9836,280 @@
     </w:lvl>
   </w:abstractNum>
   <w:abstractNum w:abstractNumId="19">
+    <w:lvl w:ilvl="0">
+      <w:start w:val="1"/>
+      <w:numFmt w:val="bullet"/>
+      <w:lvlText w:val=""/>
+      <w:lvlJc w:val="start"/>
+      <w:pPr>
+        <w:tabs>
+          <w:tab w:val="num" w:pos="720"/>
+        </w:tabs>
+        <w:ind w:start="720" w:hanging="360"/>
+      </w:pPr>
+      <w:rPr>
+        <w:rFonts w:ascii="Symbol" w:hAnsi="Symbol" w:cs="Symbol" w:hint="default"/>
+      </w:rPr>
+    </w:lvl>
+    <w:lvl w:ilvl="1">
+      <w:start w:val="1"/>
+      <w:numFmt w:val="bullet"/>
+      <w:lvlText w:val=""/>
+      <w:lvlJc w:val="start"/>
+      <w:pPr>
+        <w:tabs>
+          <w:tab w:val="num" w:pos="1080"/>
+        </w:tabs>
+        <w:ind w:start="1080" w:hanging="360"/>
+      </w:pPr>
+      <w:rPr>
+        <w:rFonts w:ascii="Wingdings" w:hAnsi="Wingdings" w:cs="Wingdings" w:hint="default"/>
+      </w:rPr>
+    </w:lvl>
+    <w:lvl w:ilvl="2">
+      <w:start w:val="1"/>
+      <w:numFmt w:val="bullet"/>
+      <w:lvlText w:val=""/>
+      <w:lvlJc w:val="start"/>
+      <w:pPr>
+        <w:tabs>
+          <w:tab w:val="num" w:pos="1440"/>
+        </w:tabs>
+        <w:ind w:start="1440" w:hanging="360"/>
+      </w:pPr>
+      <w:rPr>
+        <w:rFonts w:ascii="Wingdings 2" w:hAnsi="Wingdings 2" w:cs="Wingdings 2" w:hint="default"/>
+      </w:rPr>
+    </w:lvl>
+    <w:lvl w:ilvl="3">
+      <w:start w:val="1"/>
+      <w:numFmt w:val="bullet"/>
+      <w:lvlText w:val=""/>
+      <w:lvlJc w:val="start"/>
+      <w:pPr>
+        <w:tabs>
+          <w:tab w:val="num" w:pos="1800"/>
+        </w:tabs>
+        <w:ind w:start="1800" w:hanging="360"/>
+      </w:pPr>
+      <w:rPr>
+        <w:rFonts w:ascii="MT Extra" w:hAnsi="MT Extra" w:cs="MT Extra" w:hint="default"/>
+      </w:rPr>
+    </w:lvl>
+    <w:lvl w:ilvl="4">
+      <w:start w:val="1"/>
+      <w:numFmt w:val="bullet"/>
+      <w:lvlText w:val="►"/>
+      <w:lvlJc w:val="start"/>
+      <w:pPr>
+        <w:tabs>
+          <w:tab w:val="num" w:pos="2160"/>
+        </w:tabs>
+        <w:ind w:start="2160" w:hanging="360"/>
+      </w:pPr>
+      <w:rPr>
+        <w:rFonts w:ascii="OpenSymbol" w:hAnsi="OpenSymbol" w:cs="OpenSymbol" w:hint="default"/>
+      </w:rPr>
+    </w:lvl>
+    <w:lvl w:ilvl="5">
+      <w:start w:val="1"/>
+      <w:numFmt w:val="bullet"/>
+      <w:lvlText w:val=""/>
+      <w:lvlJc w:val="start"/>
+      <w:pPr>
+        <w:tabs>
+          <w:tab w:val="num" w:pos="2520"/>
+        </w:tabs>
+        <w:ind w:start="2520" w:hanging="360"/>
+      </w:pPr>
+      <w:rPr>
+        <w:rFonts w:ascii="Symbol" w:hAnsi="Symbol" w:cs="Symbol" w:hint="default"/>
+      </w:rPr>
+    </w:lvl>
+    <w:lvl w:ilvl="6">
+      <w:start w:val="1"/>
+      <w:numFmt w:val="bullet"/>
+      <w:lvlText w:val="-"/>
+      <w:lvlJc w:val="start"/>
+      <w:pPr>
+        <w:tabs>
+          <w:tab w:val="num" w:pos="2880"/>
+        </w:tabs>
+        <w:ind w:start="2880" w:hanging="360"/>
+      </w:pPr>
+      <w:rPr>
+        <w:rFonts w:ascii="OpenSymbol" w:hAnsi="OpenSymbol" w:cs="OpenSymbol" w:hint="default"/>
+      </w:rPr>
+    </w:lvl>
+    <w:lvl w:ilvl="7">
+      <w:start w:val="1"/>
+      <w:numFmt w:val="bullet"/>
+      <w:lvlText w:val=""/>
+      <w:lvlJc w:val="start"/>
+      <w:pPr>
+        <w:tabs>
+          <w:tab w:val="num" w:pos="3240"/>
+        </w:tabs>
+        <w:ind w:start="3240" w:hanging="360"/>
+      </w:pPr>
+      <w:rPr>
+        <w:rFonts w:ascii="Symbol" w:hAnsi="Symbol" w:cs="Symbol" w:hint="default"/>
+      </w:rPr>
+    </w:lvl>
+    <w:lvl w:ilvl="8">
+      <w:start w:val="1"/>
+      <w:numFmt w:val="bullet"/>
+      <w:lvlText w:val=""/>
+      <w:lvlJc w:val="start"/>
+      <w:pPr>
+        <w:tabs>
+          <w:tab w:val="num" w:pos="3600"/>
+        </w:tabs>
+        <w:ind w:start="3600" w:hanging="360"/>
+      </w:pPr>
+      <w:rPr>
+        <w:rFonts w:ascii="Symbol" w:hAnsi="Symbol" w:cs="Symbol" w:hint="default"/>
+      </w:rPr>
+    </w:lvl>
+  </w:abstractNum>
+  <w:abstractNum w:abstractNumId="20">
+    <w:lvl w:ilvl="0">
+      <w:start w:val="1"/>
+      <w:numFmt w:val="bullet"/>
+      <w:lvlText w:val=""/>
+      <w:lvlJc w:val="start"/>
+      <w:pPr>
+        <w:tabs>
+          <w:tab w:val="num" w:pos="720"/>
+        </w:tabs>
+        <w:ind w:start="720" w:hanging="360"/>
+      </w:pPr>
+      <w:rPr>
+        <w:rFonts w:ascii="Symbol" w:hAnsi="Symbol" w:cs="Symbol" w:hint="default"/>
+      </w:rPr>
+    </w:lvl>
+    <w:lvl w:ilvl="1">
+      <w:start w:val="1"/>
+      <w:numFmt w:val="bullet"/>
+      <w:lvlText w:val=""/>
+      <w:lvlJc w:val="start"/>
+      <w:pPr>
+        <w:tabs>
+          <w:tab w:val="num" w:pos="1080"/>
+        </w:tabs>
+        <w:ind w:start="1080" w:hanging="360"/>
+      </w:pPr>
+      <w:rPr>
+        <w:rFonts w:ascii="Wingdings" w:hAnsi="Wingdings" w:cs="Wingdings" w:hint="default"/>
+      </w:rPr>
+    </w:lvl>
+    <w:lvl w:ilvl="2">
+      <w:start w:val="1"/>
+      <w:numFmt w:val="bullet"/>
+      <w:lvlText w:val=""/>
+      <w:lvlJc w:val="start"/>
+      <w:pPr>
+        <w:tabs>
+          <w:tab w:val="num" w:pos="1440"/>
+        </w:tabs>
+        <w:ind w:start="1440" w:hanging="360"/>
+      </w:pPr>
+      <w:rPr>
+        <w:rFonts w:ascii="Wingdings 2" w:hAnsi="Wingdings 2" w:cs="Wingdings 2" w:hint="default"/>
+      </w:rPr>
+    </w:lvl>
+    <w:lvl w:ilvl="3">
+      <w:start w:val="1"/>
+      <w:numFmt w:val="bullet"/>
+      <w:lvlText w:val=""/>
+      <w:lvlJc w:val="start"/>
+      <w:pPr>
+        <w:tabs>
+          <w:tab w:val="num" w:pos="1800"/>
+        </w:tabs>
+        <w:ind w:start="1800" w:hanging="360"/>
+      </w:pPr>
+      <w:rPr>
+        <w:rFonts w:ascii="MT Extra" w:hAnsi="MT Extra" w:cs="MT Extra" w:hint="default"/>
+      </w:rPr>
+    </w:lvl>
+    <w:lvl w:ilvl="4">
+      <w:start w:val="1"/>
+      <w:numFmt w:val="bullet"/>
+      <w:lvlText w:val="►"/>
+      <w:lvlJc w:val="start"/>
+      <w:pPr>
+        <w:tabs>
+          <w:tab w:val="num" w:pos="2160"/>
+        </w:tabs>
+        <w:ind w:start="2160" w:hanging="360"/>
+      </w:pPr>
+      <w:rPr>
+        <w:rFonts w:ascii="OpenSymbol" w:hAnsi="OpenSymbol" w:cs="OpenSymbol" w:hint="default"/>
+      </w:rPr>
+    </w:lvl>
+    <w:lvl w:ilvl="5">
+      <w:start w:val="1"/>
+      <w:numFmt w:val="bullet"/>
+      <w:lvlText w:val=""/>
+      <w:lvlJc w:val="start"/>
+      <w:pPr>
+        <w:tabs>
+          <w:tab w:val="num" w:pos="2520"/>
+        </w:tabs>
+        <w:ind w:start="2520" w:hanging="360"/>
+      </w:pPr>
+      <w:rPr>
+        <w:rFonts w:ascii="Symbol" w:hAnsi="Symbol" w:cs="Symbol" w:hint="default"/>
+      </w:rPr>
+    </w:lvl>
+    <w:lvl w:ilvl="6">
+      <w:start w:val="1"/>
+      <w:numFmt w:val="bullet"/>
+      <w:lvlText w:val="-"/>
+      <w:lvlJc w:val="start"/>
+      <w:pPr>
+        <w:tabs>
+          <w:tab w:val="num" w:pos="2880"/>
+        </w:tabs>
+        <w:ind w:start="2880" w:hanging="360"/>
+      </w:pPr>
+      <w:rPr>
+        <w:rFonts w:ascii="OpenSymbol" w:hAnsi="OpenSymbol" w:cs="OpenSymbol" w:hint="default"/>
+      </w:rPr>
+    </w:lvl>
+    <w:lvl w:ilvl="7">
+      <w:start w:val="1"/>
+      <w:numFmt w:val="bullet"/>
+      <w:lvlText w:val=""/>
+      <w:lvlJc w:val="start"/>
+      <w:pPr>
+        <w:tabs>
+          <w:tab w:val="num" w:pos="3240"/>
+        </w:tabs>
+        <w:ind w:start="3240" w:hanging="360"/>
+      </w:pPr>
+      <w:rPr>
+        <w:rFonts w:ascii="Symbol" w:hAnsi="Symbol" w:cs="Symbol" w:hint="default"/>
+      </w:rPr>
+    </w:lvl>
+    <w:lvl w:ilvl="8">
+      <w:start w:val="1"/>
+      <w:numFmt w:val="bullet"/>
+      <w:lvlText w:val=""/>
+      <w:lvlJc w:val="start"/>
+      <w:pPr>
+        <w:tabs>
+          <w:tab w:val="num" w:pos="3600"/>
+        </w:tabs>
+        <w:ind w:start="3600" w:hanging="360"/>
+      </w:pPr>
+      <w:rPr>
+        <w:rFonts w:ascii="Symbol" w:hAnsi="Symbol" w:cs="Symbol" w:hint="default"/>
+      </w:rPr>
+    </w:lvl>
+  </w:abstractNum>
+  <w:abstractNum w:abstractNumId="21">
     <w:lvl w:ilvl="0">
       <w:start w:val="1"/>
       <w:numFmt w:val="none"/>
@@ -9486,6 +10285,12 @@
   <w:num w:numId="19">
     <w:abstractNumId w:val="19"/>
   </w:num>
+  <w:num w:numId="20">
+    <w:abstractNumId w:val="20"/>
+  </w:num>
+  <w:num w:numId="21">
+    <w:abstractNumId w:val="21"/>
+  </w:num>
 </w:numbering>
 </file>
 
@@ -9526,15 +10331,15 @@
       <w:lang w:val="en-US" w:eastAsia="zh-CN" w:bidi="hi-IN"/>
     </w:rPr>
   </w:style>
-  <w:style w:type="character" w:styleId="Bullets">
-    <w:name w:val="Bullets"/>
+  <w:style w:type="character" w:styleId="Bulletsuser">
+    <w:name w:val="Bullets (user)"/>
     <w:qFormat/>
     <w:rPr>
       <w:rFonts w:ascii="OpenSymbol" w:hAnsi="OpenSymbol" w:eastAsia="OpenSymbol" w:cs="OpenSymbol"/>
     </w:rPr>
   </w:style>
-  <w:style w:type="character" w:styleId="Bulletsuser">
-    <w:name w:val="Bullets (user)"/>
+  <w:style w:type="character" w:styleId="Bullets">
+    <w:name w:val="Bullets"/>
     <w:qFormat/>
     <w:rPr>
       <w:rFonts w:ascii="OpenSymbol" w:hAnsi="OpenSymbol" w:eastAsia="OpenSymbol" w:cs="OpenSymbol"/>

--- a/irodalom11.docx
+++ b/irodalom11.docx
@@ -2579,17 +2579,7 @@
           <w:szCs w:val="36"/>
           <w:lang w:val="hu-HU"/>
         </w:rPr>
-        <w:t xml:space="preserve">Madách Imre: Az ember </w:t>
-      </w:r>
-      <w:r>
-        <w:rPr>
-          <w:b/>
-          <w:bCs/>
-          <w:sz w:val="36"/>
-          <w:szCs w:val="36"/>
-          <w:lang w:val="hu-HU"/>
-        </w:rPr>
-        <w:t>tragédiája</w:t>
+        <w:t>Madách Imre: Az ember tragédiája</w:t>
       </w:r>
     </w:p>
     <w:p>
@@ -5072,6 +5062,53 @@
       <w:pPr>
         <w:pStyle w:val="Normal"/>
         <w:bidi w:val="0"/>
+        <w:jc w:val="start"/>
+        <w:rPr>
+          <w:b/>
+          <w:bCs/>
+          <w:sz w:val="32"/>
+          <w:szCs w:val="32"/>
+          <w:lang w:val="hu-HU"/>
+        </w:rPr>
+      </w:pPr>
+      <w:r>
+        <w:rPr>
+          <w:b/>
+          <w:bCs/>
+          <w:sz w:val="32"/>
+          <w:szCs w:val="32"/>
+          <w:lang w:val="hu-HU"/>
+        </w:rPr>
+        <w:t>Dolgozat a 1. oszlop és a történelmi 4-14 szinek közötti kettő szakasz szabadon választott</w:t>
+      </w:r>
+    </w:p>
+    <w:p>
+      <w:pPr>
+        <w:pStyle w:val="Normal"/>
+        <w:bidi w:val="0"/>
+        <w:jc w:val="start"/>
+        <w:rPr>
+          <w:b/>
+          <w:bCs/>
+          <w:sz w:val="24"/>
+          <w:szCs w:val="24"/>
+          <w:lang w:val="hu-HU"/>
+        </w:rPr>
+      </w:pPr>
+      <w:r>
+        <w:rPr>
+          <w:b/>
+          <w:bCs/>
+          <w:sz w:val="24"/>
+          <w:szCs w:val="24"/>
+          <w:lang w:val="hu-HU"/>
+        </w:rPr>
+      </w:r>
+    </w:p>
+    <w:p>
+      <w:pPr>
+        <w:pStyle w:val="Normal"/>
+        <w:bidi w:val="0"/>
         <w:jc w:val="center"/>
         <w:rPr>
           <w:b/>
@@ -7352,6 +7389,582 @@
           <w:lang w:val="hu-HU"/>
         </w:rPr>
         <w:t xml:space="preserve"> minden, a hétköznapitól eltérő nyelvhasználat (pl. tájnyelv, szleng, a nyelvi kommunikáció hiánya stb.) művészi eszközzé, jelentéssel bíró elemmé válhat.</w:t>
+      </w:r>
+    </w:p>
+    <w:p>
+      <w:pPr>
+        <w:pStyle w:val="Normal"/>
+        <w:bidi w:val="0"/>
+        <w:jc w:val="start"/>
+        <w:rPr>
+          <w:b w:val="false"/>
+          <w:bCs w:val="false"/>
+          <w:sz w:val="24"/>
+          <w:szCs w:val="24"/>
+          <w:lang w:val="hu-HU"/>
+        </w:rPr>
+      </w:pPr>
+      <w:r>
+        <w:rPr>
+          <w:b w:val="false"/>
+          <w:bCs w:val="false"/>
+          <w:sz w:val="24"/>
+          <w:szCs w:val="24"/>
+          <w:lang w:val="hu-HU"/>
+        </w:rPr>
+      </w:r>
+    </w:p>
+    <w:tbl>
+      <w:tblPr>
+        <w:tblW w:w="5000" w:type="pct"/>
+        <w:jc w:val="start"/>
+        <w:tblInd w:w="-5" w:type="dxa"/>
+        <w:tblLayout w:type="fixed"/>
+        <w:tblCellMar>
+          <w:top w:w="55" w:type="dxa"/>
+          <w:start w:w="55" w:type="dxa"/>
+          <w:bottom w:w="55" w:type="dxa"/>
+          <w:end w:w="55" w:type="dxa"/>
+        </w:tblCellMar>
+      </w:tblPr>
+      <w:tblGrid>
+        <w:gridCol w:w="2095"/>
+        <w:gridCol w:w="7877"/>
+      </w:tblGrid>
+      <w:tr>
+        <w:trPr/>
+        <w:tc>
+          <w:tcPr>
+            <w:tcW w:w="2095" w:type="dxa"/>
+            <w:tcBorders>
+              <w:top w:val="single" w:sz="4" w:space="0" w:color="000000"/>
+              <w:start w:val="single" w:sz="4" w:space="0" w:color="000000"/>
+              <w:bottom w:val="single" w:sz="4" w:space="0" w:color="000000"/>
+            </w:tcBorders>
+          </w:tcPr>
+          <w:p>
+            <w:pPr>
+              <w:pStyle w:val="TableContents"/>
+              <w:rPr>
+                <w:lang w:val="hu-HU" w:eastAsia="zh-CN" w:bidi="hi-IN"/>
+              </w:rPr>
+            </w:pPr>
+            <w:r>
+              <w:rPr>
+                <w:lang w:val="hu-HU" w:eastAsia="zh-CN" w:bidi="hi-IN"/>
+              </w:rPr>
+              <w:t>Novellaelemési szempontok</w:t>
+            </w:r>
+          </w:p>
+        </w:tc>
+        <w:tc>
+          <w:tcPr>
+            <w:tcW w:w="7877" w:type="dxa"/>
+            <w:tcBorders>
+              <w:top w:val="single" w:sz="4" w:space="0" w:color="000000"/>
+              <w:start w:val="single" w:sz="4" w:space="0" w:color="000000"/>
+              <w:bottom w:val="single" w:sz="4" w:space="0" w:color="000000"/>
+              <w:end w:val="single" w:sz="4" w:space="0" w:color="000000"/>
+            </w:tcBorders>
+          </w:tcPr>
+          <w:p>
+            <w:pPr>
+              <w:pStyle w:val="TableContents"/>
+              <w:rPr>
+                <w:lang w:val="hu-HU" w:eastAsia="zh-CN" w:bidi="hi-IN"/>
+              </w:rPr>
+            </w:pPr>
+            <w:r>
+              <w:rPr>
+                <w:lang w:val="hu-HU" w:eastAsia="zh-CN" w:bidi="hi-IN"/>
+              </w:rPr>
+              <w:t>Mikszáth Kálmán: Az a fekete folt (SZGY.: 158.)</w:t>
+            </w:r>
+          </w:p>
+        </w:tc>
+      </w:tr>
+      <w:tr>
+        <w:trPr/>
+        <w:tc>
+          <w:tcPr>
+            <w:tcW w:w="2095" w:type="dxa"/>
+            <w:tcBorders>
+              <w:start w:val="single" w:sz="4" w:space="0" w:color="000000"/>
+              <w:bottom w:val="single" w:sz="4" w:space="0" w:color="000000"/>
+            </w:tcBorders>
+          </w:tcPr>
+          <w:p>
+            <w:pPr>
+              <w:pStyle w:val="TableContents"/>
+              <w:rPr>
+                <w:lang w:val="hu-HU" w:eastAsia="zh-CN" w:bidi="hi-IN"/>
+              </w:rPr>
+            </w:pPr>
+            <w:r>
+              <w:rPr>
+                <w:lang w:val="hu-HU" w:eastAsia="zh-CN" w:bidi="hi-IN"/>
+              </w:rPr>
+              <w:t>cím</w:t>
+            </w:r>
+          </w:p>
+        </w:tc>
+        <w:tc>
+          <w:tcPr>
+            <w:tcW w:w="7877" w:type="dxa"/>
+            <w:tcBorders>
+              <w:start w:val="single" w:sz="4" w:space="0" w:color="000000"/>
+              <w:bottom w:val="single" w:sz="4" w:space="0" w:color="000000"/>
+              <w:end w:val="single" w:sz="4" w:space="0" w:color="000000"/>
+            </w:tcBorders>
+          </w:tcPr>
+          <w:p>
+            <w:pPr>
+              <w:pStyle w:val="TableContents"/>
+              <w:rPr>
+                <w:lang w:val="hu-HU" w:eastAsia="zh-CN" w:bidi="hi-IN"/>
+              </w:rPr>
+            </w:pPr>
+            <w:r>
+              <w:rPr>
+                <w:lang w:val="hu-HU" w:eastAsia="zh-CN" w:bidi="hi-IN"/>
+              </w:rPr>
+              <w:t>Tatalomra utal. Fekete szó negatív hangulatot jelez, folt: fizikai vagy erkölcsi „szenny”</w:t>
+            </w:r>
+          </w:p>
+        </w:tc>
+      </w:tr>
+      <w:tr>
+        <w:trPr/>
+        <w:tc>
+          <w:tcPr>
+            <w:tcW w:w="2095" w:type="dxa"/>
+            <w:tcBorders>
+              <w:start w:val="single" w:sz="4" w:space="0" w:color="000000"/>
+              <w:bottom w:val="single" w:sz="4" w:space="0" w:color="000000"/>
+            </w:tcBorders>
+          </w:tcPr>
+          <w:p>
+            <w:pPr>
+              <w:pStyle w:val="TableContents"/>
+              <w:rPr>
+                <w:lang w:val="hu-HU" w:eastAsia="zh-CN" w:bidi="hi-IN"/>
+              </w:rPr>
+            </w:pPr>
+            <w:r>
+              <w:rPr>
+                <w:lang w:val="hu-HU" w:eastAsia="zh-CN" w:bidi="hi-IN"/>
+              </w:rPr>
+              <w:t>hangulat</w:t>
+            </w:r>
+          </w:p>
+        </w:tc>
+        <w:tc>
+          <w:tcPr>
+            <w:tcW w:w="7877" w:type="dxa"/>
+            <w:tcBorders>
+              <w:start w:val="single" w:sz="4" w:space="0" w:color="000000"/>
+              <w:bottom w:val="single" w:sz="4" w:space="0" w:color="000000"/>
+              <w:end w:val="single" w:sz="4" w:space="0" w:color="000000"/>
+            </w:tcBorders>
+          </w:tcPr>
+          <w:p>
+            <w:pPr>
+              <w:pStyle w:val="TableContents"/>
+              <w:rPr>
+                <w:lang w:val="hu-HU" w:eastAsia="zh-CN" w:bidi="hi-IN"/>
+              </w:rPr>
+            </w:pPr>
+            <w:r>
+              <w:rPr>
+                <w:lang w:val="hu-HU" w:eastAsia="zh-CN" w:bidi="hi-IN"/>
+              </w:rPr>
+              <w:t>Pozitívan indul „arany a csengője”, „vígan körülszaladgálja”, negatívra válika hangula: két halált említ a költő</w:t>
+            </w:r>
+          </w:p>
+        </w:tc>
+      </w:tr>
+      <w:tr>
+        <w:trPr/>
+        <w:tc>
+          <w:tcPr>
+            <w:tcW w:w="2095" w:type="dxa"/>
+            <w:tcBorders>
+              <w:start w:val="single" w:sz="4" w:space="0" w:color="000000"/>
+              <w:bottom w:val="single" w:sz="4" w:space="0" w:color="000000"/>
+            </w:tcBorders>
+          </w:tcPr>
+          <w:p>
+            <w:pPr>
+              <w:pStyle w:val="TableContents"/>
+              <w:rPr>
+                <w:lang w:val="hu-HU" w:eastAsia="zh-CN" w:bidi="hi-IN"/>
+              </w:rPr>
+            </w:pPr>
+            <w:r>
+              <w:rPr>
+                <w:lang w:val="hu-HU" w:eastAsia="zh-CN" w:bidi="hi-IN"/>
+              </w:rPr>
+              <w:t>szereplők</w:t>
+            </w:r>
+          </w:p>
+        </w:tc>
+        <w:tc>
+          <w:tcPr>
+            <w:tcW w:w="7877" w:type="dxa"/>
+            <w:tcBorders>
+              <w:start w:val="single" w:sz="4" w:space="0" w:color="000000"/>
+              <w:bottom w:val="single" w:sz="4" w:space="0" w:color="000000"/>
+              <w:end w:val="single" w:sz="4" w:space="0" w:color="000000"/>
+            </w:tcBorders>
+          </w:tcPr>
+          <w:p>
+            <w:pPr>
+              <w:pStyle w:val="TableContents"/>
+              <w:rPr>
+                <w:lang w:val="hu-HU" w:eastAsia="zh-CN" w:bidi="hi-IN"/>
+              </w:rPr>
+            </w:pPr>
+            <w:r>
+              <w:rPr>
+                <w:lang w:val="hu-HU" w:eastAsia="zh-CN" w:bidi="hi-IN"/>
+              </w:rPr>
+              <w:t>Olej Tamás – számadó juhász, érzéketlennek tartják de ez nem igaz (16 év után is a felegáge hangját hallja)</w:t>
+            </w:r>
+          </w:p>
+          <w:p>
+            <w:pPr>
+              <w:pStyle w:val="TableContents"/>
+              <w:rPr>
+                <w:lang w:val="hu-HU" w:eastAsia="zh-CN" w:bidi="hi-IN"/>
+              </w:rPr>
+            </w:pPr>
+            <w:r>
+              <w:rPr>
+                <w:lang w:val="hu-HU" w:eastAsia="zh-CN" w:bidi="hi-IN"/>
+              </w:rPr>
+              <w:t>Anika – a juhász lánya</w:t>
+            </w:r>
+          </w:p>
+        </w:tc>
+      </w:tr>
+      <w:tr>
+        <w:trPr/>
+        <w:tc>
+          <w:tcPr>
+            <w:tcW w:w="2095" w:type="dxa"/>
+            <w:tcBorders>
+              <w:start w:val="single" w:sz="4" w:space="0" w:color="000000"/>
+              <w:bottom w:val="single" w:sz="4" w:space="0" w:color="000000"/>
+            </w:tcBorders>
+          </w:tcPr>
+          <w:p>
+            <w:pPr>
+              <w:pStyle w:val="TableContents"/>
+              <w:rPr>
+                <w:lang w:val="hu-HU" w:eastAsia="zh-CN" w:bidi="hi-IN"/>
+              </w:rPr>
+            </w:pPr>
+            <w:r>
+              <w:rPr>
+                <w:lang w:val="hu-HU" w:eastAsia="zh-CN" w:bidi="hi-IN"/>
+              </w:rPr>
+              <w:t>helyszínek</w:t>
+            </w:r>
+          </w:p>
+        </w:tc>
+        <w:tc>
+          <w:tcPr>
+            <w:tcW w:w="7877" w:type="dxa"/>
+            <w:tcBorders>
+              <w:start w:val="single" w:sz="4" w:space="0" w:color="000000"/>
+              <w:bottom w:val="single" w:sz="4" w:space="0" w:color="000000"/>
+              <w:end w:val="single" w:sz="4" w:space="0" w:color="000000"/>
+            </w:tcBorders>
+          </w:tcPr>
+          <w:p>
+            <w:pPr>
+              <w:pStyle w:val="TableContents"/>
+              <w:rPr>
+                <w:lang w:val="hu-HU" w:eastAsia="zh-CN" w:bidi="hi-IN"/>
+              </w:rPr>
+            </w:pPr>
+            <w:r>
+              <w:rPr>
+                <w:lang w:val="hu-HU" w:eastAsia="zh-CN" w:bidi="hi-IN"/>
+              </w:rPr>
+              <w:t>Akol (birkák lakhelye). Brezin – falu a mai Szlovákiá területén</w:t>
+            </w:r>
+          </w:p>
+        </w:tc>
+      </w:tr>
+      <w:tr>
+        <w:trPr/>
+        <w:tc>
+          <w:tcPr>
+            <w:tcW w:w="2095" w:type="dxa"/>
+            <w:tcBorders>
+              <w:start w:val="single" w:sz="4" w:space="0" w:color="000000"/>
+              <w:bottom w:val="single" w:sz="4" w:space="0" w:color="000000"/>
+            </w:tcBorders>
+          </w:tcPr>
+          <w:p>
+            <w:pPr>
+              <w:pStyle w:val="TableContents"/>
+              <w:rPr>
+                <w:lang w:val="hu-HU" w:eastAsia="zh-CN" w:bidi="hi-IN"/>
+              </w:rPr>
+            </w:pPr>
+            <w:r>
+              <w:rPr>
+                <w:lang w:val="hu-HU" w:eastAsia="zh-CN" w:bidi="hi-IN"/>
+              </w:rPr>
+              <w:t>idő</w:t>
+            </w:r>
+          </w:p>
+        </w:tc>
+        <w:tc>
+          <w:tcPr>
+            <w:tcW w:w="7877" w:type="dxa"/>
+            <w:tcBorders>
+              <w:start w:val="single" w:sz="4" w:space="0" w:color="000000"/>
+              <w:bottom w:val="single" w:sz="4" w:space="0" w:color="000000"/>
+              <w:end w:val="single" w:sz="4" w:space="0" w:color="000000"/>
+            </w:tcBorders>
+          </w:tcPr>
+          <w:p>
+            <w:pPr>
+              <w:pStyle w:val="TableContents"/>
+              <w:rPr>
+                <w:lang w:val="hu-HU" w:eastAsia="zh-CN" w:bidi="hi-IN"/>
+              </w:rPr>
+            </w:pPr>
+            <w:r>
+              <w:rPr>
+                <w:lang w:val="hu-HU" w:eastAsia="zh-CN" w:bidi="hi-IN"/>
+              </w:rPr>
+              <w:t>Visszaemlékezés – téli éjszaka (születés és halál)</w:t>
+            </w:r>
+          </w:p>
+        </w:tc>
+      </w:tr>
+      <w:tr>
+        <w:trPr/>
+        <w:tc>
+          <w:tcPr>
+            <w:tcW w:w="2095" w:type="dxa"/>
+            <w:tcBorders>
+              <w:start w:val="single" w:sz="4" w:space="0" w:color="000000"/>
+              <w:bottom w:val="single" w:sz="4" w:space="0" w:color="000000"/>
+            </w:tcBorders>
+          </w:tcPr>
+          <w:p>
+            <w:pPr>
+              <w:pStyle w:val="TableContents"/>
+              <w:rPr>
+                <w:lang w:val="hu-HU" w:eastAsia="zh-CN" w:bidi="hi-IN"/>
+              </w:rPr>
+            </w:pPr>
+            <w:r>
+              <w:rPr>
+                <w:lang w:val="hu-HU" w:eastAsia="zh-CN" w:bidi="hi-IN"/>
+              </w:rPr>
+              <w:t>fordulópont</w:t>
+            </w:r>
+          </w:p>
+        </w:tc>
+        <w:tc>
+          <w:tcPr>
+            <w:tcW w:w="7877" w:type="dxa"/>
+            <w:tcBorders>
+              <w:start w:val="single" w:sz="4" w:space="0" w:color="000000"/>
+              <w:bottom w:val="single" w:sz="4" w:space="0" w:color="000000"/>
+              <w:end w:val="single" w:sz="4" w:space="0" w:color="000000"/>
+            </w:tcBorders>
+          </w:tcPr>
+          <w:p>
+            <w:pPr>
+              <w:pStyle w:val="TableContents"/>
+              <w:rPr>
+                <w:lang w:val="hu-HU" w:eastAsia="zh-CN" w:bidi="hi-IN"/>
+              </w:rPr>
+            </w:pPr>
+            <w:r>
+              <w:rPr>
+                <w:lang w:val="hu-HU" w:eastAsia="zh-CN" w:bidi="hi-IN"/>
+              </w:rPr>
+            </w:r>
+          </w:p>
+        </w:tc>
+      </w:tr>
+      <w:tr>
+        <w:trPr/>
+        <w:tc>
+          <w:tcPr>
+            <w:tcW w:w="2095" w:type="dxa"/>
+            <w:tcBorders>
+              <w:start w:val="single" w:sz="4" w:space="0" w:color="000000"/>
+              <w:bottom w:val="single" w:sz="4" w:space="0" w:color="000000"/>
+            </w:tcBorders>
+          </w:tcPr>
+          <w:p>
+            <w:pPr>
+              <w:pStyle w:val="TableContents"/>
+              <w:rPr>
+                <w:lang w:val="hu-HU" w:eastAsia="zh-CN" w:bidi="hi-IN"/>
+              </w:rPr>
+            </w:pPr>
+            <w:r>
+              <w:rPr>
+                <w:lang w:val="hu-HU" w:eastAsia="zh-CN" w:bidi="hi-IN"/>
+              </w:rPr>
+              <w:t>Cselekmény, szerkezet</w:t>
+            </w:r>
+          </w:p>
+        </w:tc>
+        <w:tc>
+          <w:tcPr>
+            <w:tcW w:w="7877" w:type="dxa"/>
+            <w:tcBorders>
+              <w:start w:val="single" w:sz="4" w:space="0" w:color="000000"/>
+              <w:bottom w:val="single" w:sz="4" w:space="0" w:color="000000"/>
+              <w:end w:val="single" w:sz="4" w:space="0" w:color="000000"/>
+            </w:tcBorders>
+          </w:tcPr>
+          <w:p>
+            <w:pPr>
+              <w:pStyle w:val="TableContents"/>
+              <w:rPr>
+                <w:lang w:val="hu-HU" w:eastAsia="zh-CN" w:bidi="hi-IN"/>
+              </w:rPr>
+            </w:pPr>
+            <w:r>
+              <w:rPr>
+                <w:lang w:val="hu-HU" w:eastAsia="zh-CN" w:bidi="hi-IN"/>
+              </w:rPr>
+            </w:r>
+          </w:p>
+        </w:tc>
+      </w:tr>
+      <w:tr>
+        <w:trPr/>
+        <w:tc>
+          <w:tcPr>
+            <w:tcW w:w="2095" w:type="dxa"/>
+            <w:tcBorders>
+              <w:start w:val="single" w:sz="4" w:space="0" w:color="000000"/>
+              <w:bottom w:val="single" w:sz="4" w:space="0" w:color="000000"/>
+            </w:tcBorders>
+          </w:tcPr>
+          <w:p>
+            <w:pPr>
+              <w:pStyle w:val="TableContents"/>
+              <w:rPr>
+                <w:lang w:val="hu-HU" w:eastAsia="zh-CN" w:bidi="hi-IN"/>
+              </w:rPr>
+            </w:pPr>
+            <w:r>
+              <w:rPr>
+                <w:lang w:val="hu-HU" w:eastAsia="zh-CN" w:bidi="hi-IN"/>
+              </w:rPr>
+              <w:t>elbeszélő</w:t>
+            </w:r>
+          </w:p>
+        </w:tc>
+        <w:tc>
+          <w:tcPr>
+            <w:tcW w:w="7877" w:type="dxa"/>
+            <w:tcBorders>
+              <w:start w:val="single" w:sz="4" w:space="0" w:color="000000"/>
+              <w:bottom w:val="single" w:sz="4" w:space="0" w:color="000000"/>
+              <w:end w:val="single" w:sz="4" w:space="0" w:color="000000"/>
+            </w:tcBorders>
+          </w:tcPr>
+          <w:p>
+            <w:pPr>
+              <w:pStyle w:val="TableContents"/>
+              <w:rPr>
+                <w:lang w:val="hu-HU" w:eastAsia="zh-CN" w:bidi="hi-IN"/>
+              </w:rPr>
+            </w:pPr>
+            <w:r>
+              <w:rPr>
+                <w:lang w:val="hu-HU" w:eastAsia="zh-CN" w:bidi="hi-IN"/>
+              </w:rPr>
+            </w:r>
+          </w:p>
+        </w:tc>
+      </w:tr>
+      <w:tr>
+        <w:trPr/>
+        <w:tc>
+          <w:tcPr>
+            <w:tcW w:w="2095" w:type="dxa"/>
+            <w:tcBorders>
+              <w:start w:val="single" w:sz="4" w:space="0" w:color="000000"/>
+              <w:bottom w:val="single" w:sz="4" w:space="0" w:color="000000"/>
+            </w:tcBorders>
+          </w:tcPr>
+          <w:p>
+            <w:pPr>
+              <w:pStyle w:val="TableContents"/>
+              <w:rPr>
+                <w:lang w:val="hu-HU" w:eastAsia="zh-CN" w:bidi="hi-IN"/>
+              </w:rPr>
+            </w:pPr>
+            <w:r>
+              <w:rPr>
+                <w:lang w:val="hu-HU" w:eastAsia="zh-CN" w:bidi="hi-IN"/>
+              </w:rPr>
+              <w:t>nyelvezet</w:t>
+            </w:r>
+          </w:p>
+        </w:tc>
+        <w:tc>
+          <w:tcPr>
+            <w:tcW w:w="7877" w:type="dxa"/>
+            <w:tcBorders>
+              <w:start w:val="single" w:sz="4" w:space="0" w:color="000000"/>
+              <w:bottom w:val="single" w:sz="4" w:space="0" w:color="000000"/>
+              <w:end w:val="single" w:sz="4" w:space="0" w:color="000000"/>
+            </w:tcBorders>
+          </w:tcPr>
+          <w:p>
+            <w:pPr>
+              <w:pStyle w:val="TableContents"/>
+              <w:rPr>
+                <w:lang w:val="hu-HU" w:eastAsia="zh-CN" w:bidi="hi-IN"/>
+              </w:rPr>
+            </w:pPr>
+            <w:r>
+              <w:rPr>
+                <w:lang w:val="hu-HU" w:eastAsia="zh-CN" w:bidi="hi-IN"/>
+              </w:rPr>
+            </w:r>
+          </w:p>
+        </w:tc>
+      </w:tr>
+    </w:tbl>
+    <w:p>
+      <w:pPr>
+        <w:pStyle w:val="Normal"/>
+        <w:bidi w:val="0"/>
+        <w:jc w:val="start"/>
+        <w:rPr>
+          <w:b w:val="false"/>
+          <w:bCs w:val="false"/>
+          <w:sz w:val="24"/>
+          <w:szCs w:val="24"/>
+          <w:lang w:val="hu-HU"/>
+        </w:rPr>
+      </w:pPr>
+      <w:r>
+        <w:rPr>
+          <w:b w:val="false"/>
+          <w:bCs w:val="false"/>
+          <w:sz w:val="24"/>
+          <w:szCs w:val="24"/>
+          <w:lang w:val="hu-HU"/>
+        </w:rPr>
       </w:r>
     </w:p>
     <w:sectPr>

--- a/irodalom11.docx
+++ b/irodalom11.docx
@@ -7428,14 +7428,14 @@
         </w:tblCellMar>
       </w:tblPr>
       <w:tblGrid>
-        <w:gridCol w:w="2095"/>
-        <w:gridCol w:w="7877"/>
+        <w:gridCol w:w="2094"/>
+        <w:gridCol w:w="7878"/>
       </w:tblGrid>
       <w:tr>
         <w:trPr/>
         <w:tc>
           <w:tcPr>
-            <w:tcW w:w="2095" w:type="dxa"/>
+            <w:tcW w:w="2094" w:type="dxa"/>
             <w:tcBorders>
               <w:top w:val="single" w:sz="4" w:space="0" w:color="000000"/>
               <w:start w:val="single" w:sz="4" w:space="0" w:color="000000"/>
@@ -7459,7 +7459,7 @@
         </w:tc>
         <w:tc>
           <w:tcPr>
-            <w:tcW w:w="7877" w:type="dxa"/>
+            <w:tcW w:w="7878" w:type="dxa"/>
             <w:tcBorders>
               <w:top w:val="single" w:sz="4" w:space="0" w:color="000000"/>
               <w:start w:val="single" w:sz="4" w:space="0" w:color="000000"/>
@@ -7487,7 +7487,7 @@
         <w:trPr/>
         <w:tc>
           <w:tcPr>
-            <w:tcW w:w="2095" w:type="dxa"/>
+            <w:tcW w:w="2094" w:type="dxa"/>
             <w:tcBorders>
               <w:start w:val="single" w:sz="4" w:space="0" w:color="000000"/>
               <w:bottom w:val="single" w:sz="4" w:space="0" w:color="000000"/>
@@ -7510,7 +7510,7 @@
         </w:tc>
         <w:tc>
           <w:tcPr>
-            <w:tcW w:w="7877" w:type="dxa"/>
+            <w:tcW w:w="7878" w:type="dxa"/>
             <w:tcBorders>
               <w:start w:val="single" w:sz="4" w:space="0" w:color="000000"/>
               <w:bottom w:val="single" w:sz="4" w:space="0" w:color="000000"/>
@@ -7537,7 +7537,7 @@
         <w:trPr/>
         <w:tc>
           <w:tcPr>
-            <w:tcW w:w="2095" w:type="dxa"/>
+            <w:tcW w:w="2094" w:type="dxa"/>
             <w:tcBorders>
               <w:start w:val="single" w:sz="4" w:space="0" w:color="000000"/>
               <w:bottom w:val="single" w:sz="4" w:space="0" w:color="000000"/>
@@ -7560,7 +7560,7 @@
         </w:tc>
         <w:tc>
           <w:tcPr>
-            <w:tcW w:w="7877" w:type="dxa"/>
+            <w:tcW w:w="7878" w:type="dxa"/>
             <w:tcBorders>
               <w:start w:val="single" w:sz="4" w:space="0" w:color="000000"/>
               <w:bottom w:val="single" w:sz="4" w:space="0" w:color="000000"/>
@@ -7587,7 +7587,7 @@
         <w:trPr/>
         <w:tc>
           <w:tcPr>
-            <w:tcW w:w="2095" w:type="dxa"/>
+            <w:tcW w:w="2094" w:type="dxa"/>
             <w:tcBorders>
               <w:start w:val="single" w:sz="4" w:space="0" w:color="000000"/>
               <w:bottom w:val="single" w:sz="4" w:space="0" w:color="000000"/>
@@ -7610,7 +7610,7 @@
         </w:tc>
         <w:tc>
           <w:tcPr>
-            <w:tcW w:w="7877" w:type="dxa"/>
+            <w:tcW w:w="7878" w:type="dxa"/>
             <w:tcBorders>
               <w:start w:val="single" w:sz="4" w:space="0" w:color="000000"/>
               <w:bottom w:val="single" w:sz="4" w:space="0" w:color="000000"/>
@@ -7628,7 +7628,13 @@
               <w:rPr>
                 <w:lang w:val="hu-HU" w:eastAsia="zh-CN" w:bidi="hi-IN"/>
               </w:rPr>
-              <w:t>Olej Tamás – számadó juhász, érzéketlennek tartják de ez nem igaz (16 év után is a felegáge hangját hallja)</w:t>
+              <w:t xml:space="preserve">Olej Tamás – számadó juhász, érzéketlennek tartják de ez nem igaz (16 év után is a felegáge hangját hallja), </w:t>
+            </w:r>
+            <w:r>
+              <w:rPr>
+                <w:lang w:val="hu-HU" w:eastAsia="zh-CN" w:bidi="hi-IN"/>
+              </w:rPr>
+              <w:t>szótlan, természetközeli életet él</w:t>
             </w:r>
           </w:p>
           <w:p>
@@ -7643,6 +7649,34 @@
                 <w:lang w:val="hu-HU" w:eastAsia="zh-CN" w:bidi="hi-IN"/>
               </w:rPr>
               <w:t>Anika – a juhász lánya</w:t>
+            </w:r>
+          </w:p>
+          <w:p>
+            <w:pPr>
+              <w:pStyle w:val="TableContents"/>
+              <w:rPr>
+                <w:lang w:val="hu-HU" w:eastAsia="zh-CN" w:bidi="hi-IN"/>
+              </w:rPr>
+            </w:pPr>
+            <w:r>
+              <w:rPr>
+                <w:lang w:val="hu-HU" w:eastAsia="zh-CN" w:bidi="hi-IN"/>
+              </w:rPr>
+              <w:t>Matyi – a juhász fiatal segítője</w:t>
+            </w:r>
+          </w:p>
+          <w:p>
+            <w:pPr>
+              <w:pStyle w:val="TableContents"/>
+              <w:rPr>
+                <w:lang w:val="hu-HU" w:eastAsia="zh-CN" w:bidi="hi-IN"/>
+              </w:rPr>
+            </w:pPr>
+            <w:r>
+              <w:rPr>
+                <w:lang w:val="hu-HU" w:eastAsia="zh-CN" w:bidi="hi-IN"/>
+              </w:rPr>
+              <w:t>Talári Pál herceg – a földesúr fia</w:t>
             </w:r>
           </w:p>
         </w:tc>
@@ -7651,7 +7685,7 @@
         <w:trPr/>
         <w:tc>
           <w:tcPr>
-            <w:tcW w:w="2095" w:type="dxa"/>
+            <w:tcW w:w="2094" w:type="dxa"/>
             <w:tcBorders>
               <w:start w:val="single" w:sz="4" w:space="0" w:color="000000"/>
               <w:bottom w:val="single" w:sz="4" w:space="0" w:color="000000"/>
@@ -7674,7 +7708,7 @@
         </w:tc>
         <w:tc>
           <w:tcPr>
-            <w:tcW w:w="7877" w:type="dxa"/>
+            <w:tcW w:w="7878" w:type="dxa"/>
             <w:tcBorders>
               <w:start w:val="single" w:sz="4" w:space="0" w:color="000000"/>
               <w:bottom w:val="single" w:sz="4" w:space="0" w:color="000000"/>
@@ -7701,7 +7735,7 @@
         <w:trPr/>
         <w:tc>
           <w:tcPr>
-            <w:tcW w:w="2095" w:type="dxa"/>
+            <w:tcW w:w="2094" w:type="dxa"/>
             <w:tcBorders>
               <w:start w:val="single" w:sz="4" w:space="0" w:color="000000"/>
               <w:bottom w:val="single" w:sz="4" w:space="0" w:color="000000"/>
@@ -7724,7 +7758,7 @@
         </w:tc>
         <w:tc>
           <w:tcPr>
-            <w:tcW w:w="7877" w:type="dxa"/>
+            <w:tcW w:w="7878" w:type="dxa"/>
             <w:tcBorders>
               <w:start w:val="single" w:sz="4" w:space="0" w:color="000000"/>
               <w:bottom w:val="single" w:sz="4" w:space="0" w:color="000000"/>
@@ -7742,7 +7776,21 @@
               <w:rPr>
                 <w:lang w:val="hu-HU" w:eastAsia="zh-CN" w:bidi="hi-IN"/>
               </w:rPr>
-              <w:t>Visszaemlékezés – téli éjszaka (születés és halál)</w:t>
+              <w:t xml:space="preserve">Visszaemlékezés – téli éjszaka (születés és halál) </w:t>
+            </w:r>
+          </w:p>
+          <w:p>
+            <w:pPr>
+              <w:pStyle w:val="TableContents"/>
+              <w:rPr>
+                <w:lang w:val="hu-HU" w:eastAsia="zh-CN" w:bidi="hi-IN"/>
+              </w:rPr>
+            </w:pPr>
+            <w:r>
+              <w:rPr>
+                <w:lang w:val="hu-HU" w:eastAsia="zh-CN" w:bidi="hi-IN"/>
+              </w:rPr>
+              <w:t>Több idősík is (a feleség halálánka ideje, a kisbárány születése, fő idősík)</w:t>
             </w:r>
           </w:p>
         </w:tc>
@@ -7751,7 +7799,7 @@
         <w:trPr/>
         <w:tc>
           <w:tcPr>
-            <w:tcW w:w="2095" w:type="dxa"/>
+            <w:tcW w:w="2094" w:type="dxa"/>
             <w:tcBorders>
               <w:start w:val="single" w:sz="4" w:space="0" w:color="000000"/>
               <w:bottom w:val="single" w:sz="4" w:space="0" w:color="000000"/>
@@ -7774,7 +7822,7 @@
         </w:tc>
         <w:tc>
           <w:tcPr>
-            <w:tcW w:w="7877" w:type="dxa"/>
+            <w:tcW w:w="7878" w:type="dxa"/>
             <w:tcBorders>
               <w:start w:val="single" w:sz="4" w:space="0" w:color="000000"/>
               <w:bottom w:val="single" w:sz="4" w:space="0" w:color="000000"/>
@@ -7800,7 +7848,7 @@
         <w:trPr/>
         <w:tc>
           <w:tcPr>
-            <w:tcW w:w="2095" w:type="dxa"/>
+            <w:tcW w:w="2094" w:type="dxa"/>
             <w:tcBorders>
               <w:start w:val="single" w:sz="4" w:space="0" w:color="000000"/>
               <w:bottom w:val="single" w:sz="4" w:space="0" w:color="000000"/>
@@ -7823,7 +7871,7 @@
         </w:tc>
         <w:tc>
           <w:tcPr>
-            <w:tcW w:w="7877" w:type="dxa"/>
+            <w:tcW w:w="7878" w:type="dxa"/>
             <w:tcBorders>
               <w:start w:val="single" w:sz="4" w:space="0" w:color="000000"/>
               <w:bottom w:val="single" w:sz="4" w:space="0" w:color="000000"/>
@@ -7833,6 +7881,10 @@
           <w:p>
             <w:pPr>
               <w:pStyle w:val="TableContents"/>
+              <w:numPr>
+                <w:ilvl w:val="0"/>
+                <w:numId w:val="21"/>
+              </w:numPr>
               <w:rPr>
                 <w:lang w:val="hu-HU" w:eastAsia="zh-CN" w:bidi="hi-IN"/>
               </w:rPr>
@@ -7841,6 +7893,79 @@
               <w:rPr>
                 <w:lang w:val="hu-HU" w:eastAsia="zh-CN" w:bidi="hi-IN"/>
               </w:rPr>
+              <w:t>A Brezinai akol környék bemutatása</w:t>
+            </w:r>
+          </w:p>
+          <w:p>
+            <w:pPr>
+              <w:pStyle w:val="TableContents"/>
+              <w:numPr>
+                <w:ilvl w:val="0"/>
+                <w:numId w:val="21"/>
+              </w:numPr>
+              <w:rPr>
+                <w:lang w:val="hu-HU" w:eastAsia="zh-CN" w:bidi="hi-IN"/>
+              </w:rPr>
+            </w:pPr>
+            <w:r>
+              <w:rPr>
+                <w:lang w:val="hu-HU" w:eastAsia="zh-CN" w:bidi="hi-IN"/>
+              </w:rPr>
+              <w:t>emlékezés Anika anyjénak halálára</w:t>
+            </w:r>
+          </w:p>
+          <w:p>
+            <w:pPr>
+              <w:pStyle w:val="TableContents"/>
+              <w:numPr>
+                <w:ilvl w:val="0"/>
+                <w:numId w:val="21"/>
+              </w:numPr>
+              <w:rPr>
+                <w:lang w:val="hu-HU" w:eastAsia="zh-CN" w:bidi="hi-IN"/>
+              </w:rPr>
+            </w:pPr>
+            <w:r>
+              <w:rPr>
+                <w:lang w:val="hu-HU" w:eastAsia="zh-CN" w:bidi="hi-IN"/>
+              </w:rPr>
+              <w:t>A csendes, természetben élő, hűséges Ole megismerése</w:t>
+            </w:r>
+          </w:p>
+          <w:p>
+            <w:pPr>
+              <w:pStyle w:val="TableContents"/>
+              <w:numPr>
+                <w:ilvl w:val="0"/>
+                <w:numId w:val="21"/>
+              </w:numPr>
+              <w:rPr>
+                <w:lang w:val="hu-HU" w:eastAsia="zh-CN" w:bidi="hi-IN"/>
+              </w:rPr>
+            </w:pPr>
+            <w:r>
+              <w:rPr>
+                <w:lang w:val="hu-HU" w:eastAsia="zh-CN" w:bidi="hi-IN"/>
+              </w:rPr>
+              <w:t>A Taláry herceg udvarol Anikának</w:t>
+            </w:r>
+          </w:p>
+          <w:p>
+            <w:pPr>
+              <w:pStyle w:val="TableContents"/>
+              <w:numPr>
+                <w:ilvl w:val="0"/>
+                <w:numId w:val="21"/>
+              </w:numPr>
+              <w:rPr>
+                <w:lang w:val="hu-HU" w:eastAsia="zh-CN" w:bidi="hi-IN"/>
+              </w:rPr>
+            </w:pPr>
+            <w:r>
+              <w:rPr>
+                <w:lang w:val="hu-HU" w:eastAsia="zh-CN" w:bidi="hi-IN"/>
+              </w:rPr>
+              <w:t>Anika beleszeret a hercegbe</w:t>
             </w:r>
           </w:p>
         </w:tc>
@@ -7849,7 +7974,7 @@
         <w:trPr/>
         <w:tc>
           <w:tcPr>
-            <w:tcW w:w="2095" w:type="dxa"/>
+            <w:tcW w:w="2094" w:type="dxa"/>
             <w:tcBorders>
               <w:start w:val="single" w:sz="4" w:space="0" w:color="000000"/>
               <w:bottom w:val="single" w:sz="4" w:space="0" w:color="000000"/>
@@ -7872,7 +7997,7 @@
         </w:tc>
         <w:tc>
           <w:tcPr>
-            <w:tcW w:w="7877" w:type="dxa"/>
+            <w:tcW w:w="7878" w:type="dxa"/>
             <w:tcBorders>
               <w:start w:val="single" w:sz="4" w:space="0" w:color="000000"/>
               <w:bottom w:val="single" w:sz="4" w:space="0" w:color="000000"/>
@@ -7898,7 +8023,7 @@
         <w:trPr/>
         <w:tc>
           <w:tcPr>
-            <w:tcW w:w="2095" w:type="dxa"/>
+            <w:tcW w:w="2094" w:type="dxa"/>
             <w:tcBorders>
               <w:start w:val="single" w:sz="4" w:space="0" w:color="000000"/>
               <w:bottom w:val="single" w:sz="4" w:space="0" w:color="000000"/>
@@ -7921,7 +8046,7 @@
         </w:tc>
         <w:tc>
           <w:tcPr>
-            <w:tcW w:w="7877" w:type="dxa"/>
+            <w:tcW w:w="7878" w:type="dxa"/>
             <w:tcBorders>
               <w:start w:val="single" w:sz="4" w:space="0" w:color="000000"/>
               <w:bottom w:val="single" w:sz="4" w:space="0" w:color="000000"/>
@@ -10723,6 +10848,143 @@
     </w:lvl>
   </w:abstractNum>
   <w:abstractNum w:abstractNumId="21">
+    <w:lvl w:ilvl="0">
+      <w:start w:val="1"/>
+      <w:numFmt w:val="bullet"/>
+      <w:lvlText w:val=""/>
+      <w:lvlJc w:val="start"/>
+      <w:pPr>
+        <w:tabs>
+          <w:tab w:val="num" w:pos="720"/>
+        </w:tabs>
+        <w:ind w:start="720" w:hanging="360"/>
+      </w:pPr>
+      <w:rPr>
+        <w:rFonts w:ascii="Symbol" w:hAnsi="Symbol" w:cs="Symbol" w:hint="default"/>
+      </w:rPr>
+    </w:lvl>
+    <w:lvl w:ilvl="1">
+      <w:start w:val="1"/>
+      <w:numFmt w:val="bullet"/>
+      <w:lvlText w:val=""/>
+      <w:lvlJc w:val="start"/>
+      <w:pPr>
+        <w:tabs>
+          <w:tab w:val="num" w:pos="1080"/>
+        </w:tabs>
+        <w:ind w:start="1080" w:hanging="360"/>
+      </w:pPr>
+      <w:rPr>
+        <w:rFonts w:ascii="Wingdings" w:hAnsi="Wingdings" w:cs="Wingdings" w:hint="default"/>
+      </w:rPr>
+    </w:lvl>
+    <w:lvl w:ilvl="2">
+      <w:start w:val="1"/>
+      <w:numFmt w:val="bullet"/>
+      <w:lvlText w:val=""/>
+      <w:lvlJc w:val="start"/>
+      <w:pPr>
+        <w:tabs>
+          <w:tab w:val="num" w:pos="1440"/>
+        </w:tabs>
+        <w:ind w:start="1440" w:hanging="360"/>
+      </w:pPr>
+      <w:rPr>
+        <w:rFonts w:ascii="Wingdings 2" w:hAnsi="Wingdings 2" w:cs="Wingdings 2" w:hint="default"/>
+      </w:rPr>
+    </w:lvl>
+    <w:lvl w:ilvl="3">
+      <w:start w:val="1"/>
+      <w:numFmt w:val="bullet"/>
+      <w:lvlText w:val=""/>
+      <w:lvlJc w:val="start"/>
+      <w:pPr>
+        <w:tabs>
+          <w:tab w:val="num" w:pos="1800"/>
+        </w:tabs>
+        <w:ind w:start="1800" w:hanging="360"/>
+      </w:pPr>
+      <w:rPr>
+        <w:rFonts w:ascii="MT Extra" w:hAnsi="MT Extra" w:cs="MT Extra" w:hint="default"/>
+      </w:rPr>
+    </w:lvl>
+    <w:lvl w:ilvl="4">
+      <w:start w:val="1"/>
+      <w:numFmt w:val="bullet"/>
+      <w:lvlText w:val="►"/>
+      <w:lvlJc w:val="start"/>
+      <w:pPr>
+        <w:tabs>
+          <w:tab w:val="num" w:pos="2160"/>
+        </w:tabs>
+        <w:ind w:start="2160" w:hanging="360"/>
+      </w:pPr>
+      <w:rPr>
+        <w:rFonts w:ascii="OpenSymbol" w:hAnsi="OpenSymbol" w:cs="OpenSymbol" w:hint="default"/>
+      </w:rPr>
+    </w:lvl>
+    <w:lvl w:ilvl="5">
+      <w:start w:val="1"/>
+      <w:numFmt w:val="bullet"/>
+      <w:lvlText w:val=""/>
+      <w:lvlJc w:val="start"/>
+      <w:pPr>
+        <w:tabs>
+          <w:tab w:val="num" w:pos="2520"/>
+        </w:tabs>
+        <w:ind w:start="2520" w:hanging="360"/>
+      </w:pPr>
+      <w:rPr>
+        <w:rFonts w:ascii="Symbol" w:hAnsi="Symbol" w:cs="Symbol" w:hint="default"/>
+      </w:rPr>
+    </w:lvl>
+    <w:lvl w:ilvl="6">
+      <w:start w:val="1"/>
+      <w:numFmt w:val="bullet"/>
+      <w:lvlText w:val="-"/>
+      <w:lvlJc w:val="start"/>
+      <w:pPr>
+        <w:tabs>
+          <w:tab w:val="num" w:pos="2880"/>
+        </w:tabs>
+        <w:ind w:start="2880" w:hanging="360"/>
+      </w:pPr>
+      <w:rPr>
+        <w:rFonts w:ascii="OpenSymbol" w:hAnsi="OpenSymbol" w:cs="OpenSymbol" w:hint="default"/>
+      </w:rPr>
+    </w:lvl>
+    <w:lvl w:ilvl="7">
+      <w:start w:val="1"/>
+      <w:numFmt w:val="bullet"/>
+      <w:lvlText w:val=""/>
+      <w:lvlJc w:val="start"/>
+      <w:pPr>
+        <w:tabs>
+          <w:tab w:val="num" w:pos="3240"/>
+        </w:tabs>
+        <w:ind w:start="3240" w:hanging="360"/>
+      </w:pPr>
+      <w:rPr>
+        <w:rFonts w:ascii="Symbol" w:hAnsi="Symbol" w:cs="Symbol" w:hint="default"/>
+      </w:rPr>
+    </w:lvl>
+    <w:lvl w:ilvl="8">
+      <w:start w:val="1"/>
+      <w:numFmt w:val="bullet"/>
+      <w:lvlText w:val=""/>
+      <w:lvlJc w:val="start"/>
+      <w:pPr>
+        <w:tabs>
+          <w:tab w:val="num" w:pos="3600"/>
+        </w:tabs>
+        <w:ind w:start="3600" w:hanging="360"/>
+      </w:pPr>
+      <w:rPr>
+        <w:rFonts w:ascii="Symbol" w:hAnsi="Symbol" w:cs="Symbol" w:hint="default"/>
+      </w:rPr>
+    </w:lvl>
+  </w:abstractNum>
+  <w:abstractNum w:abstractNumId="22">
     <w:lvl w:ilvl="0">
       <w:start w:val="1"/>
       <w:numFmt w:val="none"/>
@@ -10904,6 +11166,9 @@
   <w:num w:numId="21">
     <w:abstractNumId w:val="21"/>
   </w:num>
+  <w:num w:numId="22">
+    <w:abstractNumId w:val="22"/>
+  </w:num>
 </w:numbering>
 </file>
 
@@ -10944,15 +11209,15 @@
       <w:lang w:val="en-US" w:eastAsia="zh-CN" w:bidi="hi-IN"/>
     </w:rPr>
   </w:style>
-  <w:style w:type="character" w:styleId="Bulletsuser">
-    <w:name w:val="Bullets (user)"/>
+  <w:style w:type="character" w:styleId="Bullets">
+    <w:name w:val="Bullets"/>
     <w:qFormat/>
     <w:rPr>
       <w:rFonts w:ascii="OpenSymbol" w:hAnsi="OpenSymbol" w:eastAsia="OpenSymbol" w:cs="OpenSymbol"/>
     </w:rPr>
   </w:style>
-  <w:style w:type="character" w:styleId="Bullets">
-    <w:name w:val="Bullets"/>
+  <w:style w:type="character" w:styleId="Bulletsuser">
+    <w:name w:val="Bullets (user)"/>
     <w:qFormat/>
     <w:rPr>
       <w:rFonts w:ascii="OpenSymbol" w:hAnsi="OpenSymbol" w:eastAsia="OpenSymbol" w:cs="OpenSymbol"/>

--- a/irodalom11.docx
+++ b/irodalom11.docx
@@ -7628,13 +7628,7 @@
               <w:rPr>
                 <w:lang w:val="hu-HU" w:eastAsia="zh-CN" w:bidi="hi-IN"/>
               </w:rPr>
-              <w:t xml:space="preserve">Olej Tamás – számadó juhász, érzéketlennek tartják de ez nem igaz (16 év után is a felegáge hangját hallja), </w:t>
-            </w:r>
-            <w:r>
-              <w:rPr>
-                <w:lang w:val="hu-HU" w:eastAsia="zh-CN" w:bidi="hi-IN"/>
-              </w:rPr>
-              <w:t>szótlan, természetközeli életet él</w:t>
+              <w:t>Olej Tamás – számadó juhász, érzéketlennek tartják de ez nem igaz (16 év után is a felegáge hangját hallja), szótlan, természetközeli életet él</w:t>
             </w:r>
           </w:p>
           <w:p>
@@ -11209,15 +11203,15 @@
       <w:lang w:val="en-US" w:eastAsia="zh-CN" w:bidi="hi-IN"/>
     </w:rPr>
   </w:style>
-  <w:style w:type="character" w:styleId="Bullets">
-    <w:name w:val="Bullets"/>
+  <w:style w:type="character" w:styleId="Bulletsuser">
+    <w:name w:val="Bullets (user)"/>
     <w:qFormat/>
     <w:rPr>
       <w:rFonts w:ascii="OpenSymbol" w:hAnsi="OpenSymbol" w:eastAsia="OpenSymbol" w:cs="OpenSymbol"/>
     </w:rPr>
   </w:style>
-  <w:style w:type="character" w:styleId="Bulletsuser">
-    <w:name w:val="Bullets (user)"/>
+  <w:style w:type="character" w:styleId="Bullets">
+    <w:name w:val="Bullets"/>
     <w:qFormat/>
     <w:rPr>
       <w:rFonts w:ascii="OpenSymbol" w:hAnsi="OpenSymbol" w:eastAsia="OpenSymbol" w:cs="OpenSymbol"/>

--- a/irodalom11.docx
+++ b/irodalom11.docx
@@ -11203,15 +11203,15 @@
       <w:lang w:val="en-US" w:eastAsia="zh-CN" w:bidi="hi-IN"/>
     </w:rPr>
   </w:style>
-  <w:style w:type="character" w:styleId="Bulletsuser">
-    <w:name w:val="Bullets (user)"/>
+  <w:style w:type="character" w:styleId="Bullets">
+    <w:name w:val="Bullets"/>
     <w:qFormat/>
     <w:rPr>
       <w:rFonts w:ascii="OpenSymbol" w:hAnsi="OpenSymbol" w:eastAsia="OpenSymbol" w:cs="OpenSymbol"/>
     </w:rPr>
   </w:style>
-  <w:style w:type="character" w:styleId="Bullets">
-    <w:name w:val="Bullets"/>
+  <w:style w:type="character" w:styleId="Bulletsuser">
+    <w:name w:val="Bullets (user)"/>
     <w:qFormat/>
     <w:rPr>
       <w:rFonts w:ascii="OpenSymbol" w:hAnsi="OpenSymbol" w:eastAsia="OpenSymbol" w:cs="OpenSymbol"/>

--- a/irodalom11.docx
+++ b/irodalom11.docx
@@ -7530,6 +7530,12 @@
               </w:rPr>
               <w:t>Tatalomra utal. Fekete szó negatív hangulatot jelez, folt: fizikai vagy erkölcsi „szenny”</w:t>
             </w:r>
+            <w:r>
+              <w:rPr>
+                <w:lang w:val="hu-HU" w:eastAsia="zh-CN" w:bidi="hi-IN"/>
+              </w:rPr>
+              <w:t xml:space="preserve"> – minkét jelentés megjelenik mert Olej becsületét is folt esik és a leégett akol helyén is folt maradt</w:t>
+            </w:r>
           </w:p>
         </w:tc>
       </w:tr>
@@ -7834,6 +7840,21 @@
               <w:rPr>
                 <w:lang w:val="hu-HU" w:eastAsia="zh-CN" w:bidi="hi-IN"/>
               </w:rPr>
+              <w:t>A herceg ajénlata: Eladja -e  Olej a lányát az akolért? – Nemet mond</w:t>
+            </w:r>
+          </w:p>
+          <w:p>
+            <w:pPr>
+              <w:pStyle w:val="TableContents"/>
+              <w:rPr>
+                <w:lang w:val="hu-HU" w:eastAsia="zh-CN" w:bidi="hi-IN"/>
+              </w:rPr>
+            </w:pPr>
+            <w:r>
+              <w:rPr>
+                <w:lang w:val="hu-HU" w:eastAsia="zh-CN" w:bidi="hi-IN"/>
+              </w:rPr>
+              <w:t>Anika elrablása: Olej visszaküldi az akol edoménylevelét. Felgyújtja az épületet</w:t>
             </w:r>
           </w:p>
         </w:tc>
@@ -7962,21 +7983,13 @@
               <w:t>Anika beleszeret a hercegbe</w:t>
             </w:r>
           </w:p>
-        </w:tc>
-      </w:tr>
-      <w:tr>
-        <w:trPr/>
-        <w:tc>
-          <w:tcPr>
-            <w:tcW w:w="2094" w:type="dxa"/>
-            <w:tcBorders>
-              <w:start w:val="single" w:sz="4" w:space="0" w:color="000000"/>
-              <w:bottom w:val="single" w:sz="4" w:space="0" w:color="000000"/>
-            </w:tcBorders>
-          </w:tcPr>
           <w:p>
             <w:pPr>
               <w:pStyle w:val="TableContents"/>
+              <w:numPr>
+                <w:ilvl w:val="0"/>
+                <w:numId w:val="21"/>
+              </w:numPr>
               <w:rPr>
                 <w:lang w:val="hu-HU" w:eastAsia="zh-CN" w:bidi="hi-IN"/>
               </w:rPr>
@@ -7985,22 +7998,16 @@
               <w:rPr>
                 <w:lang w:val="hu-HU" w:eastAsia="zh-CN" w:bidi="hi-IN"/>
               </w:rPr>
-              <w:t>elbeszélő</w:t>
+              <w:t>A herceg meg akarja vásárolni Anikát az akolért</w:t>
             </w:r>
           </w:p>
-        </w:tc>
-        <w:tc>
-          <w:tcPr>
-            <w:tcW w:w="7878" w:type="dxa"/>
-            <w:tcBorders>
-              <w:start w:val="single" w:sz="4" w:space="0" w:color="000000"/>
-              <w:bottom w:val="single" w:sz="4" w:space="0" w:color="000000"/>
-              <w:end w:val="single" w:sz="4" w:space="0" w:color="000000"/>
-            </w:tcBorders>
-          </w:tcPr>
           <w:p>
             <w:pPr>
               <w:pStyle w:val="TableContents"/>
+              <w:numPr>
+                <w:ilvl w:val="0"/>
+                <w:numId w:val="21"/>
+              </w:numPr>
               <w:rPr>
                 <w:lang w:val="hu-HU" w:eastAsia="zh-CN" w:bidi="hi-IN"/>
               </w:rPr>
@@ -8009,6 +8016,25 @@
               <w:rPr>
                 <w:lang w:val="hu-HU" w:eastAsia="zh-CN" w:bidi="hi-IN"/>
               </w:rPr>
+              <w:t>Anika elszökik a herceggel</w:t>
+            </w:r>
+          </w:p>
+          <w:p>
+            <w:pPr>
+              <w:pStyle w:val="TableContents"/>
+              <w:numPr>
+                <w:ilvl w:val="0"/>
+                <w:numId w:val="21"/>
+              </w:numPr>
+              <w:rPr>
+                <w:lang w:val="hu-HU" w:eastAsia="zh-CN" w:bidi="hi-IN"/>
+              </w:rPr>
+            </w:pPr>
+            <w:r>
+              <w:rPr>
+                <w:lang w:val="hu-HU" w:eastAsia="zh-CN" w:bidi="hi-IN"/>
+              </w:rPr>
+              <w:t>Olej büntudatában felgyújtja az akolt</w:t>
             </w:r>
           </w:p>
         </w:tc>
@@ -8034,6 +8060,56 @@
               <w:rPr>
                 <w:lang w:val="hu-HU" w:eastAsia="zh-CN" w:bidi="hi-IN"/>
               </w:rPr>
+              <w:t>elbeszélő</w:t>
+            </w:r>
+          </w:p>
+        </w:tc>
+        <w:tc>
+          <w:tcPr>
+            <w:tcW w:w="7878" w:type="dxa"/>
+            <w:tcBorders>
+              <w:start w:val="single" w:sz="4" w:space="0" w:color="000000"/>
+              <w:bottom w:val="single" w:sz="4" w:space="0" w:color="000000"/>
+              <w:end w:val="single" w:sz="4" w:space="0" w:color="000000"/>
+            </w:tcBorders>
+          </w:tcPr>
+          <w:p>
+            <w:pPr>
+              <w:pStyle w:val="TableContents"/>
+              <w:rPr>
+                <w:lang w:val="hu-HU" w:eastAsia="zh-CN" w:bidi="hi-IN"/>
+              </w:rPr>
+            </w:pPr>
+            <w:r>
+              <w:rPr>
+                <w:lang w:val="hu-HU" w:eastAsia="zh-CN" w:bidi="hi-IN"/>
+              </w:rPr>
+              <w:t>Külső elbeszélő</w:t>
+            </w:r>
+          </w:p>
+        </w:tc>
+      </w:tr>
+      <w:tr>
+        <w:trPr/>
+        <w:tc>
+          <w:tcPr>
+            <w:tcW w:w="2094" w:type="dxa"/>
+            <w:tcBorders>
+              <w:start w:val="single" w:sz="4" w:space="0" w:color="000000"/>
+              <w:bottom w:val="single" w:sz="4" w:space="0" w:color="000000"/>
+            </w:tcBorders>
+          </w:tcPr>
+          <w:p>
+            <w:pPr>
+              <w:pStyle w:val="TableContents"/>
+              <w:rPr>
+                <w:lang w:val="hu-HU" w:eastAsia="zh-CN" w:bidi="hi-IN"/>
+              </w:rPr>
+            </w:pPr>
+            <w:r>
+              <w:rPr>
+                <w:lang w:val="hu-HU" w:eastAsia="zh-CN" w:bidi="hi-IN"/>
+              </w:rPr>
               <w:t>nyelvezet</w:t>
             </w:r>
           </w:p>
@@ -8058,6 +8134,7 @@
               <w:rPr>
                 <w:lang w:val="hu-HU" w:eastAsia="zh-CN" w:bidi="hi-IN"/>
               </w:rPr>
+              <w:t>Tájnyelvi szavak – hiteles ábrázolást segítik (pl. Bacsa toldyó)</w:t>
             </w:r>
           </w:p>
         </w:tc>
@@ -11203,15 +11280,15 @@
       <w:lang w:val="en-US" w:eastAsia="zh-CN" w:bidi="hi-IN"/>
     </w:rPr>
   </w:style>
-  <w:style w:type="character" w:styleId="Bullets">
-    <w:name w:val="Bullets"/>
+  <w:style w:type="character" w:styleId="Bulletsuser">
+    <w:name w:val="Bullets (user)"/>
     <w:qFormat/>
     <w:rPr>
       <w:rFonts w:ascii="OpenSymbol" w:hAnsi="OpenSymbol" w:eastAsia="OpenSymbol" w:cs="OpenSymbol"/>
     </w:rPr>
   </w:style>
-  <w:style w:type="character" w:styleId="Bulletsuser">
-    <w:name w:val="Bullets (user)"/>
+  <w:style w:type="character" w:styleId="Bullets">
+    <w:name w:val="Bullets"/>
     <w:qFormat/>
     <w:rPr>
       <w:rFonts w:ascii="OpenSymbol" w:hAnsi="OpenSymbol" w:eastAsia="OpenSymbol" w:cs="OpenSymbol"/>

--- a/irodalom11.docx
+++ b/irodalom11.docx
@@ -7528,13 +7528,7 @@
               <w:rPr>
                 <w:lang w:val="hu-HU" w:eastAsia="zh-CN" w:bidi="hi-IN"/>
               </w:rPr>
-              <w:t>Tatalomra utal. Fekete szó negatív hangulatot jelez, folt: fizikai vagy erkölcsi „szenny”</w:t>
-            </w:r>
-            <w:r>
-              <w:rPr>
-                <w:lang w:val="hu-HU" w:eastAsia="zh-CN" w:bidi="hi-IN"/>
-              </w:rPr>
-              <w:t xml:space="preserve"> – minkét jelentés megjelenik mert Olej becsületét is folt esik és a leégett akol helyén is folt maradt</w:t>
+              <w:t>Tatalomra utal. Fekete szó negatív hangulatot jelez, folt: fizikai vagy erkölcsi „szenny” – minkét jelentés megjelenik mert Olej becsületét is folt esik és a leégett akol helyén is folt maradt</w:t>
             </w:r>
           </w:p>
         </w:tc>
@@ -8163,6 +8157,501 @@
         </w:rPr>
       </w:r>
     </w:p>
+    <w:p>
+      <w:pPr>
+        <w:pStyle w:val="Normal"/>
+        <w:bidi w:val="0"/>
+        <w:jc w:val="start"/>
+        <w:rPr>
+          <w:b/>
+          <w:bCs/>
+          <w:sz w:val="24"/>
+          <w:szCs w:val="24"/>
+          <w:lang w:val="hu-HU"/>
+        </w:rPr>
+      </w:pPr>
+      <w:r>
+        <w:rPr>
+          <w:b/>
+          <w:bCs/>
+          <w:sz w:val="24"/>
+          <w:szCs w:val="24"/>
+          <w:lang w:val="hu-HU"/>
+        </w:rPr>
+        <w:t>A verselemzés általános szempontjai</w:t>
+      </w:r>
+    </w:p>
+    <w:p>
+      <w:pPr>
+        <w:pStyle w:val="Normal"/>
+        <w:bidi w:val="0"/>
+        <w:jc w:val="start"/>
+        <w:rPr>
+          <w:b w:val="false"/>
+          <w:bCs w:val="false"/>
+          <w:sz w:val="24"/>
+          <w:szCs w:val="24"/>
+          <w:lang w:val="hu-HU"/>
+        </w:rPr>
+      </w:pPr>
+      <w:r>
+        <w:rPr>
+          <w:b w:val="false"/>
+          <w:bCs w:val="false"/>
+          <w:sz w:val="24"/>
+          <w:szCs w:val="24"/>
+          <w:lang w:val="hu-HU"/>
+        </w:rPr>
+      </w:r>
+    </w:p>
+    <w:p>
+      <w:pPr>
+        <w:pStyle w:val="Normal"/>
+        <w:numPr>
+          <w:ilvl w:val="0"/>
+          <w:numId w:val="22"/>
+        </w:numPr>
+        <w:bidi w:val="0"/>
+        <w:jc w:val="start"/>
+        <w:rPr>
+          <w:b w:val="false"/>
+          <w:bCs w:val="false"/>
+          <w:sz w:val="24"/>
+          <w:szCs w:val="24"/>
+          <w:lang w:val="hu-HU"/>
+        </w:rPr>
+      </w:pPr>
+      <w:r>
+        <w:rPr>
+          <w:b w:val="false"/>
+          <w:bCs w:val="false"/>
+          <w:sz w:val="24"/>
+          <w:szCs w:val="24"/>
+          <w:lang w:val="hu-HU"/>
+        </w:rPr>
+        <w:t>Cím (tartalma, formára, hangulatra utal)</w:t>
+      </w:r>
+    </w:p>
+    <w:p>
+      <w:pPr>
+        <w:pStyle w:val="Normal"/>
+        <w:numPr>
+          <w:ilvl w:val="0"/>
+          <w:numId w:val="22"/>
+        </w:numPr>
+        <w:bidi w:val="0"/>
+        <w:jc w:val="start"/>
+        <w:rPr>
+          <w:b w:val="false"/>
+          <w:bCs w:val="false"/>
+          <w:sz w:val="24"/>
+          <w:szCs w:val="24"/>
+          <w:lang w:val="hu-HU"/>
+        </w:rPr>
+      </w:pPr>
+      <w:r>
+        <w:rPr>
+          <w:b w:val="false"/>
+          <w:bCs w:val="false"/>
+          <w:sz w:val="24"/>
+          <w:szCs w:val="24"/>
+          <w:lang w:val="hu-HU"/>
+        </w:rPr>
+        <w:t>hangulat (melléknevek, helyek)</w:t>
+      </w:r>
+    </w:p>
+    <w:p>
+      <w:pPr>
+        <w:pStyle w:val="Normal"/>
+        <w:numPr>
+          <w:ilvl w:val="0"/>
+          <w:numId w:val="22"/>
+        </w:numPr>
+        <w:bidi w:val="0"/>
+        <w:jc w:val="start"/>
+        <w:rPr>
+          <w:b w:val="false"/>
+          <w:bCs w:val="false"/>
+          <w:sz w:val="24"/>
+          <w:szCs w:val="24"/>
+          <w:lang w:val="hu-HU"/>
+        </w:rPr>
+      </w:pPr>
+      <w:r>
+        <w:rPr>
+          <w:b w:val="false"/>
+          <w:bCs w:val="false"/>
+          <w:sz w:val="24"/>
+          <w:szCs w:val="24"/>
+          <w:lang w:val="hu-HU"/>
+        </w:rPr>
+        <w:t>személyek:</w:t>
+      </w:r>
+    </w:p>
+    <w:p>
+      <w:pPr>
+        <w:pStyle w:val="Normal"/>
+        <w:numPr>
+          <w:ilvl w:val="1"/>
+          <w:numId w:val="22"/>
+        </w:numPr>
+        <w:bidi w:val="0"/>
+        <w:jc w:val="start"/>
+        <w:rPr>
+          <w:b w:val="false"/>
+          <w:bCs w:val="false"/>
+          <w:sz w:val="24"/>
+          <w:szCs w:val="24"/>
+          <w:lang w:val="hu-HU"/>
+        </w:rPr>
+      </w:pPr>
+      <w:r>
+        <w:rPr>
+          <w:b w:val="false"/>
+          <w:bCs w:val="false"/>
+          <w:sz w:val="24"/>
+          <w:szCs w:val="24"/>
+          <w:lang w:val="hu-HU"/>
+        </w:rPr>
+        <w:t>lírai én / alany / megszólaló</w:t>
+      </w:r>
+    </w:p>
+    <w:p>
+      <w:pPr>
+        <w:pStyle w:val="Normal"/>
+        <w:numPr>
+          <w:ilvl w:val="2"/>
+          <w:numId w:val="22"/>
+        </w:numPr>
+        <w:bidi w:val="0"/>
+        <w:jc w:val="start"/>
+        <w:rPr>
+          <w:b w:val="false"/>
+          <w:bCs w:val="false"/>
+          <w:sz w:val="24"/>
+          <w:szCs w:val="24"/>
+          <w:lang w:val="hu-HU"/>
+        </w:rPr>
+      </w:pPr>
+      <w:r>
+        <w:rPr>
+          <w:b w:val="false"/>
+          <w:bCs w:val="false"/>
+          <w:sz w:val="24"/>
+          <w:szCs w:val="24"/>
+          <w:lang w:val="hu-HU"/>
+        </w:rPr>
+        <w:t>E/1=én=költő</w:t>
+      </w:r>
+    </w:p>
+    <w:p>
+      <w:pPr>
+        <w:pStyle w:val="Normal"/>
+        <w:numPr>
+          <w:ilvl w:val="2"/>
+          <w:numId w:val="22"/>
+        </w:numPr>
+        <w:bidi w:val="0"/>
+        <w:jc w:val="start"/>
+        <w:rPr>
+          <w:b w:val="false"/>
+          <w:bCs w:val="false"/>
+          <w:sz w:val="24"/>
+          <w:szCs w:val="24"/>
+          <w:lang w:val="hu-HU"/>
+        </w:rPr>
+      </w:pPr>
+      <w:r>
+        <w:rPr>
+          <w:b w:val="false"/>
+          <w:bCs w:val="false"/>
+          <w:sz w:val="24"/>
+          <w:szCs w:val="24"/>
+          <w:lang w:val="hu-HU"/>
+        </w:rPr>
+        <w:t>T/1=mi=csopportok (pl. Nép, költők) szerelmes pár</w:t>
+      </w:r>
+    </w:p>
+    <w:p>
+      <w:pPr>
+        <w:pStyle w:val="Normal"/>
+        <w:numPr>
+          <w:ilvl w:val="1"/>
+          <w:numId w:val="22"/>
+        </w:numPr>
+        <w:bidi w:val="0"/>
+        <w:jc w:val="start"/>
+        <w:rPr>
+          <w:b w:val="false"/>
+          <w:bCs w:val="false"/>
+          <w:sz w:val="24"/>
+          <w:szCs w:val="24"/>
+          <w:lang w:val="hu-HU"/>
+        </w:rPr>
+      </w:pPr>
+      <w:r>
+        <w:rPr>
+          <w:b w:val="false"/>
+          <w:bCs w:val="false"/>
+          <w:sz w:val="24"/>
+          <w:szCs w:val="24"/>
+          <w:lang w:val="hu-HU"/>
+        </w:rPr>
+        <w:t>megszólított / bemutatott személy</w:t>
+      </w:r>
+    </w:p>
+    <w:p>
+      <w:pPr>
+        <w:pStyle w:val="Normal"/>
+        <w:numPr>
+          <w:ilvl w:val="2"/>
+          <w:numId w:val="22"/>
+        </w:numPr>
+        <w:bidi w:val="0"/>
+        <w:jc w:val="start"/>
+        <w:rPr>
+          <w:b w:val="false"/>
+          <w:bCs w:val="false"/>
+          <w:sz w:val="24"/>
+          <w:szCs w:val="24"/>
+          <w:lang w:val="hu-HU"/>
+        </w:rPr>
+      </w:pPr>
+      <w:r>
+        <w:rPr>
+          <w:b w:val="false"/>
+          <w:bCs w:val="false"/>
+          <w:sz w:val="24"/>
+          <w:szCs w:val="24"/>
+          <w:lang w:val="hu-HU"/>
+        </w:rPr>
+        <w:t>E/3, E/2 = olvasó, szeretett személy</w:t>
+      </w:r>
+    </w:p>
+    <w:p>
+      <w:pPr>
+        <w:pStyle w:val="Normal"/>
+        <w:numPr>
+          <w:ilvl w:val="0"/>
+          <w:numId w:val="22"/>
+        </w:numPr>
+        <w:bidi w:val="0"/>
+        <w:jc w:val="start"/>
+        <w:rPr>
+          <w:b w:val="false"/>
+          <w:bCs w:val="false"/>
+          <w:sz w:val="24"/>
+          <w:szCs w:val="24"/>
+          <w:lang w:val="hu-HU"/>
+        </w:rPr>
+      </w:pPr>
+      <w:r>
+        <w:rPr>
+          <w:b w:val="false"/>
+          <w:bCs w:val="false"/>
+          <w:sz w:val="24"/>
+          <w:szCs w:val="24"/>
+          <w:lang w:val="hu-HU"/>
+        </w:rPr>
+        <w:t>tér, táj</w:t>
+      </w:r>
+    </w:p>
+    <w:p>
+      <w:pPr>
+        <w:pStyle w:val="Normal"/>
+        <w:numPr>
+          <w:ilvl w:val="1"/>
+          <w:numId w:val="22"/>
+        </w:numPr>
+        <w:bidi w:val="0"/>
+        <w:jc w:val="start"/>
+        <w:rPr>
+          <w:b w:val="false"/>
+          <w:bCs w:val="false"/>
+          <w:sz w:val="24"/>
+          <w:szCs w:val="24"/>
+          <w:lang w:val="hu-HU"/>
+        </w:rPr>
+      </w:pPr>
+      <w:r>
+        <w:rPr>
+          <w:b w:val="false"/>
+          <w:bCs w:val="false"/>
+          <w:sz w:val="24"/>
+          <w:szCs w:val="24"/>
+          <w:lang w:val="hu-HU"/>
+        </w:rPr>
+        <w:t>hangulatteremtés</w:t>
+      </w:r>
+    </w:p>
+    <w:p>
+      <w:pPr>
+        <w:pStyle w:val="Normal"/>
+        <w:numPr>
+          <w:ilvl w:val="1"/>
+          <w:numId w:val="22"/>
+        </w:numPr>
+        <w:bidi w:val="0"/>
+        <w:jc w:val="start"/>
+        <w:rPr>
+          <w:b w:val="false"/>
+          <w:bCs w:val="false"/>
+          <w:sz w:val="24"/>
+          <w:szCs w:val="24"/>
+          <w:lang w:val="hu-HU"/>
+        </w:rPr>
+      </w:pPr>
+      <w:r>
+        <w:rPr>
+          <w:b w:val="false"/>
+          <w:bCs w:val="false"/>
+          <w:sz w:val="24"/>
+          <w:szCs w:val="24"/>
+          <w:lang w:val="hu-HU"/>
+        </w:rPr>
+        <w:t>a táj, természet állapota hasonló a lírai én állapotához (pl. Őszi táj – szomorúság)</w:t>
+      </w:r>
+    </w:p>
+    <w:p>
+      <w:pPr>
+        <w:pStyle w:val="Normal"/>
+        <w:numPr>
+          <w:ilvl w:val="0"/>
+          <w:numId w:val="22"/>
+        </w:numPr>
+        <w:bidi w:val="0"/>
+        <w:jc w:val="start"/>
+        <w:rPr>
+          <w:b w:val="false"/>
+          <w:bCs w:val="false"/>
+          <w:sz w:val="24"/>
+          <w:szCs w:val="24"/>
+          <w:lang w:val="hu-HU"/>
+        </w:rPr>
+      </w:pPr>
+      <w:r>
+        <w:rPr>
+          <w:b w:val="false"/>
+          <w:bCs w:val="false"/>
+          <w:sz w:val="24"/>
+          <w:szCs w:val="24"/>
+          <w:lang w:val="hu-HU"/>
+        </w:rPr>
+        <w:t>idő</w:t>
+      </w:r>
+    </w:p>
+    <w:p>
+      <w:pPr>
+        <w:pStyle w:val="Normal"/>
+        <w:numPr>
+          <w:ilvl w:val="1"/>
+          <w:numId w:val="22"/>
+        </w:numPr>
+        <w:bidi w:val="0"/>
+        <w:jc w:val="start"/>
+        <w:rPr>
+          <w:b w:val="false"/>
+          <w:bCs w:val="false"/>
+          <w:sz w:val="24"/>
+          <w:szCs w:val="24"/>
+          <w:lang w:val="hu-HU"/>
+        </w:rPr>
+      </w:pPr>
+      <w:r>
+        <w:rPr>
+          <w:b w:val="false"/>
+          <w:bCs w:val="false"/>
+          <w:sz w:val="24"/>
+          <w:szCs w:val="24"/>
+          <w:lang w:val="hu-HU"/>
+        </w:rPr>
+        <w:t>idősíkok (idő-és értékszembesítő vers = dősíkok összekapcsolása pozitív vagy negatív tartalmakkal pl. Dicső múlt &gt;&lt; romló jelen)</w:t>
+      </w:r>
+    </w:p>
+    <w:p>
+      <w:pPr>
+        <w:pStyle w:val="Normal"/>
+        <w:numPr>
+          <w:ilvl w:val="1"/>
+          <w:numId w:val="22"/>
+        </w:numPr>
+        <w:bidi w:val="0"/>
+        <w:jc w:val="start"/>
+        <w:rPr>
+          <w:b w:val="false"/>
+          <w:bCs w:val="false"/>
+          <w:sz w:val="24"/>
+          <w:szCs w:val="24"/>
+          <w:lang w:val="hu-HU"/>
+        </w:rPr>
+      </w:pPr>
+      <w:r>
+        <w:rPr>
+          <w:b w:val="false"/>
+          <w:bCs w:val="false"/>
+          <w:sz w:val="24"/>
+          <w:szCs w:val="24"/>
+          <w:lang w:val="hu-HU"/>
+        </w:rPr>
+        <w:t>évszaktoposz évszakszimbolika (évszakok vagy napszakok emberi életkorokat, állapotokat jelképeznek pl.: tavasz = fiatalság, boldogság)</w:t>
+      </w:r>
+    </w:p>
+    <w:p>
+      <w:pPr>
+        <w:pStyle w:val="Normal"/>
+        <w:numPr>
+          <w:ilvl w:val="0"/>
+          <w:numId w:val="22"/>
+        </w:numPr>
+        <w:bidi w:val="0"/>
+        <w:jc w:val="start"/>
+        <w:rPr>
+          <w:b w:val="false"/>
+          <w:bCs w:val="false"/>
+          <w:sz w:val="24"/>
+          <w:szCs w:val="24"/>
+          <w:lang w:val="hu-HU"/>
+        </w:rPr>
+      </w:pPr>
+      <w:r>
+        <w:rPr>
+          <w:b w:val="false"/>
+          <w:bCs w:val="false"/>
+          <w:sz w:val="24"/>
+          <w:szCs w:val="24"/>
+          <w:lang w:val="hu-HU"/>
+        </w:rPr>
+        <w:t>szerkezete (hangulat, megszólaló... stb. Változik a szerkezeti egységek határán)</w:t>
+      </w:r>
+    </w:p>
+    <w:p>
+      <w:pPr>
+        <w:pStyle w:val="Normal"/>
+        <w:numPr>
+          <w:ilvl w:val="0"/>
+          <w:numId w:val="22"/>
+        </w:numPr>
+        <w:bidi w:val="0"/>
+        <w:jc w:val="start"/>
+        <w:rPr>
+          <w:b w:val="false"/>
+          <w:bCs w:val="false"/>
+          <w:sz w:val="24"/>
+          <w:szCs w:val="24"/>
+          <w:lang w:val="hu-HU"/>
+        </w:rPr>
+      </w:pPr>
+      <w:r>
+        <w:rPr>
+          <w:b w:val="false"/>
+          <w:bCs w:val="false"/>
+          <w:sz w:val="24"/>
+          <w:szCs w:val="24"/>
+          <w:lang w:val="hu-HU"/>
+        </w:rPr>
+        <w:t>költői eszközök (metafora, hasonlat)</w:t>
+      </w:r>
+    </w:p>
     <w:sectPr>
       <w:type w:val="nextPage"/>
       <w:pgSz w:w="12240" w:h="15840"/>
@@ -11056,6 +11545,143 @@
     </w:lvl>
   </w:abstractNum>
   <w:abstractNum w:abstractNumId="22">
+    <w:lvl w:ilvl="0">
+      <w:start w:val="1"/>
+      <w:numFmt w:val="bullet"/>
+      <w:lvlText w:val=""/>
+      <w:lvlJc w:val="start"/>
+      <w:pPr>
+        <w:tabs>
+          <w:tab w:val="num" w:pos="720"/>
+        </w:tabs>
+        <w:ind w:start="720" w:hanging="360"/>
+      </w:pPr>
+      <w:rPr>
+        <w:rFonts w:ascii="Symbol" w:hAnsi="Symbol" w:cs="Symbol" w:hint="default"/>
+      </w:rPr>
+    </w:lvl>
+    <w:lvl w:ilvl="1">
+      <w:start w:val="1"/>
+      <w:numFmt w:val="bullet"/>
+      <w:lvlText w:val=""/>
+      <w:lvlJc w:val="start"/>
+      <w:pPr>
+        <w:tabs>
+          <w:tab w:val="num" w:pos="1080"/>
+        </w:tabs>
+        <w:ind w:start="1080" w:hanging="360"/>
+      </w:pPr>
+      <w:rPr>
+        <w:rFonts w:ascii="Wingdings" w:hAnsi="Wingdings" w:cs="Wingdings" w:hint="default"/>
+      </w:rPr>
+    </w:lvl>
+    <w:lvl w:ilvl="2">
+      <w:start w:val="1"/>
+      <w:numFmt w:val="bullet"/>
+      <w:lvlText w:val=""/>
+      <w:lvlJc w:val="start"/>
+      <w:pPr>
+        <w:tabs>
+          <w:tab w:val="num" w:pos="1440"/>
+        </w:tabs>
+        <w:ind w:start="1440" w:hanging="360"/>
+      </w:pPr>
+      <w:rPr>
+        <w:rFonts w:ascii="Wingdings 2" w:hAnsi="Wingdings 2" w:cs="Wingdings 2" w:hint="default"/>
+      </w:rPr>
+    </w:lvl>
+    <w:lvl w:ilvl="3">
+      <w:start w:val="1"/>
+      <w:numFmt w:val="bullet"/>
+      <w:lvlText w:val=""/>
+      <w:lvlJc w:val="start"/>
+      <w:pPr>
+        <w:tabs>
+          <w:tab w:val="num" w:pos="1800"/>
+        </w:tabs>
+        <w:ind w:start="1800" w:hanging="360"/>
+      </w:pPr>
+      <w:rPr>
+        <w:rFonts w:ascii="MT Extra" w:hAnsi="MT Extra" w:cs="MT Extra" w:hint="default"/>
+      </w:rPr>
+    </w:lvl>
+    <w:lvl w:ilvl="4">
+      <w:start w:val="1"/>
+      <w:numFmt w:val="bullet"/>
+      <w:lvlText w:val="►"/>
+      <w:lvlJc w:val="start"/>
+      <w:pPr>
+        <w:tabs>
+          <w:tab w:val="num" w:pos="2160"/>
+        </w:tabs>
+        <w:ind w:start="2160" w:hanging="360"/>
+      </w:pPr>
+      <w:rPr>
+        <w:rFonts w:ascii="OpenSymbol" w:hAnsi="OpenSymbol" w:cs="OpenSymbol" w:hint="default"/>
+      </w:rPr>
+    </w:lvl>
+    <w:lvl w:ilvl="5">
+      <w:start w:val="1"/>
+      <w:numFmt w:val="bullet"/>
+      <w:lvlText w:val=""/>
+      <w:lvlJc w:val="start"/>
+      <w:pPr>
+        <w:tabs>
+          <w:tab w:val="num" w:pos="2520"/>
+        </w:tabs>
+        <w:ind w:start="2520" w:hanging="360"/>
+      </w:pPr>
+      <w:rPr>
+        <w:rFonts w:ascii="Symbol" w:hAnsi="Symbol" w:cs="Symbol" w:hint="default"/>
+      </w:rPr>
+    </w:lvl>
+    <w:lvl w:ilvl="6">
+      <w:start w:val="1"/>
+      <w:numFmt w:val="bullet"/>
+      <w:lvlText w:val="-"/>
+      <w:lvlJc w:val="start"/>
+      <w:pPr>
+        <w:tabs>
+          <w:tab w:val="num" w:pos="2880"/>
+        </w:tabs>
+        <w:ind w:start="2880" w:hanging="360"/>
+      </w:pPr>
+      <w:rPr>
+        <w:rFonts w:ascii="OpenSymbol" w:hAnsi="OpenSymbol" w:cs="OpenSymbol" w:hint="default"/>
+      </w:rPr>
+    </w:lvl>
+    <w:lvl w:ilvl="7">
+      <w:start w:val="1"/>
+      <w:numFmt w:val="bullet"/>
+      <w:lvlText w:val=""/>
+      <w:lvlJc w:val="start"/>
+      <w:pPr>
+        <w:tabs>
+          <w:tab w:val="num" w:pos="3240"/>
+        </w:tabs>
+        <w:ind w:start="3240" w:hanging="360"/>
+      </w:pPr>
+      <w:rPr>
+        <w:rFonts w:ascii="Symbol" w:hAnsi="Symbol" w:cs="Symbol" w:hint="default"/>
+      </w:rPr>
+    </w:lvl>
+    <w:lvl w:ilvl="8">
+      <w:start w:val="1"/>
+      <w:numFmt w:val="bullet"/>
+      <w:lvlText w:val=""/>
+      <w:lvlJc w:val="start"/>
+      <w:pPr>
+        <w:tabs>
+          <w:tab w:val="num" w:pos="3600"/>
+        </w:tabs>
+        <w:ind w:start="3600" w:hanging="360"/>
+      </w:pPr>
+      <w:rPr>
+        <w:rFonts w:ascii="Symbol" w:hAnsi="Symbol" w:cs="Symbol" w:hint="default"/>
+      </w:rPr>
+    </w:lvl>
+  </w:abstractNum>
+  <w:abstractNum w:abstractNumId="23">
     <w:lvl w:ilvl="0">
       <w:start w:val="1"/>
       <w:numFmt w:val="none"/>
@@ -11240,6 +11866,9 @@
   <w:num w:numId="22">
     <w:abstractNumId w:val="22"/>
   </w:num>
+  <w:num w:numId="23">
+    <w:abstractNumId w:val="23"/>
+  </w:num>
 </w:numbering>
 </file>
 
@@ -11280,15 +11909,15 @@
       <w:lang w:val="en-US" w:eastAsia="zh-CN" w:bidi="hi-IN"/>
     </w:rPr>
   </w:style>
-  <w:style w:type="character" w:styleId="Bulletsuser">
-    <w:name w:val="Bullets (user)"/>
+  <w:style w:type="character" w:styleId="Bullets">
+    <w:name w:val="Bullets"/>
     <w:qFormat/>
     <w:rPr>
       <w:rFonts w:ascii="OpenSymbol" w:hAnsi="OpenSymbol" w:eastAsia="OpenSymbol" w:cs="OpenSymbol"/>
     </w:rPr>
   </w:style>
-  <w:style w:type="character" w:styleId="Bullets">
-    <w:name w:val="Bullets"/>
+  <w:style w:type="character" w:styleId="Bulletsuser">
+    <w:name w:val="Bullets (user)"/>
     <w:qFormat/>
     <w:rPr>
       <w:rFonts w:ascii="OpenSymbol" w:hAnsi="OpenSymbol" w:eastAsia="OpenSymbol" w:cs="OpenSymbol"/>

--- a/irodalom11.docx
+++ b/irodalom11.docx
@@ -8652,6 +8652,977 @@
         <w:t>költői eszközök (metafora, hasonlat)</w:t>
       </w:r>
     </w:p>
+    <w:p>
+      <w:pPr>
+        <w:pStyle w:val="Normal"/>
+        <w:bidi w:val="0"/>
+        <w:jc w:val="start"/>
+        <w:rPr>
+          <w:b w:val="false"/>
+          <w:bCs w:val="false"/>
+          <w:sz w:val="24"/>
+          <w:szCs w:val="24"/>
+          <w:lang w:val="hu-HU"/>
+        </w:rPr>
+      </w:pPr>
+      <w:r>
+        <w:rPr>
+          <w:b w:val="false"/>
+          <w:bCs w:val="false"/>
+          <w:sz w:val="24"/>
+          <w:szCs w:val="24"/>
+          <w:lang w:val="hu-HU"/>
+        </w:rPr>
+      </w:r>
+    </w:p>
+    <w:p>
+      <w:pPr>
+        <w:pStyle w:val="Normal"/>
+        <w:bidi w:val="0"/>
+        <w:jc w:val="center"/>
+        <w:rPr>
+          <w:b/>
+          <w:bCs/>
+          <w:sz w:val="36"/>
+          <w:szCs w:val="36"/>
+          <w:lang w:val="hu-HU"/>
+        </w:rPr>
+      </w:pPr>
+      <w:r>
+        <w:rPr>
+          <w:b/>
+          <w:bCs/>
+          <w:sz w:val="36"/>
+          <w:szCs w:val="36"/>
+          <w:lang w:val="hu-HU"/>
+        </w:rPr>
+        <w:t>A klasszikus modernség (19. század 2. fele)</w:t>
+      </w:r>
+    </w:p>
+    <w:p>
+      <w:pPr>
+        <w:pStyle w:val="Normal"/>
+        <w:bidi w:val="0"/>
+        <w:jc w:val="start"/>
+        <w:rPr>
+          <w:b w:val="false"/>
+          <w:bCs w:val="false"/>
+          <w:sz w:val="24"/>
+          <w:szCs w:val="24"/>
+          <w:lang w:val="hu-HU"/>
+        </w:rPr>
+      </w:pPr>
+      <w:r>
+        <w:rPr>
+          <w:b w:val="false"/>
+          <w:bCs w:val="false"/>
+          <w:sz w:val="24"/>
+          <w:szCs w:val="24"/>
+          <w:lang w:val="hu-HU"/>
+        </w:rPr>
+      </w:r>
+    </w:p>
+    <w:p>
+      <w:pPr>
+        <w:pStyle w:val="Normal"/>
+        <w:numPr>
+          <w:ilvl w:val="0"/>
+          <w:numId w:val="23"/>
+        </w:numPr>
+        <w:bidi w:val="0"/>
+        <w:jc w:val="start"/>
+        <w:rPr>
+          <w:b w:val="false"/>
+          <w:bCs w:val="false"/>
+          <w:sz w:val="24"/>
+          <w:szCs w:val="24"/>
+          <w:lang w:val="hu-HU"/>
+        </w:rPr>
+      </w:pPr>
+      <w:r>
+        <w:rPr>
+          <w:b w:val="false"/>
+          <w:bCs w:val="false"/>
+          <w:sz w:val="24"/>
+          <w:szCs w:val="24"/>
+          <w:lang w:val="hu-HU"/>
+        </w:rPr>
+        <w:t>Nincs már egységes korstílus (= térben és időben egységes jellemzők), hanem stílusirányzatok vannak</w:t>
+      </w:r>
+    </w:p>
+    <w:p>
+      <w:pPr>
+        <w:pStyle w:val="Normal"/>
+        <w:numPr>
+          <w:ilvl w:val="0"/>
+          <w:numId w:val="23"/>
+        </w:numPr>
+        <w:bidi w:val="0"/>
+        <w:jc w:val="start"/>
+        <w:rPr>
+          <w:b w:val="false"/>
+          <w:bCs w:val="false"/>
+          <w:sz w:val="24"/>
+          <w:szCs w:val="24"/>
+          <w:lang w:val="hu-HU"/>
+        </w:rPr>
+      </w:pPr>
+      <w:r>
+        <w:rPr>
+          <w:b w:val="false"/>
+          <w:bCs w:val="false"/>
+          <w:sz w:val="24"/>
+          <w:szCs w:val="24"/>
+          <w:lang w:val="hu-HU"/>
+        </w:rPr>
+        <w:t>Fontos stílusirányzatok:</w:t>
+      </w:r>
+    </w:p>
+    <w:p>
+      <w:pPr>
+        <w:pStyle w:val="Normal"/>
+        <w:numPr>
+          <w:ilvl w:val="1"/>
+          <w:numId w:val="23"/>
+        </w:numPr>
+        <w:bidi w:val="0"/>
+        <w:jc w:val="start"/>
+        <w:rPr>
+          <w:b w:val="false"/>
+          <w:bCs w:val="false"/>
+          <w:sz w:val="24"/>
+          <w:szCs w:val="24"/>
+          <w:lang w:val="hu-HU"/>
+        </w:rPr>
+      </w:pPr>
+      <w:r>
+        <w:rPr>
+          <w:b w:val="false"/>
+          <w:bCs w:val="false"/>
+          <w:sz w:val="24"/>
+          <w:szCs w:val="24"/>
+          <w:lang w:val="hu-HU"/>
+        </w:rPr>
+        <w:t>Realizmus (aprólékos, valósághű ábrázolás, lélektaniság) pl. Mikszáth novellái</w:t>
+      </w:r>
+    </w:p>
+    <w:p>
+      <w:pPr>
+        <w:pStyle w:val="Normal"/>
+        <w:numPr>
+          <w:ilvl w:val="1"/>
+          <w:numId w:val="23"/>
+        </w:numPr>
+        <w:bidi w:val="0"/>
+        <w:jc w:val="start"/>
+        <w:rPr>
+          <w:b w:val="false"/>
+          <w:bCs w:val="false"/>
+          <w:sz w:val="24"/>
+          <w:szCs w:val="24"/>
+          <w:lang w:val="hu-HU"/>
+        </w:rPr>
+      </w:pPr>
+      <w:r>
+        <w:rPr>
+          <w:b w:val="false"/>
+          <w:bCs w:val="false"/>
+          <w:sz w:val="24"/>
+          <w:szCs w:val="24"/>
+          <w:lang w:val="hu-HU"/>
+        </w:rPr>
+        <w:t>Impresszionizmus (pillanatnyi hatás rögzításe a cél – a szövegek „nyelvi festnányek” sok főnevet, mellknevet használnak) pl. Rimbaud versei</w:t>
+      </w:r>
+    </w:p>
+    <w:p>
+      <w:pPr>
+        <w:pStyle w:val="Normal"/>
+        <w:numPr>
+          <w:ilvl w:val="1"/>
+          <w:numId w:val="23"/>
+        </w:numPr>
+        <w:bidi w:val="0"/>
+        <w:jc w:val="start"/>
+        <w:rPr>
+          <w:b w:val="false"/>
+          <w:bCs w:val="false"/>
+          <w:sz w:val="24"/>
+          <w:szCs w:val="24"/>
+          <w:lang w:val="hu-HU"/>
+        </w:rPr>
+      </w:pPr>
+      <w:r>
+        <w:rPr>
+          <w:b w:val="false"/>
+          <w:bCs w:val="false"/>
+          <w:sz w:val="24"/>
+          <w:szCs w:val="24"/>
+          <w:lang w:val="hu-HU"/>
+        </w:rPr>
+        <w:t>Szimbolizmus (szimbólumok használata- a szimbólum két dolgot azonosít, ami csak egy bizonyos irodalmi szövegben értelmezhető) pl. Ady versei</w:t>
+      </w:r>
+    </w:p>
+    <w:p>
+      <w:pPr>
+        <w:pStyle w:val="Normal"/>
+        <w:numPr>
+          <w:ilvl w:val="0"/>
+          <w:numId w:val="23"/>
+        </w:numPr>
+        <w:bidi w:val="0"/>
+        <w:jc w:val="start"/>
+        <w:rPr>
+          <w:b w:val="false"/>
+          <w:bCs w:val="false"/>
+          <w:sz w:val="24"/>
+          <w:szCs w:val="24"/>
+          <w:lang w:val="hu-HU"/>
+        </w:rPr>
+      </w:pPr>
+      <w:r>
+        <w:rPr>
+          <w:b w:val="false"/>
+          <w:bCs w:val="false"/>
+          <w:sz w:val="24"/>
+          <w:szCs w:val="24"/>
+          <w:lang w:val="hu-HU"/>
+        </w:rPr>
+        <w:t>A mővészek és a világ viszonya</w:t>
+      </w:r>
+    </w:p>
+    <w:p>
+      <w:pPr>
+        <w:pStyle w:val="Normal"/>
+        <w:numPr>
+          <w:ilvl w:val="1"/>
+          <w:numId w:val="23"/>
+        </w:numPr>
+        <w:bidi w:val="0"/>
+        <w:jc w:val="start"/>
+        <w:rPr>
+          <w:b w:val="false"/>
+          <w:bCs w:val="false"/>
+          <w:sz w:val="24"/>
+          <w:szCs w:val="24"/>
+          <w:lang w:val="hu-HU"/>
+        </w:rPr>
+      </w:pPr>
+      <w:r>
+        <w:rPr>
+          <w:b w:val="false"/>
+          <w:bCs w:val="false"/>
+          <w:sz w:val="24"/>
+          <w:szCs w:val="24"/>
+          <w:lang w:val="hu-HU"/>
+        </w:rPr>
+        <w:t>A mővészek magényt, meg értettséget fogalmaznak meg</w:t>
+      </w:r>
+    </w:p>
+    <w:p>
+      <w:pPr>
+        <w:pStyle w:val="Normal"/>
+        <w:numPr>
+          <w:ilvl w:val="1"/>
+          <w:numId w:val="23"/>
+        </w:numPr>
+        <w:bidi w:val="0"/>
+        <w:jc w:val="start"/>
+        <w:rPr>
+          <w:b w:val="false"/>
+          <w:bCs w:val="false"/>
+          <w:sz w:val="24"/>
+          <w:szCs w:val="24"/>
+          <w:lang w:val="hu-HU"/>
+        </w:rPr>
+      </w:pPr>
+      <w:r>
+        <w:rPr>
+          <w:b w:val="false"/>
+          <w:bCs w:val="false"/>
+          <w:sz w:val="24"/>
+          <w:szCs w:val="24"/>
+          <w:lang w:val="hu-HU"/>
+        </w:rPr>
+        <w:t>A mővészet már nem tanító jellegő, hanem célja az önkifejezés (L’art pour l’art)</w:t>
+      </w:r>
+    </w:p>
+    <w:p>
+      <w:pPr>
+        <w:pStyle w:val="Normal"/>
+        <w:bidi w:val="0"/>
+        <w:jc w:val="start"/>
+        <w:rPr>
+          <w:b w:val="false"/>
+          <w:bCs w:val="false"/>
+          <w:sz w:val="24"/>
+          <w:szCs w:val="24"/>
+          <w:lang w:val="hu-HU"/>
+        </w:rPr>
+      </w:pPr>
+      <w:r>
+        <w:rPr>
+          <w:b w:val="false"/>
+          <w:bCs w:val="false"/>
+          <w:sz w:val="24"/>
+          <w:szCs w:val="24"/>
+          <w:lang w:val="hu-HU"/>
+        </w:rPr>
+      </w:r>
+    </w:p>
+    <w:p>
+      <w:pPr>
+        <w:pStyle w:val="Normal"/>
+        <w:bidi w:val="0"/>
+        <w:jc w:val="center"/>
+        <w:rPr>
+          <w:b/>
+          <w:bCs/>
+          <w:sz w:val="36"/>
+          <w:szCs w:val="36"/>
+          <w:lang w:val="hu-HU"/>
+        </w:rPr>
+      </w:pPr>
+      <w:r>
+        <w:rPr>
+          <w:b/>
+          <w:bCs/>
+          <w:sz w:val="36"/>
+          <w:szCs w:val="36"/>
+          <w:lang w:val="hu-HU"/>
+        </w:rPr>
+        <w:t>Baudelarie: Az albatrosz</w:t>
+      </w:r>
+    </w:p>
+    <w:p>
+      <w:pPr>
+        <w:pStyle w:val="Normal"/>
+        <w:numPr>
+          <w:ilvl w:val="0"/>
+          <w:numId w:val="24"/>
+        </w:numPr>
+        <w:bidi w:val="0"/>
+        <w:jc w:val="start"/>
+        <w:rPr>
+          <w:b w:val="false"/>
+          <w:bCs w:val="false"/>
+          <w:sz w:val="24"/>
+          <w:szCs w:val="24"/>
+          <w:lang w:val="hu-HU"/>
+        </w:rPr>
+      </w:pPr>
+      <w:r>
+        <w:rPr>
+          <w:b w:val="false"/>
+          <w:bCs w:val="false"/>
+          <w:sz w:val="24"/>
+          <w:szCs w:val="24"/>
+          <w:lang w:val="hu-HU"/>
+        </w:rPr>
+        <w:t>Cím: egy állatfaj neve, nincs speciális hangulata nem csak önnmagát jelenti majd, hanem átvitt jelentése lesz</w:t>
+      </w:r>
+    </w:p>
+    <w:p>
+      <w:pPr>
+        <w:pStyle w:val="Normal"/>
+        <w:numPr>
+          <w:ilvl w:val="0"/>
+          <w:numId w:val="24"/>
+        </w:numPr>
+        <w:bidi w:val="0"/>
+        <w:jc w:val="start"/>
+        <w:rPr>
+          <w:b w:val="false"/>
+          <w:bCs w:val="false"/>
+          <w:sz w:val="24"/>
+          <w:szCs w:val="24"/>
+          <w:lang w:val="hu-HU"/>
+        </w:rPr>
+      </w:pPr>
+      <w:r>
+        <w:rPr>
+          <w:b w:val="false"/>
+          <w:bCs w:val="false"/>
+          <w:sz w:val="24"/>
+          <w:szCs w:val="24"/>
+          <w:lang w:val="hu-HU"/>
+        </w:rPr>
+        <w:t>Hangulat: negatív: „bús rab”, „estelen, bús, beteg” ÉS pozitív: „kékelő lég ura” , „légi herceg” = ellentmondásos (ambivalens)</w:t>
+      </w:r>
+    </w:p>
+    <w:p>
+      <w:pPr>
+        <w:pStyle w:val="Normal"/>
+        <w:numPr>
+          <w:ilvl w:val="0"/>
+          <w:numId w:val="24"/>
+        </w:numPr>
+        <w:bidi w:val="0"/>
+        <w:jc w:val="start"/>
+        <w:rPr>
+          <w:b w:val="false"/>
+          <w:bCs w:val="false"/>
+          <w:sz w:val="24"/>
+          <w:szCs w:val="24"/>
+          <w:lang w:val="hu-HU"/>
+        </w:rPr>
+      </w:pPr>
+      <w:r>
+        <w:rPr>
+          <w:b w:val="false"/>
+          <w:bCs w:val="false"/>
+          <w:sz w:val="24"/>
+          <w:szCs w:val="24"/>
+          <w:lang w:val="hu-HU"/>
+        </w:rPr>
+        <w:t>Az albatrosz:</w:t>
+      </w:r>
+    </w:p>
+    <w:p>
+      <w:pPr>
+        <w:pStyle w:val="Normal"/>
+        <w:numPr>
+          <w:ilvl w:val="1"/>
+          <w:numId w:val="24"/>
+        </w:numPr>
+        <w:bidi w:val="0"/>
+        <w:jc w:val="start"/>
+        <w:rPr>
+          <w:b w:val="false"/>
+          <w:bCs w:val="false"/>
+          <w:sz w:val="24"/>
+          <w:szCs w:val="24"/>
+          <w:lang w:val="hu-HU"/>
+        </w:rPr>
+      </w:pPr>
+      <w:r>
+        <w:rPr>
+          <w:b w:val="false"/>
+          <w:bCs w:val="false"/>
+          <w:sz w:val="24"/>
+          <w:szCs w:val="24"/>
+          <w:lang w:val="hu-HU"/>
+        </w:rPr>
+        <w:t>ha nem a levegőben van, nevetséges</w:t>
+      </w:r>
+    </w:p>
+    <w:p>
+      <w:pPr>
+        <w:pStyle w:val="Normal"/>
+        <w:numPr>
+          <w:ilvl w:val="1"/>
+          <w:numId w:val="24"/>
+        </w:numPr>
+        <w:bidi w:val="0"/>
+        <w:jc w:val="start"/>
+        <w:rPr>
+          <w:b w:val="false"/>
+          <w:bCs w:val="false"/>
+          <w:sz w:val="24"/>
+          <w:szCs w:val="24"/>
+          <w:lang w:val="hu-HU"/>
+        </w:rPr>
+      </w:pPr>
+      <w:r>
+        <w:rPr>
+          <w:b w:val="false"/>
+          <w:bCs w:val="false"/>
+          <w:sz w:val="24"/>
+          <w:szCs w:val="24"/>
+          <w:lang w:val="hu-HU"/>
+        </w:rPr>
+        <w:t>a levegőben uralkodó, szabad</w:t>
+      </w:r>
+    </w:p>
+    <w:p>
+      <w:pPr>
+        <w:pStyle w:val="Normal"/>
+        <w:numPr>
+          <w:ilvl w:val="0"/>
+          <w:numId w:val="24"/>
+        </w:numPr>
+        <w:bidi w:val="0"/>
+        <w:jc w:val="start"/>
+        <w:rPr>
+          <w:b w:val="false"/>
+          <w:bCs w:val="false"/>
+          <w:sz w:val="24"/>
+          <w:szCs w:val="24"/>
+          <w:lang w:val="hu-HU"/>
+        </w:rPr>
+      </w:pPr>
+      <w:r>
+        <w:rPr>
+          <w:b w:val="false"/>
+          <w:bCs w:val="false"/>
+          <w:sz w:val="24"/>
+          <w:szCs w:val="24"/>
+          <w:lang w:val="hu-HU"/>
+        </w:rPr>
+        <w:t>Szrekezet:</w:t>
+      </w:r>
+    </w:p>
+    <w:p>
+      <w:pPr>
+        <w:pStyle w:val="Normal"/>
+        <w:numPr>
+          <w:ilvl w:val="1"/>
+          <w:numId w:val="24"/>
+        </w:numPr>
+        <w:bidi w:val="0"/>
+        <w:jc w:val="start"/>
+        <w:rPr>
+          <w:b w:val="false"/>
+          <w:bCs w:val="false"/>
+          <w:sz w:val="24"/>
+          <w:szCs w:val="24"/>
+          <w:lang w:val="hu-HU"/>
+        </w:rPr>
+      </w:pPr>
+      <w:r>
+        <w:rPr>
+          <w:b w:val="false"/>
+          <w:bCs w:val="false"/>
+          <w:sz w:val="24"/>
+          <w:szCs w:val="24"/>
+          <w:lang w:val="hu-HU"/>
+        </w:rPr>
+        <w:t>Hangulat alapján: 1. vsz. Pozitív. 2-4. vsz. Negatív hangulatú</w:t>
+      </w:r>
+    </w:p>
+    <w:p>
+      <w:pPr>
+        <w:pStyle w:val="Normal"/>
+        <w:numPr>
+          <w:ilvl w:val="1"/>
+          <w:numId w:val="24"/>
+        </w:numPr>
+        <w:bidi w:val="0"/>
+        <w:jc w:val="start"/>
+        <w:rPr>
+          <w:b w:val="false"/>
+          <w:bCs w:val="false"/>
+          <w:sz w:val="24"/>
+          <w:szCs w:val="24"/>
+          <w:lang w:val="hu-HU"/>
+        </w:rPr>
+      </w:pPr>
+      <w:r>
+        <w:rPr>
+          <w:b w:val="false"/>
+          <w:bCs w:val="false"/>
+          <w:sz w:val="24"/>
+          <w:szCs w:val="24"/>
+          <w:lang w:val="hu-HU"/>
+        </w:rPr>
+        <w:t>Jelentés alapján: 1-3. vsz. Az albatrosz csak egy madár, 4. vsz. Az albatrosz a költő szimbóluma lesz</w:t>
+      </w:r>
+    </w:p>
+    <w:p>
+      <w:pPr>
+        <w:pStyle w:val="Normal"/>
+        <w:numPr>
+          <w:ilvl w:val="0"/>
+          <w:numId w:val="24"/>
+        </w:numPr>
+        <w:bidi w:val="0"/>
+        <w:jc w:val="start"/>
+        <w:rPr>
+          <w:b w:val="false"/>
+          <w:bCs w:val="false"/>
+          <w:sz w:val="24"/>
+          <w:szCs w:val="24"/>
+          <w:lang w:val="hu-HU"/>
+        </w:rPr>
+      </w:pPr>
+      <w:r>
+        <w:rPr>
+          <w:b w:val="false"/>
+          <w:bCs w:val="false"/>
+          <w:sz w:val="24"/>
+          <w:szCs w:val="24"/>
+          <w:lang w:val="hu-HU"/>
+        </w:rPr>
+        <w:t>Költői szközök:</w:t>
+      </w:r>
+    </w:p>
+    <w:p>
+      <w:pPr>
+        <w:pStyle w:val="Normal"/>
+        <w:numPr>
+          <w:ilvl w:val="1"/>
+          <w:numId w:val="24"/>
+        </w:numPr>
+        <w:bidi w:val="0"/>
+        <w:jc w:val="start"/>
+        <w:rPr>
+          <w:b w:val="false"/>
+          <w:bCs w:val="false"/>
+          <w:sz w:val="24"/>
+          <w:szCs w:val="24"/>
+          <w:lang w:val="hu-HU"/>
+        </w:rPr>
+      </w:pPr>
+      <w:r>
+        <w:rPr>
+          <w:b w:val="false"/>
+          <w:bCs w:val="false"/>
+          <w:sz w:val="24"/>
+          <w:szCs w:val="24"/>
+          <w:lang w:val="hu-HU"/>
+        </w:rPr>
+        <w:t>az „albatrosz” metaforái (hiányos metaforák)</w:t>
+      </w:r>
+    </w:p>
+    <w:p>
+      <w:pPr>
+        <w:pStyle w:val="Normal"/>
+        <w:numPr>
+          <w:ilvl w:val="2"/>
+          <w:numId w:val="24"/>
+        </w:numPr>
+        <w:bidi w:val="0"/>
+        <w:jc w:val="start"/>
+        <w:rPr>
+          <w:b w:val="false"/>
+          <w:bCs w:val="false"/>
+          <w:sz w:val="24"/>
+          <w:szCs w:val="24"/>
+          <w:lang w:val="hu-HU"/>
+        </w:rPr>
+      </w:pPr>
+      <w:r>
+        <w:rPr>
+          <w:b w:val="false"/>
+          <w:bCs w:val="false"/>
+          <w:sz w:val="24"/>
+          <w:szCs w:val="24"/>
+          <w:lang w:val="hu-HU"/>
+        </w:rPr>
+        <w:t>„</w:t>
+      </w:r>
+      <w:r>
+        <w:rPr>
+          <w:b w:val="false"/>
+          <w:bCs w:val="false"/>
+          <w:sz w:val="24"/>
+          <w:szCs w:val="24"/>
+          <w:lang w:val="hu-HU"/>
+        </w:rPr>
+        <w:t>légi herceg”, „a kékelő lég ura” (felsőbbrendű, szabad, uralkodó)</w:t>
+      </w:r>
+    </w:p>
+    <w:p>
+      <w:pPr>
+        <w:pStyle w:val="Normal"/>
+        <w:numPr>
+          <w:ilvl w:val="2"/>
+          <w:numId w:val="24"/>
+        </w:numPr>
+        <w:bidi w:val="0"/>
+        <w:jc w:val="start"/>
+        <w:rPr>
+          <w:b w:val="false"/>
+          <w:bCs w:val="false"/>
+          <w:sz w:val="24"/>
+          <w:szCs w:val="24"/>
+          <w:lang w:val="hu-HU"/>
+        </w:rPr>
+      </w:pPr>
+      <w:r>
+        <w:rPr>
+          <w:b w:val="false"/>
+          <w:bCs w:val="false"/>
+          <w:sz w:val="24"/>
+          <w:szCs w:val="24"/>
+          <w:lang w:val="hu-HU"/>
+        </w:rPr>
+        <w:t>„</w:t>
+      </w:r>
+      <w:r>
+        <w:rPr>
+          <w:b w:val="false"/>
+          <w:bCs w:val="false"/>
+          <w:sz w:val="24"/>
+          <w:szCs w:val="24"/>
+          <w:lang w:val="hu-HU"/>
+        </w:rPr>
+        <w:t>egykedvű utas”</w:t>
+      </w:r>
+    </w:p>
+    <w:p>
+      <w:pPr>
+        <w:pStyle w:val="Normal"/>
+        <w:numPr>
+          <w:ilvl w:val="2"/>
+          <w:numId w:val="24"/>
+        </w:numPr>
+        <w:bidi w:val="0"/>
+        <w:jc w:val="start"/>
+        <w:rPr>
+          <w:b w:val="false"/>
+          <w:bCs w:val="false"/>
+          <w:sz w:val="24"/>
+          <w:szCs w:val="24"/>
+          <w:lang w:val="hu-HU"/>
+        </w:rPr>
+      </w:pPr>
+      <w:r>
+        <w:rPr>
+          <w:b w:val="false"/>
+          <w:bCs w:val="false"/>
+          <w:sz w:val="24"/>
+          <w:szCs w:val="24"/>
+          <w:lang w:val="hu-HU"/>
+        </w:rPr>
+        <w:t>„</w:t>
+      </w:r>
+      <w:r>
+        <w:rPr>
+          <w:b w:val="false"/>
+          <w:bCs w:val="false"/>
+          <w:sz w:val="24"/>
+          <w:szCs w:val="24"/>
+          <w:lang w:val="hu-HU"/>
+        </w:rPr>
+        <w:t>szép csoda” (irracionális)</w:t>
+      </w:r>
+    </w:p>
+    <w:p>
+      <w:pPr>
+        <w:pStyle w:val="Normal"/>
+        <w:numPr>
+          <w:ilvl w:val="2"/>
+          <w:numId w:val="24"/>
+        </w:numPr>
+        <w:bidi w:val="0"/>
+        <w:jc w:val="start"/>
+        <w:rPr>
+          <w:b w:val="false"/>
+          <w:bCs w:val="false"/>
+          <w:sz w:val="24"/>
+          <w:szCs w:val="24"/>
+          <w:lang w:val="hu-HU"/>
+        </w:rPr>
+      </w:pPr>
+      <w:r>
+        <w:rPr>
+          <w:b w:val="false"/>
+          <w:bCs w:val="false"/>
+          <w:sz w:val="24"/>
+          <w:szCs w:val="24"/>
+          <w:lang w:val="hu-HU"/>
+        </w:rPr>
+        <w:t>„</w:t>
+      </w:r>
+      <w:r>
+        <w:rPr>
+          <w:b w:val="false"/>
+          <w:bCs w:val="false"/>
+          <w:sz w:val="24"/>
+          <w:szCs w:val="24"/>
+          <w:lang w:val="hu-HU"/>
+        </w:rPr>
+        <w:t>az árva”(magány)</w:t>
+      </w:r>
+    </w:p>
+    <w:p>
+      <w:pPr>
+        <w:pStyle w:val="Normal"/>
+        <w:numPr>
+          <w:ilvl w:val="2"/>
+          <w:numId w:val="24"/>
+        </w:numPr>
+        <w:bidi w:val="0"/>
+        <w:jc w:val="start"/>
+        <w:rPr>
+          <w:b w:val="false"/>
+          <w:bCs w:val="false"/>
+          <w:sz w:val="24"/>
+          <w:szCs w:val="24"/>
+          <w:lang w:val="hu-HU"/>
+        </w:rPr>
+      </w:pPr>
+      <w:r>
+        <w:rPr>
+          <w:b w:val="false"/>
+          <w:bCs w:val="false"/>
+          <w:sz w:val="24"/>
+          <w:szCs w:val="24"/>
+          <w:lang w:val="hu-HU"/>
+        </w:rPr>
+        <w:t>„</w:t>
+      </w:r>
+      <w:r>
+        <w:rPr>
+          <w:b w:val="false"/>
+          <w:bCs w:val="false"/>
+          <w:sz w:val="24"/>
+          <w:szCs w:val="24"/>
+          <w:lang w:val="hu-HU"/>
+        </w:rPr>
+        <w:t>bús rab”</w:t>
+      </w:r>
+    </w:p>
+    <w:p>
+      <w:pPr>
+        <w:pStyle w:val="Normal"/>
+        <w:numPr>
+          <w:ilvl w:val="1"/>
+          <w:numId w:val="24"/>
+        </w:numPr>
+        <w:bidi w:val="0"/>
+        <w:jc w:val="start"/>
+        <w:rPr>
+          <w:b w:val="false"/>
+          <w:bCs w:val="false"/>
+          <w:sz w:val="24"/>
+          <w:szCs w:val="24"/>
+          <w:lang w:val="hu-HU"/>
+        </w:rPr>
+      </w:pPr>
+      <w:r>
+        <w:rPr>
+          <w:b w:val="false"/>
+          <w:bCs w:val="false"/>
+          <w:sz w:val="24"/>
+          <w:szCs w:val="24"/>
+          <w:lang w:val="hu-HU"/>
+        </w:rPr>
+        <w:t>alliteráció (legalább két ugyanolyan betűvel kezdődő szó) – zenei eszköz</w:t>
+      </w:r>
+    </w:p>
+    <w:p>
+      <w:pPr>
+        <w:pStyle w:val="Normal"/>
+        <w:numPr>
+          <w:ilvl w:val="2"/>
+          <w:numId w:val="24"/>
+        </w:numPr>
+        <w:bidi w:val="0"/>
+        <w:jc w:val="start"/>
+        <w:rPr>
+          <w:b w:val="false"/>
+          <w:bCs w:val="false"/>
+          <w:sz w:val="24"/>
+          <w:szCs w:val="24"/>
+          <w:lang w:val="hu-HU"/>
+        </w:rPr>
+      </w:pPr>
+      <w:r>
+        <w:rPr>
+          <w:b w:val="false"/>
+          <w:bCs w:val="false"/>
+          <w:sz w:val="24"/>
+          <w:szCs w:val="24"/>
+          <w:lang w:val="hu-HU"/>
+        </w:rPr>
+        <w:t>„</w:t>
+      </w:r>
+      <w:r>
+        <w:rPr>
+          <w:b w:val="false"/>
+          <w:bCs w:val="false"/>
+          <w:sz w:val="24"/>
+          <w:szCs w:val="24"/>
+          <w:lang w:val="hu-HU"/>
+        </w:rPr>
+        <w:t>sántít suta”</w:t>
+      </w:r>
+    </w:p>
+    <w:p>
+      <w:pPr>
+        <w:pStyle w:val="Normal"/>
+        <w:numPr>
+          <w:ilvl w:val="2"/>
+          <w:numId w:val="24"/>
+        </w:numPr>
+        <w:bidi w:val="0"/>
+        <w:jc w:val="start"/>
+        <w:rPr>
+          <w:b w:val="false"/>
+          <w:bCs w:val="false"/>
+          <w:sz w:val="24"/>
+          <w:szCs w:val="24"/>
+          <w:lang w:val="hu-HU"/>
+        </w:rPr>
+      </w:pPr>
+      <w:r>
+        <w:rPr>
+          <w:b w:val="false"/>
+          <w:bCs w:val="false"/>
+          <w:sz w:val="24"/>
+          <w:szCs w:val="24"/>
+          <w:lang w:val="hu-HU"/>
+        </w:rPr>
+        <w:t>„</w:t>
+      </w:r>
+      <w:r>
+        <w:rPr>
+          <w:b w:val="false"/>
+          <w:bCs w:val="false"/>
+          <w:sz w:val="24"/>
+          <w:szCs w:val="24"/>
+          <w:lang w:val="hu-HU"/>
+        </w:rPr>
+        <w:t>rút röhejre”</w:t>
+      </w:r>
+    </w:p>
+    <w:p>
+      <w:pPr>
+        <w:pStyle w:val="Normal"/>
+        <w:numPr>
+          <w:ilvl w:val="1"/>
+          <w:numId w:val="24"/>
+        </w:numPr>
+        <w:bidi w:val="0"/>
+        <w:jc w:val="start"/>
+        <w:rPr>
+          <w:b w:val="false"/>
+          <w:bCs w:val="false"/>
+          <w:sz w:val="24"/>
+          <w:szCs w:val="24"/>
+          <w:lang w:val="hu-HU"/>
+        </w:rPr>
+      </w:pPr>
+      <w:r>
+        <w:rPr>
+          <w:b w:val="false"/>
+          <w:bCs w:val="false"/>
+          <w:sz w:val="24"/>
+          <w:szCs w:val="24"/>
+          <w:lang w:val="hu-HU"/>
+        </w:rPr>
+        <w:t>rímképlet: ABAB CDCD</w:t>
+      </w:r>
+    </w:p>
+    <w:p>
+      <w:pPr>
+        <w:pStyle w:val="Normal"/>
+        <w:numPr>
+          <w:ilvl w:val="1"/>
+          <w:numId w:val="24"/>
+        </w:numPr>
+        <w:bidi w:val="0"/>
+        <w:jc w:val="start"/>
+        <w:rPr>
+          <w:b w:val="false"/>
+          <w:bCs w:val="false"/>
+          <w:sz w:val="24"/>
+          <w:szCs w:val="24"/>
+          <w:lang w:val="hu-HU"/>
+        </w:rPr>
+      </w:pPr>
+      <w:r>
+        <w:rPr>
+          <w:b w:val="false"/>
+          <w:bCs w:val="false"/>
+          <w:sz w:val="24"/>
+          <w:szCs w:val="24"/>
+          <w:lang w:val="hu-HU"/>
+        </w:rPr>
+        <w:t>a „szárny” is szimbólum: az egyik világban a szabadság eszköze, a másikban akadály (=tahatség? Különlegesség?)</w:t>
+      </w:r>
+    </w:p>
     <w:sectPr>
       <w:type w:val="nextPage"/>
       <w:pgSz w:w="12240" w:h="15840"/>
@@ -11682,6 +12653,280 @@
     </w:lvl>
   </w:abstractNum>
   <w:abstractNum w:abstractNumId="23">
+    <w:lvl w:ilvl="0">
+      <w:start w:val="1"/>
+      <w:numFmt w:val="bullet"/>
+      <w:lvlText w:val=""/>
+      <w:lvlJc w:val="start"/>
+      <w:pPr>
+        <w:tabs>
+          <w:tab w:val="num" w:pos="720"/>
+        </w:tabs>
+        <w:ind w:start="720" w:hanging="360"/>
+      </w:pPr>
+      <w:rPr>
+        <w:rFonts w:ascii="Symbol" w:hAnsi="Symbol" w:cs="Symbol" w:hint="default"/>
+      </w:rPr>
+    </w:lvl>
+    <w:lvl w:ilvl="1">
+      <w:start w:val="1"/>
+      <w:numFmt w:val="bullet"/>
+      <w:lvlText w:val=""/>
+      <w:lvlJc w:val="start"/>
+      <w:pPr>
+        <w:tabs>
+          <w:tab w:val="num" w:pos="1080"/>
+        </w:tabs>
+        <w:ind w:start="1080" w:hanging="360"/>
+      </w:pPr>
+      <w:rPr>
+        <w:rFonts w:ascii="Wingdings" w:hAnsi="Wingdings" w:cs="Wingdings" w:hint="default"/>
+      </w:rPr>
+    </w:lvl>
+    <w:lvl w:ilvl="2">
+      <w:start w:val="1"/>
+      <w:numFmt w:val="bullet"/>
+      <w:lvlText w:val=""/>
+      <w:lvlJc w:val="start"/>
+      <w:pPr>
+        <w:tabs>
+          <w:tab w:val="num" w:pos="1440"/>
+        </w:tabs>
+        <w:ind w:start="1440" w:hanging="360"/>
+      </w:pPr>
+      <w:rPr>
+        <w:rFonts w:ascii="Wingdings 2" w:hAnsi="Wingdings 2" w:cs="Wingdings 2" w:hint="default"/>
+      </w:rPr>
+    </w:lvl>
+    <w:lvl w:ilvl="3">
+      <w:start w:val="1"/>
+      <w:numFmt w:val="bullet"/>
+      <w:lvlText w:val=""/>
+      <w:lvlJc w:val="start"/>
+      <w:pPr>
+        <w:tabs>
+          <w:tab w:val="num" w:pos="1800"/>
+        </w:tabs>
+        <w:ind w:start="1800" w:hanging="360"/>
+      </w:pPr>
+      <w:rPr>
+        <w:rFonts w:ascii="MT Extra" w:hAnsi="MT Extra" w:cs="MT Extra" w:hint="default"/>
+      </w:rPr>
+    </w:lvl>
+    <w:lvl w:ilvl="4">
+      <w:start w:val="1"/>
+      <w:numFmt w:val="bullet"/>
+      <w:lvlText w:val="►"/>
+      <w:lvlJc w:val="start"/>
+      <w:pPr>
+        <w:tabs>
+          <w:tab w:val="num" w:pos="2160"/>
+        </w:tabs>
+        <w:ind w:start="2160" w:hanging="360"/>
+      </w:pPr>
+      <w:rPr>
+        <w:rFonts w:ascii="OpenSymbol" w:hAnsi="OpenSymbol" w:cs="OpenSymbol" w:hint="default"/>
+      </w:rPr>
+    </w:lvl>
+    <w:lvl w:ilvl="5">
+      <w:start w:val="1"/>
+      <w:numFmt w:val="bullet"/>
+      <w:lvlText w:val=""/>
+      <w:lvlJc w:val="start"/>
+      <w:pPr>
+        <w:tabs>
+          <w:tab w:val="num" w:pos="2520"/>
+        </w:tabs>
+        <w:ind w:start="2520" w:hanging="360"/>
+      </w:pPr>
+      <w:rPr>
+        <w:rFonts w:ascii="Symbol" w:hAnsi="Symbol" w:cs="Symbol" w:hint="default"/>
+      </w:rPr>
+    </w:lvl>
+    <w:lvl w:ilvl="6">
+      <w:start w:val="1"/>
+      <w:numFmt w:val="bullet"/>
+      <w:lvlText w:val="-"/>
+      <w:lvlJc w:val="start"/>
+      <w:pPr>
+        <w:tabs>
+          <w:tab w:val="num" w:pos="2880"/>
+        </w:tabs>
+        <w:ind w:start="2880" w:hanging="360"/>
+      </w:pPr>
+      <w:rPr>
+        <w:rFonts w:ascii="OpenSymbol" w:hAnsi="OpenSymbol" w:cs="OpenSymbol" w:hint="default"/>
+      </w:rPr>
+    </w:lvl>
+    <w:lvl w:ilvl="7">
+      <w:start w:val="1"/>
+      <w:numFmt w:val="bullet"/>
+      <w:lvlText w:val=""/>
+      <w:lvlJc w:val="start"/>
+      <w:pPr>
+        <w:tabs>
+          <w:tab w:val="num" w:pos="3240"/>
+        </w:tabs>
+        <w:ind w:start="3240" w:hanging="360"/>
+      </w:pPr>
+      <w:rPr>
+        <w:rFonts w:ascii="Symbol" w:hAnsi="Symbol" w:cs="Symbol" w:hint="default"/>
+      </w:rPr>
+    </w:lvl>
+    <w:lvl w:ilvl="8">
+      <w:start w:val="1"/>
+      <w:numFmt w:val="bullet"/>
+      <w:lvlText w:val=""/>
+      <w:lvlJc w:val="start"/>
+      <w:pPr>
+        <w:tabs>
+          <w:tab w:val="num" w:pos="3600"/>
+        </w:tabs>
+        <w:ind w:start="3600" w:hanging="360"/>
+      </w:pPr>
+      <w:rPr>
+        <w:rFonts w:ascii="Symbol" w:hAnsi="Symbol" w:cs="Symbol" w:hint="default"/>
+      </w:rPr>
+    </w:lvl>
+  </w:abstractNum>
+  <w:abstractNum w:abstractNumId="24">
+    <w:lvl w:ilvl="0">
+      <w:start w:val="1"/>
+      <w:numFmt w:val="bullet"/>
+      <w:lvlText w:val=""/>
+      <w:lvlJc w:val="start"/>
+      <w:pPr>
+        <w:tabs>
+          <w:tab w:val="num" w:pos="720"/>
+        </w:tabs>
+        <w:ind w:start="720" w:hanging="360"/>
+      </w:pPr>
+      <w:rPr>
+        <w:rFonts w:ascii="Symbol" w:hAnsi="Symbol" w:cs="Symbol" w:hint="default"/>
+      </w:rPr>
+    </w:lvl>
+    <w:lvl w:ilvl="1">
+      <w:start w:val="1"/>
+      <w:numFmt w:val="bullet"/>
+      <w:lvlText w:val=""/>
+      <w:lvlJc w:val="start"/>
+      <w:pPr>
+        <w:tabs>
+          <w:tab w:val="num" w:pos="1080"/>
+        </w:tabs>
+        <w:ind w:start="1080" w:hanging="360"/>
+      </w:pPr>
+      <w:rPr>
+        <w:rFonts w:ascii="Wingdings" w:hAnsi="Wingdings" w:cs="Wingdings" w:hint="default"/>
+      </w:rPr>
+    </w:lvl>
+    <w:lvl w:ilvl="2">
+      <w:start w:val="1"/>
+      <w:numFmt w:val="bullet"/>
+      <w:lvlText w:val=""/>
+      <w:lvlJc w:val="start"/>
+      <w:pPr>
+        <w:tabs>
+          <w:tab w:val="num" w:pos="1440"/>
+        </w:tabs>
+        <w:ind w:start="1440" w:hanging="360"/>
+      </w:pPr>
+      <w:rPr>
+        <w:rFonts w:ascii="Wingdings 2" w:hAnsi="Wingdings 2" w:cs="Wingdings 2" w:hint="default"/>
+      </w:rPr>
+    </w:lvl>
+    <w:lvl w:ilvl="3">
+      <w:start w:val="1"/>
+      <w:numFmt w:val="bullet"/>
+      <w:lvlText w:val=""/>
+      <w:lvlJc w:val="start"/>
+      <w:pPr>
+        <w:tabs>
+          <w:tab w:val="num" w:pos="1800"/>
+        </w:tabs>
+        <w:ind w:start="1800" w:hanging="360"/>
+      </w:pPr>
+      <w:rPr>
+        <w:rFonts w:ascii="MT Extra" w:hAnsi="MT Extra" w:cs="MT Extra" w:hint="default"/>
+      </w:rPr>
+    </w:lvl>
+    <w:lvl w:ilvl="4">
+      <w:start w:val="1"/>
+      <w:numFmt w:val="bullet"/>
+      <w:lvlText w:val="►"/>
+      <w:lvlJc w:val="start"/>
+      <w:pPr>
+        <w:tabs>
+          <w:tab w:val="num" w:pos="2160"/>
+        </w:tabs>
+        <w:ind w:start="2160" w:hanging="360"/>
+      </w:pPr>
+      <w:rPr>
+        <w:rFonts w:ascii="OpenSymbol" w:hAnsi="OpenSymbol" w:cs="OpenSymbol" w:hint="default"/>
+      </w:rPr>
+    </w:lvl>
+    <w:lvl w:ilvl="5">
+      <w:start w:val="1"/>
+      <w:numFmt w:val="bullet"/>
+      <w:lvlText w:val=""/>
+      <w:lvlJc w:val="start"/>
+      <w:pPr>
+        <w:tabs>
+          <w:tab w:val="num" w:pos="2520"/>
+        </w:tabs>
+        <w:ind w:start="2520" w:hanging="360"/>
+      </w:pPr>
+      <w:rPr>
+        <w:rFonts w:ascii="Symbol" w:hAnsi="Symbol" w:cs="Symbol" w:hint="default"/>
+      </w:rPr>
+    </w:lvl>
+    <w:lvl w:ilvl="6">
+      <w:start w:val="1"/>
+      <w:numFmt w:val="bullet"/>
+      <w:lvlText w:val="-"/>
+      <w:lvlJc w:val="start"/>
+      <w:pPr>
+        <w:tabs>
+          <w:tab w:val="num" w:pos="2880"/>
+        </w:tabs>
+        <w:ind w:start="2880" w:hanging="360"/>
+      </w:pPr>
+      <w:rPr>
+        <w:rFonts w:ascii="OpenSymbol" w:hAnsi="OpenSymbol" w:cs="OpenSymbol" w:hint="default"/>
+      </w:rPr>
+    </w:lvl>
+    <w:lvl w:ilvl="7">
+      <w:start w:val="1"/>
+      <w:numFmt w:val="bullet"/>
+      <w:lvlText w:val=""/>
+      <w:lvlJc w:val="start"/>
+      <w:pPr>
+        <w:tabs>
+          <w:tab w:val="num" w:pos="3240"/>
+        </w:tabs>
+        <w:ind w:start="3240" w:hanging="360"/>
+      </w:pPr>
+      <w:rPr>
+        <w:rFonts w:ascii="Symbol" w:hAnsi="Symbol" w:cs="Symbol" w:hint="default"/>
+      </w:rPr>
+    </w:lvl>
+    <w:lvl w:ilvl="8">
+      <w:start w:val="1"/>
+      <w:numFmt w:val="bullet"/>
+      <w:lvlText w:val=""/>
+      <w:lvlJc w:val="start"/>
+      <w:pPr>
+        <w:tabs>
+          <w:tab w:val="num" w:pos="3600"/>
+        </w:tabs>
+        <w:ind w:start="3600" w:hanging="360"/>
+      </w:pPr>
+      <w:rPr>
+        <w:rFonts w:ascii="Symbol" w:hAnsi="Symbol" w:cs="Symbol" w:hint="default"/>
+      </w:rPr>
+    </w:lvl>
+  </w:abstractNum>
+  <w:abstractNum w:abstractNumId="25">
     <w:lvl w:ilvl="0">
       <w:start w:val="1"/>
       <w:numFmt w:val="none"/>
@@ -11869,6 +13114,12 @@
   <w:num w:numId="23">
     <w:abstractNumId w:val="23"/>
   </w:num>
+  <w:num w:numId="24">
+    <w:abstractNumId w:val="24"/>
+  </w:num>
+  <w:num w:numId="25">
+    <w:abstractNumId w:val="25"/>
+  </w:num>
 </w:numbering>
 </file>
 
@@ -11909,15 +13160,15 @@
       <w:lang w:val="en-US" w:eastAsia="zh-CN" w:bidi="hi-IN"/>
     </w:rPr>
   </w:style>
-  <w:style w:type="character" w:styleId="Bullets">
-    <w:name w:val="Bullets"/>
+  <w:style w:type="character" w:styleId="Bulletsuser">
+    <w:name w:val="Bullets (user)"/>
     <w:qFormat/>
     <w:rPr>
       <w:rFonts w:ascii="OpenSymbol" w:hAnsi="OpenSymbol" w:eastAsia="OpenSymbol" w:cs="OpenSymbol"/>
     </w:rPr>
   </w:style>
-  <w:style w:type="character" w:styleId="Bulletsuser">
-    <w:name w:val="Bullets (user)"/>
+  <w:style w:type="character" w:styleId="Bullets">
+    <w:name w:val="Bullets"/>
     <w:qFormat/>
     <w:rPr>
       <w:rFonts w:ascii="OpenSymbol" w:hAnsi="OpenSymbol" w:eastAsia="OpenSymbol" w:cs="OpenSymbol"/>

--- a/irodalom11.docx
+++ b/irodalom11.docx
@@ -9620,7 +9620,424 @@
           <w:szCs w:val="24"/>
           <w:lang w:val="hu-HU"/>
         </w:rPr>
-        <w:t>a „szárny” is szimbólum: az egyik világban a szabadság eszköze, a másikban akadály (=tahatség? Különlegesség?)</w:t>
+        <w:t>a „szárny” is szimbólum: az egyik világban a szabadság eszköze, a másikban akadály (=t</w:t>
+      </w:r>
+      <w:r>
+        <w:rPr>
+          <w:b w:val="false"/>
+          <w:bCs w:val="false"/>
+          <w:sz w:val="24"/>
+          <w:szCs w:val="24"/>
+          <w:lang w:val="hu-HU"/>
+        </w:rPr>
+        <w:t>e</w:t>
+      </w:r>
+      <w:r>
+        <w:rPr>
+          <w:b w:val="false"/>
+          <w:bCs w:val="false"/>
+          <w:sz w:val="24"/>
+          <w:szCs w:val="24"/>
+          <w:lang w:val="hu-HU"/>
+        </w:rPr>
+        <w:t>h</w:t>
+      </w:r>
+      <w:r>
+        <w:rPr>
+          <w:b w:val="false"/>
+          <w:bCs w:val="false"/>
+          <w:sz w:val="24"/>
+          <w:szCs w:val="24"/>
+          <w:lang w:val="hu-HU"/>
+        </w:rPr>
+        <w:t>e</w:t>
+      </w:r>
+      <w:r>
+        <w:rPr>
+          <w:b w:val="false"/>
+          <w:bCs w:val="false"/>
+          <w:sz w:val="24"/>
+          <w:szCs w:val="24"/>
+          <w:lang w:val="hu-HU"/>
+        </w:rPr>
+        <w:t>tség? Különlegesség?)</w:t>
+      </w:r>
+    </w:p>
+    <w:p>
+      <w:pPr>
+        <w:pStyle w:val="Normal"/>
+        <w:bidi w:val="0"/>
+        <w:jc w:val="start"/>
+        <w:rPr>
+          <w:b w:val="false"/>
+          <w:bCs w:val="false"/>
+          <w:sz w:val="24"/>
+          <w:szCs w:val="24"/>
+          <w:lang w:val="hu-HU"/>
+        </w:rPr>
+      </w:pPr>
+      <w:r>
+        <w:rPr>
+          <w:b w:val="false"/>
+          <w:bCs w:val="false"/>
+          <w:sz w:val="24"/>
+          <w:szCs w:val="24"/>
+          <w:lang w:val="hu-HU"/>
+        </w:rPr>
+      </w:r>
+    </w:p>
+    <w:p>
+      <w:pPr>
+        <w:pStyle w:val="Normal"/>
+        <w:bidi w:val="0"/>
+        <w:jc w:val="center"/>
+        <w:rPr>
+          <w:b/>
+          <w:bCs/>
+          <w:sz w:val="36"/>
+          <w:szCs w:val="36"/>
+          <w:lang w:val="hu-HU"/>
+        </w:rPr>
+      </w:pPr>
+      <w:r>
+        <w:rPr>
+          <w:b/>
+          <w:bCs/>
+          <w:sz w:val="36"/>
+          <w:szCs w:val="36"/>
+          <w:lang w:val="hu-HU"/>
+        </w:rPr>
+        <w:t>Paul Verlaine:  Őszi chanson</w:t>
+      </w:r>
+    </w:p>
+    <w:p>
+      <w:pPr>
+        <w:pStyle w:val="Normal"/>
+        <w:numPr>
+          <w:ilvl w:val="0"/>
+          <w:numId w:val="25"/>
+        </w:numPr>
+        <w:bidi w:val="0"/>
+        <w:jc w:val="start"/>
+        <w:rPr>
+          <w:b w:val="false"/>
+          <w:bCs w:val="false"/>
+          <w:sz w:val="24"/>
+          <w:szCs w:val="24"/>
+          <w:lang w:val="hu-HU"/>
+        </w:rPr>
+      </w:pPr>
+      <w:r>
+        <w:rPr>
+          <w:b w:val="false"/>
+          <w:bCs w:val="false"/>
+          <w:sz w:val="24"/>
+          <w:szCs w:val="24"/>
+          <w:lang w:val="hu-HU"/>
+        </w:rPr>
+        <w:t xml:space="preserve">Cím: </w:t>
+      </w:r>
+      <w:r>
+        <w:rPr>
+          <w:b w:val="false"/>
+          <w:bCs w:val="false"/>
+          <w:sz w:val="24"/>
+          <w:szCs w:val="24"/>
+          <w:lang w:val="hu-HU"/>
+        </w:rPr>
+        <w:t xml:space="preserve">tartalom &gt; </w:t>
+      </w:r>
+      <w:r>
+        <w:rPr>
+          <w:b w:val="false"/>
+          <w:bCs w:val="false"/>
+          <w:sz w:val="24"/>
+          <w:szCs w:val="24"/>
+          <w:lang w:val="hu-HU"/>
+        </w:rPr>
+        <w:t xml:space="preserve">Ősz &gt; hangulata bús &gt; </w:t>
+      </w:r>
+      <w:r>
+        <w:rPr>
+          <w:b w:val="false"/>
+          <w:bCs w:val="false"/>
+          <w:sz w:val="24"/>
+          <w:szCs w:val="24"/>
+          <w:lang w:val="hu-HU"/>
+        </w:rPr>
+        <w:t>műfaj &gt; dal &gt; líra zeneiség, cím ritmus, rövidség</w:t>
+      </w:r>
+    </w:p>
+    <w:p>
+      <w:pPr>
+        <w:pStyle w:val="Normal"/>
+        <w:numPr>
+          <w:ilvl w:val="0"/>
+          <w:numId w:val="25"/>
+        </w:numPr>
+        <w:bidi w:val="0"/>
+        <w:jc w:val="start"/>
+        <w:rPr>
+          <w:b w:val="false"/>
+          <w:bCs w:val="false"/>
+          <w:sz w:val="24"/>
+          <w:szCs w:val="24"/>
+          <w:lang w:val="hu-HU"/>
+        </w:rPr>
+      </w:pPr>
+      <w:r>
+        <w:rPr>
+          <w:b w:val="false"/>
+          <w:bCs w:val="false"/>
+          <w:sz w:val="24"/>
+          <w:szCs w:val="24"/>
+          <w:lang w:val="hu-HU"/>
+        </w:rPr>
+        <w:t>Hangulat: „és fájón”, „halvány beteg”, „múlni” bús hangultaú</w:t>
+      </w:r>
+    </w:p>
+    <w:p>
+      <w:pPr>
+        <w:pStyle w:val="Normal"/>
+        <w:numPr>
+          <w:ilvl w:val="0"/>
+          <w:numId w:val="25"/>
+        </w:numPr>
+        <w:bidi w:val="0"/>
+        <w:jc w:val="start"/>
+        <w:rPr>
+          <w:b w:val="false"/>
+          <w:bCs w:val="false"/>
+          <w:sz w:val="24"/>
+          <w:szCs w:val="24"/>
+          <w:lang w:val="hu-HU"/>
+        </w:rPr>
+      </w:pPr>
+      <w:r>
+        <w:rPr>
+          <w:b w:val="false"/>
+          <w:bCs w:val="false"/>
+          <w:sz w:val="24"/>
+          <w:szCs w:val="24"/>
+          <w:lang w:val="hu-HU"/>
+        </w:rPr>
+        <w:t xml:space="preserve">Szerkezet: </w:t>
+      </w:r>
+    </w:p>
+    <w:p>
+      <w:pPr>
+        <w:pStyle w:val="Normal"/>
+        <w:numPr>
+          <w:ilvl w:val="1"/>
+          <w:numId w:val="25"/>
+        </w:numPr>
+        <w:bidi w:val="0"/>
+        <w:jc w:val="start"/>
+        <w:rPr>
+          <w:b w:val="false"/>
+          <w:bCs w:val="false"/>
+          <w:sz w:val="24"/>
+          <w:szCs w:val="24"/>
+          <w:lang w:val="hu-HU"/>
+        </w:rPr>
+      </w:pPr>
+      <w:r>
+        <w:rPr>
+          <w:b w:val="false"/>
+          <w:bCs w:val="false"/>
+          <w:sz w:val="24"/>
+          <w:szCs w:val="24"/>
+          <w:lang w:val="hu-HU"/>
+        </w:rPr>
+        <w:t xml:space="preserve">1. vsz. </w:t>
+      </w:r>
+      <w:r>
+        <w:rPr>
+          <w:b w:val="false"/>
+          <w:bCs w:val="false"/>
+          <w:sz w:val="24"/>
+          <w:szCs w:val="24"/>
+          <w:lang w:val="hu-HU"/>
+        </w:rPr>
+        <w:t>Ősz táj</w:t>
+      </w:r>
+    </w:p>
+    <w:p>
+      <w:pPr>
+        <w:pStyle w:val="Normal"/>
+        <w:numPr>
+          <w:ilvl w:val="1"/>
+          <w:numId w:val="25"/>
+        </w:numPr>
+        <w:bidi w:val="0"/>
+        <w:jc w:val="start"/>
+        <w:rPr>
+          <w:b w:val="false"/>
+          <w:bCs w:val="false"/>
+          <w:sz w:val="24"/>
+          <w:szCs w:val="24"/>
+          <w:lang w:val="hu-HU"/>
+        </w:rPr>
+      </w:pPr>
+      <w:r>
+        <w:rPr>
+          <w:b w:val="false"/>
+          <w:bCs w:val="false"/>
+          <w:sz w:val="24"/>
+          <w:szCs w:val="24"/>
+          <w:lang w:val="hu-HU"/>
+        </w:rPr>
+        <w:t xml:space="preserve">2. </w:t>
+      </w:r>
+      <w:r>
+        <w:rPr>
+          <w:b w:val="false"/>
+          <w:bCs w:val="false"/>
+          <w:sz w:val="24"/>
+          <w:szCs w:val="24"/>
+          <w:lang w:val="hu-HU"/>
+        </w:rPr>
+        <w:t>vsz. A lírai én állapota („beteg”, „sírok”)</w:t>
+      </w:r>
+    </w:p>
+    <w:p>
+      <w:pPr>
+        <w:pStyle w:val="Normal"/>
+        <w:numPr>
+          <w:ilvl w:val="1"/>
+          <w:numId w:val="25"/>
+        </w:numPr>
+        <w:bidi w:val="0"/>
+        <w:jc w:val="start"/>
+        <w:rPr>
+          <w:b w:val="false"/>
+          <w:bCs w:val="false"/>
+          <w:sz w:val="24"/>
+          <w:szCs w:val="24"/>
+          <w:lang w:val="hu-HU"/>
+        </w:rPr>
+      </w:pPr>
+      <w:r>
+        <w:rPr>
+          <w:b w:val="false"/>
+          <w:bCs w:val="false"/>
+          <w:sz w:val="24"/>
+          <w:szCs w:val="24"/>
+          <w:lang w:val="hu-HU"/>
+        </w:rPr>
+        <w:t>3. vsz. A lírai én halálágyán („múlni már.... erászel” megteremti az évszakszimbolikát: a szomorú táj összekapcsolódik a lírai én szomorúságával)</w:t>
+      </w:r>
+    </w:p>
+    <w:p>
+      <w:pPr>
+        <w:pStyle w:val="Normal"/>
+        <w:numPr>
+          <w:ilvl w:val="0"/>
+          <w:numId w:val="25"/>
+        </w:numPr>
+        <w:bidi w:val="0"/>
+        <w:jc w:val="start"/>
+        <w:rPr>
+          <w:b w:val="false"/>
+          <w:bCs w:val="false"/>
+          <w:sz w:val="24"/>
+          <w:szCs w:val="24"/>
+          <w:lang w:val="hu-HU"/>
+        </w:rPr>
+      </w:pPr>
+      <w:r>
+        <w:rPr>
+          <w:b w:val="false"/>
+          <w:bCs w:val="false"/>
+          <w:sz w:val="24"/>
+          <w:szCs w:val="24"/>
+          <w:lang w:val="hu-HU"/>
+        </w:rPr>
+        <w:t>Költői eszközök:</w:t>
+      </w:r>
+    </w:p>
+    <w:p>
+      <w:pPr>
+        <w:pStyle w:val="Normal"/>
+        <w:numPr>
+          <w:ilvl w:val="1"/>
+          <w:numId w:val="25"/>
+        </w:numPr>
+        <w:bidi w:val="0"/>
+        <w:jc w:val="start"/>
+        <w:rPr>
+          <w:b w:val="false"/>
+          <w:bCs w:val="false"/>
+          <w:sz w:val="24"/>
+          <w:szCs w:val="24"/>
+          <w:lang w:val="hu-HU"/>
+        </w:rPr>
+      </w:pPr>
+      <w:r>
+        <w:rPr>
+          <w:b w:val="false"/>
+          <w:bCs w:val="false"/>
+          <w:sz w:val="24"/>
+          <w:szCs w:val="24"/>
+          <w:lang w:val="hu-HU"/>
+        </w:rPr>
+        <w:t>alliteráció: „múlni már”</w:t>
+      </w:r>
+    </w:p>
+    <w:p>
+      <w:pPr>
+        <w:pStyle w:val="Normal"/>
+        <w:numPr>
+          <w:ilvl w:val="1"/>
+          <w:numId w:val="25"/>
+        </w:numPr>
+        <w:bidi w:val="0"/>
+        <w:jc w:val="start"/>
+        <w:rPr>
+          <w:b w:val="false"/>
+          <w:bCs w:val="false"/>
+          <w:sz w:val="24"/>
+          <w:szCs w:val="24"/>
+          <w:lang w:val="hu-HU"/>
+        </w:rPr>
+      </w:pPr>
+      <w:r>
+        <w:rPr>
+          <w:b w:val="false"/>
+          <w:bCs w:val="false"/>
+          <w:sz w:val="24"/>
+          <w:szCs w:val="24"/>
+          <w:lang w:val="hu-HU"/>
+        </w:rPr>
+        <w:t>hangszimbolika a mély magénhangzók vannak többségben erőse ka negatyv hangulatok</w:t>
+      </w:r>
+    </w:p>
+    <w:p>
+      <w:pPr>
+        <w:pStyle w:val="Normal"/>
+        <w:numPr>
+          <w:ilvl w:val="1"/>
+          <w:numId w:val="25"/>
+        </w:numPr>
+        <w:bidi w:val="0"/>
+        <w:jc w:val="start"/>
+        <w:rPr>
+          <w:b w:val="false"/>
+          <w:bCs w:val="false"/>
+          <w:sz w:val="24"/>
+          <w:szCs w:val="24"/>
+          <w:lang w:val="hu-HU"/>
+        </w:rPr>
+      </w:pPr>
+      <w:r>
+        <w:rPr>
+          <w:b w:val="false"/>
+          <w:bCs w:val="false"/>
+          <w:sz w:val="24"/>
+          <w:szCs w:val="24"/>
+          <w:lang w:val="hu-HU"/>
+        </w:rPr>
+        <w:t>rímképlete páros. Ölelkező és keresztrímet tartalmazAABAAB CCDEED</w:t>
       </w:r>
     </w:p>
     <w:sectPr>
@@ -12927,6 +13344,143 @@
     </w:lvl>
   </w:abstractNum>
   <w:abstractNum w:abstractNumId="25">
+    <w:lvl w:ilvl="0">
+      <w:start w:val="1"/>
+      <w:numFmt w:val="bullet"/>
+      <w:lvlText w:val=""/>
+      <w:lvlJc w:val="start"/>
+      <w:pPr>
+        <w:tabs>
+          <w:tab w:val="num" w:pos="720"/>
+        </w:tabs>
+        <w:ind w:start="720" w:hanging="360"/>
+      </w:pPr>
+      <w:rPr>
+        <w:rFonts w:ascii="Symbol" w:hAnsi="Symbol" w:cs="Symbol" w:hint="default"/>
+      </w:rPr>
+    </w:lvl>
+    <w:lvl w:ilvl="1">
+      <w:start w:val="1"/>
+      <w:numFmt w:val="bullet"/>
+      <w:lvlText w:val=""/>
+      <w:lvlJc w:val="start"/>
+      <w:pPr>
+        <w:tabs>
+          <w:tab w:val="num" w:pos="1080"/>
+        </w:tabs>
+        <w:ind w:start="1080" w:hanging="360"/>
+      </w:pPr>
+      <w:rPr>
+        <w:rFonts w:ascii="Wingdings" w:hAnsi="Wingdings" w:cs="Wingdings" w:hint="default"/>
+      </w:rPr>
+    </w:lvl>
+    <w:lvl w:ilvl="2">
+      <w:start w:val="1"/>
+      <w:numFmt w:val="bullet"/>
+      <w:lvlText w:val=""/>
+      <w:lvlJc w:val="start"/>
+      <w:pPr>
+        <w:tabs>
+          <w:tab w:val="num" w:pos="1440"/>
+        </w:tabs>
+        <w:ind w:start="1440" w:hanging="360"/>
+      </w:pPr>
+      <w:rPr>
+        <w:rFonts w:ascii="Wingdings 2" w:hAnsi="Wingdings 2" w:cs="Wingdings 2" w:hint="default"/>
+      </w:rPr>
+    </w:lvl>
+    <w:lvl w:ilvl="3">
+      <w:start w:val="1"/>
+      <w:numFmt w:val="bullet"/>
+      <w:lvlText w:val=""/>
+      <w:lvlJc w:val="start"/>
+      <w:pPr>
+        <w:tabs>
+          <w:tab w:val="num" w:pos="1800"/>
+        </w:tabs>
+        <w:ind w:start="1800" w:hanging="360"/>
+      </w:pPr>
+      <w:rPr>
+        <w:rFonts w:ascii="MT Extra" w:hAnsi="MT Extra" w:cs="MT Extra" w:hint="default"/>
+      </w:rPr>
+    </w:lvl>
+    <w:lvl w:ilvl="4">
+      <w:start w:val="1"/>
+      <w:numFmt w:val="bullet"/>
+      <w:lvlText w:val="►"/>
+      <w:lvlJc w:val="start"/>
+      <w:pPr>
+        <w:tabs>
+          <w:tab w:val="num" w:pos="2160"/>
+        </w:tabs>
+        <w:ind w:start="2160" w:hanging="360"/>
+      </w:pPr>
+      <w:rPr>
+        <w:rFonts w:ascii="OpenSymbol" w:hAnsi="OpenSymbol" w:cs="OpenSymbol" w:hint="default"/>
+      </w:rPr>
+    </w:lvl>
+    <w:lvl w:ilvl="5">
+      <w:start w:val="1"/>
+      <w:numFmt w:val="bullet"/>
+      <w:lvlText w:val=""/>
+      <w:lvlJc w:val="start"/>
+      <w:pPr>
+        <w:tabs>
+          <w:tab w:val="num" w:pos="2520"/>
+        </w:tabs>
+        <w:ind w:start="2520" w:hanging="360"/>
+      </w:pPr>
+      <w:rPr>
+        <w:rFonts w:ascii="Symbol" w:hAnsi="Symbol" w:cs="Symbol" w:hint="default"/>
+      </w:rPr>
+    </w:lvl>
+    <w:lvl w:ilvl="6">
+      <w:start w:val="1"/>
+      <w:numFmt w:val="bullet"/>
+      <w:lvlText w:val="-"/>
+      <w:lvlJc w:val="start"/>
+      <w:pPr>
+        <w:tabs>
+          <w:tab w:val="num" w:pos="2880"/>
+        </w:tabs>
+        <w:ind w:start="2880" w:hanging="360"/>
+      </w:pPr>
+      <w:rPr>
+        <w:rFonts w:ascii="OpenSymbol" w:hAnsi="OpenSymbol" w:cs="OpenSymbol" w:hint="default"/>
+      </w:rPr>
+    </w:lvl>
+    <w:lvl w:ilvl="7">
+      <w:start w:val="1"/>
+      <w:numFmt w:val="bullet"/>
+      <w:lvlText w:val=""/>
+      <w:lvlJc w:val="start"/>
+      <w:pPr>
+        <w:tabs>
+          <w:tab w:val="num" w:pos="3240"/>
+        </w:tabs>
+        <w:ind w:start="3240" w:hanging="360"/>
+      </w:pPr>
+      <w:rPr>
+        <w:rFonts w:ascii="Symbol" w:hAnsi="Symbol" w:cs="Symbol" w:hint="default"/>
+      </w:rPr>
+    </w:lvl>
+    <w:lvl w:ilvl="8">
+      <w:start w:val="1"/>
+      <w:numFmt w:val="bullet"/>
+      <w:lvlText w:val=""/>
+      <w:lvlJc w:val="start"/>
+      <w:pPr>
+        <w:tabs>
+          <w:tab w:val="num" w:pos="3600"/>
+        </w:tabs>
+        <w:ind w:start="3600" w:hanging="360"/>
+      </w:pPr>
+      <w:rPr>
+        <w:rFonts w:ascii="Symbol" w:hAnsi="Symbol" w:cs="Symbol" w:hint="default"/>
+      </w:rPr>
+    </w:lvl>
+  </w:abstractNum>
+  <w:abstractNum w:abstractNumId="26">
     <w:lvl w:ilvl="0">
       <w:start w:val="1"/>
       <w:numFmt w:val="none"/>
@@ -13120,6 +13674,9 @@
   <w:num w:numId="25">
     <w:abstractNumId w:val="25"/>
   </w:num>
+  <w:num w:numId="26">
+    <w:abstractNumId w:val="26"/>
+  </w:num>
 </w:numbering>
 </file>
 
@@ -13160,15 +13717,15 @@
       <w:lang w:val="en-US" w:eastAsia="zh-CN" w:bidi="hi-IN"/>
     </w:rPr>
   </w:style>
-  <w:style w:type="character" w:styleId="Bulletsuser">
-    <w:name w:val="Bullets (user)"/>
+  <w:style w:type="character" w:styleId="Bullets">
+    <w:name w:val="Bullets"/>
     <w:qFormat/>
     <w:rPr>
       <w:rFonts w:ascii="OpenSymbol" w:hAnsi="OpenSymbol" w:eastAsia="OpenSymbol" w:cs="OpenSymbol"/>
     </w:rPr>
   </w:style>
-  <w:style w:type="character" w:styleId="Bullets">
-    <w:name w:val="Bullets"/>
+  <w:style w:type="character" w:styleId="Bulletsuser">
+    <w:name w:val="Bullets (user)"/>
     <w:qFormat/>
     <w:rPr>
       <w:rFonts w:ascii="OpenSymbol" w:hAnsi="OpenSymbol" w:eastAsia="OpenSymbol" w:cs="OpenSymbol"/>

--- a/irodalom11.docx
+++ b/irodalom11.docx
@@ -9620,47 +9620,7 @@
           <w:szCs w:val="24"/>
           <w:lang w:val="hu-HU"/>
         </w:rPr>
-        <w:t>a „szárny” is szimbólum: az egyik világban a szabadság eszköze, a másikban akadály (=t</w:t>
-      </w:r>
-      <w:r>
-        <w:rPr>
-          <w:b w:val="false"/>
-          <w:bCs w:val="false"/>
-          <w:sz w:val="24"/>
-          <w:szCs w:val="24"/>
-          <w:lang w:val="hu-HU"/>
-        </w:rPr>
-        <w:t>e</w:t>
-      </w:r>
-      <w:r>
-        <w:rPr>
-          <w:b w:val="false"/>
-          <w:bCs w:val="false"/>
-          <w:sz w:val="24"/>
-          <w:szCs w:val="24"/>
-          <w:lang w:val="hu-HU"/>
-        </w:rPr>
-        <w:t>h</w:t>
-      </w:r>
-      <w:r>
-        <w:rPr>
-          <w:b w:val="false"/>
-          <w:bCs w:val="false"/>
-          <w:sz w:val="24"/>
-          <w:szCs w:val="24"/>
-          <w:lang w:val="hu-HU"/>
-        </w:rPr>
-        <w:t>e</w:t>
-      </w:r>
-      <w:r>
-        <w:rPr>
-          <w:b w:val="false"/>
-          <w:bCs w:val="false"/>
-          <w:sz w:val="24"/>
-          <w:szCs w:val="24"/>
-          <w:lang w:val="hu-HU"/>
-        </w:rPr>
-        <w:t>tség? Különlegesség?)</w:t>
+        <w:t>a „szárny” is szimbólum: az egyik világban a szabadság eszköze, a másikban akadály (=tehetség? Különlegesség?)</w:t>
       </w:r>
     </w:p>
     <w:p>
@@ -9735,37 +9695,7 @@
           <w:szCs w:val="24"/>
           <w:lang w:val="hu-HU"/>
         </w:rPr>
-        <w:t xml:space="preserve">Cím: </w:t>
-      </w:r>
-      <w:r>
-        <w:rPr>
-          <w:b w:val="false"/>
-          <w:bCs w:val="false"/>
-          <w:sz w:val="24"/>
-          <w:szCs w:val="24"/>
-          <w:lang w:val="hu-HU"/>
-        </w:rPr>
-        <w:t xml:space="preserve">tartalom &gt; </w:t>
-      </w:r>
-      <w:r>
-        <w:rPr>
-          <w:b w:val="false"/>
-          <w:bCs w:val="false"/>
-          <w:sz w:val="24"/>
-          <w:szCs w:val="24"/>
-          <w:lang w:val="hu-HU"/>
-        </w:rPr>
-        <w:t xml:space="preserve">Ősz &gt; hangulata bús &gt; </w:t>
-      </w:r>
-      <w:r>
-        <w:rPr>
-          <w:b w:val="false"/>
-          <w:bCs w:val="false"/>
-          <w:sz w:val="24"/>
-          <w:szCs w:val="24"/>
-          <w:lang w:val="hu-HU"/>
-        </w:rPr>
-        <w:t>műfaj &gt; dal &gt; líra zeneiség, cím ritmus, rövidség</w:t>
+        <w:t>Cím: tartalom &gt; Ősz &gt; hangulata bús &gt; műfaj &gt; dal &gt; líra zeneiség, cím ritmus, rövidség</w:t>
       </w:r>
     </w:p>
     <w:p>
@@ -9849,17 +9779,7 @@
           <w:szCs w:val="24"/>
           <w:lang w:val="hu-HU"/>
         </w:rPr>
-        <w:t xml:space="preserve">1. vsz. </w:t>
-      </w:r>
-      <w:r>
-        <w:rPr>
-          <w:b w:val="false"/>
-          <w:bCs w:val="false"/>
-          <w:sz w:val="24"/>
-          <w:szCs w:val="24"/>
-          <w:lang w:val="hu-HU"/>
-        </w:rPr>
-        <w:t>Ősz táj</w:t>
+        <w:t>1. vsz. Ősz táj</w:t>
       </w:r>
     </w:p>
     <w:p>
@@ -9887,17 +9807,7 @@
           <w:szCs w:val="24"/>
           <w:lang w:val="hu-HU"/>
         </w:rPr>
-        <w:t xml:space="preserve">2. </w:t>
-      </w:r>
-      <w:r>
-        <w:rPr>
-          <w:b w:val="false"/>
-          <w:bCs w:val="false"/>
-          <w:sz w:val="24"/>
-          <w:szCs w:val="24"/>
-          <w:lang w:val="hu-HU"/>
-        </w:rPr>
-        <w:t>vsz. A lírai én állapota („beteg”, „sírok”)</w:t>
+        <w:t>2. vsz. A lírai én állapota („beteg”, „sírok”)</w:t>
       </w:r>
     </w:p>
     <w:p>
@@ -10038,6 +9948,287 @@
           <w:lang w:val="hu-HU"/>
         </w:rPr>
         <w:t>rímképlete páros. Ölelkező és keresztrímet tartalmazAABAAB CCDEED</w:t>
+      </w:r>
+    </w:p>
+    <w:p>
+      <w:pPr>
+        <w:pStyle w:val="Normal"/>
+        <w:bidi w:val="0"/>
+        <w:jc w:val="start"/>
+        <w:rPr>
+          <w:b w:val="false"/>
+          <w:bCs w:val="false"/>
+          <w:sz w:val="24"/>
+          <w:szCs w:val="24"/>
+          <w:lang w:val="hu-HU"/>
+        </w:rPr>
+      </w:pPr>
+      <w:r>
+        <w:rPr>
+          <w:b w:val="false"/>
+          <w:bCs w:val="false"/>
+          <w:sz w:val="24"/>
+          <w:szCs w:val="24"/>
+          <w:lang w:val="hu-HU"/>
+        </w:rPr>
+      </w:r>
+    </w:p>
+    <w:p>
+      <w:pPr>
+        <w:pStyle w:val="Normal"/>
+        <w:bidi w:val="0"/>
+        <w:jc w:val="center"/>
+        <w:rPr>
+          <w:b/>
+          <w:bCs/>
+          <w:sz w:val="36"/>
+          <w:szCs w:val="36"/>
+          <w:lang w:val="hu-HU"/>
+        </w:rPr>
+      </w:pPr>
+      <w:r>
+        <w:rPr>
+          <w:b/>
+          <w:bCs/>
+          <w:sz w:val="36"/>
+          <w:szCs w:val="36"/>
+          <w:lang w:val="hu-HU"/>
+        </w:rPr>
+        <w:t>Rimbaud: A magánhangzók szonettje</w:t>
+      </w:r>
+    </w:p>
+    <w:p>
+      <w:pPr>
+        <w:pStyle w:val="Normal"/>
+        <w:numPr>
+          <w:ilvl w:val="0"/>
+          <w:numId w:val="26"/>
+        </w:numPr>
+        <w:bidi w:val="0"/>
+        <w:jc w:val="start"/>
+        <w:rPr>
+          <w:b/>
+          <w:bCs/>
+          <w:sz w:val="24"/>
+          <w:szCs w:val="24"/>
+          <w:lang w:val="hu-HU"/>
+        </w:rPr>
+      </w:pPr>
+      <w:r>
+        <w:rPr>
+          <w:b/>
+          <w:bCs/>
+          <w:sz w:val="24"/>
+          <w:szCs w:val="24"/>
+          <w:lang w:val="hu-HU"/>
+        </w:rPr>
+        <w:t>Cím:</w:t>
+      </w:r>
+      <w:r>
+        <w:rPr>
+          <w:b w:val="false"/>
+          <w:bCs w:val="false"/>
+          <w:sz w:val="24"/>
+          <w:szCs w:val="24"/>
+          <w:lang w:val="hu-HU"/>
+        </w:rPr>
+        <w:t xml:space="preserve"> szonett – 4 versszak 2X4 és 2X3 sor, rímképlet: ABBA BAAB CCD EED (ölelkező és páros rímek), ellentmodásos tartalmak jellemzők, téma: a magánhangzók</w:t>
+      </w:r>
+    </w:p>
+    <w:p>
+      <w:pPr>
+        <w:pStyle w:val="Normal"/>
+        <w:numPr>
+          <w:ilvl w:val="0"/>
+          <w:numId w:val="26"/>
+        </w:numPr>
+        <w:bidi w:val="0"/>
+        <w:jc w:val="start"/>
+        <w:rPr>
+          <w:b/>
+          <w:bCs/>
+          <w:sz w:val="24"/>
+          <w:szCs w:val="24"/>
+          <w:lang w:val="hu-HU"/>
+        </w:rPr>
+      </w:pPr>
+      <w:r>
+        <w:rPr>
+          <w:b/>
+          <w:bCs/>
+          <w:sz w:val="24"/>
+          <w:szCs w:val="24"/>
+          <w:lang w:val="hu-HU"/>
+        </w:rPr>
+        <w:t>Mely magánhangzókat említi a szövegben?</w:t>
+      </w:r>
+    </w:p>
+    <w:p>
+      <w:pPr>
+        <w:pStyle w:val="Normal"/>
+        <w:numPr>
+          <w:ilvl w:val="0"/>
+          <w:numId w:val="26"/>
+        </w:numPr>
+        <w:bidi w:val="0"/>
+        <w:jc w:val="start"/>
+        <w:rPr>
+          <w:b/>
+          <w:bCs/>
+          <w:sz w:val="24"/>
+          <w:szCs w:val="24"/>
+          <w:lang w:val="hu-HU"/>
+        </w:rPr>
+      </w:pPr>
+      <w:r>
+        <w:rPr>
+          <w:b/>
+          <w:bCs/>
+          <w:sz w:val="24"/>
+          <w:szCs w:val="24"/>
+          <w:lang w:val="hu-HU"/>
+        </w:rPr>
+        <w:t xml:space="preserve">Mivel kapcsolja össze a magánhangzókat az 1. versszakban? </w:t>
+      </w:r>
+    </w:p>
+    <w:p>
+      <w:pPr>
+        <w:pStyle w:val="Normal"/>
+        <w:numPr>
+          <w:ilvl w:val="1"/>
+          <w:numId w:val="26"/>
+        </w:numPr>
+        <w:bidi w:val="0"/>
+        <w:jc w:val="start"/>
+        <w:rPr>
+          <w:b/>
+          <w:bCs/>
+          <w:sz w:val="24"/>
+          <w:szCs w:val="24"/>
+          <w:lang w:val="hu-HU"/>
+        </w:rPr>
+      </w:pPr>
+      <w:r>
+        <w:rPr>
+          <w:b/>
+          <w:bCs/>
+          <w:sz w:val="24"/>
+          <w:szCs w:val="24"/>
+          <w:lang w:val="hu-HU"/>
+        </w:rPr>
+        <w:t>Á fekete, szurok, legyek „farán” fekete „szőr”, árnyék</w:t>
+      </w:r>
+    </w:p>
+    <w:p>
+      <w:pPr>
+        <w:pStyle w:val="Normal"/>
+        <w:numPr>
+          <w:ilvl w:val="1"/>
+          <w:numId w:val="26"/>
+        </w:numPr>
+        <w:bidi w:val="0"/>
+        <w:jc w:val="start"/>
+        <w:rPr>
+          <w:b/>
+          <w:bCs/>
+          <w:sz w:val="24"/>
+          <w:szCs w:val="24"/>
+          <w:lang w:val="hu-HU"/>
+        </w:rPr>
+      </w:pPr>
+      <w:r>
+        <w:rPr>
+          <w:b/>
+          <w:bCs/>
+          <w:sz w:val="24"/>
+          <w:szCs w:val="24"/>
+          <w:lang w:val="hu-HU"/>
+        </w:rPr>
+        <w:t>É fehér, hó , sátor, hóvirág, hermelin, pára, gleccser</w:t>
+      </w:r>
+    </w:p>
+    <w:p>
+      <w:pPr>
+        <w:pStyle w:val="Normal"/>
+        <w:numPr>
+          <w:ilvl w:val="1"/>
+          <w:numId w:val="26"/>
+        </w:numPr>
+        <w:bidi w:val="0"/>
+        <w:jc w:val="start"/>
+        <w:rPr>
+          <w:b/>
+          <w:bCs/>
+          <w:sz w:val="24"/>
+          <w:szCs w:val="24"/>
+          <w:lang w:val="hu-HU"/>
+        </w:rPr>
+      </w:pPr>
+      <w:r>
+        <w:rPr>
+          <w:b/>
+          <w:bCs/>
+          <w:sz w:val="24"/>
+          <w:szCs w:val="24"/>
+          <w:lang w:val="hu-HU"/>
+        </w:rPr>
+        <w:t>I vörösesbarna, rőt, bíbor, kihányt vér, női ajak, kacagőgörcs, düh és mámor</w:t>
+      </w:r>
+    </w:p>
+    <w:p>
+      <w:pPr>
+        <w:pStyle w:val="Normal"/>
+        <w:numPr>
+          <w:ilvl w:val="1"/>
+          <w:numId w:val="26"/>
+        </w:numPr>
+        <w:bidi w:val="0"/>
+        <w:jc w:val="start"/>
+        <w:rPr>
+          <w:b/>
+          <w:bCs/>
+          <w:sz w:val="24"/>
+          <w:szCs w:val="24"/>
+          <w:lang w:val="hu-HU"/>
+        </w:rPr>
+      </w:pPr>
+      <w:r>
+        <w:rPr>
+          <w:b/>
+          <w:bCs/>
+          <w:sz w:val="24"/>
+          <w:szCs w:val="24"/>
+          <w:lang w:val="hu-HU"/>
+        </w:rPr>
+        <w:t>Ú zöld, isteni tenger, fejér (bokros táj), ránc a homlokon, tudósok</w:t>
+      </w:r>
+    </w:p>
+    <w:p>
+      <w:pPr>
+        <w:pStyle w:val="Normal"/>
+        <w:numPr>
+          <w:ilvl w:val="1"/>
+          <w:numId w:val="26"/>
+        </w:numPr>
+        <w:bidi w:val="0"/>
+        <w:jc w:val="start"/>
+        <w:rPr>
+          <w:b/>
+          <w:bCs/>
+          <w:sz w:val="24"/>
+          <w:szCs w:val="24"/>
+          <w:lang w:val="hu-HU"/>
+        </w:rPr>
+      </w:pPr>
+      <w:r>
+        <w:rPr>
+          <w:b/>
+          <w:bCs/>
+          <w:sz w:val="24"/>
+          <w:szCs w:val="24"/>
+          <w:lang w:val="hu-HU"/>
+        </w:rPr>
+        <w:t>Ó kék, a végítélet hamarosan, világvége, sönd, angyalok, omega</w:t>
       </w:r>
     </w:p>
     <w:sectPr>
@@ -13481,6 +13672,143 @@
     </w:lvl>
   </w:abstractNum>
   <w:abstractNum w:abstractNumId="26">
+    <w:lvl w:ilvl="0">
+      <w:start w:val="1"/>
+      <w:numFmt w:val="bullet"/>
+      <w:lvlText w:val=""/>
+      <w:lvlJc w:val="start"/>
+      <w:pPr>
+        <w:tabs>
+          <w:tab w:val="num" w:pos="720"/>
+        </w:tabs>
+        <w:ind w:start="720" w:hanging="360"/>
+      </w:pPr>
+      <w:rPr>
+        <w:rFonts w:ascii="Symbol" w:hAnsi="Symbol" w:cs="Symbol" w:hint="default"/>
+      </w:rPr>
+    </w:lvl>
+    <w:lvl w:ilvl="1">
+      <w:start w:val="1"/>
+      <w:numFmt w:val="bullet"/>
+      <w:lvlText w:val=""/>
+      <w:lvlJc w:val="start"/>
+      <w:pPr>
+        <w:tabs>
+          <w:tab w:val="num" w:pos="1080"/>
+        </w:tabs>
+        <w:ind w:start="1080" w:hanging="360"/>
+      </w:pPr>
+      <w:rPr>
+        <w:rFonts w:ascii="Wingdings" w:hAnsi="Wingdings" w:cs="Wingdings" w:hint="default"/>
+      </w:rPr>
+    </w:lvl>
+    <w:lvl w:ilvl="2">
+      <w:start w:val="1"/>
+      <w:numFmt w:val="bullet"/>
+      <w:lvlText w:val=""/>
+      <w:lvlJc w:val="start"/>
+      <w:pPr>
+        <w:tabs>
+          <w:tab w:val="num" w:pos="1440"/>
+        </w:tabs>
+        <w:ind w:start="1440" w:hanging="360"/>
+      </w:pPr>
+      <w:rPr>
+        <w:rFonts w:ascii="Wingdings 2" w:hAnsi="Wingdings 2" w:cs="Wingdings 2" w:hint="default"/>
+      </w:rPr>
+    </w:lvl>
+    <w:lvl w:ilvl="3">
+      <w:start w:val="1"/>
+      <w:numFmt w:val="bullet"/>
+      <w:lvlText w:val=""/>
+      <w:lvlJc w:val="start"/>
+      <w:pPr>
+        <w:tabs>
+          <w:tab w:val="num" w:pos="1800"/>
+        </w:tabs>
+        <w:ind w:start="1800" w:hanging="360"/>
+      </w:pPr>
+      <w:rPr>
+        <w:rFonts w:ascii="MT Extra" w:hAnsi="MT Extra" w:cs="MT Extra" w:hint="default"/>
+      </w:rPr>
+    </w:lvl>
+    <w:lvl w:ilvl="4">
+      <w:start w:val="1"/>
+      <w:numFmt w:val="bullet"/>
+      <w:lvlText w:val="►"/>
+      <w:lvlJc w:val="start"/>
+      <w:pPr>
+        <w:tabs>
+          <w:tab w:val="num" w:pos="2160"/>
+        </w:tabs>
+        <w:ind w:start="2160" w:hanging="360"/>
+      </w:pPr>
+      <w:rPr>
+        <w:rFonts w:ascii="OpenSymbol" w:hAnsi="OpenSymbol" w:cs="OpenSymbol" w:hint="default"/>
+      </w:rPr>
+    </w:lvl>
+    <w:lvl w:ilvl="5">
+      <w:start w:val="1"/>
+      <w:numFmt w:val="bullet"/>
+      <w:lvlText w:val=""/>
+      <w:lvlJc w:val="start"/>
+      <w:pPr>
+        <w:tabs>
+          <w:tab w:val="num" w:pos="2520"/>
+        </w:tabs>
+        <w:ind w:start="2520" w:hanging="360"/>
+      </w:pPr>
+      <w:rPr>
+        <w:rFonts w:ascii="Symbol" w:hAnsi="Symbol" w:cs="Symbol" w:hint="default"/>
+      </w:rPr>
+    </w:lvl>
+    <w:lvl w:ilvl="6">
+      <w:start w:val="1"/>
+      <w:numFmt w:val="bullet"/>
+      <w:lvlText w:val="-"/>
+      <w:lvlJc w:val="start"/>
+      <w:pPr>
+        <w:tabs>
+          <w:tab w:val="num" w:pos="2880"/>
+        </w:tabs>
+        <w:ind w:start="2880" w:hanging="360"/>
+      </w:pPr>
+      <w:rPr>
+        <w:rFonts w:ascii="OpenSymbol" w:hAnsi="OpenSymbol" w:cs="OpenSymbol" w:hint="default"/>
+      </w:rPr>
+    </w:lvl>
+    <w:lvl w:ilvl="7">
+      <w:start w:val="1"/>
+      <w:numFmt w:val="bullet"/>
+      <w:lvlText w:val=""/>
+      <w:lvlJc w:val="start"/>
+      <w:pPr>
+        <w:tabs>
+          <w:tab w:val="num" w:pos="3240"/>
+        </w:tabs>
+        <w:ind w:start="3240" w:hanging="360"/>
+      </w:pPr>
+      <w:rPr>
+        <w:rFonts w:ascii="Symbol" w:hAnsi="Symbol" w:cs="Symbol" w:hint="default"/>
+      </w:rPr>
+    </w:lvl>
+    <w:lvl w:ilvl="8">
+      <w:start w:val="1"/>
+      <w:numFmt w:val="bullet"/>
+      <w:lvlText w:val=""/>
+      <w:lvlJc w:val="start"/>
+      <w:pPr>
+        <w:tabs>
+          <w:tab w:val="num" w:pos="3600"/>
+        </w:tabs>
+        <w:ind w:start="3600" w:hanging="360"/>
+      </w:pPr>
+      <w:rPr>
+        <w:rFonts w:ascii="Symbol" w:hAnsi="Symbol" w:cs="Symbol" w:hint="default"/>
+      </w:rPr>
+    </w:lvl>
+  </w:abstractNum>
+  <w:abstractNum w:abstractNumId="27">
     <w:lvl w:ilvl="0">
       <w:start w:val="1"/>
       <w:numFmt w:val="none"/>
@@ -13676,6 +14004,9 @@
   </w:num>
   <w:num w:numId="26">
     <w:abstractNumId w:val="26"/>
+  </w:num>
+  <w:num w:numId="27">
+    <w:abstractNumId w:val="27"/>
   </w:num>
 </w:numbering>
 </file>

--- a/irodalom11.docx
+++ b/irodalom11.docx
@@ -10231,6 +10231,1624 @@
         <w:t>Ó kék, a végítélet hamarosan, világvége, sönd, angyalok, omega</w:t>
       </w:r>
     </w:p>
+    <w:p>
+      <w:pPr>
+        <w:pStyle w:val="Normal"/>
+        <w:bidi w:val="0"/>
+        <w:jc w:val="start"/>
+        <w:rPr>
+          <w:b/>
+          <w:bCs/>
+          <w:sz w:val="24"/>
+          <w:szCs w:val="24"/>
+          <w:lang w:val="hu-HU"/>
+        </w:rPr>
+      </w:pPr>
+      <w:r>
+        <w:rPr>
+          <w:b/>
+          <w:bCs/>
+          <w:sz w:val="24"/>
+          <w:szCs w:val="24"/>
+          <w:lang w:val="hu-HU"/>
+        </w:rPr>
+      </w:r>
+    </w:p>
+    <w:p>
+      <w:pPr>
+        <w:pStyle w:val="Normal"/>
+        <w:bidi w:val="0"/>
+        <w:jc w:val="start"/>
+        <w:rPr>
+          <w:b/>
+          <w:bCs/>
+          <w:sz w:val="24"/>
+          <w:szCs w:val="24"/>
+          <w:lang w:val="hu-HU"/>
+        </w:rPr>
+      </w:pPr>
+      <w:r>
+        <w:rPr>
+          <w:b/>
+          <w:bCs/>
+          <w:sz w:val="24"/>
+          <w:szCs w:val="24"/>
+          <w:lang w:val="hu-HU"/>
+        </w:rPr>
+      </w:r>
+    </w:p>
+    <w:p>
+      <w:pPr>
+        <w:pStyle w:val="Normal"/>
+        <w:bidi w:val="0"/>
+        <w:jc w:val="center"/>
+        <w:rPr>
+          <w:b/>
+          <w:bCs/>
+          <w:sz w:val="24"/>
+          <w:szCs w:val="24"/>
+          <w:lang w:val="hu-HU"/>
+        </w:rPr>
+      </w:pPr>
+      <w:r>
+        <w:rPr>
+          <w:b/>
+          <w:bCs/>
+          <w:sz w:val="24"/>
+          <w:szCs w:val="24"/>
+          <w:lang w:val="hu-HU"/>
+        </w:rPr>
+        <w:t>Ady szerelmi költészete</w:t>
+      </w:r>
+    </w:p>
+    <w:p>
+      <w:pPr>
+        <w:pStyle w:val="Normal"/>
+        <w:bidi w:val="0"/>
+        <w:jc w:val="start"/>
+        <w:rPr>
+          <w:b w:val="false"/>
+          <w:bCs w:val="false"/>
+          <w:sz w:val="24"/>
+          <w:szCs w:val="24"/>
+          <w:lang w:val="hu-HU"/>
+        </w:rPr>
+      </w:pPr>
+      <w:r>
+        <w:rPr>
+          <w:b w:val="false"/>
+          <w:bCs w:val="false"/>
+          <w:sz w:val="24"/>
+          <w:szCs w:val="24"/>
+          <w:lang w:val="hu-HU"/>
+        </w:rPr>
+      </w:r>
+    </w:p>
+    <w:tbl>
+      <w:tblPr>
+        <w:tblW w:w="5000" w:type="pct"/>
+        <w:jc w:val="start"/>
+        <w:tblInd w:w="-5" w:type="dxa"/>
+        <w:tblLayout w:type="fixed"/>
+        <w:tblCellMar>
+          <w:top w:w="55" w:type="dxa"/>
+          <w:start w:w="55" w:type="dxa"/>
+          <w:bottom w:w="55" w:type="dxa"/>
+          <w:end w:w="55" w:type="dxa"/>
+        </w:tblCellMar>
+      </w:tblPr>
+      <w:tblGrid>
+        <w:gridCol w:w="3324"/>
+        <w:gridCol w:w="3324"/>
+        <w:gridCol w:w="3324"/>
+      </w:tblGrid>
+      <w:tr>
+        <w:trPr/>
+        <w:tc>
+          <w:tcPr>
+            <w:tcW w:w="3324" w:type="dxa"/>
+            <w:tcBorders>
+              <w:top w:val="single" w:sz="4" w:space="0" w:color="000000"/>
+              <w:start w:val="single" w:sz="4" w:space="0" w:color="000000"/>
+              <w:bottom w:val="single" w:sz="4" w:space="0" w:color="000000"/>
+            </w:tcBorders>
+          </w:tcPr>
+          <w:p>
+            <w:pPr>
+              <w:pStyle w:val="TableContents"/>
+              <w:rPr>
+                <w:lang w:val="hu-HU" w:eastAsia="zh-CN" w:bidi="hi-IN"/>
+              </w:rPr>
+            </w:pPr>
+            <w:r>
+              <w:rPr>
+                <w:lang w:val="hu-HU" w:eastAsia="zh-CN" w:bidi="hi-IN"/>
+              </w:rPr>
+              <w:t>Szempontok</w:t>
+            </w:r>
+          </w:p>
+        </w:tc>
+        <w:tc>
+          <w:tcPr>
+            <w:tcW w:w="3324" w:type="dxa"/>
+            <w:tcBorders>
+              <w:top w:val="single" w:sz="4" w:space="0" w:color="000000"/>
+              <w:start w:val="single" w:sz="4" w:space="0" w:color="000000"/>
+              <w:bottom w:val="single" w:sz="4" w:space="0" w:color="000000"/>
+            </w:tcBorders>
+          </w:tcPr>
+          <w:p>
+            <w:pPr>
+              <w:pStyle w:val="TableContents"/>
+              <w:rPr>
+                <w:lang w:val="hu-HU" w:eastAsia="zh-CN" w:bidi="hi-IN"/>
+              </w:rPr>
+            </w:pPr>
+            <w:r>
+              <w:rPr>
+                <w:lang w:val="hu-HU" w:eastAsia="zh-CN" w:bidi="hi-IN"/>
+              </w:rPr>
+              <w:t>Héja-nász az avaron</w:t>
+            </w:r>
+          </w:p>
+          <w:p>
+            <w:pPr>
+              <w:pStyle w:val="TableContents"/>
+              <w:rPr>
+                <w:lang w:val="hu-HU" w:eastAsia="zh-CN" w:bidi="hi-IN"/>
+              </w:rPr>
+            </w:pPr>
+            <w:r>
+              <w:rPr>
+                <w:lang w:val="hu-HU" w:eastAsia="zh-CN" w:bidi="hi-IN"/>
+              </w:rPr>
+              <w:t>(SZGY. 232.)</w:t>
+            </w:r>
+          </w:p>
+        </w:tc>
+        <w:tc>
+          <w:tcPr>
+            <w:tcW w:w="3324" w:type="dxa"/>
+            <w:tcBorders>
+              <w:top w:val="single" w:sz="4" w:space="0" w:color="000000"/>
+              <w:start w:val="single" w:sz="4" w:space="0" w:color="000000"/>
+              <w:bottom w:val="single" w:sz="4" w:space="0" w:color="000000"/>
+              <w:end w:val="single" w:sz="4" w:space="0" w:color="000000"/>
+            </w:tcBorders>
+          </w:tcPr>
+          <w:p>
+            <w:pPr>
+              <w:pStyle w:val="TableContents"/>
+              <w:rPr>
+                <w:lang w:val="hu-HU" w:eastAsia="zh-CN" w:bidi="hi-IN"/>
+              </w:rPr>
+            </w:pPr>
+            <w:r>
+              <w:rPr>
+                <w:lang w:val="hu-HU" w:eastAsia="zh-CN" w:bidi="hi-IN"/>
+              </w:rPr>
+              <w:t>Őrizem a szemed</w:t>
+              <w:br/>
+              <w:t>(SZGY. 238.)</w:t>
+            </w:r>
+          </w:p>
+        </w:tc>
+      </w:tr>
+      <w:tr>
+        <w:trPr/>
+        <w:tc>
+          <w:tcPr>
+            <w:tcW w:w="3324" w:type="dxa"/>
+            <w:tcBorders>
+              <w:start w:val="single" w:sz="4" w:space="0" w:color="000000"/>
+              <w:bottom w:val="single" w:sz="4" w:space="0" w:color="000000"/>
+            </w:tcBorders>
+          </w:tcPr>
+          <w:p>
+            <w:pPr>
+              <w:pStyle w:val="TableContents"/>
+              <w:rPr>
+                <w:lang w:val="hu-HU" w:eastAsia="zh-CN" w:bidi="hi-IN"/>
+              </w:rPr>
+            </w:pPr>
+            <w:r>
+              <w:rPr>
+                <w:lang w:val="hu-HU" w:eastAsia="zh-CN" w:bidi="hi-IN"/>
+              </w:rPr>
+              <w:t>Kihez szól</w:t>
+            </w:r>
+          </w:p>
+        </w:tc>
+        <w:tc>
+          <w:tcPr>
+            <w:tcW w:w="3324" w:type="dxa"/>
+            <w:tcBorders>
+              <w:start w:val="single" w:sz="4" w:space="0" w:color="000000"/>
+              <w:bottom w:val="single" w:sz="4" w:space="0" w:color="000000"/>
+            </w:tcBorders>
+          </w:tcPr>
+          <w:p>
+            <w:pPr>
+              <w:pStyle w:val="TableContents"/>
+              <w:rPr>
+                <w:lang w:val="hu-HU" w:eastAsia="zh-CN" w:bidi="hi-IN"/>
+              </w:rPr>
+            </w:pPr>
+            <w:r>
+              <w:rPr>
+                <w:lang w:val="hu-HU" w:eastAsia="zh-CN" w:bidi="hi-IN"/>
+              </w:rPr>
+              <w:t>Léda (nincs megnevezve)</w:t>
+            </w:r>
+          </w:p>
+        </w:tc>
+        <w:tc>
+          <w:tcPr>
+            <w:tcW w:w="3324" w:type="dxa"/>
+            <w:tcBorders>
+              <w:start w:val="single" w:sz="4" w:space="0" w:color="000000"/>
+              <w:bottom w:val="single" w:sz="4" w:space="0" w:color="000000"/>
+              <w:end w:val="single" w:sz="4" w:space="0" w:color="000000"/>
+            </w:tcBorders>
+          </w:tcPr>
+          <w:p>
+            <w:pPr>
+              <w:pStyle w:val="TableContents"/>
+              <w:rPr>
+                <w:lang w:val="hu-HU" w:eastAsia="zh-CN" w:bidi="hi-IN"/>
+              </w:rPr>
+            </w:pPr>
+            <w:r>
+              <w:rPr>
+                <w:lang w:val="hu-HU" w:eastAsia="zh-CN" w:bidi="hi-IN"/>
+              </w:rPr>
+              <w:t>Csinszka (nincs megemlítve)</w:t>
+            </w:r>
+          </w:p>
+        </w:tc>
+      </w:tr>
+      <w:tr>
+        <w:trPr/>
+        <w:tc>
+          <w:tcPr>
+            <w:tcW w:w="3324" w:type="dxa"/>
+            <w:tcBorders>
+              <w:start w:val="single" w:sz="4" w:space="0" w:color="000000"/>
+              <w:bottom w:val="single" w:sz="4" w:space="0" w:color="000000"/>
+            </w:tcBorders>
+          </w:tcPr>
+          <w:p>
+            <w:pPr>
+              <w:pStyle w:val="TableContents"/>
+              <w:rPr>
+                <w:lang w:val="hu-HU" w:eastAsia="zh-CN" w:bidi="hi-IN"/>
+              </w:rPr>
+            </w:pPr>
+            <w:r>
+              <w:rPr>
+                <w:lang w:val="hu-HU" w:eastAsia="zh-CN" w:bidi="hi-IN"/>
+              </w:rPr>
+              <w:t>Költői eszközök</w:t>
+            </w:r>
+          </w:p>
+        </w:tc>
+        <w:tc>
+          <w:tcPr>
+            <w:tcW w:w="3324" w:type="dxa"/>
+            <w:tcBorders>
+              <w:start w:val="single" w:sz="4" w:space="0" w:color="000000"/>
+              <w:bottom w:val="single" w:sz="4" w:space="0" w:color="000000"/>
+            </w:tcBorders>
+          </w:tcPr>
+          <w:p>
+            <w:pPr>
+              <w:pStyle w:val="TableContents"/>
+              <w:rPr>
+                <w:lang w:val="hu-HU" w:eastAsia="zh-CN" w:bidi="hi-IN"/>
+              </w:rPr>
+            </w:pPr>
+            <w:r>
+              <w:rPr>
+                <w:lang w:val="hu-HU" w:eastAsia="zh-CN" w:bidi="hi-IN"/>
+              </w:rPr>
+              <w:t>Imsétlés: „új”, „héja”, „ősz”</w:t>
+            </w:r>
+          </w:p>
+          <w:p>
+            <w:pPr>
+              <w:pStyle w:val="TableContents"/>
+              <w:rPr>
+                <w:lang w:val="hu-HU" w:eastAsia="zh-CN" w:bidi="hi-IN"/>
+              </w:rPr>
+            </w:pPr>
+            <w:r>
+              <w:rPr>
+                <w:lang w:val="hu-HU" w:eastAsia="zh-CN" w:bidi="hi-IN"/>
+              </w:rPr>
+              <w:t>szimbólumok: „Ősz” – évszakszimbolika – a halált jelképezik metafora (hiányos): „csókos ütkzet” – testi zserelem</w:t>
+            </w:r>
+          </w:p>
+          <w:p>
+            <w:pPr>
+              <w:pStyle w:val="TableContents"/>
+              <w:rPr>
+                <w:lang w:val="hu-HU" w:eastAsia="zh-CN" w:bidi="hi-IN"/>
+              </w:rPr>
+            </w:pPr>
+            <w:r>
+              <w:rPr>
+                <w:lang w:val="hu-HU" w:eastAsia="zh-CN" w:bidi="hi-IN"/>
+              </w:rPr>
+              <w:t>„</w:t>
+            </w:r>
+            <w:r>
+              <w:rPr>
+                <w:lang w:val="hu-HU" w:eastAsia="zh-CN" w:bidi="hi-IN"/>
+              </w:rPr>
+              <w:t>nyár” – az új szerelmek, szerelmesek világa</w:t>
+            </w:r>
+          </w:p>
+          <w:p>
+            <w:pPr>
+              <w:pStyle w:val="TableContents"/>
+              <w:rPr>
+                <w:lang w:val="hu-HU" w:eastAsia="zh-CN" w:bidi="hi-IN"/>
+              </w:rPr>
+            </w:pPr>
+            <w:r>
+              <w:rPr>
+                <w:lang w:val="hu-HU" w:eastAsia="zh-CN" w:bidi="hi-IN"/>
+              </w:rPr>
+              <w:t>héjapár – „mi” - szerelmespár</w:t>
+            </w:r>
+          </w:p>
+        </w:tc>
+        <w:tc>
+          <w:tcPr>
+            <w:tcW w:w="3324" w:type="dxa"/>
+            <w:tcBorders>
+              <w:start w:val="single" w:sz="4" w:space="0" w:color="000000"/>
+              <w:bottom w:val="single" w:sz="4" w:space="0" w:color="000000"/>
+              <w:end w:val="single" w:sz="4" w:space="0" w:color="000000"/>
+            </w:tcBorders>
+          </w:tcPr>
+          <w:p>
+            <w:pPr>
+              <w:pStyle w:val="TableContents"/>
+              <w:rPr>
+                <w:lang w:val="hu-HU" w:eastAsia="zh-CN" w:bidi="hi-IN"/>
+              </w:rPr>
+            </w:pPr>
+            <w:r>
+              <w:rPr>
+                <w:lang w:val="hu-HU" w:eastAsia="zh-CN" w:bidi="hi-IN"/>
+              </w:rPr>
+              <w:t>Ismétlés 1. VSZ. 3.VSZ.</w:t>
+              <w:br/>
+              <w:t>Refrén utolsó sor</w:t>
+            </w:r>
+          </w:p>
+          <w:p>
+            <w:pPr>
+              <w:pStyle w:val="TableContents"/>
+              <w:rPr>
+                <w:lang w:val="hu-HU" w:eastAsia="zh-CN" w:bidi="hi-IN"/>
+              </w:rPr>
+            </w:pPr>
+            <w:r>
+              <w:rPr>
+                <w:lang w:val="hu-HU" w:eastAsia="zh-CN" w:bidi="hi-IN"/>
+              </w:rPr>
+              <w:t>alliteráció „miért meddig maradok meg még”</w:t>
+            </w:r>
+          </w:p>
+          <w:p>
+            <w:pPr>
+              <w:pStyle w:val="TableContents"/>
+              <w:rPr>
+                <w:lang w:val="hu-HU" w:eastAsia="zh-CN" w:bidi="hi-IN"/>
+              </w:rPr>
+            </w:pPr>
+            <w:r>
+              <w:rPr>
+                <w:lang w:val="hu-HU" w:eastAsia="zh-CN" w:bidi="hi-IN"/>
+              </w:rPr>
+              <w:t>metafora „ősi vad” = lírai én = költő</w:t>
+            </w:r>
+          </w:p>
+          <w:p>
+            <w:pPr>
+              <w:pStyle w:val="TableContents"/>
+              <w:rPr>
+                <w:lang w:val="hu-HU" w:eastAsia="zh-CN" w:bidi="hi-IN"/>
+              </w:rPr>
+            </w:pPr>
+            <w:r>
+              <w:rPr>
+                <w:lang w:val="hu-HU" w:eastAsia="zh-CN" w:bidi="hi-IN"/>
+              </w:rPr>
+              <w:t xml:space="preserve">szimbólumok </w:t>
+            </w:r>
+          </w:p>
+          <w:p>
+            <w:pPr>
+              <w:pStyle w:val="TableContents"/>
+              <w:rPr>
+                <w:lang w:val="hu-HU" w:eastAsia="zh-CN" w:bidi="hi-IN"/>
+              </w:rPr>
+            </w:pPr>
+            <w:r>
+              <w:rPr>
+                <w:lang w:val="hu-HU" w:eastAsia="zh-CN" w:bidi="hi-IN"/>
+              </w:rPr>
+              <w:t>szem – a belső világ lélek jelképe</w:t>
+            </w:r>
+          </w:p>
+          <w:p>
+            <w:pPr>
+              <w:pStyle w:val="TableContents"/>
+              <w:rPr>
+                <w:lang w:val="hu-HU" w:eastAsia="zh-CN" w:bidi="hi-IN"/>
+              </w:rPr>
+            </w:pPr>
+            <w:r>
+              <w:rPr>
+                <w:lang w:val="hu-HU" w:eastAsia="zh-CN" w:bidi="hi-IN"/>
+              </w:rPr>
+              <w:t>kézfogás – „kézfogó” – esküvő jelképe</w:t>
+            </w:r>
+          </w:p>
+        </w:tc>
+      </w:tr>
+      <w:tr>
+        <w:trPr/>
+        <w:tc>
+          <w:tcPr>
+            <w:tcW w:w="3324" w:type="dxa"/>
+            <w:tcBorders>
+              <w:start w:val="single" w:sz="4" w:space="0" w:color="000000"/>
+              <w:bottom w:val="single" w:sz="4" w:space="0" w:color="000000"/>
+            </w:tcBorders>
+          </w:tcPr>
+          <w:p>
+            <w:pPr>
+              <w:pStyle w:val="TableContents"/>
+              <w:rPr>
+                <w:lang w:val="hu-HU" w:eastAsia="zh-CN" w:bidi="hi-IN"/>
+              </w:rPr>
+            </w:pPr>
+            <w:r>
+              <w:rPr>
+                <w:lang w:val="hu-HU" w:eastAsia="zh-CN" w:bidi="hi-IN"/>
+              </w:rPr>
+              <w:t>Hogyan ábrázolja a szerelmüket</w:t>
+            </w:r>
+          </w:p>
+        </w:tc>
+        <w:tc>
+          <w:tcPr>
+            <w:tcW w:w="3324" w:type="dxa"/>
+            <w:tcBorders>
+              <w:start w:val="single" w:sz="4" w:space="0" w:color="000000"/>
+              <w:bottom w:val="single" w:sz="4" w:space="0" w:color="000000"/>
+            </w:tcBorders>
+          </w:tcPr>
+          <w:p>
+            <w:pPr>
+              <w:pStyle w:val="TableContents"/>
+              <w:rPr>
+                <w:lang w:val="hu-HU" w:eastAsia="zh-CN" w:bidi="hi-IN"/>
+              </w:rPr>
+            </w:pPr>
+            <w:r>
+              <w:rPr>
+                <w:lang w:val="hu-HU" w:eastAsia="zh-CN" w:bidi="hi-IN"/>
+              </w:rPr>
+              <w:t>A szerelembe fontos a testi eggyütlét, szenvedély („egymás húsába beletépünk”), a halál jelenléte természetes</w:t>
+            </w:r>
+          </w:p>
+        </w:tc>
+        <w:tc>
+          <w:tcPr>
+            <w:tcW w:w="3324" w:type="dxa"/>
+            <w:tcBorders>
+              <w:start w:val="single" w:sz="4" w:space="0" w:color="000000"/>
+              <w:bottom w:val="single" w:sz="4" w:space="0" w:color="000000"/>
+              <w:end w:val="single" w:sz="4" w:space="0" w:color="000000"/>
+            </w:tcBorders>
+          </w:tcPr>
+          <w:p>
+            <w:pPr>
+              <w:pStyle w:val="TableContents"/>
+              <w:rPr>
+                <w:lang w:val="hu-HU" w:eastAsia="zh-CN" w:bidi="hi-IN"/>
+              </w:rPr>
+            </w:pPr>
+            <w:r>
+              <w:rPr>
+                <w:lang w:val="hu-HU" w:eastAsia="zh-CN" w:bidi="hi-IN"/>
+              </w:rPr>
+              <w:t>A szerelem lelki oldala fontos, felbukkan a halálfélelem</w:t>
+            </w:r>
+          </w:p>
+        </w:tc>
+      </w:tr>
+      <w:tr>
+        <w:trPr/>
+        <w:tc>
+          <w:tcPr>
+            <w:tcW w:w="3324" w:type="dxa"/>
+            <w:tcBorders>
+              <w:start w:val="single" w:sz="4" w:space="0" w:color="000000"/>
+              <w:bottom w:val="single" w:sz="4" w:space="0" w:color="000000"/>
+            </w:tcBorders>
+          </w:tcPr>
+          <w:p>
+            <w:pPr>
+              <w:pStyle w:val="TableContents"/>
+              <w:rPr>
+                <w:lang w:val="hu-HU" w:eastAsia="zh-CN" w:bidi="hi-IN"/>
+              </w:rPr>
+            </w:pPr>
+            <w:r>
+              <w:rPr>
+                <w:lang w:val="hu-HU" w:eastAsia="zh-CN" w:bidi="hi-IN"/>
+              </w:rPr>
+              <w:t>megjelenése</w:t>
+            </w:r>
+          </w:p>
+        </w:tc>
+        <w:tc>
+          <w:tcPr>
+            <w:tcW w:w="3324" w:type="dxa"/>
+            <w:tcBorders>
+              <w:start w:val="single" w:sz="4" w:space="0" w:color="000000"/>
+              <w:bottom w:val="single" w:sz="4" w:space="0" w:color="000000"/>
+            </w:tcBorders>
+          </w:tcPr>
+          <w:p>
+            <w:pPr>
+              <w:pStyle w:val="TableContents"/>
+              <w:rPr>
+                <w:lang w:val="hu-HU" w:eastAsia="zh-CN" w:bidi="hi-IN"/>
+              </w:rPr>
+            </w:pPr>
+            <w:r>
+              <w:rPr>
+                <w:lang w:val="hu-HU" w:eastAsia="zh-CN" w:bidi="hi-IN"/>
+              </w:rPr>
+              <w:t>1905 – Új versek kötetben jelent meg, ami megújtotta a magyar költészetet</w:t>
+            </w:r>
+          </w:p>
+        </w:tc>
+        <w:tc>
+          <w:tcPr>
+            <w:tcW w:w="3324" w:type="dxa"/>
+            <w:tcBorders>
+              <w:start w:val="single" w:sz="4" w:space="0" w:color="000000"/>
+              <w:bottom w:val="single" w:sz="4" w:space="0" w:color="000000"/>
+              <w:end w:val="single" w:sz="4" w:space="0" w:color="000000"/>
+            </w:tcBorders>
+          </w:tcPr>
+          <w:p>
+            <w:pPr>
+              <w:pStyle w:val="TableContents"/>
+              <w:rPr>
+                <w:lang w:val="hu-HU" w:eastAsia="zh-CN" w:bidi="hi-IN"/>
+              </w:rPr>
+            </w:pPr>
+            <w:r>
+              <w:rPr>
+                <w:lang w:val="hu-HU" w:eastAsia="zh-CN" w:bidi="hi-IN"/>
+              </w:rPr>
+              <w:t>1916 – a I világháború alatt keletkezett, Ady halála előtt 3 évvel</w:t>
+            </w:r>
+          </w:p>
+        </w:tc>
+      </w:tr>
+      <w:tr>
+        <w:trPr/>
+        <w:tc>
+          <w:tcPr>
+            <w:tcW w:w="3324" w:type="dxa"/>
+            <w:tcBorders>
+              <w:start w:val="single" w:sz="4" w:space="0" w:color="000000"/>
+              <w:bottom w:val="single" w:sz="4" w:space="0" w:color="000000"/>
+            </w:tcBorders>
+          </w:tcPr>
+          <w:p>
+            <w:pPr>
+              <w:pStyle w:val="TableContents"/>
+              <w:rPr>
+                <w:lang w:val="hu-HU" w:eastAsia="zh-CN" w:bidi="hi-IN"/>
+              </w:rPr>
+            </w:pPr>
+            <w:r>
+              <w:rPr>
+                <w:lang w:val="hu-HU" w:eastAsia="zh-CN" w:bidi="hi-IN"/>
+              </w:rPr>
+            </w:r>
+          </w:p>
+        </w:tc>
+        <w:tc>
+          <w:tcPr>
+            <w:tcW w:w="3324" w:type="dxa"/>
+            <w:tcBorders>
+              <w:start w:val="single" w:sz="4" w:space="0" w:color="000000"/>
+              <w:bottom w:val="single" w:sz="4" w:space="0" w:color="000000"/>
+            </w:tcBorders>
+          </w:tcPr>
+          <w:p>
+            <w:pPr>
+              <w:pStyle w:val="TableContents"/>
+              <w:rPr>
+                <w:lang w:val="hu-HU" w:eastAsia="zh-CN" w:bidi="hi-IN"/>
+              </w:rPr>
+            </w:pPr>
+            <w:r>
+              <w:rPr>
+                <w:lang w:val="hu-HU" w:eastAsia="zh-CN" w:bidi="hi-IN"/>
+              </w:rPr>
+            </w:r>
+          </w:p>
+        </w:tc>
+        <w:tc>
+          <w:tcPr>
+            <w:tcW w:w="3324" w:type="dxa"/>
+            <w:tcBorders>
+              <w:start w:val="single" w:sz="4" w:space="0" w:color="000000"/>
+              <w:bottom w:val="single" w:sz="4" w:space="0" w:color="000000"/>
+              <w:end w:val="single" w:sz="4" w:space="0" w:color="000000"/>
+            </w:tcBorders>
+          </w:tcPr>
+          <w:p>
+            <w:pPr>
+              <w:pStyle w:val="TableContents"/>
+              <w:rPr>
+                <w:lang w:val="hu-HU" w:eastAsia="zh-CN" w:bidi="hi-IN"/>
+              </w:rPr>
+            </w:pPr>
+            <w:r>
+              <w:rPr>
+                <w:lang w:val="hu-HU" w:eastAsia="zh-CN" w:bidi="hi-IN"/>
+              </w:rPr>
+            </w:r>
+          </w:p>
+        </w:tc>
+      </w:tr>
+      <w:tr>
+        <w:trPr/>
+        <w:tc>
+          <w:tcPr>
+            <w:tcW w:w="3324" w:type="dxa"/>
+            <w:tcBorders>
+              <w:start w:val="single" w:sz="4" w:space="0" w:color="000000"/>
+              <w:bottom w:val="single" w:sz="4" w:space="0" w:color="000000"/>
+            </w:tcBorders>
+          </w:tcPr>
+          <w:p>
+            <w:pPr>
+              <w:pStyle w:val="TableContents"/>
+              <w:rPr>
+                <w:lang w:val="hu-HU" w:eastAsia="zh-CN" w:bidi="hi-IN"/>
+              </w:rPr>
+            </w:pPr>
+            <w:r>
+              <w:rPr>
+                <w:lang w:val="hu-HU" w:eastAsia="zh-CN" w:bidi="hi-IN"/>
+              </w:rPr>
+            </w:r>
+          </w:p>
+        </w:tc>
+        <w:tc>
+          <w:tcPr>
+            <w:tcW w:w="3324" w:type="dxa"/>
+            <w:tcBorders>
+              <w:start w:val="single" w:sz="4" w:space="0" w:color="000000"/>
+              <w:bottom w:val="single" w:sz="4" w:space="0" w:color="000000"/>
+            </w:tcBorders>
+          </w:tcPr>
+          <w:p>
+            <w:pPr>
+              <w:pStyle w:val="TableContents"/>
+              <w:rPr>
+                <w:lang w:val="hu-HU" w:eastAsia="zh-CN" w:bidi="hi-IN"/>
+              </w:rPr>
+            </w:pPr>
+            <w:r>
+              <w:rPr>
+                <w:lang w:val="hu-HU" w:eastAsia="zh-CN" w:bidi="hi-IN"/>
+              </w:rPr>
+            </w:r>
+          </w:p>
+        </w:tc>
+        <w:tc>
+          <w:tcPr>
+            <w:tcW w:w="3324" w:type="dxa"/>
+            <w:tcBorders>
+              <w:start w:val="single" w:sz="4" w:space="0" w:color="000000"/>
+              <w:bottom w:val="single" w:sz="4" w:space="0" w:color="000000"/>
+              <w:end w:val="single" w:sz="4" w:space="0" w:color="000000"/>
+            </w:tcBorders>
+          </w:tcPr>
+          <w:p>
+            <w:pPr>
+              <w:pStyle w:val="TableContents"/>
+              <w:rPr>
+                <w:lang w:val="hu-HU" w:eastAsia="zh-CN" w:bidi="hi-IN"/>
+              </w:rPr>
+            </w:pPr>
+            <w:r>
+              <w:rPr>
+                <w:lang w:val="hu-HU" w:eastAsia="zh-CN" w:bidi="hi-IN"/>
+              </w:rPr>
+            </w:r>
+          </w:p>
+        </w:tc>
+      </w:tr>
+      <w:tr>
+        <w:trPr/>
+        <w:tc>
+          <w:tcPr>
+            <w:tcW w:w="3324" w:type="dxa"/>
+            <w:tcBorders>
+              <w:start w:val="single" w:sz="4" w:space="0" w:color="000000"/>
+              <w:bottom w:val="single" w:sz="4" w:space="0" w:color="000000"/>
+            </w:tcBorders>
+          </w:tcPr>
+          <w:p>
+            <w:pPr>
+              <w:pStyle w:val="TableContents"/>
+              <w:rPr>
+                <w:lang w:val="hu-HU" w:eastAsia="zh-CN" w:bidi="hi-IN"/>
+              </w:rPr>
+            </w:pPr>
+            <w:r>
+              <w:rPr>
+                <w:lang w:val="hu-HU" w:eastAsia="zh-CN" w:bidi="hi-IN"/>
+              </w:rPr>
+            </w:r>
+          </w:p>
+        </w:tc>
+        <w:tc>
+          <w:tcPr>
+            <w:tcW w:w="3324" w:type="dxa"/>
+            <w:tcBorders>
+              <w:start w:val="single" w:sz="4" w:space="0" w:color="000000"/>
+              <w:bottom w:val="single" w:sz="4" w:space="0" w:color="000000"/>
+            </w:tcBorders>
+          </w:tcPr>
+          <w:p>
+            <w:pPr>
+              <w:pStyle w:val="TableContents"/>
+              <w:rPr>
+                <w:lang w:val="hu-HU" w:eastAsia="zh-CN" w:bidi="hi-IN"/>
+              </w:rPr>
+            </w:pPr>
+            <w:r>
+              <w:rPr>
+                <w:lang w:val="hu-HU" w:eastAsia="zh-CN" w:bidi="hi-IN"/>
+              </w:rPr>
+            </w:r>
+          </w:p>
+        </w:tc>
+        <w:tc>
+          <w:tcPr>
+            <w:tcW w:w="3324" w:type="dxa"/>
+            <w:tcBorders>
+              <w:start w:val="single" w:sz="4" w:space="0" w:color="000000"/>
+              <w:bottom w:val="single" w:sz="4" w:space="0" w:color="000000"/>
+              <w:end w:val="single" w:sz="4" w:space="0" w:color="000000"/>
+            </w:tcBorders>
+          </w:tcPr>
+          <w:p>
+            <w:pPr>
+              <w:pStyle w:val="TableContents"/>
+              <w:rPr>
+                <w:lang w:val="hu-HU" w:eastAsia="zh-CN" w:bidi="hi-IN"/>
+              </w:rPr>
+            </w:pPr>
+            <w:r>
+              <w:rPr>
+                <w:lang w:val="hu-HU" w:eastAsia="zh-CN" w:bidi="hi-IN"/>
+              </w:rPr>
+            </w:r>
+          </w:p>
+        </w:tc>
+      </w:tr>
+      <w:tr>
+        <w:trPr/>
+        <w:tc>
+          <w:tcPr>
+            <w:tcW w:w="3324" w:type="dxa"/>
+            <w:tcBorders>
+              <w:start w:val="single" w:sz="4" w:space="0" w:color="000000"/>
+              <w:bottom w:val="single" w:sz="4" w:space="0" w:color="000000"/>
+            </w:tcBorders>
+          </w:tcPr>
+          <w:p>
+            <w:pPr>
+              <w:pStyle w:val="TableContents"/>
+              <w:rPr>
+                <w:lang w:val="hu-HU" w:eastAsia="zh-CN" w:bidi="hi-IN"/>
+              </w:rPr>
+            </w:pPr>
+            <w:r>
+              <w:rPr>
+                <w:lang w:val="hu-HU" w:eastAsia="zh-CN" w:bidi="hi-IN"/>
+              </w:rPr>
+            </w:r>
+          </w:p>
+        </w:tc>
+        <w:tc>
+          <w:tcPr>
+            <w:tcW w:w="3324" w:type="dxa"/>
+            <w:tcBorders>
+              <w:start w:val="single" w:sz="4" w:space="0" w:color="000000"/>
+              <w:bottom w:val="single" w:sz="4" w:space="0" w:color="000000"/>
+            </w:tcBorders>
+          </w:tcPr>
+          <w:p>
+            <w:pPr>
+              <w:pStyle w:val="TableContents"/>
+              <w:rPr>
+                <w:lang w:val="hu-HU" w:eastAsia="zh-CN" w:bidi="hi-IN"/>
+              </w:rPr>
+            </w:pPr>
+            <w:r>
+              <w:rPr>
+                <w:lang w:val="hu-HU" w:eastAsia="zh-CN" w:bidi="hi-IN"/>
+              </w:rPr>
+            </w:r>
+          </w:p>
+        </w:tc>
+        <w:tc>
+          <w:tcPr>
+            <w:tcW w:w="3324" w:type="dxa"/>
+            <w:tcBorders>
+              <w:start w:val="single" w:sz="4" w:space="0" w:color="000000"/>
+              <w:bottom w:val="single" w:sz="4" w:space="0" w:color="000000"/>
+              <w:end w:val="single" w:sz="4" w:space="0" w:color="000000"/>
+            </w:tcBorders>
+          </w:tcPr>
+          <w:p>
+            <w:pPr>
+              <w:pStyle w:val="TableContents"/>
+              <w:rPr>
+                <w:lang w:val="hu-HU" w:eastAsia="zh-CN" w:bidi="hi-IN"/>
+              </w:rPr>
+            </w:pPr>
+            <w:r>
+              <w:rPr>
+                <w:lang w:val="hu-HU" w:eastAsia="zh-CN" w:bidi="hi-IN"/>
+              </w:rPr>
+            </w:r>
+          </w:p>
+        </w:tc>
+      </w:tr>
+      <w:tr>
+        <w:trPr/>
+        <w:tc>
+          <w:tcPr>
+            <w:tcW w:w="3324" w:type="dxa"/>
+            <w:tcBorders>
+              <w:start w:val="single" w:sz="4" w:space="0" w:color="000000"/>
+              <w:bottom w:val="single" w:sz="4" w:space="0" w:color="000000"/>
+            </w:tcBorders>
+          </w:tcPr>
+          <w:p>
+            <w:pPr>
+              <w:pStyle w:val="TableContents"/>
+              <w:rPr>
+                <w:lang w:val="hu-HU" w:eastAsia="zh-CN" w:bidi="hi-IN"/>
+              </w:rPr>
+            </w:pPr>
+            <w:r>
+              <w:rPr>
+                <w:lang w:val="hu-HU" w:eastAsia="zh-CN" w:bidi="hi-IN"/>
+              </w:rPr>
+            </w:r>
+          </w:p>
+        </w:tc>
+        <w:tc>
+          <w:tcPr>
+            <w:tcW w:w="3324" w:type="dxa"/>
+            <w:tcBorders>
+              <w:start w:val="single" w:sz="4" w:space="0" w:color="000000"/>
+              <w:bottom w:val="single" w:sz="4" w:space="0" w:color="000000"/>
+            </w:tcBorders>
+          </w:tcPr>
+          <w:p>
+            <w:pPr>
+              <w:pStyle w:val="TableContents"/>
+              <w:rPr>
+                <w:lang w:val="hu-HU" w:eastAsia="zh-CN" w:bidi="hi-IN"/>
+              </w:rPr>
+            </w:pPr>
+            <w:r>
+              <w:rPr>
+                <w:lang w:val="hu-HU" w:eastAsia="zh-CN" w:bidi="hi-IN"/>
+              </w:rPr>
+            </w:r>
+          </w:p>
+        </w:tc>
+        <w:tc>
+          <w:tcPr>
+            <w:tcW w:w="3324" w:type="dxa"/>
+            <w:tcBorders>
+              <w:start w:val="single" w:sz="4" w:space="0" w:color="000000"/>
+              <w:bottom w:val="single" w:sz="4" w:space="0" w:color="000000"/>
+              <w:end w:val="single" w:sz="4" w:space="0" w:color="000000"/>
+            </w:tcBorders>
+          </w:tcPr>
+          <w:p>
+            <w:pPr>
+              <w:pStyle w:val="TableContents"/>
+              <w:rPr>
+                <w:lang w:val="hu-HU" w:eastAsia="zh-CN" w:bidi="hi-IN"/>
+              </w:rPr>
+            </w:pPr>
+            <w:r>
+              <w:rPr>
+                <w:lang w:val="hu-HU" w:eastAsia="zh-CN" w:bidi="hi-IN"/>
+              </w:rPr>
+            </w:r>
+          </w:p>
+        </w:tc>
+      </w:tr>
+      <w:tr>
+        <w:trPr/>
+        <w:tc>
+          <w:tcPr>
+            <w:tcW w:w="3324" w:type="dxa"/>
+            <w:tcBorders>
+              <w:start w:val="single" w:sz="4" w:space="0" w:color="000000"/>
+              <w:bottom w:val="single" w:sz="4" w:space="0" w:color="000000"/>
+            </w:tcBorders>
+          </w:tcPr>
+          <w:p>
+            <w:pPr>
+              <w:pStyle w:val="TableContents"/>
+              <w:rPr>
+                <w:lang w:val="hu-HU" w:eastAsia="zh-CN" w:bidi="hi-IN"/>
+              </w:rPr>
+            </w:pPr>
+            <w:r>
+              <w:rPr>
+                <w:lang w:val="hu-HU" w:eastAsia="zh-CN" w:bidi="hi-IN"/>
+              </w:rPr>
+            </w:r>
+          </w:p>
+        </w:tc>
+        <w:tc>
+          <w:tcPr>
+            <w:tcW w:w="3324" w:type="dxa"/>
+            <w:tcBorders>
+              <w:start w:val="single" w:sz="4" w:space="0" w:color="000000"/>
+              <w:bottom w:val="single" w:sz="4" w:space="0" w:color="000000"/>
+            </w:tcBorders>
+          </w:tcPr>
+          <w:p>
+            <w:pPr>
+              <w:pStyle w:val="TableContents"/>
+              <w:rPr>
+                <w:lang w:val="hu-HU" w:eastAsia="zh-CN" w:bidi="hi-IN"/>
+              </w:rPr>
+            </w:pPr>
+            <w:r>
+              <w:rPr>
+                <w:lang w:val="hu-HU" w:eastAsia="zh-CN" w:bidi="hi-IN"/>
+              </w:rPr>
+            </w:r>
+          </w:p>
+        </w:tc>
+        <w:tc>
+          <w:tcPr>
+            <w:tcW w:w="3324" w:type="dxa"/>
+            <w:tcBorders>
+              <w:start w:val="single" w:sz="4" w:space="0" w:color="000000"/>
+              <w:bottom w:val="single" w:sz="4" w:space="0" w:color="000000"/>
+              <w:end w:val="single" w:sz="4" w:space="0" w:color="000000"/>
+            </w:tcBorders>
+          </w:tcPr>
+          <w:p>
+            <w:pPr>
+              <w:pStyle w:val="TableContents"/>
+              <w:rPr>
+                <w:lang w:val="hu-HU" w:eastAsia="zh-CN" w:bidi="hi-IN"/>
+              </w:rPr>
+            </w:pPr>
+            <w:r>
+              <w:rPr>
+                <w:lang w:val="hu-HU" w:eastAsia="zh-CN" w:bidi="hi-IN"/>
+              </w:rPr>
+            </w:r>
+          </w:p>
+        </w:tc>
+      </w:tr>
+      <w:tr>
+        <w:trPr/>
+        <w:tc>
+          <w:tcPr>
+            <w:tcW w:w="3324" w:type="dxa"/>
+            <w:tcBorders>
+              <w:start w:val="single" w:sz="4" w:space="0" w:color="000000"/>
+              <w:bottom w:val="single" w:sz="4" w:space="0" w:color="000000"/>
+            </w:tcBorders>
+          </w:tcPr>
+          <w:p>
+            <w:pPr>
+              <w:pStyle w:val="TableContents"/>
+              <w:rPr>
+                <w:lang w:val="hu-HU" w:eastAsia="zh-CN" w:bidi="hi-IN"/>
+              </w:rPr>
+            </w:pPr>
+            <w:r>
+              <w:rPr>
+                <w:lang w:val="hu-HU" w:eastAsia="zh-CN" w:bidi="hi-IN"/>
+              </w:rPr>
+            </w:r>
+          </w:p>
+        </w:tc>
+        <w:tc>
+          <w:tcPr>
+            <w:tcW w:w="3324" w:type="dxa"/>
+            <w:tcBorders>
+              <w:start w:val="single" w:sz="4" w:space="0" w:color="000000"/>
+              <w:bottom w:val="single" w:sz="4" w:space="0" w:color="000000"/>
+            </w:tcBorders>
+          </w:tcPr>
+          <w:p>
+            <w:pPr>
+              <w:pStyle w:val="TableContents"/>
+              <w:rPr>
+                <w:lang w:val="hu-HU" w:eastAsia="zh-CN" w:bidi="hi-IN"/>
+              </w:rPr>
+            </w:pPr>
+            <w:r>
+              <w:rPr>
+                <w:lang w:val="hu-HU" w:eastAsia="zh-CN" w:bidi="hi-IN"/>
+              </w:rPr>
+            </w:r>
+          </w:p>
+        </w:tc>
+        <w:tc>
+          <w:tcPr>
+            <w:tcW w:w="3324" w:type="dxa"/>
+            <w:tcBorders>
+              <w:start w:val="single" w:sz="4" w:space="0" w:color="000000"/>
+              <w:bottom w:val="single" w:sz="4" w:space="0" w:color="000000"/>
+              <w:end w:val="single" w:sz="4" w:space="0" w:color="000000"/>
+            </w:tcBorders>
+          </w:tcPr>
+          <w:p>
+            <w:pPr>
+              <w:pStyle w:val="TableContents"/>
+              <w:rPr>
+                <w:lang w:val="hu-HU" w:eastAsia="zh-CN" w:bidi="hi-IN"/>
+              </w:rPr>
+            </w:pPr>
+            <w:r>
+              <w:rPr>
+                <w:lang w:val="hu-HU" w:eastAsia="zh-CN" w:bidi="hi-IN"/>
+              </w:rPr>
+            </w:r>
+          </w:p>
+        </w:tc>
+      </w:tr>
+    </w:tbl>
+    <w:p>
+      <w:pPr>
+        <w:pStyle w:val="Normal"/>
+        <w:bidi w:val="0"/>
+        <w:jc w:val="start"/>
+        <w:rPr>
+          <w:b w:val="false"/>
+          <w:bCs w:val="false"/>
+          <w:sz w:val="24"/>
+          <w:szCs w:val="24"/>
+          <w:lang w:val="hu-HU"/>
+        </w:rPr>
+      </w:pPr>
+      <w:r>
+        <w:rPr>
+          <w:b w:val="false"/>
+          <w:bCs w:val="false"/>
+          <w:sz w:val="24"/>
+          <w:szCs w:val="24"/>
+          <w:lang w:val="hu-HU"/>
+        </w:rPr>
+      </w:r>
+    </w:p>
+    <w:p>
+      <w:pPr>
+        <w:pStyle w:val="Normal"/>
+        <w:bidi w:val="0"/>
+        <w:jc w:val="start"/>
+        <w:rPr>
+          <w:b w:val="false"/>
+          <w:bCs w:val="false"/>
+          <w:sz w:val="24"/>
+          <w:szCs w:val="24"/>
+          <w:lang w:val="hu-HU"/>
+        </w:rPr>
+      </w:pPr>
+      <w:r>
+        <w:rPr>
+          <w:b w:val="false"/>
+          <w:bCs w:val="false"/>
+          <w:sz w:val="24"/>
+          <w:szCs w:val="24"/>
+          <w:lang w:val="hu-HU"/>
+        </w:rPr>
+      </w:r>
+    </w:p>
+    <w:p>
+      <w:pPr>
+        <w:pStyle w:val="Normal"/>
+        <w:bidi w:val="0"/>
+        <w:jc w:val="start"/>
+        <w:rPr>
+          <w:b w:val="false"/>
+          <w:bCs w:val="false"/>
+          <w:sz w:val="24"/>
+          <w:szCs w:val="24"/>
+          <w:lang w:val="hu-HU"/>
+        </w:rPr>
+      </w:pPr>
+      <w:r>
+        <w:rPr>
+          <w:b w:val="false"/>
+          <w:bCs w:val="false"/>
+          <w:sz w:val="24"/>
+          <w:szCs w:val="24"/>
+          <w:lang w:val="hu-HU"/>
+        </w:rPr>
+      </w:r>
+    </w:p>
+    <w:p>
+      <w:pPr>
+        <w:pStyle w:val="Normal"/>
+        <w:bidi w:val="0"/>
+        <w:jc w:val="start"/>
+        <w:rPr>
+          <w:b w:val="false"/>
+          <w:bCs w:val="false"/>
+          <w:sz w:val="24"/>
+          <w:szCs w:val="24"/>
+          <w:lang w:val="hu-HU"/>
+        </w:rPr>
+      </w:pPr>
+      <w:r>
+        <w:rPr>
+          <w:b w:val="false"/>
+          <w:bCs w:val="false"/>
+          <w:sz w:val="24"/>
+          <w:szCs w:val="24"/>
+          <w:lang w:val="hu-HU"/>
+        </w:rPr>
+      </w:r>
+    </w:p>
+    <w:p>
+      <w:pPr>
+        <w:pStyle w:val="Normal"/>
+        <w:bidi w:val="0"/>
+        <w:jc w:val="start"/>
+        <w:rPr>
+          <w:b w:val="false"/>
+          <w:bCs w:val="false"/>
+          <w:sz w:val="24"/>
+          <w:szCs w:val="24"/>
+          <w:lang w:val="hu-HU"/>
+        </w:rPr>
+      </w:pPr>
+      <w:r>
+        <w:rPr>
+          <w:b w:val="false"/>
+          <w:bCs w:val="false"/>
+          <w:sz w:val="24"/>
+          <w:szCs w:val="24"/>
+          <w:lang w:val="hu-HU"/>
+        </w:rPr>
+      </w:r>
+    </w:p>
+    <w:p>
+      <w:pPr>
+        <w:pStyle w:val="Normal"/>
+        <w:bidi w:val="0"/>
+        <w:jc w:val="center"/>
+        <w:rPr>
+          <w:b/>
+          <w:bCs/>
+          <w:sz w:val="36"/>
+          <w:szCs w:val="36"/>
+          <w:lang w:val="hu-HU"/>
+        </w:rPr>
+      </w:pPr>
+      <w:r>
+        <w:rPr>
+          <w:b/>
+          <w:bCs/>
+          <w:sz w:val="36"/>
+          <w:szCs w:val="36"/>
+          <w:lang w:val="hu-HU"/>
+        </w:rPr>
+        <w:t>Ady Endre: ars poeticája</w:t>
+      </w:r>
+    </w:p>
+    <w:p>
+      <w:pPr>
+        <w:pStyle w:val="Normal"/>
+        <w:bidi w:val="0"/>
+        <w:jc w:val="start"/>
+        <w:rPr>
+          <w:b w:val="false"/>
+          <w:bCs w:val="false"/>
+          <w:sz w:val="24"/>
+          <w:szCs w:val="24"/>
+          <w:lang w:val="hu-HU"/>
+        </w:rPr>
+      </w:pPr>
+      <w:r>
+        <w:rPr>
+          <w:b w:val="false"/>
+          <w:bCs w:val="false"/>
+          <w:sz w:val="24"/>
+          <w:szCs w:val="24"/>
+          <w:lang w:val="hu-HU"/>
+        </w:rPr>
+        <w:t>Sem utódja, sem boldog őse... (SZGY. 245.) „Szeretném ha szeretnének”</w:t>
+      </w:r>
+    </w:p>
+    <w:p>
+      <w:pPr>
+        <w:pStyle w:val="Normal"/>
+        <w:bidi w:val="0"/>
+        <w:jc w:val="start"/>
+        <w:rPr>
+          <w:b w:val="false"/>
+          <w:bCs w:val="false"/>
+          <w:sz w:val="24"/>
+          <w:szCs w:val="24"/>
+          <w:lang w:val="hu-HU"/>
+        </w:rPr>
+      </w:pPr>
+      <w:r>
+        <w:rPr>
+          <w:b w:val="false"/>
+          <w:bCs w:val="false"/>
+          <w:sz w:val="24"/>
+          <w:szCs w:val="24"/>
+          <w:lang w:val="hu-HU"/>
+        </w:rPr>
+        <w:t>1. Adj találó 1-2 szavas címet minden versszaknak!</w:t>
+      </w:r>
+    </w:p>
+    <w:p>
+      <w:pPr>
+        <w:pStyle w:val="Normal"/>
+        <w:numPr>
+          <w:ilvl w:val="0"/>
+          <w:numId w:val="27"/>
+        </w:numPr>
+        <w:bidi w:val="0"/>
+        <w:jc w:val="start"/>
+        <w:rPr>
+          <w:b w:val="false"/>
+          <w:bCs w:val="false"/>
+          <w:sz w:val="24"/>
+          <w:szCs w:val="24"/>
+          <w:lang w:val="hu-HU"/>
+        </w:rPr>
+      </w:pPr>
+      <w:r>
+        <w:rPr>
+          <w:b w:val="false"/>
+          <w:bCs w:val="false"/>
+          <w:sz w:val="24"/>
+          <w:szCs w:val="24"/>
+          <w:lang w:val="hu-HU"/>
+        </w:rPr>
+        <w:t>Család</w:t>
+        <w:tab/>
+      </w:r>
+    </w:p>
+    <w:p>
+      <w:pPr>
+        <w:pStyle w:val="Normal"/>
+        <w:numPr>
+          <w:ilvl w:val="0"/>
+          <w:numId w:val="27"/>
+        </w:numPr>
+        <w:bidi w:val="0"/>
+        <w:jc w:val="start"/>
+        <w:rPr>
+          <w:b w:val="false"/>
+          <w:bCs w:val="false"/>
+          <w:sz w:val="24"/>
+          <w:szCs w:val="24"/>
+          <w:lang w:val="hu-HU"/>
+        </w:rPr>
+      </w:pPr>
+      <w:r>
+        <w:rPr>
+          <w:b w:val="false"/>
+          <w:bCs w:val="false"/>
+          <w:sz w:val="24"/>
+          <w:szCs w:val="24"/>
+          <w:lang w:val="hu-HU"/>
+        </w:rPr>
+        <w:t>Ember</w:t>
+      </w:r>
+    </w:p>
+    <w:p>
+      <w:pPr>
+        <w:pStyle w:val="Normal"/>
+        <w:numPr>
+          <w:ilvl w:val="0"/>
+          <w:numId w:val="27"/>
+        </w:numPr>
+        <w:bidi w:val="0"/>
+        <w:jc w:val="start"/>
+        <w:rPr>
+          <w:b w:val="false"/>
+          <w:bCs w:val="false"/>
+          <w:sz w:val="24"/>
+          <w:szCs w:val="24"/>
+          <w:lang w:val="hu-HU"/>
+        </w:rPr>
+      </w:pPr>
+      <w:r>
+        <w:rPr>
+          <w:b w:val="false"/>
+          <w:bCs w:val="false"/>
+          <w:sz w:val="24"/>
+          <w:szCs w:val="24"/>
+          <w:lang w:val="hu-HU"/>
+        </w:rPr>
+        <w:t>Látás</w:t>
+      </w:r>
+    </w:p>
+    <w:p>
+      <w:pPr>
+        <w:pStyle w:val="Normal"/>
+        <w:numPr>
+          <w:ilvl w:val="0"/>
+          <w:numId w:val="27"/>
+        </w:numPr>
+        <w:bidi w:val="0"/>
+        <w:jc w:val="start"/>
+        <w:rPr>
+          <w:b w:val="false"/>
+          <w:bCs w:val="false"/>
+          <w:sz w:val="24"/>
+          <w:szCs w:val="24"/>
+          <w:lang w:val="hu-HU"/>
+        </w:rPr>
+      </w:pPr>
+      <w:r>
+        <w:rPr>
+          <w:b w:val="false"/>
+          <w:bCs w:val="false"/>
+          <w:sz w:val="24"/>
+          <w:szCs w:val="24"/>
+          <w:lang w:val="hu-HU"/>
+        </w:rPr>
+        <w:t>Valaki</w:t>
+        <w:tab/>
+      </w:r>
+    </w:p>
+    <w:p>
+      <w:pPr>
+        <w:pStyle w:val="Normal"/>
+        <w:bidi w:val="0"/>
+        <w:jc w:val="start"/>
+        <w:rPr>
+          <w:b w:val="false"/>
+          <w:bCs w:val="false"/>
+          <w:sz w:val="24"/>
+          <w:szCs w:val="24"/>
+          <w:lang w:val="hu-HU"/>
+        </w:rPr>
+      </w:pPr>
+      <w:r>
+        <w:rPr>
+          <w:b w:val="false"/>
+          <w:bCs w:val="false"/>
+          <w:sz w:val="24"/>
+          <w:szCs w:val="24"/>
+          <w:lang w:val="hu-HU"/>
+        </w:rPr>
+        <w:t>2. Hogyan mutatja be saját állapotát a lírai én az 1-2 versszakban?</w:t>
+      </w:r>
+    </w:p>
+    <w:p>
+      <w:pPr>
+        <w:pStyle w:val="Normal"/>
+        <w:numPr>
+          <w:ilvl w:val="0"/>
+          <w:numId w:val="28"/>
+        </w:numPr>
+        <w:bidi w:val="0"/>
+        <w:jc w:val="start"/>
+        <w:rPr>
+          <w:b w:val="false"/>
+          <w:bCs w:val="false"/>
+          <w:sz w:val="24"/>
+          <w:szCs w:val="24"/>
+          <w:lang w:val="hu-HU"/>
+        </w:rPr>
+      </w:pPr>
+      <w:r>
+        <w:rPr>
+          <w:b w:val="false"/>
+          <w:bCs w:val="false"/>
+          <w:sz w:val="24"/>
+          <w:szCs w:val="24"/>
+          <w:lang w:val="hu-HU"/>
+        </w:rPr>
+        <w:t xml:space="preserve">Szarul? Idk atp jst gmafj nd nd ts </w:t>
+      </w:r>
+    </w:p>
+    <w:p>
+      <w:pPr>
+        <w:pStyle w:val="Normal"/>
+        <w:bidi w:val="0"/>
+        <w:jc w:val="start"/>
+        <w:rPr>
+          <w:b w:val="false"/>
+          <w:bCs w:val="false"/>
+          <w:sz w:val="24"/>
+          <w:szCs w:val="24"/>
+          <w:lang w:val="hu-HU"/>
+        </w:rPr>
+      </w:pPr>
+      <w:r>
+        <w:rPr>
+          <w:b w:val="false"/>
+          <w:bCs w:val="false"/>
+          <w:sz w:val="24"/>
+          <w:szCs w:val="24"/>
+          <w:lang w:val="hu-HU"/>
+        </w:rPr>
+        <w:t>3. Milyen célt, vágyat fogalmaz meg a 3. versszak</w:t>
+      </w:r>
+    </w:p>
+    <w:p>
+      <w:pPr>
+        <w:pStyle w:val="Normal"/>
+        <w:bidi w:val="0"/>
+        <w:jc w:val="start"/>
+        <w:rPr>
+          <w:b w:val="false"/>
+          <w:bCs w:val="false"/>
+          <w:sz w:val="24"/>
+          <w:szCs w:val="24"/>
+          <w:lang w:val="hu-HU"/>
+        </w:rPr>
+      </w:pPr>
+      <w:r>
+        <w:rPr>
+          <w:b w:val="false"/>
+          <w:bCs w:val="false"/>
+          <w:sz w:val="24"/>
+          <w:szCs w:val="24"/>
+          <w:lang w:val="hu-HU"/>
+        </w:rPr>
+        <w:t>4. Gyűjts legalább 3 költői eszközt a versből</w:t>
+      </w:r>
+    </w:p>
+    <w:p>
+      <w:pPr>
+        <w:pStyle w:val="Normal"/>
+        <w:numPr>
+          <w:ilvl w:val="0"/>
+          <w:numId w:val="29"/>
+        </w:numPr>
+        <w:bidi w:val="0"/>
+        <w:jc w:val="start"/>
+        <w:rPr>
+          <w:b w:val="false"/>
+          <w:bCs w:val="false"/>
+          <w:sz w:val="24"/>
+          <w:szCs w:val="24"/>
+          <w:lang w:val="hu-HU"/>
+        </w:rPr>
+      </w:pPr>
+      <w:r>
+        <w:rPr>
+          <w:b w:val="false"/>
+          <w:bCs w:val="false"/>
+          <w:sz w:val="24"/>
+          <w:szCs w:val="24"/>
+          <w:lang w:val="hu-HU"/>
+        </w:rPr>
+        <w:t>ismétlések: „sem”, verszakok 3-4</w:t>
+      </w:r>
+    </w:p>
+    <w:p>
+      <w:pPr>
+        <w:pStyle w:val="Normal"/>
+        <w:numPr>
+          <w:ilvl w:val="0"/>
+          <w:numId w:val="29"/>
+        </w:numPr>
+        <w:bidi w:val="0"/>
+        <w:jc w:val="start"/>
+        <w:rPr>
+          <w:b w:val="false"/>
+          <w:bCs w:val="false"/>
+          <w:sz w:val="24"/>
+          <w:szCs w:val="24"/>
+          <w:lang w:val="hu-HU"/>
+        </w:rPr>
+      </w:pPr>
+      <w:r>
+        <w:rPr>
+          <w:b w:val="false"/>
+          <w:bCs w:val="false"/>
+          <w:sz w:val="24"/>
+          <w:szCs w:val="24"/>
+          <w:lang w:val="hu-HU"/>
+        </w:rPr>
+        <w:t>szótőismétlés (figura etimologica): „látva lássanak”</w:t>
+      </w:r>
+    </w:p>
+    <w:p>
+      <w:pPr>
+        <w:pStyle w:val="Normal"/>
+        <w:numPr>
+          <w:ilvl w:val="0"/>
+          <w:numId w:val="29"/>
+        </w:numPr>
+        <w:bidi w:val="0"/>
+        <w:jc w:val="start"/>
+        <w:rPr>
+          <w:b w:val="false"/>
+          <w:bCs w:val="false"/>
+          <w:sz w:val="24"/>
+          <w:szCs w:val="24"/>
+          <w:lang w:val="hu-HU"/>
+        </w:rPr>
+      </w:pPr>
+      <w:r>
+        <w:rPr>
+          <w:b w:val="false"/>
+          <w:bCs w:val="false"/>
+          <w:sz w:val="24"/>
+          <w:szCs w:val="24"/>
+          <w:lang w:val="hu-HU"/>
+        </w:rPr>
+        <w:t>alliteráció: „magam megmutatni”</w:t>
+      </w:r>
+    </w:p>
+    <w:p>
+      <w:pPr>
+        <w:pStyle w:val="Normal"/>
+        <w:numPr>
+          <w:ilvl w:val="0"/>
+          <w:numId w:val="29"/>
+        </w:numPr>
+        <w:bidi w:val="0"/>
+        <w:jc w:val="start"/>
+        <w:rPr>
+          <w:b w:val="false"/>
+          <w:bCs w:val="false"/>
+          <w:sz w:val="24"/>
+          <w:szCs w:val="24"/>
+          <w:lang w:val="hu-HU"/>
+        </w:rPr>
+      </w:pPr>
+      <w:r>
+        <w:rPr>
+          <w:b w:val="false"/>
+          <w:bCs w:val="false"/>
+          <w:sz w:val="24"/>
+          <w:szCs w:val="24"/>
+          <w:lang w:val="hu-HU"/>
+        </w:rPr>
+      </w:r>
+    </w:p>
     <w:sectPr>
       <w:type w:val="nextPage"/>
       <w:pgSz w:w="12240" w:h="15840"/>
@@ -13809,6 +15427,417 @@
     </w:lvl>
   </w:abstractNum>
   <w:abstractNum w:abstractNumId="27">
+    <w:lvl w:ilvl="0">
+      <w:start w:val="1"/>
+      <w:numFmt w:val="bullet"/>
+      <w:lvlText w:val=""/>
+      <w:lvlJc w:val="start"/>
+      <w:pPr>
+        <w:tabs>
+          <w:tab w:val="num" w:pos="720"/>
+        </w:tabs>
+        <w:ind w:start="720" w:hanging="360"/>
+      </w:pPr>
+      <w:rPr>
+        <w:rFonts w:ascii="Symbol" w:hAnsi="Symbol" w:cs="Symbol" w:hint="default"/>
+      </w:rPr>
+    </w:lvl>
+    <w:lvl w:ilvl="1">
+      <w:start w:val="1"/>
+      <w:numFmt w:val="bullet"/>
+      <w:lvlText w:val=""/>
+      <w:lvlJc w:val="start"/>
+      <w:pPr>
+        <w:tabs>
+          <w:tab w:val="num" w:pos="1080"/>
+        </w:tabs>
+        <w:ind w:start="1080" w:hanging="360"/>
+      </w:pPr>
+      <w:rPr>
+        <w:rFonts w:ascii="Wingdings" w:hAnsi="Wingdings" w:cs="Wingdings" w:hint="default"/>
+      </w:rPr>
+    </w:lvl>
+    <w:lvl w:ilvl="2">
+      <w:start w:val="1"/>
+      <w:numFmt w:val="bullet"/>
+      <w:lvlText w:val=""/>
+      <w:lvlJc w:val="start"/>
+      <w:pPr>
+        <w:tabs>
+          <w:tab w:val="num" w:pos="1440"/>
+        </w:tabs>
+        <w:ind w:start="1440" w:hanging="360"/>
+      </w:pPr>
+      <w:rPr>
+        <w:rFonts w:ascii="Wingdings 2" w:hAnsi="Wingdings 2" w:cs="Wingdings 2" w:hint="default"/>
+      </w:rPr>
+    </w:lvl>
+    <w:lvl w:ilvl="3">
+      <w:start w:val="1"/>
+      <w:numFmt w:val="bullet"/>
+      <w:lvlText w:val=""/>
+      <w:lvlJc w:val="start"/>
+      <w:pPr>
+        <w:tabs>
+          <w:tab w:val="num" w:pos="1800"/>
+        </w:tabs>
+        <w:ind w:start="1800" w:hanging="360"/>
+      </w:pPr>
+      <w:rPr>
+        <w:rFonts w:ascii="MT Extra" w:hAnsi="MT Extra" w:cs="MT Extra" w:hint="default"/>
+      </w:rPr>
+    </w:lvl>
+    <w:lvl w:ilvl="4">
+      <w:start w:val="1"/>
+      <w:numFmt w:val="bullet"/>
+      <w:lvlText w:val="►"/>
+      <w:lvlJc w:val="start"/>
+      <w:pPr>
+        <w:tabs>
+          <w:tab w:val="num" w:pos="2160"/>
+        </w:tabs>
+        <w:ind w:start="2160" w:hanging="360"/>
+      </w:pPr>
+      <w:rPr>
+        <w:rFonts w:ascii="OpenSymbol" w:hAnsi="OpenSymbol" w:cs="OpenSymbol" w:hint="default"/>
+      </w:rPr>
+    </w:lvl>
+    <w:lvl w:ilvl="5">
+      <w:start w:val="1"/>
+      <w:numFmt w:val="bullet"/>
+      <w:lvlText w:val=""/>
+      <w:lvlJc w:val="start"/>
+      <w:pPr>
+        <w:tabs>
+          <w:tab w:val="num" w:pos="2520"/>
+        </w:tabs>
+        <w:ind w:start="2520" w:hanging="360"/>
+      </w:pPr>
+      <w:rPr>
+        <w:rFonts w:ascii="Symbol" w:hAnsi="Symbol" w:cs="Symbol" w:hint="default"/>
+      </w:rPr>
+    </w:lvl>
+    <w:lvl w:ilvl="6">
+      <w:start w:val="1"/>
+      <w:numFmt w:val="bullet"/>
+      <w:lvlText w:val="-"/>
+      <w:lvlJc w:val="start"/>
+      <w:pPr>
+        <w:tabs>
+          <w:tab w:val="num" w:pos="2880"/>
+        </w:tabs>
+        <w:ind w:start="2880" w:hanging="360"/>
+      </w:pPr>
+      <w:rPr>
+        <w:rFonts w:ascii="OpenSymbol" w:hAnsi="OpenSymbol" w:cs="OpenSymbol" w:hint="default"/>
+      </w:rPr>
+    </w:lvl>
+    <w:lvl w:ilvl="7">
+      <w:start w:val="1"/>
+      <w:numFmt w:val="bullet"/>
+      <w:lvlText w:val=""/>
+      <w:lvlJc w:val="start"/>
+      <w:pPr>
+        <w:tabs>
+          <w:tab w:val="num" w:pos="3240"/>
+        </w:tabs>
+        <w:ind w:start="3240" w:hanging="360"/>
+      </w:pPr>
+      <w:rPr>
+        <w:rFonts w:ascii="Symbol" w:hAnsi="Symbol" w:cs="Symbol" w:hint="default"/>
+      </w:rPr>
+    </w:lvl>
+    <w:lvl w:ilvl="8">
+      <w:start w:val="1"/>
+      <w:numFmt w:val="bullet"/>
+      <w:lvlText w:val=""/>
+      <w:lvlJc w:val="start"/>
+      <w:pPr>
+        <w:tabs>
+          <w:tab w:val="num" w:pos="3600"/>
+        </w:tabs>
+        <w:ind w:start="3600" w:hanging="360"/>
+      </w:pPr>
+      <w:rPr>
+        <w:rFonts w:ascii="Symbol" w:hAnsi="Symbol" w:cs="Symbol" w:hint="default"/>
+      </w:rPr>
+    </w:lvl>
+  </w:abstractNum>
+  <w:abstractNum w:abstractNumId="28">
+    <w:lvl w:ilvl="0">
+      <w:start w:val="1"/>
+      <w:numFmt w:val="bullet"/>
+      <w:lvlText w:val=""/>
+      <w:lvlJc w:val="start"/>
+      <w:pPr>
+        <w:tabs>
+          <w:tab w:val="num" w:pos="720"/>
+        </w:tabs>
+        <w:ind w:start="720" w:hanging="360"/>
+      </w:pPr>
+      <w:rPr>
+        <w:rFonts w:ascii="Symbol" w:hAnsi="Symbol" w:cs="Symbol" w:hint="default"/>
+      </w:rPr>
+    </w:lvl>
+    <w:lvl w:ilvl="1">
+      <w:start w:val="1"/>
+      <w:numFmt w:val="bullet"/>
+      <w:lvlText w:val=""/>
+      <w:lvlJc w:val="start"/>
+      <w:pPr>
+        <w:tabs>
+          <w:tab w:val="num" w:pos="1080"/>
+        </w:tabs>
+        <w:ind w:start="1080" w:hanging="360"/>
+      </w:pPr>
+      <w:rPr>
+        <w:rFonts w:ascii="Wingdings" w:hAnsi="Wingdings" w:cs="Wingdings" w:hint="default"/>
+      </w:rPr>
+    </w:lvl>
+    <w:lvl w:ilvl="2">
+      <w:start w:val="1"/>
+      <w:numFmt w:val="bullet"/>
+      <w:lvlText w:val=""/>
+      <w:lvlJc w:val="start"/>
+      <w:pPr>
+        <w:tabs>
+          <w:tab w:val="num" w:pos="1440"/>
+        </w:tabs>
+        <w:ind w:start="1440" w:hanging="360"/>
+      </w:pPr>
+      <w:rPr>
+        <w:rFonts w:ascii="Wingdings 2" w:hAnsi="Wingdings 2" w:cs="Wingdings 2" w:hint="default"/>
+      </w:rPr>
+    </w:lvl>
+    <w:lvl w:ilvl="3">
+      <w:start w:val="1"/>
+      <w:numFmt w:val="bullet"/>
+      <w:lvlText w:val=""/>
+      <w:lvlJc w:val="start"/>
+      <w:pPr>
+        <w:tabs>
+          <w:tab w:val="num" w:pos="1800"/>
+        </w:tabs>
+        <w:ind w:start="1800" w:hanging="360"/>
+      </w:pPr>
+      <w:rPr>
+        <w:rFonts w:ascii="MT Extra" w:hAnsi="MT Extra" w:cs="MT Extra" w:hint="default"/>
+      </w:rPr>
+    </w:lvl>
+    <w:lvl w:ilvl="4">
+      <w:start w:val="1"/>
+      <w:numFmt w:val="bullet"/>
+      <w:lvlText w:val="►"/>
+      <w:lvlJc w:val="start"/>
+      <w:pPr>
+        <w:tabs>
+          <w:tab w:val="num" w:pos="2160"/>
+        </w:tabs>
+        <w:ind w:start="2160" w:hanging="360"/>
+      </w:pPr>
+      <w:rPr>
+        <w:rFonts w:ascii="OpenSymbol" w:hAnsi="OpenSymbol" w:cs="OpenSymbol" w:hint="default"/>
+      </w:rPr>
+    </w:lvl>
+    <w:lvl w:ilvl="5">
+      <w:start w:val="1"/>
+      <w:numFmt w:val="bullet"/>
+      <w:lvlText w:val=""/>
+      <w:lvlJc w:val="start"/>
+      <w:pPr>
+        <w:tabs>
+          <w:tab w:val="num" w:pos="2520"/>
+        </w:tabs>
+        <w:ind w:start="2520" w:hanging="360"/>
+      </w:pPr>
+      <w:rPr>
+        <w:rFonts w:ascii="Symbol" w:hAnsi="Symbol" w:cs="Symbol" w:hint="default"/>
+      </w:rPr>
+    </w:lvl>
+    <w:lvl w:ilvl="6">
+      <w:start w:val="1"/>
+      <w:numFmt w:val="bullet"/>
+      <w:lvlText w:val="-"/>
+      <w:lvlJc w:val="start"/>
+      <w:pPr>
+        <w:tabs>
+          <w:tab w:val="num" w:pos="2880"/>
+        </w:tabs>
+        <w:ind w:start="2880" w:hanging="360"/>
+      </w:pPr>
+      <w:rPr>
+        <w:rFonts w:ascii="OpenSymbol" w:hAnsi="OpenSymbol" w:cs="OpenSymbol" w:hint="default"/>
+      </w:rPr>
+    </w:lvl>
+    <w:lvl w:ilvl="7">
+      <w:start w:val="1"/>
+      <w:numFmt w:val="bullet"/>
+      <w:lvlText w:val=""/>
+      <w:lvlJc w:val="start"/>
+      <w:pPr>
+        <w:tabs>
+          <w:tab w:val="num" w:pos="3240"/>
+        </w:tabs>
+        <w:ind w:start="3240" w:hanging="360"/>
+      </w:pPr>
+      <w:rPr>
+        <w:rFonts w:ascii="Symbol" w:hAnsi="Symbol" w:cs="Symbol" w:hint="default"/>
+      </w:rPr>
+    </w:lvl>
+    <w:lvl w:ilvl="8">
+      <w:start w:val="1"/>
+      <w:numFmt w:val="bullet"/>
+      <w:lvlText w:val=""/>
+      <w:lvlJc w:val="start"/>
+      <w:pPr>
+        <w:tabs>
+          <w:tab w:val="num" w:pos="3600"/>
+        </w:tabs>
+        <w:ind w:start="3600" w:hanging="360"/>
+      </w:pPr>
+      <w:rPr>
+        <w:rFonts w:ascii="Symbol" w:hAnsi="Symbol" w:cs="Symbol" w:hint="default"/>
+      </w:rPr>
+    </w:lvl>
+  </w:abstractNum>
+  <w:abstractNum w:abstractNumId="29">
+    <w:lvl w:ilvl="0">
+      <w:start w:val="1"/>
+      <w:numFmt w:val="bullet"/>
+      <w:lvlText w:val=""/>
+      <w:lvlJc w:val="start"/>
+      <w:pPr>
+        <w:tabs>
+          <w:tab w:val="num" w:pos="720"/>
+        </w:tabs>
+        <w:ind w:start="720" w:hanging="360"/>
+      </w:pPr>
+      <w:rPr>
+        <w:rFonts w:ascii="Symbol" w:hAnsi="Symbol" w:cs="Symbol" w:hint="default"/>
+      </w:rPr>
+    </w:lvl>
+    <w:lvl w:ilvl="1">
+      <w:start w:val="1"/>
+      <w:numFmt w:val="bullet"/>
+      <w:lvlText w:val=""/>
+      <w:lvlJc w:val="start"/>
+      <w:pPr>
+        <w:tabs>
+          <w:tab w:val="num" w:pos="1080"/>
+        </w:tabs>
+        <w:ind w:start="1080" w:hanging="360"/>
+      </w:pPr>
+      <w:rPr>
+        <w:rFonts w:ascii="Wingdings" w:hAnsi="Wingdings" w:cs="Wingdings" w:hint="default"/>
+      </w:rPr>
+    </w:lvl>
+    <w:lvl w:ilvl="2">
+      <w:start w:val="1"/>
+      <w:numFmt w:val="bullet"/>
+      <w:lvlText w:val=""/>
+      <w:lvlJc w:val="start"/>
+      <w:pPr>
+        <w:tabs>
+          <w:tab w:val="num" w:pos="1440"/>
+        </w:tabs>
+        <w:ind w:start="1440" w:hanging="360"/>
+      </w:pPr>
+      <w:rPr>
+        <w:rFonts w:ascii="Wingdings 2" w:hAnsi="Wingdings 2" w:cs="Wingdings 2" w:hint="default"/>
+      </w:rPr>
+    </w:lvl>
+    <w:lvl w:ilvl="3">
+      <w:start w:val="1"/>
+      <w:numFmt w:val="bullet"/>
+      <w:lvlText w:val=""/>
+      <w:lvlJc w:val="start"/>
+      <w:pPr>
+        <w:tabs>
+          <w:tab w:val="num" w:pos="1800"/>
+        </w:tabs>
+        <w:ind w:start="1800" w:hanging="360"/>
+      </w:pPr>
+      <w:rPr>
+        <w:rFonts w:ascii="MT Extra" w:hAnsi="MT Extra" w:cs="MT Extra" w:hint="default"/>
+      </w:rPr>
+    </w:lvl>
+    <w:lvl w:ilvl="4">
+      <w:start w:val="1"/>
+      <w:numFmt w:val="bullet"/>
+      <w:lvlText w:val="►"/>
+      <w:lvlJc w:val="start"/>
+      <w:pPr>
+        <w:tabs>
+          <w:tab w:val="num" w:pos="2160"/>
+        </w:tabs>
+        <w:ind w:start="2160" w:hanging="360"/>
+      </w:pPr>
+      <w:rPr>
+        <w:rFonts w:ascii="OpenSymbol" w:hAnsi="OpenSymbol" w:cs="OpenSymbol" w:hint="default"/>
+      </w:rPr>
+    </w:lvl>
+    <w:lvl w:ilvl="5">
+      <w:start w:val="1"/>
+      <w:numFmt w:val="bullet"/>
+      <w:lvlText w:val=""/>
+      <w:lvlJc w:val="start"/>
+      <w:pPr>
+        <w:tabs>
+          <w:tab w:val="num" w:pos="2520"/>
+        </w:tabs>
+        <w:ind w:start="2520" w:hanging="360"/>
+      </w:pPr>
+      <w:rPr>
+        <w:rFonts w:ascii="Symbol" w:hAnsi="Symbol" w:cs="Symbol" w:hint="default"/>
+      </w:rPr>
+    </w:lvl>
+    <w:lvl w:ilvl="6">
+      <w:start w:val="1"/>
+      <w:numFmt w:val="bullet"/>
+      <w:lvlText w:val="-"/>
+      <w:lvlJc w:val="start"/>
+      <w:pPr>
+        <w:tabs>
+          <w:tab w:val="num" w:pos="2880"/>
+        </w:tabs>
+        <w:ind w:start="2880" w:hanging="360"/>
+      </w:pPr>
+      <w:rPr>
+        <w:rFonts w:ascii="OpenSymbol" w:hAnsi="OpenSymbol" w:cs="OpenSymbol" w:hint="default"/>
+      </w:rPr>
+    </w:lvl>
+    <w:lvl w:ilvl="7">
+      <w:start w:val="1"/>
+      <w:numFmt w:val="bullet"/>
+      <w:lvlText w:val=""/>
+      <w:lvlJc w:val="start"/>
+      <w:pPr>
+        <w:tabs>
+          <w:tab w:val="num" w:pos="3240"/>
+        </w:tabs>
+        <w:ind w:start="3240" w:hanging="360"/>
+      </w:pPr>
+      <w:rPr>
+        <w:rFonts w:ascii="Symbol" w:hAnsi="Symbol" w:cs="Symbol" w:hint="default"/>
+      </w:rPr>
+    </w:lvl>
+    <w:lvl w:ilvl="8">
+      <w:start w:val="1"/>
+      <w:numFmt w:val="bullet"/>
+      <w:lvlText w:val=""/>
+      <w:lvlJc w:val="start"/>
+      <w:pPr>
+        <w:tabs>
+          <w:tab w:val="num" w:pos="3600"/>
+        </w:tabs>
+        <w:ind w:start="3600" w:hanging="360"/>
+      </w:pPr>
+      <w:rPr>
+        <w:rFonts w:ascii="Symbol" w:hAnsi="Symbol" w:cs="Symbol" w:hint="default"/>
+      </w:rPr>
+    </w:lvl>
+  </w:abstractNum>
+  <w:abstractNum w:abstractNumId="30">
     <w:lvl w:ilvl="0">
       <w:start w:val="1"/>
       <w:numFmt w:val="none"/>
@@ -14008,6 +16037,15 @@
   <w:num w:numId="27">
     <w:abstractNumId w:val="27"/>
   </w:num>
+  <w:num w:numId="28">
+    <w:abstractNumId w:val="28"/>
+  </w:num>
+  <w:num w:numId="29">
+    <w:abstractNumId w:val="29"/>
+  </w:num>
+  <w:num w:numId="30">
+    <w:abstractNumId w:val="30"/>
+  </w:num>
 </w:numbering>
 </file>
 
@@ -14048,15 +16086,15 @@
       <w:lang w:val="en-US" w:eastAsia="zh-CN" w:bidi="hi-IN"/>
     </w:rPr>
   </w:style>
-  <w:style w:type="character" w:styleId="Bullets">
-    <w:name w:val="Bullets"/>
+  <w:style w:type="character" w:styleId="Bulletsuser">
+    <w:name w:val="Bullets (user)"/>
     <w:qFormat/>
     <w:rPr>
       <w:rFonts w:ascii="OpenSymbol" w:hAnsi="OpenSymbol" w:eastAsia="OpenSymbol" w:cs="OpenSymbol"/>
     </w:rPr>
   </w:style>
-  <w:style w:type="character" w:styleId="Bulletsuser">
-    <w:name w:val="Bullets (user)"/>
+  <w:style w:type="character" w:styleId="Bullets">
+    <w:name w:val="Bullets"/>
     <w:qFormat/>
     <w:rPr>
       <w:rFonts w:ascii="OpenSymbol" w:hAnsi="OpenSymbol" w:eastAsia="OpenSymbol" w:cs="OpenSymbol"/>

--- a/irodalom11.docx
+++ b/irodalom11.docx
@@ -11825,28 +11825,1034 @@
     <w:p>
       <w:pPr>
         <w:pStyle w:val="Normal"/>
+        <w:bidi w:val="0"/>
+        <w:jc w:val="start"/>
+        <w:rPr>
+          <w:b w:val="false"/>
+          <w:bCs w:val="false"/>
+          <w:sz w:val="24"/>
+          <w:szCs w:val="24"/>
+          <w:lang w:val="hu-HU"/>
+        </w:rPr>
+      </w:pPr>
+      <w:r>
+        <w:rPr>
+          <w:b w:val="false"/>
+          <w:bCs w:val="false"/>
+          <w:sz w:val="24"/>
+          <w:szCs w:val="24"/>
+          <w:lang w:val="hu-HU"/>
+        </w:rPr>
+      </w:r>
+    </w:p>
+    <w:p>
+      <w:pPr>
+        <w:pStyle w:val="Normal"/>
+        <w:bidi w:val="0"/>
+        <w:jc w:val="center"/>
+        <w:rPr>
+          <w:b/>
+          <w:bCs/>
+          <w:sz w:val="24"/>
+          <w:szCs w:val="24"/>
+          <w:lang w:val="hu-HU"/>
+        </w:rPr>
+      </w:pPr>
+      <w:r>
+        <w:rPr>
+          <w:b/>
+          <w:bCs/>
+          <w:sz w:val="24"/>
+          <w:szCs w:val="24"/>
+          <w:lang w:val="hu-HU"/>
+        </w:rPr>
+        <w:t>Harc a Nagyúrral</w:t>
+      </w:r>
+    </w:p>
+    <w:p>
+      <w:pPr>
+        <w:pStyle w:val="Normal"/>
         <w:numPr>
           <w:ilvl w:val="0"/>
-          <w:numId w:val="29"/>
-        </w:numPr>
-        <w:bidi w:val="0"/>
-        <w:jc w:val="start"/>
-        <w:rPr>
-          <w:b w:val="false"/>
-          <w:bCs w:val="false"/>
-          <w:sz w:val="24"/>
-          <w:szCs w:val="24"/>
-          <w:lang w:val="hu-HU"/>
-        </w:rPr>
-      </w:pPr>
-      <w:r>
-        <w:rPr>
-          <w:b w:val="false"/>
-          <w:bCs w:val="false"/>
-          <w:sz w:val="24"/>
-          <w:szCs w:val="24"/>
-          <w:lang w:val="hu-HU"/>
-        </w:rPr>
+          <w:numId w:val="30"/>
+        </w:numPr>
+        <w:bidi w:val="0"/>
+        <w:jc w:val="start"/>
+        <w:rPr>
+          <w:b w:val="false"/>
+          <w:bCs w:val="false"/>
+          <w:sz w:val="24"/>
+          <w:szCs w:val="24"/>
+          <w:lang w:val="hu-HU"/>
+        </w:rPr>
+      </w:pPr>
+      <w:r>
+        <w:rPr>
+          <w:b w:val="false"/>
+          <w:bCs w:val="false"/>
+          <w:sz w:val="24"/>
+          <w:szCs w:val="24"/>
+          <w:lang w:val="hu-HU"/>
+        </w:rPr>
+        <w:t>(ábra)</w:t>
+      </w:r>
+    </w:p>
+    <w:p>
+      <w:pPr>
+        <w:pStyle w:val="Normal"/>
+        <w:numPr>
+          <w:ilvl w:val="0"/>
+          <w:numId w:val="30"/>
+        </w:numPr>
+        <w:bidi w:val="0"/>
+        <w:jc w:val="start"/>
+        <w:rPr>
+          <w:b w:val="false"/>
+          <w:bCs w:val="false"/>
+          <w:sz w:val="24"/>
+          <w:szCs w:val="24"/>
+          <w:lang w:val="hu-HU"/>
+        </w:rPr>
+      </w:pPr>
+      <w:r>
+        <w:rPr>
+          <w:b w:val="false"/>
+          <w:bCs w:val="false"/>
+          <w:sz w:val="24"/>
+          <w:szCs w:val="24"/>
+          <w:lang w:val="hu-HU"/>
+        </w:rPr>
+        <w:t>Költői eszközök:</w:t>
+      </w:r>
+    </w:p>
+    <w:p>
+      <w:pPr>
+        <w:pStyle w:val="Normal"/>
+        <w:numPr>
+          <w:ilvl w:val="1"/>
+          <w:numId w:val="30"/>
+        </w:numPr>
+        <w:bidi w:val="0"/>
+        <w:jc w:val="start"/>
+        <w:rPr>
+          <w:b w:val="false"/>
+          <w:bCs w:val="false"/>
+          <w:sz w:val="24"/>
+          <w:szCs w:val="24"/>
+          <w:lang w:val="hu-HU"/>
+        </w:rPr>
+      </w:pPr>
+      <w:r>
+        <w:rPr>
+          <w:b w:val="false"/>
+          <w:bCs w:val="false"/>
+          <w:sz w:val="24"/>
+          <w:szCs w:val="24"/>
+          <w:lang w:val="hu-HU"/>
+        </w:rPr>
+        <w:t>megszemélyesítés: „Vár a tenger”</w:t>
+      </w:r>
+    </w:p>
+    <w:p>
+      <w:pPr>
+        <w:pStyle w:val="Normal"/>
+        <w:numPr>
+          <w:ilvl w:val="1"/>
+          <w:numId w:val="30"/>
+        </w:numPr>
+        <w:bidi w:val="0"/>
+        <w:jc w:val="start"/>
+        <w:rPr>
+          <w:b w:val="false"/>
+          <w:bCs w:val="false"/>
+          <w:sz w:val="24"/>
+          <w:szCs w:val="24"/>
+          <w:lang w:val="hu-HU"/>
+        </w:rPr>
+      </w:pPr>
+      <w:r>
+        <w:rPr>
+          <w:b w:val="false"/>
+          <w:bCs w:val="false"/>
+          <w:sz w:val="24"/>
+          <w:szCs w:val="24"/>
+          <w:lang w:val="hu-HU"/>
+        </w:rPr>
+        <w:t>ismétlés: „1.vsz.  2.vsz. 5. sora”</w:t>
+      </w:r>
+    </w:p>
+    <w:p>
+      <w:pPr>
+        <w:pStyle w:val="Normal"/>
+        <w:numPr>
+          <w:ilvl w:val="1"/>
+          <w:numId w:val="30"/>
+        </w:numPr>
+        <w:bidi w:val="0"/>
+        <w:jc w:val="start"/>
+        <w:rPr>
+          <w:b w:val="false"/>
+          <w:bCs w:val="false"/>
+          <w:sz w:val="24"/>
+          <w:szCs w:val="24"/>
+          <w:lang w:val="hu-HU"/>
+        </w:rPr>
+      </w:pPr>
+      <w:r>
+        <w:rPr>
+          <w:b w:val="false"/>
+          <w:bCs w:val="false"/>
+          <w:sz w:val="24"/>
+          <w:szCs w:val="24"/>
+          <w:lang w:val="hu-HU"/>
+        </w:rPr>
+        <w:t>szinesztézia: „zúgó ... part” (hallás – éátás/ tapintás)</w:t>
+      </w:r>
+    </w:p>
+    <w:p>
+      <w:pPr>
+        <w:pStyle w:val="Normal"/>
+        <w:numPr>
+          <w:ilvl w:val="1"/>
+          <w:numId w:val="30"/>
+        </w:numPr>
+        <w:bidi w:val="0"/>
+        <w:jc w:val="start"/>
+        <w:rPr>
+          <w:b w:val="false"/>
+          <w:bCs w:val="false"/>
+          <w:sz w:val="24"/>
+          <w:szCs w:val="24"/>
+          <w:lang w:val="hu-HU"/>
+        </w:rPr>
+      </w:pPr>
+      <w:r>
+        <w:rPr>
+          <w:b w:val="false"/>
+          <w:bCs w:val="false"/>
+          <w:sz w:val="24"/>
+          <w:szCs w:val="24"/>
+          <w:lang w:val="hu-HU"/>
+        </w:rPr>
+        <w:t>alliteráció: „vad vágyak vad”</w:t>
+      </w:r>
+    </w:p>
+    <w:p>
+      <w:pPr>
+        <w:pStyle w:val="Normal"/>
+        <w:numPr>
+          <w:ilvl w:val="1"/>
+          <w:numId w:val="30"/>
+        </w:numPr>
+        <w:bidi w:val="0"/>
+        <w:jc w:val="start"/>
+        <w:rPr>
+          <w:b w:val="false"/>
+          <w:bCs w:val="false"/>
+          <w:sz w:val="24"/>
+          <w:szCs w:val="24"/>
+          <w:lang w:val="hu-HU"/>
+        </w:rPr>
+      </w:pPr>
+      <w:r>
+        <w:rPr>
+          <w:b w:val="false"/>
+          <w:bCs w:val="false"/>
+          <w:sz w:val="24"/>
+          <w:szCs w:val="24"/>
+          <w:lang w:val="hu-HU"/>
+        </w:rPr>
+        <w:t>anaforma (ismétlés): 5.vsz.”az én...” -a szöveg szerkezeti egységei uyganúgy kezdődnek</w:t>
+      </w:r>
+    </w:p>
+    <w:p>
+      <w:pPr>
+        <w:pStyle w:val="Normal"/>
+        <w:numPr>
+          <w:ilvl w:val="1"/>
+          <w:numId w:val="30"/>
+        </w:numPr>
+        <w:bidi w:val="0"/>
+        <w:jc w:val="start"/>
+        <w:rPr>
+          <w:b w:val="false"/>
+          <w:bCs w:val="false"/>
+          <w:sz w:val="24"/>
+          <w:szCs w:val="24"/>
+          <w:lang w:val="hu-HU"/>
+        </w:rPr>
+      </w:pPr>
+      <w:r>
+        <w:rPr>
+          <w:b w:val="false"/>
+          <w:bCs w:val="false"/>
+          <w:sz w:val="24"/>
+          <w:szCs w:val="24"/>
+          <w:lang w:val="hu-HU"/>
+        </w:rPr>
+        <w:t>oximoron (ellentét): „szent (-) zűrzavar” két szóba tömörített ellentét</w:t>
+      </w:r>
+    </w:p>
+    <w:p>
+      <w:pPr>
+        <w:pStyle w:val="Normal"/>
+        <w:numPr>
+          <w:ilvl w:val="1"/>
+          <w:numId w:val="30"/>
+        </w:numPr>
+        <w:bidi w:val="0"/>
+        <w:jc w:val="start"/>
+        <w:rPr>
+          <w:b w:val="false"/>
+          <w:bCs w:val="false"/>
+          <w:sz w:val="24"/>
+          <w:szCs w:val="24"/>
+          <w:lang w:val="hu-HU"/>
+        </w:rPr>
+      </w:pPr>
+      <w:r>
+        <w:rPr>
+          <w:b w:val="false"/>
+          <w:bCs w:val="false"/>
+          <w:sz w:val="24"/>
+          <w:szCs w:val="24"/>
+          <w:lang w:val="hu-HU"/>
+        </w:rPr>
+        <w:t>megfogalmazott hiány: pénz („add az aranyod”)</w:t>
+      </w:r>
+    </w:p>
+    <w:p>
+      <w:pPr>
+        <w:pStyle w:val="Normal"/>
+        <w:bidi w:val="0"/>
+        <w:jc w:val="start"/>
+        <w:rPr>
+          <w:b w:val="false"/>
+          <w:bCs w:val="false"/>
+          <w:sz w:val="24"/>
+          <w:szCs w:val="24"/>
+          <w:lang w:val="hu-HU"/>
+        </w:rPr>
+      </w:pPr>
+      <w:r>
+        <w:rPr>
+          <w:b w:val="false"/>
+          <w:bCs w:val="false"/>
+          <w:sz w:val="24"/>
+          <w:szCs w:val="24"/>
+          <w:lang w:val="hu-HU"/>
+        </w:rPr>
+      </w:r>
+    </w:p>
+    <w:p>
+      <w:pPr>
+        <w:pStyle w:val="Normal"/>
+        <w:bidi w:val="0"/>
+        <w:jc w:val="center"/>
+        <w:rPr>
+          <w:b w:val="false"/>
+          <w:bCs w:val="false"/>
+          <w:sz w:val="24"/>
+          <w:szCs w:val="24"/>
+          <w:lang w:val="hu-HU"/>
+        </w:rPr>
+      </w:pPr>
+      <w:r>
+        <w:rPr>
+          <w:b w:val="false"/>
+          <w:bCs w:val="false"/>
+          <w:sz w:val="24"/>
+          <w:szCs w:val="24"/>
+          <w:lang w:val="hu-HU"/>
+        </w:rPr>
+        <w:t>Ady Endre háborús költészete</w:t>
+      </w:r>
+    </w:p>
+    <w:p>
+      <w:pPr>
+        <w:pStyle w:val="Normal"/>
+        <w:numPr>
+          <w:ilvl w:val="0"/>
+          <w:numId w:val="31"/>
+        </w:numPr>
+        <w:bidi w:val="0"/>
+        <w:jc w:val="start"/>
+        <w:rPr>
+          <w:b w:val="false"/>
+          <w:bCs w:val="false"/>
+          <w:sz w:val="24"/>
+          <w:szCs w:val="24"/>
+          <w:lang w:val="hu-HU"/>
+        </w:rPr>
+      </w:pPr>
+      <w:r>
+        <w:rPr>
+          <w:b w:val="false"/>
+          <w:bCs w:val="false"/>
+          <w:sz w:val="24"/>
+          <w:szCs w:val="24"/>
+          <w:lang w:val="hu-HU"/>
+        </w:rPr>
+        <w:t>Emlékezés egy nyár-éjszakájára</w:t>
+      </w:r>
+    </w:p>
+    <w:p>
+      <w:pPr>
+        <w:pStyle w:val="Normal"/>
+        <w:numPr>
+          <w:ilvl w:val="0"/>
+          <w:numId w:val="31"/>
+        </w:numPr>
+        <w:bidi w:val="0"/>
+        <w:jc w:val="start"/>
+        <w:rPr>
+          <w:b w:val="false"/>
+          <w:bCs w:val="false"/>
+          <w:sz w:val="24"/>
+          <w:szCs w:val="24"/>
+          <w:lang w:val="hu-HU"/>
+        </w:rPr>
+      </w:pPr>
+      <w:r>
+        <w:rPr>
+          <w:b w:val="false"/>
+          <w:bCs w:val="false"/>
+          <w:sz w:val="24"/>
+          <w:szCs w:val="24"/>
+          <w:lang w:val="hu-HU"/>
+        </w:rPr>
+        <w:t>Milyen hangulatot kelt a cím? Pozitív hangulat:nyár, téma: szerelmes vers?</w:t>
+      </w:r>
+    </w:p>
+    <w:p>
+      <w:pPr>
+        <w:pStyle w:val="Normal"/>
+        <w:numPr>
+          <w:ilvl w:val="0"/>
+          <w:numId w:val="31"/>
+        </w:numPr>
+        <w:bidi w:val="0"/>
+        <w:jc w:val="start"/>
+        <w:rPr>
+          <w:b w:val="false"/>
+          <w:bCs w:val="false"/>
+          <w:sz w:val="24"/>
+          <w:szCs w:val="24"/>
+          <w:lang w:val="hu-HU"/>
+        </w:rPr>
+      </w:pPr>
+      <w:r>
+        <w:rPr>
+          <w:b w:val="false"/>
+          <w:bCs w:val="false"/>
+          <w:sz w:val="24"/>
+          <w:szCs w:val="24"/>
+          <w:lang w:val="hu-HU"/>
+        </w:rPr>
+        <w:t>Milyen képet fest a vers a háborúról? Negatív („iszonyúság”, „rettenetes éjszaka”)</w:t>
+      </w:r>
+    </w:p>
+    <w:p>
+      <w:pPr>
+        <w:pStyle w:val="Normal"/>
+        <w:numPr>
+          <w:ilvl w:val="0"/>
+          <w:numId w:val="31"/>
+        </w:numPr>
+        <w:bidi w:val="0"/>
+        <w:jc w:val="start"/>
+        <w:rPr>
+          <w:b w:val="false"/>
+          <w:bCs w:val="false"/>
+          <w:sz w:val="24"/>
+          <w:szCs w:val="24"/>
+          <w:lang w:val="hu-HU"/>
+        </w:rPr>
+      </w:pPr>
+      <w:r>
+        <w:rPr>
+          <w:b w:val="false"/>
+          <w:bCs w:val="false"/>
+          <w:sz w:val="24"/>
+          <w:szCs w:val="24"/>
+          <w:lang w:val="hu-HU"/>
+        </w:rPr>
+        <w:t>Költői eszközök:</w:t>
+      </w:r>
+    </w:p>
+    <w:p>
+      <w:pPr>
+        <w:pStyle w:val="Normal"/>
+        <w:numPr>
+          <w:ilvl w:val="1"/>
+          <w:numId w:val="31"/>
+        </w:numPr>
+        <w:bidi w:val="0"/>
+        <w:jc w:val="start"/>
+        <w:rPr>
+          <w:b w:val="false"/>
+          <w:bCs w:val="false"/>
+          <w:sz w:val="24"/>
+          <w:szCs w:val="24"/>
+          <w:lang w:val="hu-HU"/>
+        </w:rPr>
+      </w:pPr>
+      <w:r>
+        <w:rPr>
+          <w:b w:val="false"/>
+          <w:bCs w:val="false"/>
+          <w:sz w:val="24"/>
+          <w:szCs w:val="24"/>
+          <w:lang w:val="hu-HU"/>
+        </w:rPr>
+        <w:t>anafora: 3-5. sor „legalább száz...”</w:t>
+      </w:r>
+    </w:p>
+    <w:p>
+      <w:pPr>
+        <w:pStyle w:val="Normal"/>
+        <w:numPr>
+          <w:ilvl w:val="1"/>
+          <w:numId w:val="31"/>
+        </w:numPr>
+        <w:bidi w:val="0"/>
+        <w:jc w:val="start"/>
+        <w:rPr>
+          <w:b w:val="false"/>
+          <w:bCs w:val="false"/>
+          <w:sz w:val="24"/>
+          <w:szCs w:val="24"/>
+          <w:lang w:val="hu-HU"/>
+        </w:rPr>
+      </w:pPr>
+      <w:r>
+        <w:rPr>
+          <w:b w:val="false"/>
+          <w:bCs w:val="false"/>
+          <w:sz w:val="24"/>
+          <w:szCs w:val="24"/>
+          <w:lang w:val="hu-HU"/>
+        </w:rPr>
+        <w:t>oximoron: „dühödt (-) angyal (+)”</w:t>
+      </w:r>
+    </w:p>
+    <w:p>
+      <w:pPr>
+        <w:pStyle w:val="Normal"/>
+        <w:numPr>
+          <w:ilvl w:val="1"/>
+          <w:numId w:val="31"/>
+        </w:numPr>
+        <w:bidi w:val="0"/>
+        <w:jc w:val="start"/>
+        <w:rPr>
+          <w:b w:val="false"/>
+          <w:bCs w:val="false"/>
+          <w:sz w:val="24"/>
+          <w:szCs w:val="24"/>
+          <w:lang w:val="hu-HU"/>
+        </w:rPr>
+      </w:pPr>
+      <w:r>
+        <w:rPr>
+          <w:b w:val="false"/>
+          <w:bCs w:val="false"/>
+          <w:sz w:val="24"/>
+          <w:szCs w:val="24"/>
+          <w:lang w:val="hu-HU"/>
+        </w:rPr>
+        <w:t>paradoxon (ellentét): „élő volt a holt”, „néma .. dalolt” – valóság világában feloldhatatlan ellentmondás</w:t>
+      </w:r>
+    </w:p>
+    <w:p>
+      <w:pPr>
+        <w:pStyle w:val="Normal"/>
+        <w:numPr>
+          <w:ilvl w:val="1"/>
+          <w:numId w:val="31"/>
+        </w:numPr>
+        <w:bidi w:val="0"/>
+        <w:jc w:val="start"/>
+        <w:rPr>
+          <w:b w:val="false"/>
+          <w:bCs w:val="false"/>
+          <w:sz w:val="24"/>
+          <w:szCs w:val="24"/>
+          <w:lang w:val="hu-HU"/>
+        </w:rPr>
+      </w:pPr>
+      <w:r>
+        <w:rPr>
+          <w:b w:val="false"/>
+          <w:bCs w:val="false"/>
+          <w:sz w:val="24"/>
+          <w:szCs w:val="24"/>
+          <w:lang w:val="hu-HU"/>
+        </w:rPr>
+        <w:t>refrén (ismétkés): „különös, különös nyár-éjszaka volt” – szöveg egységeit zárja le</w:t>
+      </w:r>
+    </w:p>
+    <w:p>
+      <w:pPr>
+        <w:pStyle w:val="Normal"/>
+        <w:numPr>
+          <w:ilvl w:val="1"/>
+          <w:numId w:val="31"/>
+        </w:numPr>
+        <w:bidi w:val="0"/>
+        <w:jc w:val="start"/>
+        <w:rPr>
+          <w:b w:val="false"/>
+          <w:bCs w:val="false"/>
+          <w:sz w:val="24"/>
+          <w:szCs w:val="24"/>
+          <w:lang w:val="hu-HU"/>
+        </w:rPr>
+      </w:pPr>
+      <w:r>
+        <w:rPr>
+          <w:b w:val="false"/>
+          <w:bCs w:val="false"/>
+          <w:sz w:val="24"/>
+          <w:szCs w:val="24"/>
+          <w:lang w:val="hu-HU"/>
+        </w:rPr>
+        <w:t>metafora (azonosítás): „véres, szörnyű lekodalom” = (háború) csonka</w:t>
+      </w:r>
+    </w:p>
+    <w:p>
+      <w:pPr>
+        <w:pStyle w:val="Normal"/>
+        <w:numPr>
+          <w:ilvl w:val="1"/>
+          <w:numId w:val="31"/>
+        </w:numPr>
+        <w:bidi w:val="0"/>
+        <w:jc w:val="start"/>
+        <w:rPr>
+          <w:b w:val="false"/>
+          <w:bCs w:val="false"/>
+          <w:sz w:val="24"/>
+          <w:szCs w:val="24"/>
+          <w:lang w:val="hu-HU"/>
+        </w:rPr>
+      </w:pPr>
+      <w:r>
+        <w:rPr>
+          <w:b w:val="false"/>
+          <w:bCs w:val="false"/>
+          <w:sz w:val="24"/>
+          <w:szCs w:val="24"/>
+          <w:lang w:val="hu-HU"/>
+        </w:rPr>
+        <w:t>ellentét: „életre kap s halálba visz”</w:t>
+      </w:r>
+    </w:p>
+    <w:p>
+      <w:pPr>
+        <w:pStyle w:val="Normal"/>
+        <w:numPr>
+          <w:ilvl w:val="1"/>
+          <w:numId w:val="31"/>
+        </w:numPr>
+        <w:bidi w:val="0"/>
+        <w:jc w:val="start"/>
+        <w:rPr>
+          <w:b w:val="false"/>
+          <w:bCs w:val="false"/>
+          <w:sz w:val="24"/>
+          <w:szCs w:val="24"/>
+          <w:lang w:val="hu-HU"/>
+        </w:rPr>
+      </w:pPr>
+      <w:r>
+        <w:rPr>
+          <w:b w:val="false"/>
+          <w:bCs w:val="false"/>
+          <w:sz w:val="24"/>
+          <w:szCs w:val="24"/>
+          <w:lang w:val="hu-HU"/>
+        </w:rPr>
+        <w:t>hangulat, tartalom: a háború mindenki életére hatást gyakorló, óriási horderejű ketesztrófaként ábrázolja</w:t>
+      </w:r>
+    </w:p>
+    <w:p>
+      <w:pPr>
+        <w:pStyle w:val="Normal"/>
+        <w:bidi w:val="0"/>
+        <w:jc w:val="start"/>
+        <w:rPr>
+          <w:b w:val="false"/>
+          <w:bCs w:val="false"/>
+          <w:sz w:val="24"/>
+          <w:szCs w:val="24"/>
+          <w:lang w:val="hu-HU"/>
+        </w:rPr>
+      </w:pPr>
+      <w:r>
+        <w:rPr>
+          <w:b w:val="false"/>
+          <w:bCs w:val="false"/>
+          <w:sz w:val="24"/>
+          <w:szCs w:val="24"/>
+          <w:lang w:val="hu-HU"/>
+        </w:rPr>
+      </w:r>
+    </w:p>
+    <w:p>
+      <w:pPr>
+        <w:pStyle w:val="Normal"/>
+        <w:bidi w:val="0"/>
+        <w:jc w:val="center"/>
+        <w:rPr>
+          <w:b/>
+          <w:bCs/>
+          <w:sz w:val="32"/>
+          <w:szCs w:val="32"/>
+          <w:lang w:val="hu-HU"/>
+        </w:rPr>
+      </w:pPr>
+      <w:r>
+        <w:rPr>
+          <w:b/>
+          <w:bCs/>
+          <w:sz w:val="32"/>
+          <w:szCs w:val="32"/>
+          <w:lang w:val="hu-HU"/>
+        </w:rPr>
+        <w:t>Ady magyarságversei</w:t>
+      </w:r>
+    </w:p>
+    <w:p>
+      <w:pPr>
+        <w:pStyle w:val="Normal"/>
+        <w:numPr>
+          <w:ilvl w:val="0"/>
+          <w:numId w:val="32"/>
+        </w:numPr>
+        <w:bidi w:val="0"/>
+        <w:jc w:val="start"/>
+        <w:rPr>
+          <w:b w:val="false"/>
+          <w:bCs w:val="false"/>
+          <w:sz w:val="24"/>
+          <w:szCs w:val="24"/>
+          <w:lang w:val="hu-HU"/>
+        </w:rPr>
+      </w:pPr>
+      <w:r>
+        <w:rPr>
+          <w:b w:val="false"/>
+          <w:bCs w:val="false"/>
+          <w:sz w:val="24"/>
+          <w:szCs w:val="24"/>
+          <w:lang w:val="hu-HU"/>
+        </w:rPr>
+        <w:t>A magyarr Ugaron</w:t>
+      </w:r>
+    </w:p>
+    <w:p>
+      <w:pPr>
+        <w:pStyle w:val="Normal"/>
+        <w:numPr>
+          <w:ilvl w:val="0"/>
+          <w:numId w:val="32"/>
+        </w:numPr>
+        <w:bidi w:val="0"/>
+        <w:jc w:val="start"/>
+        <w:rPr>
+          <w:b w:val="false"/>
+          <w:bCs w:val="false"/>
+          <w:sz w:val="24"/>
+          <w:szCs w:val="24"/>
+          <w:lang w:val="hu-HU"/>
+        </w:rPr>
+      </w:pPr>
+      <w:r>
+        <w:rPr>
+          <w:b w:val="false"/>
+          <w:bCs w:val="false"/>
+          <w:sz w:val="24"/>
+          <w:szCs w:val="24"/>
+          <w:lang w:val="hu-HU"/>
+        </w:rPr>
+        <w:t>Cím: ugar &gt; megműveletlen de termőképes földterület</w:t>
+      </w:r>
+    </w:p>
+    <w:p>
+      <w:pPr>
+        <w:pStyle w:val="Normal"/>
+        <w:numPr>
+          <w:ilvl w:val="0"/>
+          <w:numId w:val="32"/>
+        </w:numPr>
+        <w:bidi w:val="0"/>
+        <w:jc w:val="start"/>
+        <w:rPr>
+          <w:b w:val="false"/>
+          <w:bCs w:val="false"/>
+          <w:sz w:val="24"/>
+          <w:szCs w:val="24"/>
+          <w:lang w:val="hu-HU"/>
+        </w:rPr>
+      </w:pPr>
+      <w:r>
+        <w:rPr>
+          <w:b w:val="false"/>
+          <w:bCs w:val="false"/>
+          <w:sz w:val="24"/>
+          <w:szCs w:val="24"/>
+          <w:lang w:val="hu-HU"/>
+        </w:rPr>
+        <w:t>az Ugar bemutatása: vad / elvadult, ősi, buja, szent (+), szűzi = összetett és sokszínű a kép pozitívés negatív elemekkel</w:t>
+      </w:r>
+    </w:p>
+    <w:p>
+      <w:pPr>
+        <w:pStyle w:val="Normal"/>
+        <w:numPr>
+          <w:ilvl w:val="0"/>
+          <w:numId w:val="32"/>
+        </w:numPr>
+        <w:bidi w:val="0"/>
+        <w:jc w:val="start"/>
+        <w:rPr>
+          <w:b w:val="false"/>
+          <w:bCs w:val="false"/>
+          <w:sz w:val="24"/>
+          <w:szCs w:val="24"/>
+          <w:lang w:val="hu-HU"/>
+        </w:rPr>
+      </w:pPr>
+      <w:r>
+        <w:rPr>
+          <w:b w:val="false"/>
+          <w:bCs w:val="false"/>
+          <w:sz w:val="24"/>
+          <w:szCs w:val="24"/>
+          <w:lang w:val="hu-HU"/>
+        </w:rPr>
+        <w:t>Költői szközök:</w:t>
+      </w:r>
+    </w:p>
+    <w:p>
+      <w:pPr>
+        <w:pStyle w:val="Normal"/>
+        <w:numPr>
+          <w:ilvl w:val="1"/>
+          <w:numId w:val="32"/>
+        </w:numPr>
+        <w:bidi w:val="0"/>
+        <w:jc w:val="start"/>
+        <w:rPr>
+          <w:b w:val="false"/>
+          <w:bCs w:val="false"/>
+          <w:sz w:val="24"/>
+          <w:szCs w:val="24"/>
+          <w:lang w:val="hu-HU"/>
+        </w:rPr>
+      </w:pPr>
+      <w:r>
+        <w:rPr>
+          <w:b w:val="false"/>
+          <w:bCs w:val="false"/>
+          <w:sz w:val="24"/>
+          <w:szCs w:val="24"/>
+          <w:lang w:val="hu-HU"/>
+        </w:rPr>
+        <w:t>ellentét. Giz-gaz (jelen idő, negatív) &gt; &lt; régmúlt virágok, (múlt, pozitív)</w:t>
+      </w:r>
+    </w:p>
+    <w:p>
+      <w:pPr>
+        <w:pStyle w:val="Normal"/>
+        <w:numPr>
+          <w:ilvl w:val="1"/>
+          <w:numId w:val="32"/>
+        </w:numPr>
+        <w:bidi w:val="0"/>
+        <w:jc w:val="start"/>
+        <w:rPr>
+          <w:b w:val="false"/>
+          <w:bCs w:val="false"/>
+          <w:sz w:val="24"/>
+          <w:szCs w:val="24"/>
+          <w:lang w:val="hu-HU"/>
+        </w:rPr>
+      </w:pPr>
+      <w:r>
+        <w:rPr>
+          <w:b w:val="false"/>
+          <w:bCs w:val="false"/>
+          <w:sz w:val="24"/>
+          <w:szCs w:val="24"/>
+          <w:lang w:val="hu-HU"/>
+        </w:rPr>
+        <w:t>költői kérdés: 2.vsz. Utolsó sor</w:t>
+      </w:r>
+    </w:p>
+    <w:p>
+      <w:pPr>
+        <w:pStyle w:val="Normal"/>
+        <w:numPr>
+          <w:ilvl w:val="1"/>
+          <w:numId w:val="32"/>
+        </w:numPr>
+        <w:bidi w:val="0"/>
+        <w:jc w:val="start"/>
+        <w:rPr>
+          <w:b w:val="false"/>
+          <w:bCs w:val="false"/>
+          <w:sz w:val="24"/>
+          <w:szCs w:val="24"/>
+          <w:lang w:val="hu-HU"/>
+        </w:rPr>
+      </w:pPr>
+      <w:r>
+        <w:rPr>
+          <w:b w:val="false"/>
+          <w:bCs w:val="false"/>
+          <w:sz w:val="24"/>
+          <w:szCs w:val="24"/>
+          <w:lang w:val="hu-HU"/>
+        </w:rPr>
+        <w:t>megszemélyesítés / szinesztézia: „kacagó szél”</w:t>
+      </w:r>
+    </w:p>
+    <w:p>
+      <w:pPr>
+        <w:pStyle w:val="Normal"/>
+        <w:numPr>
+          <w:ilvl w:val="1"/>
+          <w:numId w:val="32"/>
+        </w:numPr>
+        <w:bidi w:val="0"/>
+        <w:jc w:val="start"/>
+        <w:rPr>
+          <w:b w:val="false"/>
+          <w:bCs w:val="false"/>
+          <w:sz w:val="24"/>
+          <w:szCs w:val="24"/>
+          <w:lang w:val="hu-HU"/>
+        </w:rPr>
+      </w:pPr>
+      <w:r>
+        <w:rPr>
+          <w:b w:val="false"/>
+          <w:bCs w:val="false"/>
+          <w:sz w:val="24"/>
+          <w:szCs w:val="24"/>
+          <w:lang w:val="hu-HU"/>
+        </w:rPr>
+        <w:t>szimbólum: Ugar = Ady Magyarországról alkotott képe (koszínű kép, egy jó potenciállal rendelkező elhagyatott helynek ábrázolja)</w:t>
+      </w:r>
+    </w:p>
+    <w:p>
+      <w:pPr>
+        <w:pStyle w:val="Normal"/>
+        <w:numPr>
+          <w:ilvl w:val="1"/>
+          <w:numId w:val="32"/>
+        </w:numPr>
+        <w:bidi w:val="0"/>
+        <w:jc w:val="start"/>
+        <w:rPr>
+          <w:b w:val="false"/>
+          <w:bCs w:val="false"/>
+          <w:sz w:val="24"/>
+          <w:szCs w:val="24"/>
+          <w:lang w:val="hu-HU"/>
+        </w:rPr>
+      </w:pPr>
+      <w:r>
+        <w:rPr>
+          <w:b w:val="false"/>
+          <w:bCs w:val="false"/>
+          <w:sz w:val="24"/>
+          <w:szCs w:val="24"/>
+          <w:lang w:val="hu-HU"/>
+        </w:rPr>
+        <w:t>felsorolás: „lehúz, altat, befed”</w:t>
+      </w:r>
+    </w:p>
+    <w:p>
+      <w:pPr>
+        <w:pStyle w:val="Normal"/>
+        <w:bidi w:val="0"/>
+        <w:jc w:val="center"/>
+        <w:rPr>
+          <w:b/>
+          <w:bCs/>
+          <w:sz w:val="24"/>
+          <w:szCs w:val="24"/>
+          <w:lang w:val="hu-HU"/>
+        </w:rPr>
+      </w:pPr>
+      <w:r>
+        <w:rPr>
+          <w:b/>
+          <w:bCs/>
+          <w:sz w:val="24"/>
+          <w:szCs w:val="24"/>
+          <w:lang w:val="hu-HU"/>
+        </w:rPr>
+        <w:t>Az ős Kaján (SZGY. 234.)</w:t>
+      </w:r>
+    </w:p>
+    <w:p>
+      <w:pPr>
+        <w:pStyle w:val="Normal"/>
+        <w:numPr>
+          <w:ilvl w:val="1"/>
+          <w:numId w:val="32"/>
+        </w:numPr>
+        <w:bidi w:val="0"/>
+        <w:jc w:val="start"/>
+        <w:rPr>
+          <w:b w:val="false"/>
+          <w:bCs w:val="false"/>
+          <w:sz w:val="24"/>
+          <w:szCs w:val="24"/>
+          <w:lang w:val="hu-HU"/>
+        </w:rPr>
+      </w:pPr>
+      <w:r>
+        <w:rPr>
+          <w:b w:val="false"/>
+          <w:bCs w:val="false"/>
+          <w:sz w:val="24"/>
+          <w:szCs w:val="24"/>
+          <w:lang w:val="hu-HU"/>
+        </w:rPr>
+        <w:t>Cím: kaján (mn.) = kárörvendő, gúnyos viselkedés -Kán bibliai testvérgyilkos nevére vezetik vissza a fogalmat</w:t>
+      </w:r>
+    </w:p>
+    <w:p>
+      <w:pPr>
+        <w:pStyle w:val="Normal"/>
+        <w:numPr>
+          <w:ilvl w:val="1"/>
+          <w:numId w:val="32"/>
+        </w:numPr>
+        <w:bidi w:val="0"/>
+        <w:jc w:val="start"/>
+        <w:rPr>
+          <w:b w:val="false"/>
+          <w:bCs w:val="false"/>
+          <w:sz w:val="24"/>
+          <w:szCs w:val="24"/>
+          <w:lang w:val="hu-HU"/>
+        </w:rPr>
+      </w:pPr>
+      <w:r>
+        <w:rPr>
+          <w:b w:val="false"/>
+          <w:bCs w:val="false"/>
+          <w:sz w:val="24"/>
+          <w:szCs w:val="24"/>
+          <w:lang w:val="hu-HU"/>
+        </w:rPr>
+        <w:t>szorgalmi: ős Kaján „lerajzolása” 1.VSZ. 6.VSZ. Utolsó VSZ.</w:t>
       </w:r>
     </w:p>
     <w:sectPr>
@@ -15838,6 +16844,417 @@
     </w:lvl>
   </w:abstractNum>
   <w:abstractNum w:abstractNumId="30">
+    <w:lvl w:ilvl="0">
+      <w:start w:val="1"/>
+      <w:numFmt w:val="bullet"/>
+      <w:lvlText w:val=""/>
+      <w:lvlJc w:val="start"/>
+      <w:pPr>
+        <w:tabs>
+          <w:tab w:val="num" w:pos="720"/>
+        </w:tabs>
+        <w:ind w:start="720" w:hanging="360"/>
+      </w:pPr>
+      <w:rPr>
+        <w:rFonts w:ascii="Symbol" w:hAnsi="Symbol" w:cs="Symbol" w:hint="default"/>
+      </w:rPr>
+    </w:lvl>
+    <w:lvl w:ilvl="1">
+      <w:start w:val="1"/>
+      <w:numFmt w:val="bullet"/>
+      <w:lvlText w:val=""/>
+      <w:lvlJc w:val="start"/>
+      <w:pPr>
+        <w:tabs>
+          <w:tab w:val="num" w:pos="1080"/>
+        </w:tabs>
+        <w:ind w:start="1080" w:hanging="360"/>
+      </w:pPr>
+      <w:rPr>
+        <w:rFonts w:ascii="Wingdings" w:hAnsi="Wingdings" w:cs="Wingdings" w:hint="default"/>
+      </w:rPr>
+    </w:lvl>
+    <w:lvl w:ilvl="2">
+      <w:start w:val="1"/>
+      <w:numFmt w:val="bullet"/>
+      <w:lvlText w:val=""/>
+      <w:lvlJc w:val="start"/>
+      <w:pPr>
+        <w:tabs>
+          <w:tab w:val="num" w:pos="1440"/>
+        </w:tabs>
+        <w:ind w:start="1440" w:hanging="360"/>
+      </w:pPr>
+      <w:rPr>
+        <w:rFonts w:ascii="Wingdings 2" w:hAnsi="Wingdings 2" w:cs="Wingdings 2" w:hint="default"/>
+      </w:rPr>
+    </w:lvl>
+    <w:lvl w:ilvl="3">
+      <w:start w:val="1"/>
+      <w:numFmt w:val="bullet"/>
+      <w:lvlText w:val=""/>
+      <w:lvlJc w:val="start"/>
+      <w:pPr>
+        <w:tabs>
+          <w:tab w:val="num" w:pos="1800"/>
+        </w:tabs>
+        <w:ind w:start="1800" w:hanging="360"/>
+      </w:pPr>
+      <w:rPr>
+        <w:rFonts w:ascii="MT Extra" w:hAnsi="MT Extra" w:cs="MT Extra" w:hint="default"/>
+      </w:rPr>
+    </w:lvl>
+    <w:lvl w:ilvl="4">
+      <w:start w:val="1"/>
+      <w:numFmt w:val="bullet"/>
+      <w:lvlText w:val="►"/>
+      <w:lvlJc w:val="start"/>
+      <w:pPr>
+        <w:tabs>
+          <w:tab w:val="num" w:pos="2160"/>
+        </w:tabs>
+        <w:ind w:start="2160" w:hanging="360"/>
+      </w:pPr>
+      <w:rPr>
+        <w:rFonts w:ascii="OpenSymbol" w:hAnsi="OpenSymbol" w:cs="OpenSymbol" w:hint="default"/>
+      </w:rPr>
+    </w:lvl>
+    <w:lvl w:ilvl="5">
+      <w:start w:val="1"/>
+      <w:numFmt w:val="bullet"/>
+      <w:lvlText w:val=""/>
+      <w:lvlJc w:val="start"/>
+      <w:pPr>
+        <w:tabs>
+          <w:tab w:val="num" w:pos="2520"/>
+        </w:tabs>
+        <w:ind w:start="2520" w:hanging="360"/>
+      </w:pPr>
+      <w:rPr>
+        <w:rFonts w:ascii="Symbol" w:hAnsi="Symbol" w:cs="Symbol" w:hint="default"/>
+      </w:rPr>
+    </w:lvl>
+    <w:lvl w:ilvl="6">
+      <w:start w:val="1"/>
+      <w:numFmt w:val="bullet"/>
+      <w:lvlText w:val="-"/>
+      <w:lvlJc w:val="start"/>
+      <w:pPr>
+        <w:tabs>
+          <w:tab w:val="num" w:pos="2880"/>
+        </w:tabs>
+        <w:ind w:start="2880" w:hanging="360"/>
+      </w:pPr>
+      <w:rPr>
+        <w:rFonts w:ascii="OpenSymbol" w:hAnsi="OpenSymbol" w:cs="OpenSymbol" w:hint="default"/>
+      </w:rPr>
+    </w:lvl>
+    <w:lvl w:ilvl="7">
+      <w:start w:val="1"/>
+      <w:numFmt w:val="bullet"/>
+      <w:lvlText w:val=""/>
+      <w:lvlJc w:val="start"/>
+      <w:pPr>
+        <w:tabs>
+          <w:tab w:val="num" w:pos="3240"/>
+        </w:tabs>
+        <w:ind w:start="3240" w:hanging="360"/>
+      </w:pPr>
+      <w:rPr>
+        <w:rFonts w:ascii="Symbol" w:hAnsi="Symbol" w:cs="Symbol" w:hint="default"/>
+      </w:rPr>
+    </w:lvl>
+    <w:lvl w:ilvl="8">
+      <w:start w:val="1"/>
+      <w:numFmt w:val="bullet"/>
+      <w:lvlText w:val=""/>
+      <w:lvlJc w:val="start"/>
+      <w:pPr>
+        <w:tabs>
+          <w:tab w:val="num" w:pos="3600"/>
+        </w:tabs>
+        <w:ind w:start="3600" w:hanging="360"/>
+      </w:pPr>
+      <w:rPr>
+        <w:rFonts w:ascii="Symbol" w:hAnsi="Symbol" w:cs="Symbol" w:hint="default"/>
+      </w:rPr>
+    </w:lvl>
+  </w:abstractNum>
+  <w:abstractNum w:abstractNumId="31">
+    <w:lvl w:ilvl="0">
+      <w:start w:val="1"/>
+      <w:numFmt w:val="bullet"/>
+      <w:lvlText w:val=""/>
+      <w:lvlJc w:val="start"/>
+      <w:pPr>
+        <w:tabs>
+          <w:tab w:val="num" w:pos="780"/>
+        </w:tabs>
+        <w:ind w:start="780" w:hanging="360"/>
+      </w:pPr>
+      <w:rPr>
+        <w:rFonts w:ascii="Symbol" w:hAnsi="Symbol" w:cs="Symbol" w:hint="default"/>
+      </w:rPr>
+    </w:lvl>
+    <w:lvl w:ilvl="1">
+      <w:start w:val="1"/>
+      <w:numFmt w:val="bullet"/>
+      <w:lvlText w:val=""/>
+      <w:lvlJc w:val="start"/>
+      <w:pPr>
+        <w:tabs>
+          <w:tab w:val="num" w:pos="1140"/>
+        </w:tabs>
+        <w:ind w:start="1140" w:hanging="360"/>
+      </w:pPr>
+      <w:rPr>
+        <w:rFonts w:ascii="Wingdings" w:hAnsi="Wingdings" w:cs="Wingdings" w:hint="default"/>
+      </w:rPr>
+    </w:lvl>
+    <w:lvl w:ilvl="2">
+      <w:start w:val="1"/>
+      <w:numFmt w:val="bullet"/>
+      <w:lvlText w:val=""/>
+      <w:lvlJc w:val="start"/>
+      <w:pPr>
+        <w:tabs>
+          <w:tab w:val="num" w:pos="1500"/>
+        </w:tabs>
+        <w:ind w:start="1500" w:hanging="360"/>
+      </w:pPr>
+      <w:rPr>
+        <w:rFonts w:ascii="Wingdings 2" w:hAnsi="Wingdings 2" w:cs="Wingdings 2" w:hint="default"/>
+      </w:rPr>
+    </w:lvl>
+    <w:lvl w:ilvl="3">
+      <w:start w:val="1"/>
+      <w:numFmt w:val="bullet"/>
+      <w:lvlText w:val=""/>
+      <w:lvlJc w:val="start"/>
+      <w:pPr>
+        <w:tabs>
+          <w:tab w:val="num" w:pos="1860"/>
+        </w:tabs>
+        <w:ind w:start="1860" w:hanging="360"/>
+      </w:pPr>
+      <w:rPr>
+        <w:rFonts w:ascii="MT Extra" w:hAnsi="MT Extra" w:cs="MT Extra" w:hint="default"/>
+      </w:rPr>
+    </w:lvl>
+    <w:lvl w:ilvl="4">
+      <w:start w:val="1"/>
+      <w:numFmt w:val="bullet"/>
+      <w:lvlText w:val="►"/>
+      <w:lvlJc w:val="start"/>
+      <w:pPr>
+        <w:tabs>
+          <w:tab w:val="num" w:pos="2220"/>
+        </w:tabs>
+        <w:ind w:start="2220" w:hanging="360"/>
+      </w:pPr>
+      <w:rPr>
+        <w:rFonts w:ascii="OpenSymbol" w:hAnsi="OpenSymbol" w:cs="OpenSymbol" w:hint="default"/>
+      </w:rPr>
+    </w:lvl>
+    <w:lvl w:ilvl="5">
+      <w:start w:val="1"/>
+      <w:numFmt w:val="bullet"/>
+      <w:lvlText w:val=""/>
+      <w:lvlJc w:val="start"/>
+      <w:pPr>
+        <w:tabs>
+          <w:tab w:val="num" w:pos="2580"/>
+        </w:tabs>
+        <w:ind w:start="2580" w:hanging="360"/>
+      </w:pPr>
+      <w:rPr>
+        <w:rFonts w:ascii="Symbol" w:hAnsi="Symbol" w:cs="Symbol" w:hint="default"/>
+      </w:rPr>
+    </w:lvl>
+    <w:lvl w:ilvl="6">
+      <w:start w:val="1"/>
+      <w:numFmt w:val="bullet"/>
+      <w:lvlText w:val="-"/>
+      <w:lvlJc w:val="start"/>
+      <w:pPr>
+        <w:tabs>
+          <w:tab w:val="num" w:pos="2940"/>
+        </w:tabs>
+        <w:ind w:start="2940" w:hanging="360"/>
+      </w:pPr>
+      <w:rPr>
+        <w:rFonts w:ascii="OpenSymbol" w:hAnsi="OpenSymbol" w:cs="OpenSymbol" w:hint="default"/>
+      </w:rPr>
+    </w:lvl>
+    <w:lvl w:ilvl="7">
+      <w:start w:val="1"/>
+      <w:numFmt w:val="bullet"/>
+      <w:lvlText w:val=""/>
+      <w:lvlJc w:val="start"/>
+      <w:pPr>
+        <w:tabs>
+          <w:tab w:val="num" w:pos="3300"/>
+        </w:tabs>
+        <w:ind w:start="3300" w:hanging="360"/>
+      </w:pPr>
+      <w:rPr>
+        <w:rFonts w:ascii="Symbol" w:hAnsi="Symbol" w:cs="Symbol" w:hint="default"/>
+      </w:rPr>
+    </w:lvl>
+    <w:lvl w:ilvl="8">
+      <w:start w:val="1"/>
+      <w:numFmt w:val="bullet"/>
+      <w:lvlText w:val=""/>
+      <w:lvlJc w:val="start"/>
+      <w:pPr>
+        <w:tabs>
+          <w:tab w:val="num" w:pos="3660"/>
+        </w:tabs>
+        <w:ind w:start="3660" w:hanging="360"/>
+      </w:pPr>
+      <w:rPr>
+        <w:rFonts w:ascii="Symbol" w:hAnsi="Symbol" w:cs="Symbol" w:hint="default"/>
+      </w:rPr>
+    </w:lvl>
+  </w:abstractNum>
+  <w:abstractNum w:abstractNumId="32">
+    <w:lvl w:ilvl="0">
+      <w:start w:val="1"/>
+      <w:numFmt w:val="bullet"/>
+      <w:lvlText w:val=""/>
+      <w:lvlJc w:val="start"/>
+      <w:pPr>
+        <w:tabs>
+          <w:tab w:val="num" w:pos="720"/>
+        </w:tabs>
+        <w:ind w:start="720" w:hanging="360"/>
+      </w:pPr>
+      <w:rPr>
+        <w:rFonts w:ascii="Symbol" w:hAnsi="Symbol" w:cs="Symbol" w:hint="default"/>
+      </w:rPr>
+    </w:lvl>
+    <w:lvl w:ilvl="1">
+      <w:start w:val="1"/>
+      <w:numFmt w:val="bullet"/>
+      <w:lvlText w:val=""/>
+      <w:lvlJc w:val="start"/>
+      <w:pPr>
+        <w:tabs>
+          <w:tab w:val="num" w:pos="1080"/>
+        </w:tabs>
+        <w:ind w:start="1080" w:hanging="360"/>
+      </w:pPr>
+      <w:rPr>
+        <w:rFonts w:ascii="Wingdings" w:hAnsi="Wingdings" w:cs="Wingdings" w:hint="default"/>
+      </w:rPr>
+    </w:lvl>
+    <w:lvl w:ilvl="2">
+      <w:start w:val="1"/>
+      <w:numFmt w:val="bullet"/>
+      <w:lvlText w:val=""/>
+      <w:lvlJc w:val="start"/>
+      <w:pPr>
+        <w:tabs>
+          <w:tab w:val="num" w:pos="1440"/>
+        </w:tabs>
+        <w:ind w:start="1440" w:hanging="360"/>
+      </w:pPr>
+      <w:rPr>
+        <w:rFonts w:ascii="Wingdings 2" w:hAnsi="Wingdings 2" w:cs="Wingdings 2" w:hint="default"/>
+      </w:rPr>
+    </w:lvl>
+    <w:lvl w:ilvl="3">
+      <w:start w:val="1"/>
+      <w:numFmt w:val="bullet"/>
+      <w:lvlText w:val=""/>
+      <w:lvlJc w:val="start"/>
+      <w:pPr>
+        <w:tabs>
+          <w:tab w:val="num" w:pos="1800"/>
+        </w:tabs>
+        <w:ind w:start="1800" w:hanging="360"/>
+      </w:pPr>
+      <w:rPr>
+        <w:rFonts w:ascii="MT Extra" w:hAnsi="MT Extra" w:cs="MT Extra" w:hint="default"/>
+      </w:rPr>
+    </w:lvl>
+    <w:lvl w:ilvl="4">
+      <w:start w:val="1"/>
+      <w:numFmt w:val="bullet"/>
+      <w:lvlText w:val="►"/>
+      <w:lvlJc w:val="start"/>
+      <w:pPr>
+        <w:tabs>
+          <w:tab w:val="num" w:pos="2160"/>
+        </w:tabs>
+        <w:ind w:start="2160" w:hanging="360"/>
+      </w:pPr>
+      <w:rPr>
+        <w:rFonts w:ascii="OpenSymbol" w:hAnsi="OpenSymbol" w:cs="OpenSymbol" w:hint="default"/>
+      </w:rPr>
+    </w:lvl>
+    <w:lvl w:ilvl="5">
+      <w:start w:val="1"/>
+      <w:numFmt w:val="bullet"/>
+      <w:lvlText w:val=""/>
+      <w:lvlJc w:val="start"/>
+      <w:pPr>
+        <w:tabs>
+          <w:tab w:val="num" w:pos="2520"/>
+        </w:tabs>
+        <w:ind w:start="2520" w:hanging="360"/>
+      </w:pPr>
+      <w:rPr>
+        <w:rFonts w:ascii="Symbol" w:hAnsi="Symbol" w:cs="Symbol" w:hint="default"/>
+      </w:rPr>
+    </w:lvl>
+    <w:lvl w:ilvl="6">
+      <w:start w:val="1"/>
+      <w:numFmt w:val="bullet"/>
+      <w:lvlText w:val="-"/>
+      <w:lvlJc w:val="start"/>
+      <w:pPr>
+        <w:tabs>
+          <w:tab w:val="num" w:pos="2880"/>
+        </w:tabs>
+        <w:ind w:start="2880" w:hanging="360"/>
+      </w:pPr>
+      <w:rPr>
+        <w:rFonts w:ascii="OpenSymbol" w:hAnsi="OpenSymbol" w:cs="OpenSymbol" w:hint="default"/>
+      </w:rPr>
+    </w:lvl>
+    <w:lvl w:ilvl="7">
+      <w:start w:val="1"/>
+      <w:numFmt w:val="bullet"/>
+      <w:lvlText w:val=""/>
+      <w:lvlJc w:val="start"/>
+      <w:pPr>
+        <w:tabs>
+          <w:tab w:val="num" w:pos="3240"/>
+        </w:tabs>
+        <w:ind w:start="3240" w:hanging="360"/>
+      </w:pPr>
+      <w:rPr>
+        <w:rFonts w:ascii="Symbol" w:hAnsi="Symbol" w:cs="Symbol" w:hint="default"/>
+      </w:rPr>
+    </w:lvl>
+    <w:lvl w:ilvl="8">
+      <w:start w:val="1"/>
+      <w:numFmt w:val="bullet"/>
+      <w:lvlText w:val=""/>
+      <w:lvlJc w:val="start"/>
+      <w:pPr>
+        <w:tabs>
+          <w:tab w:val="num" w:pos="3600"/>
+        </w:tabs>
+        <w:ind w:start="3600" w:hanging="360"/>
+      </w:pPr>
+      <w:rPr>
+        <w:rFonts w:ascii="Symbol" w:hAnsi="Symbol" w:cs="Symbol" w:hint="default"/>
+      </w:rPr>
+    </w:lvl>
+  </w:abstractNum>
+  <w:abstractNum w:abstractNumId="33">
     <w:lvl w:ilvl="0">
       <w:start w:val="1"/>
       <w:numFmt w:val="none"/>
@@ -16045,6 +17462,15 @@
   </w:num>
   <w:num w:numId="30">
     <w:abstractNumId w:val="30"/>
+  </w:num>
+  <w:num w:numId="31">
+    <w:abstractNumId w:val="31"/>
+  </w:num>
+  <w:num w:numId="32">
+    <w:abstractNumId w:val="32"/>
+  </w:num>
+  <w:num w:numId="33">
+    <w:abstractNumId w:val="33"/>
   </w:num>
 </w:numbering>
 </file>

--- a/irodalom11.docx
+++ b/irodalom11.docx
@@ -12853,6 +12853,471 @@
           <w:lang w:val="hu-HU"/>
         </w:rPr>
         <w:t>szorgalmi: ős Kaján „lerajzolása” 1.VSZ. 6.VSZ. Utolsó VSZ.</w:t>
+      </w:r>
+    </w:p>
+    <w:p>
+      <w:pPr>
+        <w:pStyle w:val="Normal"/>
+        <w:bidi w:val="0"/>
+        <w:jc w:val="start"/>
+        <w:rPr>
+          <w:b w:val="false"/>
+          <w:bCs w:val="false"/>
+          <w:sz w:val="24"/>
+          <w:szCs w:val="24"/>
+          <w:lang w:val="hu-HU"/>
+        </w:rPr>
+      </w:pPr>
+      <w:r>
+        <w:rPr>
+          <w:b w:val="false"/>
+          <w:bCs w:val="false"/>
+          <w:sz w:val="24"/>
+          <w:szCs w:val="24"/>
+          <w:lang w:val="hu-HU"/>
+        </w:rPr>
+      </w:r>
+    </w:p>
+    <w:tbl>
+      <w:tblPr>
+        <w:tblW w:w="5000" w:type="pct"/>
+        <w:jc w:val="start"/>
+        <w:tblInd w:w="-5" w:type="dxa"/>
+        <w:tblLayout w:type="fixed"/>
+        <w:tblCellMar>
+          <w:top w:w="55" w:type="dxa"/>
+          <w:start w:w="55" w:type="dxa"/>
+          <w:bottom w:w="55" w:type="dxa"/>
+          <w:end w:w="55" w:type="dxa"/>
+        </w:tblCellMar>
+      </w:tblPr>
+      <w:tblGrid>
+        <w:gridCol w:w="3324"/>
+        <w:gridCol w:w="3324"/>
+        <w:gridCol w:w="3324"/>
+      </w:tblGrid>
+      <w:tr>
+        <w:trPr/>
+        <w:tc>
+          <w:tcPr>
+            <w:tcW w:w="3324" w:type="dxa"/>
+            <w:tcBorders>
+              <w:top w:val="single" w:sz="4" w:space="0" w:color="000000"/>
+              <w:start w:val="single" w:sz="4" w:space="0" w:color="000000"/>
+              <w:bottom w:val="single" w:sz="4" w:space="0" w:color="000000"/>
+            </w:tcBorders>
+          </w:tcPr>
+          <w:p>
+            <w:pPr>
+              <w:pStyle w:val="TableContents"/>
+              <w:rPr>
+                <w:lang w:val="hu-HU" w:eastAsia="zh-CN" w:bidi="hi-IN"/>
+              </w:rPr>
+            </w:pPr>
+            <w:r>
+              <w:rPr>
+                <w:lang w:val="hu-HU" w:eastAsia="zh-CN" w:bidi="hi-IN"/>
+              </w:rPr>
+              <w:t>A vers fő alakjai</w:t>
+            </w:r>
+          </w:p>
+        </w:tc>
+        <w:tc>
+          <w:tcPr>
+            <w:tcW w:w="3324" w:type="dxa"/>
+            <w:tcBorders>
+              <w:top w:val="single" w:sz="4" w:space="0" w:color="000000"/>
+              <w:start w:val="single" w:sz="4" w:space="0" w:color="000000"/>
+              <w:bottom w:val="single" w:sz="4" w:space="0" w:color="000000"/>
+            </w:tcBorders>
+          </w:tcPr>
+          <w:p>
+            <w:pPr>
+              <w:pStyle w:val="TableContents"/>
+              <w:rPr>
+                <w:lang w:val="hu-HU" w:eastAsia="zh-CN" w:bidi="hi-IN"/>
+              </w:rPr>
+            </w:pPr>
+            <w:r>
+              <w:rPr>
+                <w:lang w:val="hu-HU" w:eastAsia="zh-CN" w:bidi="hi-IN"/>
+              </w:rPr>
+              <w:t>Ős kaján</w:t>
+            </w:r>
+          </w:p>
+        </w:tc>
+        <w:tc>
+          <w:tcPr>
+            <w:tcW w:w="3324" w:type="dxa"/>
+            <w:tcBorders>
+              <w:top w:val="single" w:sz="4" w:space="0" w:color="000000"/>
+              <w:start w:val="single" w:sz="4" w:space="0" w:color="000000"/>
+              <w:bottom w:val="single" w:sz="4" w:space="0" w:color="000000"/>
+              <w:end w:val="single" w:sz="4" w:space="0" w:color="000000"/>
+            </w:tcBorders>
+          </w:tcPr>
+          <w:p>
+            <w:pPr>
+              <w:pStyle w:val="TableContents"/>
+              <w:rPr>
+                <w:lang w:val="hu-HU" w:eastAsia="zh-CN" w:bidi="hi-IN"/>
+              </w:rPr>
+            </w:pPr>
+            <w:r>
+              <w:rPr>
+                <w:lang w:val="hu-HU" w:eastAsia="zh-CN" w:bidi="hi-IN"/>
+              </w:rPr>
+              <w:t>A lírai én</w:t>
+            </w:r>
+          </w:p>
+        </w:tc>
+      </w:tr>
+      <w:tr>
+        <w:trPr/>
+        <w:tc>
+          <w:tcPr>
+            <w:tcW w:w="3324" w:type="dxa"/>
+            <w:tcBorders>
+              <w:start w:val="single" w:sz="4" w:space="0" w:color="000000"/>
+              <w:bottom w:val="single" w:sz="4" w:space="0" w:color="000000"/>
+            </w:tcBorders>
+          </w:tcPr>
+          <w:p>
+            <w:pPr>
+              <w:pStyle w:val="TableContents"/>
+              <w:rPr>
+                <w:lang w:val="hu-HU" w:eastAsia="zh-CN" w:bidi="hi-IN"/>
+              </w:rPr>
+            </w:pPr>
+            <w:r>
+              <w:rPr>
+                <w:lang w:val="hu-HU" w:eastAsia="zh-CN" w:bidi="hi-IN"/>
+              </w:rPr>
+              <w:t>Külső tulajdonságok</w:t>
+            </w:r>
+          </w:p>
+        </w:tc>
+        <w:tc>
+          <w:tcPr>
+            <w:tcW w:w="3324" w:type="dxa"/>
+            <w:tcBorders>
+              <w:start w:val="single" w:sz="4" w:space="0" w:color="000000"/>
+              <w:bottom w:val="single" w:sz="4" w:space="0" w:color="000000"/>
+            </w:tcBorders>
+          </w:tcPr>
+          <w:p>
+            <w:pPr>
+              <w:pStyle w:val="TableContents"/>
+              <w:rPr>
+                <w:lang w:val="hu-HU" w:eastAsia="zh-CN" w:bidi="hi-IN"/>
+              </w:rPr>
+            </w:pPr>
+            <w:r>
+              <w:rPr>
+                <w:lang w:val="hu-HU" w:eastAsia="zh-CN" w:bidi="hi-IN"/>
+              </w:rPr>
+              <w:t>„</w:t>
+            </w:r>
+            <w:r>
+              <w:rPr>
+                <w:lang w:val="hu-HU" w:eastAsia="zh-CN" w:bidi="hi-IN"/>
+              </w:rPr>
+              <w:t>bíbor palást</w:t>
+            </w:r>
+            <w:r>
+              <w:rPr>
+                <w:lang w:val="hu-HU" w:eastAsia="zh-CN" w:bidi="hi-IN"/>
+              </w:rPr>
+              <w:t xml:space="preserve">” &gt; </w:t>
+            </w:r>
+            <w:r>
+              <w:rPr>
+                <w:lang w:val="hu-HU" w:eastAsia="zh-CN" w:bidi="hi-IN"/>
+              </w:rPr>
+              <w:t>gazdag &gt; felsőbbrendű</w:t>
+            </w:r>
+          </w:p>
+        </w:tc>
+        <w:tc>
+          <w:tcPr>
+            <w:tcW w:w="3324" w:type="dxa"/>
+            <w:tcBorders>
+              <w:start w:val="single" w:sz="4" w:space="0" w:color="000000"/>
+              <w:bottom w:val="single" w:sz="4" w:space="0" w:color="000000"/>
+              <w:end w:val="single" w:sz="4" w:space="0" w:color="000000"/>
+            </w:tcBorders>
+          </w:tcPr>
+          <w:p>
+            <w:pPr>
+              <w:pStyle w:val="TableContents"/>
+              <w:rPr>
+                <w:lang w:val="hu-HU" w:eastAsia="zh-CN" w:bidi="hi-IN"/>
+              </w:rPr>
+            </w:pPr>
+            <w:r>
+              <w:rPr>
+                <w:lang w:val="hu-HU" w:eastAsia="zh-CN" w:bidi="hi-IN"/>
+              </w:rPr>
+              <w:t>„</w:t>
+            </w:r>
+            <w:r>
+              <w:rPr>
+                <w:lang w:val="hu-HU" w:eastAsia="zh-CN" w:bidi="hi-IN"/>
+              </w:rPr>
+              <w:t>rossz zsaket (kabát)</w:t>
+            </w:r>
+            <w:r>
+              <w:rPr>
+                <w:lang w:val="hu-HU" w:eastAsia="zh-CN" w:bidi="hi-IN"/>
+              </w:rPr>
+              <w:t xml:space="preserve">” &gt; </w:t>
+            </w:r>
+            <w:r>
+              <w:rPr>
+                <w:lang w:val="hu-HU" w:eastAsia="zh-CN" w:bidi="hi-IN"/>
+              </w:rPr>
+              <w:t>szegénység</w:t>
+            </w:r>
+          </w:p>
+        </w:tc>
+      </w:tr>
+      <w:tr>
+        <w:trPr/>
+        <w:tc>
+          <w:tcPr>
+            <w:tcW w:w="3324" w:type="dxa"/>
+            <w:tcBorders>
+              <w:start w:val="single" w:sz="4" w:space="0" w:color="000000"/>
+              <w:bottom w:val="single" w:sz="4" w:space="0" w:color="000000"/>
+            </w:tcBorders>
+          </w:tcPr>
+          <w:p>
+            <w:pPr>
+              <w:pStyle w:val="TableContents"/>
+              <w:rPr>
+                <w:lang w:val="hu-HU" w:eastAsia="zh-CN" w:bidi="hi-IN"/>
+              </w:rPr>
+            </w:pPr>
+            <w:r>
+              <w:rPr>
+                <w:lang w:val="hu-HU" w:eastAsia="zh-CN" w:bidi="hi-IN"/>
+              </w:rPr>
+              <w:t>Belső tulajdonságok</w:t>
+            </w:r>
+          </w:p>
+        </w:tc>
+        <w:tc>
+          <w:tcPr>
+            <w:tcW w:w="3324" w:type="dxa"/>
+            <w:tcBorders>
+              <w:start w:val="single" w:sz="4" w:space="0" w:color="000000"/>
+              <w:bottom w:val="single" w:sz="4" w:space="0" w:color="000000"/>
+            </w:tcBorders>
+          </w:tcPr>
+          <w:p>
+            <w:pPr>
+              <w:pStyle w:val="TableContents"/>
+              <w:rPr>
+                <w:lang w:val="hu-HU" w:eastAsia="zh-CN" w:bidi="hi-IN"/>
+              </w:rPr>
+            </w:pPr>
+            <w:r>
+              <w:rPr>
+                <w:lang w:val="hu-HU" w:eastAsia="zh-CN" w:bidi="hi-IN"/>
+              </w:rPr>
+              <w:t>Korhely (szeret inni, mulatni), boros kedvű</w:t>
+            </w:r>
+          </w:p>
+        </w:tc>
+        <w:tc>
+          <w:tcPr>
+            <w:tcW w:w="3324" w:type="dxa"/>
+            <w:tcBorders>
+              <w:start w:val="single" w:sz="4" w:space="0" w:color="000000"/>
+              <w:bottom w:val="single" w:sz="4" w:space="0" w:color="000000"/>
+              <w:end w:val="single" w:sz="4" w:space="0" w:color="000000"/>
+            </w:tcBorders>
+          </w:tcPr>
+          <w:p>
+            <w:pPr>
+              <w:pStyle w:val="TableContents"/>
+              <w:rPr>
+                <w:lang w:val="hu-HU" w:eastAsia="zh-CN" w:bidi="hi-IN"/>
+              </w:rPr>
+            </w:pPr>
+            <w:r>
+              <w:rPr>
+                <w:lang w:val="hu-HU" w:eastAsia="zh-CN" w:bidi="hi-IN"/>
+              </w:rPr>
+              <w:t>Fáradt kiégett („bocsáss már”, „többet nem iszom”)</w:t>
+            </w:r>
+          </w:p>
+        </w:tc>
+      </w:tr>
+      <w:tr>
+        <w:trPr/>
+        <w:tc>
+          <w:tcPr>
+            <w:tcW w:w="3324" w:type="dxa"/>
+            <w:tcBorders>
+              <w:start w:val="single" w:sz="4" w:space="0" w:color="000000"/>
+              <w:bottom w:val="single" w:sz="4" w:space="0" w:color="000000"/>
+            </w:tcBorders>
+          </w:tcPr>
+          <w:p>
+            <w:pPr>
+              <w:pStyle w:val="TableContents"/>
+              <w:rPr>
+                <w:lang w:val="hu-HU" w:eastAsia="zh-CN" w:bidi="hi-IN"/>
+              </w:rPr>
+            </w:pPr>
+            <w:r>
+              <w:rPr>
+                <w:lang w:val="hu-HU" w:eastAsia="zh-CN" w:bidi="hi-IN"/>
+              </w:rPr>
+              <w:t>teékenységek</w:t>
+            </w:r>
+          </w:p>
+        </w:tc>
+        <w:tc>
+          <w:tcPr>
+            <w:tcW w:w="3324" w:type="dxa"/>
+            <w:tcBorders>
+              <w:start w:val="single" w:sz="4" w:space="0" w:color="000000"/>
+              <w:bottom w:val="single" w:sz="4" w:space="0" w:color="000000"/>
+            </w:tcBorders>
+          </w:tcPr>
+          <w:p>
+            <w:pPr>
+              <w:pStyle w:val="TableContents"/>
+              <w:rPr>
+                <w:lang w:val="hu-HU" w:eastAsia="zh-CN" w:bidi="hi-IN"/>
+              </w:rPr>
+            </w:pPr>
+            <w:r>
+              <w:rPr>
+                <w:lang w:val="hu-HU" w:eastAsia="zh-CN" w:bidi="hi-IN"/>
+              </w:rPr>
+              <w:t>Nótáz, iszik, lovagol (táltosolni)</w:t>
+            </w:r>
+          </w:p>
+        </w:tc>
+        <w:tc>
+          <w:tcPr>
+            <w:tcW w:w="3324" w:type="dxa"/>
+            <w:tcBorders>
+              <w:start w:val="single" w:sz="4" w:space="0" w:color="000000"/>
+              <w:bottom w:val="single" w:sz="4" w:space="0" w:color="000000"/>
+              <w:end w:val="single" w:sz="4" w:space="0" w:color="000000"/>
+            </w:tcBorders>
+          </w:tcPr>
+          <w:p>
+            <w:pPr>
+              <w:pStyle w:val="TableContents"/>
+              <w:rPr>
+                <w:lang w:val="hu-HU" w:eastAsia="zh-CN" w:bidi="hi-IN"/>
+              </w:rPr>
+            </w:pPr>
+            <w:r>
+              <w:rPr>
+                <w:lang w:val="hu-HU" w:eastAsia="zh-CN" w:bidi="hi-IN"/>
+              </w:rPr>
+            </w:r>
+          </w:p>
+        </w:tc>
+      </w:tr>
+      <w:tr>
+        <w:trPr/>
+        <w:tc>
+          <w:tcPr>
+            <w:tcW w:w="3324" w:type="dxa"/>
+            <w:tcBorders>
+              <w:start w:val="single" w:sz="4" w:space="0" w:color="000000"/>
+              <w:bottom w:val="single" w:sz="4" w:space="0" w:color="000000"/>
+            </w:tcBorders>
+          </w:tcPr>
+          <w:p>
+            <w:pPr>
+              <w:pStyle w:val="TableContents"/>
+              <w:rPr>
+                <w:lang w:val="hu-HU" w:eastAsia="zh-CN" w:bidi="hi-IN"/>
+              </w:rPr>
+            </w:pPr>
+            <w:r>
+              <w:rPr>
+                <w:lang w:val="hu-HU" w:eastAsia="zh-CN" w:bidi="hi-IN"/>
+              </w:rPr>
+            </w:r>
+          </w:p>
+        </w:tc>
+        <w:tc>
+          <w:tcPr>
+            <w:tcW w:w="3324" w:type="dxa"/>
+            <w:tcBorders>
+              <w:start w:val="single" w:sz="4" w:space="0" w:color="000000"/>
+              <w:bottom w:val="single" w:sz="4" w:space="0" w:color="000000"/>
+            </w:tcBorders>
+          </w:tcPr>
+          <w:p>
+            <w:pPr>
+              <w:pStyle w:val="TableContents"/>
+              <w:rPr>
+                <w:lang w:val="hu-HU" w:eastAsia="zh-CN" w:bidi="hi-IN"/>
+              </w:rPr>
+            </w:pPr>
+            <w:r>
+              <w:rPr>
+                <w:lang w:val="hu-HU" w:eastAsia="zh-CN" w:bidi="hi-IN"/>
+              </w:rPr>
+            </w:r>
+          </w:p>
+        </w:tc>
+        <w:tc>
+          <w:tcPr>
+            <w:tcW w:w="3324" w:type="dxa"/>
+            <w:tcBorders>
+              <w:start w:val="single" w:sz="4" w:space="0" w:color="000000"/>
+              <w:bottom w:val="single" w:sz="4" w:space="0" w:color="000000"/>
+              <w:end w:val="single" w:sz="4" w:space="0" w:color="000000"/>
+            </w:tcBorders>
+          </w:tcPr>
+          <w:p>
+            <w:pPr>
+              <w:pStyle w:val="TableContents"/>
+              <w:rPr>
+                <w:lang w:val="hu-HU" w:eastAsia="zh-CN" w:bidi="hi-IN"/>
+              </w:rPr>
+            </w:pPr>
+            <w:r>
+              <w:rPr>
+                <w:lang w:val="hu-HU" w:eastAsia="zh-CN" w:bidi="hi-IN"/>
+              </w:rPr>
+            </w:r>
+          </w:p>
+        </w:tc>
+      </w:tr>
+    </w:tbl>
+    <w:p>
+      <w:pPr>
+        <w:pStyle w:val="Normal"/>
+        <w:bidi w:val="0"/>
+        <w:jc w:val="start"/>
+        <w:rPr>
+          <w:b w:val="false"/>
+          <w:bCs w:val="false"/>
+          <w:sz w:val="24"/>
+          <w:szCs w:val="24"/>
+          <w:lang w:val="hu-HU"/>
+        </w:rPr>
+      </w:pPr>
+      <w:r>
+        <w:rPr>
+          <w:b w:val="false"/>
+          <w:bCs w:val="false"/>
+          <w:sz w:val="24"/>
+          <w:szCs w:val="24"/>
+          <w:lang w:val="hu-HU"/>
+        </w:rPr>
       </w:r>
     </w:p>
     <w:sectPr>
@@ -17512,15 +17977,15 @@
       <w:lang w:val="en-US" w:eastAsia="zh-CN" w:bidi="hi-IN"/>
     </w:rPr>
   </w:style>
-  <w:style w:type="character" w:styleId="Bulletsuser">
-    <w:name w:val="Bullets (user)"/>
+  <w:style w:type="character" w:styleId="Bullets">
+    <w:name w:val="Bullets"/>
     <w:qFormat/>
     <w:rPr>
       <w:rFonts w:ascii="OpenSymbol" w:hAnsi="OpenSymbol" w:eastAsia="OpenSymbol" w:cs="OpenSymbol"/>
     </w:rPr>
   </w:style>
-  <w:style w:type="character" w:styleId="Bullets">
-    <w:name w:val="Bullets"/>
+  <w:style w:type="character" w:styleId="Bulletsuser">
+    <w:name w:val="Bullets (user)"/>
     <w:qFormat/>
     <w:rPr>
       <w:rFonts w:ascii="OpenSymbol" w:hAnsi="OpenSymbol" w:eastAsia="OpenSymbol" w:cs="OpenSymbol"/>

--- a/irodalom11.docx
+++ b/irodalom11.docx
@@ -13226,76 +13226,6 @@
           </w:p>
         </w:tc>
       </w:tr>
-      <w:tr>
-        <w:trPr/>
-        <w:tc>
-          <w:tcPr>
-            <w:tcW w:w="3324" w:type="dxa"/>
-            <w:tcBorders>
-              <w:start w:val="single" w:sz="4" w:space="0" w:color="000000"/>
-              <w:bottom w:val="single" w:sz="4" w:space="0" w:color="000000"/>
-            </w:tcBorders>
-          </w:tcPr>
-          <w:p>
-            <w:pPr>
-              <w:pStyle w:val="TableContents"/>
-              <w:rPr>
-                <w:lang w:val="hu-HU" w:eastAsia="zh-CN" w:bidi="hi-IN"/>
-              </w:rPr>
-            </w:pPr>
-            <w:r>
-              <w:rPr>
-                <w:lang w:val="hu-HU" w:eastAsia="zh-CN" w:bidi="hi-IN"/>
-              </w:rPr>
-            </w:r>
-          </w:p>
-        </w:tc>
-        <w:tc>
-          <w:tcPr>
-            <w:tcW w:w="3324" w:type="dxa"/>
-            <w:tcBorders>
-              <w:start w:val="single" w:sz="4" w:space="0" w:color="000000"/>
-              <w:bottom w:val="single" w:sz="4" w:space="0" w:color="000000"/>
-            </w:tcBorders>
-          </w:tcPr>
-          <w:p>
-            <w:pPr>
-              <w:pStyle w:val="TableContents"/>
-              <w:rPr>
-                <w:lang w:val="hu-HU" w:eastAsia="zh-CN" w:bidi="hi-IN"/>
-              </w:rPr>
-            </w:pPr>
-            <w:r>
-              <w:rPr>
-                <w:lang w:val="hu-HU" w:eastAsia="zh-CN" w:bidi="hi-IN"/>
-              </w:rPr>
-            </w:r>
-          </w:p>
-        </w:tc>
-        <w:tc>
-          <w:tcPr>
-            <w:tcW w:w="3324" w:type="dxa"/>
-            <w:tcBorders>
-              <w:start w:val="single" w:sz="4" w:space="0" w:color="000000"/>
-              <w:bottom w:val="single" w:sz="4" w:space="0" w:color="000000"/>
-              <w:end w:val="single" w:sz="4" w:space="0" w:color="000000"/>
-            </w:tcBorders>
-          </w:tcPr>
-          <w:p>
-            <w:pPr>
-              <w:pStyle w:val="TableContents"/>
-              <w:rPr>
-                <w:lang w:val="hu-HU" w:eastAsia="zh-CN" w:bidi="hi-IN"/>
-              </w:rPr>
-            </w:pPr>
-            <w:r>
-              <w:rPr>
-                <w:lang w:val="hu-HU" w:eastAsia="zh-CN" w:bidi="hi-IN"/>
-              </w:rPr>
-            </w:r>
-          </w:p>
-        </w:tc>
-      </w:tr>
     </w:tbl>
     <w:p>
       <w:pPr>
@@ -13318,6 +13248,7 @@
           <w:szCs w:val="24"/>
           <w:lang w:val="hu-HU"/>
         </w:rPr>
+        <w:t>A költő magyarsághoz való viszonya: költői kérdés formályában ad hangot a magyarsággal kapcsolatos kételyeinek &gt; „mit ér az ember ha magyar?” (bizonytalanság)</w:t>
       </w:r>
     </w:p>
     <w:sectPr>

--- a/irodalom11.docx
+++ b/irodalom11.docx
@@ -13132,7 +13132,14 @@
           <w:u w:val="none"/>
           <w:lang w:val="hu-HU" w:eastAsia="zh-CN" w:bidi="hi-IN"/>
         </w:rPr>
-        <w:t xml:space="preserve">  játszódik, a cselekmény 1891. szeptember 1-jén, a főhős legelső iskolai napjának reggelén 7 órakor indul. A történet időtartalma a novella műfaji követelményeknek megfelelve alig több mint egy óra.</w:t>
+        <w:t xml:space="preserve">  játszódik, a cselekmény 1891. szeptember 1-jén, a főhős legelső iskolai napjának reggelén 7 órakor indul. A történet időtartalma a novella műfaji követelményeknek megfelelve alig több mint egy óra</w:t>
+      </w:r>
+      <w:r>
+        <w:rPr>
+          <w:u w:val="none"/>
+          <w:lang w:val="hu-HU" w:eastAsia="zh-CN" w:bidi="hi-IN"/>
+        </w:rPr>
+        <w:t>.</w:t>
       </w:r>
     </w:p>
     <w:p>
@@ -13154,7 +13161,7 @@
           <w:u w:val="none"/>
           <w:lang w:val="hu-HU" w:eastAsia="zh-CN" w:bidi="hi-IN"/>
         </w:rPr>
-        <w:t xml:space="preserve">A cselekmény három helyszínen játszódik. Az első helyszín az otthon, a család, biztonság, pozitív érzések világa („kinitotta a szemét ... elmosolyodott”). Második helyszínünk az utca, amiből kiderül, hogy a tágabb értelemben vett tér egy falusias alföldi kisváros („parasztszekerek zötyögtek sárga prfelhőben”). A harmadik helyszín a legrészletesebben bemutatott hely az iskola, azon belül is a tanterem. </w:t>
+        <w:t>A cselekmény három helyszínen játszódik. Az első helyszín az otthon, a család, biztonság, pozitív érzések világa („kinitotta a szemét ... elmosolyodott”). Második helyszínünk az utca, amiből kiderül, hogy a tágabb értelemben vett tér egy falusias alföldi kisváros („parasztszekerek zötyögtek sárga prfelhőben”). A harmadik helyszín a legrészletesebben bemutatott hely az iskola, azon belül is a tanterem. Az iskola múltja (kocsma volt) és neve is („őkőr”) ellentmond jelenlegi nemes funkciójának. Ez az utolsú tér nagyon erősen negatív a kisfiú számára: („ez a szoba ... rideg, hivatalos, kopár ... barátságtalanul özönlött be a józan fény”).</w:t>
       </w:r>
     </w:p>
     <w:sectPr>

--- a/irodalom11.docx
+++ b/irodalom11.docx
@@ -13132,14 +13132,7 @@
           <w:u w:val="none"/>
           <w:lang w:val="hu-HU" w:eastAsia="zh-CN" w:bidi="hi-IN"/>
         </w:rPr>
-        <w:t xml:space="preserve">  játszódik, a cselekmény 1891. szeptember 1-jén, a főhős legelső iskolai napjának reggelén 7 órakor indul. A történet időtartalma a novella műfaji követelményeknek megfelelve alig több mint egy óra</w:t>
-      </w:r>
-      <w:r>
-        <w:rPr>
-          <w:u w:val="none"/>
-          <w:lang w:val="hu-HU" w:eastAsia="zh-CN" w:bidi="hi-IN"/>
-        </w:rPr>
-        <w:t>.</w:t>
+        <w:t xml:space="preserve">  játszódik, a cselekmény 1891. szeptember 1-jén, a főhős legelső iskolai napjának reggelén 7 órakor indul. A történet időtartalma a novella műfaji követelményeknek megfelelve alig több mint egy óra.</w:t>
       </w:r>
     </w:p>
     <w:p>
@@ -17821,15 +17814,15 @@
       <w:lang w:val="en-US" w:eastAsia="zh-CN" w:bidi="hi-IN"/>
     </w:rPr>
   </w:style>
-  <w:style w:type="character" w:styleId="Bulletsuser">
-    <w:name w:val="Bullets (user)"/>
+  <w:style w:type="character" w:styleId="Bullets">
+    <w:name w:val="Bullets"/>
     <w:qFormat/>
     <w:rPr>
       <w:rFonts w:ascii="OpenSymbol" w:hAnsi="OpenSymbol" w:eastAsia="OpenSymbol" w:cs="OpenSymbol"/>
     </w:rPr>
   </w:style>
-  <w:style w:type="character" w:styleId="Bullets">
-    <w:name w:val="Bullets"/>
+  <w:style w:type="character" w:styleId="Bulletsuser">
+    <w:name w:val="Bullets (user)"/>
     <w:qFormat/>
     <w:rPr>
       <w:rFonts w:ascii="OpenSymbol" w:hAnsi="OpenSymbol" w:eastAsia="OpenSymbol" w:cs="OpenSymbol"/>

--- a/irodalom11.docx
+++ b/irodalom11.docx
@@ -13155,6 +13155,881 @@
           <w:lang w:val="hu-HU" w:eastAsia="zh-CN" w:bidi="hi-IN"/>
         </w:rPr>
         <w:t>A cselekmény három helyszínen játszódik. Az első helyszín az otthon, a család, biztonság, pozitív érzések világa („kinitotta a szemét ... elmosolyodott”). Második helyszínünk az utca, amiből kiderül, hogy a tágabb értelemben vett tér egy falusias alföldi kisváros („parasztszekerek zötyögtek sárga prfelhőben”). A harmadik helyszín a legrészletesebben bemutatott hely az iskola, azon belül is a tanterem. Az iskola múltja (kocsma volt) és neve is („őkőr”) ellentmond jelenlegi nemes funkciójának. Ez az utolsú tér nagyon erősen negatív a kisfiú számára: („ez a szoba ... rideg, hivatalos, kopár ... barátságtalanul özönlött be a józan fény”).</w:t>
+      </w:r>
+    </w:p>
+    <w:p>
+      <w:pPr>
+        <w:pStyle w:val="Normal"/>
+        <w:bidi w:val="0"/>
+        <w:jc w:val="start"/>
+        <w:rPr>
+          <w:u w:val="none"/>
+          <w:lang w:val="hu-HU" w:eastAsia="zh-CN" w:bidi="hi-IN"/>
+        </w:rPr>
+      </w:pPr>
+      <w:r>
+        <w:rPr>
+          <w:u w:val="none"/>
+          <w:lang w:val="hu-HU" w:eastAsia="zh-CN" w:bidi="hi-IN"/>
+        </w:rPr>
+      </w:r>
+    </w:p>
+    <w:p>
+      <w:pPr>
+        <w:pStyle w:val="Normal"/>
+        <w:bidi w:val="0"/>
+        <w:jc w:val="start"/>
+        <w:rPr>
+          <w:u w:val="none"/>
+          <w:lang w:val="hu-HU" w:eastAsia="zh-CN" w:bidi="hi-IN"/>
+        </w:rPr>
+      </w:pPr>
+      <w:r>
+        <w:rPr>
+          <w:u w:val="none"/>
+          <w:lang w:val="hu-HU" w:eastAsia="zh-CN" w:bidi="hi-IN"/>
+        </w:rPr>
+        <w:t>Kosztolányi Dezső: Hajnali Részegség</w:t>
+      </w:r>
+      <w:r>
+        <w:rPr>
+          <w:u w:val="none"/>
+          <w:lang w:val="hu-HU" w:eastAsia="zh-CN" w:bidi="hi-IN"/>
+        </w:rPr>
+        <w:tab/>
+      </w:r>
+      <w:r>
+        <w:rPr>
+          <w:b/>
+          <w:bCs/>
+          <w:u w:val="none"/>
+          <w:lang w:val="hu-HU" w:eastAsia="zh-CN" w:bidi="hi-IN"/>
+        </w:rPr>
+        <w:t>SZGY. 279</w:t>
+      </w:r>
+    </w:p>
+    <w:tbl>
+      <w:tblPr>
+        <w:tblW w:w="5000" w:type="pct"/>
+        <w:jc w:val="start"/>
+        <w:tblInd w:w="-5" w:type="dxa"/>
+        <w:tblLayout w:type="fixed"/>
+        <w:tblCellMar>
+          <w:top w:w="55" w:type="dxa"/>
+          <w:start w:w="55" w:type="dxa"/>
+          <w:bottom w:w="55" w:type="dxa"/>
+          <w:end w:w="55" w:type="dxa"/>
+        </w:tblCellMar>
+      </w:tblPr>
+      <w:tblGrid>
+        <w:gridCol w:w="1994"/>
+        <w:gridCol w:w="1994"/>
+        <w:gridCol w:w="1995"/>
+        <w:gridCol w:w="1994"/>
+        <w:gridCol w:w="1995"/>
+      </w:tblGrid>
+      <w:tr>
+        <w:trPr/>
+        <w:tc>
+          <w:tcPr>
+            <w:tcW w:w="1994" w:type="dxa"/>
+            <w:tcBorders>
+              <w:top w:val="single" w:sz="4" w:space="0" w:color="000000"/>
+              <w:start w:val="single" w:sz="4" w:space="0" w:color="000000"/>
+              <w:bottom w:val="single" w:sz="4" w:space="0" w:color="000000"/>
+            </w:tcBorders>
+          </w:tcPr>
+          <w:p>
+            <w:pPr>
+              <w:pStyle w:val="TableContents"/>
+              <w:rPr>
+                <w:lang w:val="hu-HU" w:eastAsia="zh-CN" w:bidi="hi-IN"/>
+              </w:rPr>
+            </w:pPr>
+            <w:r>
+              <w:rPr>
+                <w:lang w:val="hu-HU" w:eastAsia="zh-CN" w:bidi="hi-IN"/>
+              </w:rPr>
+              <w:t>Szerkezeti egységek</w:t>
+            </w:r>
+          </w:p>
+        </w:tc>
+        <w:tc>
+          <w:tcPr>
+            <w:tcW w:w="1994" w:type="dxa"/>
+            <w:tcBorders>
+              <w:top w:val="single" w:sz="4" w:space="0" w:color="000000"/>
+              <w:start w:val="single" w:sz="4" w:space="0" w:color="000000"/>
+              <w:bottom w:val="single" w:sz="4" w:space="0" w:color="000000"/>
+            </w:tcBorders>
+          </w:tcPr>
+          <w:p>
+            <w:pPr>
+              <w:pStyle w:val="TableContents"/>
+              <w:rPr>
+                <w:lang w:val="hu-HU" w:eastAsia="zh-CN" w:bidi="hi-IN"/>
+              </w:rPr>
+            </w:pPr>
+            <w:r>
+              <w:rPr>
+                <w:lang w:val="hu-HU" w:eastAsia="zh-CN" w:bidi="hi-IN"/>
+              </w:rPr>
+              <w:t>tér</w:t>
+            </w:r>
+          </w:p>
+        </w:tc>
+        <w:tc>
+          <w:tcPr>
+            <w:tcW w:w="1995" w:type="dxa"/>
+            <w:tcBorders>
+              <w:top w:val="single" w:sz="4" w:space="0" w:color="000000"/>
+              <w:start w:val="single" w:sz="4" w:space="0" w:color="000000"/>
+              <w:bottom w:val="single" w:sz="4" w:space="0" w:color="000000"/>
+            </w:tcBorders>
+          </w:tcPr>
+          <w:p>
+            <w:pPr>
+              <w:pStyle w:val="TableContents"/>
+              <w:rPr>
+                <w:lang w:val="hu-HU" w:eastAsia="zh-CN" w:bidi="hi-IN"/>
+              </w:rPr>
+            </w:pPr>
+            <w:r>
+              <w:rPr>
+                <w:lang w:val="hu-HU" w:eastAsia="zh-CN" w:bidi="hi-IN"/>
+              </w:rPr>
+              <w:t>idősík</w:t>
+            </w:r>
+          </w:p>
+        </w:tc>
+        <w:tc>
+          <w:tcPr>
+            <w:tcW w:w="1994" w:type="dxa"/>
+            <w:tcBorders>
+              <w:top w:val="single" w:sz="4" w:space="0" w:color="000000"/>
+              <w:start w:val="single" w:sz="4" w:space="0" w:color="000000"/>
+              <w:bottom w:val="single" w:sz="4" w:space="0" w:color="000000"/>
+            </w:tcBorders>
+          </w:tcPr>
+          <w:p>
+            <w:pPr>
+              <w:pStyle w:val="TableContents"/>
+              <w:rPr>
+                <w:lang w:val="hu-HU" w:eastAsia="zh-CN" w:bidi="hi-IN"/>
+              </w:rPr>
+            </w:pPr>
+            <w:r>
+              <w:rPr>
+                <w:lang w:val="hu-HU" w:eastAsia="zh-CN" w:bidi="hi-IN"/>
+              </w:rPr>
+              <w:t>hangulat</w:t>
+            </w:r>
+          </w:p>
+        </w:tc>
+        <w:tc>
+          <w:tcPr>
+            <w:tcW w:w="1995" w:type="dxa"/>
+            <w:tcBorders>
+              <w:top w:val="single" w:sz="4" w:space="0" w:color="000000"/>
+              <w:start w:val="single" w:sz="4" w:space="0" w:color="000000"/>
+              <w:bottom w:val="single" w:sz="4" w:space="0" w:color="000000"/>
+              <w:end w:val="single" w:sz="4" w:space="0" w:color="000000"/>
+            </w:tcBorders>
+          </w:tcPr>
+          <w:p>
+            <w:pPr>
+              <w:pStyle w:val="TableContents"/>
+              <w:rPr>
+                <w:lang w:val="hu-HU" w:eastAsia="zh-CN" w:bidi="hi-IN"/>
+              </w:rPr>
+            </w:pPr>
+            <w:r>
+              <w:rPr>
+                <w:lang w:val="hu-HU" w:eastAsia="zh-CN" w:bidi="hi-IN"/>
+              </w:rPr>
+              <w:t>téma</w:t>
+            </w:r>
+          </w:p>
+        </w:tc>
+      </w:tr>
+      <w:tr>
+        <w:trPr/>
+        <w:tc>
+          <w:tcPr>
+            <w:tcW w:w="1994" w:type="dxa"/>
+            <w:tcBorders>
+              <w:start w:val="single" w:sz="4" w:space="0" w:color="000000"/>
+              <w:bottom w:val="single" w:sz="4" w:space="0" w:color="000000"/>
+            </w:tcBorders>
+          </w:tcPr>
+          <w:p>
+            <w:pPr>
+              <w:pStyle w:val="TableContents"/>
+              <w:rPr>
+                <w:lang w:val="hu-HU" w:eastAsia="zh-CN" w:bidi="hi-IN"/>
+              </w:rPr>
+            </w:pPr>
+            <w:r>
+              <w:rPr>
+                <w:lang w:val="hu-HU" w:eastAsia="zh-CN" w:bidi="hi-IN"/>
+              </w:rPr>
+              <w:t>1-2. VSZ. (első fele)</w:t>
+            </w:r>
+          </w:p>
+        </w:tc>
+        <w:tc>
+          <w:tcPr>
+            <w:tcW w:w="1994" w:type="dxa"/>
+            <w:tcBorders>
+              <w:start w:val="single" w:sz="4" w:space="0" w:color="000000"/>
+              <w:bottom w:val="single" w:sz="4" w:space="0" w:color="000000"/>
+            </w:tcBorders>
+          </w:tcPr>
+          <w:p>
+            <w:pPr>
+              <w:pStyle w:val="TableContents"/>
+              <w:rPr>
+                <w:lang w:val="hu-HU" w:eastAsia="zh-CN" w:bidi="hi-IN"/>
+              </w:rPr>
+            </w:pPr>
+            <w:r>
+              <w:rPr>
+                <w:lang w:val="hu-HU" w:eastAsia="zh-CN" w:bidi="hi-IN"/>
+              </w:rPr>
+              <w:t>Saját otthon</w:t>
+            </w:r>
+          </w:p>
+        </w:tc>
+        <w:tc>
+          <w:tcPr>
+            <w:tcW w:w="1995" w:type="dxa"/>
+            <w:tcBorders>
+              <w:start w:val="single" w:sz="4" w:space="0" w:color="000000"/>
+              <w:bottom w:val="single" w:sz="4" w:space="0" w:color="000000"/>
+            </w:tcBorders>
+          </w:tcPr>
+          <w:p>
+            <w:pPr>
+              <w:pStyle w:val="TableContents"/>
+              <w:rPr>
+                <w:lang w:val="hu-HU" w:eastAsia="zh-CN" w:bidi="hi-IN"/>
+              </w:rPr>
+            </w:pPr>
+            <w:r>
+              <w:rPr>
+                <w:lang w:val="hu-HU" w:eastAsia="zh-CN" w:bidi="hi-IN"/>
+              </w:rPr>
+              <w:t>Közelmúlt (“múlt éjszaka”)</w:t>
+            </w:r>
+          </w:p>
+        </w:tc>
+        <w:tc>
+          <w:tcPr>
+            <w:tcW w:w="1994" w:type="dxa"/>
+            <w:tcBorders>
+              <w:start w:val="single" w:sz="4" w:space="0" w:color="000000"/>
+              <w:bottom w:val="single" w:sz="4" w:space="0" w:color="000000"/>
+            </w:tcBorders>
+          </w:tcPr>
+          <w:p>
+            <w:pPr>
+              <w:pStyle w:val="TableContents"/>
+              <w:rPr>
+                <w:lang w:val="hu-HU" w:eastAsia="zh-CN" w:bidi="hi-IN"/>
+              </w:rPr>
+            </w:pPr>
+            <w:r>
+              <w:rPr>
+                <w:lang w:val="hu-HU" w:eastAsia="zh-CN" w:bidi="hi-IN"/>
+              </w:rPr>
+              <w:t>Negatív, zaklatott („forgolúdtam dühösen, ”)</w:t>
+            </w:r>
+          </w:p>
+        </w:tc>
+        <w:tc>
+          <w:tcPr>
+            <w:tcW w:w="1995" w:type="dxa"/>
+            <w:tcBorders>
+              <w:start w:val="single" w:sz="4" w:space="0" w:color="000000"/>
+              <w:bottom w:val="single" w:sz="4" w:space="0" w:color="000000"/>
+              <w:end w:val="single" w:sz="4" w:space="0" w:color="000000"/>
+            </w:tcBorders>
+          </w:tcPr>
+          <w:p>
+            <w:pPr>
+              <w:pStyle w:val="TableContents"/>
+              <w:rPr>
+                <w:lang w:val="hu-HU" w:eastAsia="zh-CN" w:bidi="hi-IN"/>
+              </w:rPr>
+            </w:pPr>
+            <w:r>
+              <w:rPr>
+                <w:lang w:val="hu-HU" w:eastAsia="zh-CN" w:bidi="hi-IN"/>
+              </w:rPr>
+              <w:t>Álmatlanság</w:t>
+            </w:r>
+          </w:p>
+        </w:tc>
+      </w:tr>
+      <w:tr>
+        <w:trPr/>
+        <w:tc>
+          <w:tcPr>
+            <w:tcW w:w="1994" w:type="dxa"/>
+            <w:tcBorders>
+              <w:start w:val="single" w:sz="4" w:space="0" w:color="000000"/>
+              <w:bottom w:val="single" w:sz="4" w:space="0" w:color="000000"/>
+            </w:tcBorders>
+          </w:tcPr>
+          <w:p>
+            <w:pPr>
+              <w:pStyle w:val="TableContents"/>
+              <w:rPr>
+                <w:lang w:val="hu-HU" w:eastAsia="zh-CN" w:bidi="hi-IN"/>
+              </w:rPr>
+            </w:pPr>
+            <w:r>
+              <w:rPr>
+                <w:lang w:val="hu-HU" w:eastAsia="zh-CN" w:bidi="hi-IN"/>
+              </w:rPr>
+              <w:t>2-3. VSZ.</w:t>
+            </w:r>
+          </w:p>
+        </w:tc>
+        <w:tc>
+          <w:tcPr>
+            <w:tcW w:w="1994" w:type="dxa"/>
+            <w:tcBorders>
+              <w:start w:val="single" w:sz="4" w:space="0" w:color="000000"/>
+              <w:bottom w:val="single" w:sz="4" w:space="0" w:color="000000"/>
+            </w:tcBorders>
+          </w:tcPr>
+          <w:p>
+            <w:pPr>
+              <w:pStyle w:val="TableContents"/>
+              <w:rPr>
+                <w:lang w:val="hu-HU" w:eastAsia="zh-CN" w:bidi="hi-IN"/>
+              </w:rPr>
+            </w:pPr>
+            <w:r>
+              <w:rPr>
+                <w:lang w:val="hu-HU" w:eastAsia="zh-CN" w:bidi="hi-IN"/>
+              </w:rPr>
+              <w:t>Mások otthona</w:t>
+            </w:r>
+          </w:p>
+        </w:tc>
+        <w:tc>
+          <w:tcPr>
+            <w:tcW w:w="1995" w:type="dxa"/>
+            <w:tcBorders>
+              <w:start w:val="single" w:sz="4" w:space="0" w:color="000000"/>
+              <w:bottom w:val="single" w:sz="4" w:space="0" w:color="000000"/>
+            </w:tcBorders>
+          </w:tcPr>
+          <w:p>
+            <w:pPr>
+              <w:pStyle w:val="TableContents"/>
+              <w:rPr>
+                <w:lang w:val="hu-HU" w:eastAsia="zh-CN" w:bidi="hi-IN"/>
+              </w:rPr>
+            </w:pPr>
+            <w:r>
+              <w:rPr>
+                <w:lang w:val="hu-HU" w:eastAsia="zh-CN" w:bidi="hi-IN"/>
+              </w:rPr>
+              <w:t>Közelmúlt (“múlt éjszaka”)</w:t>
+            </w:r>
+          </w:p>
+        </w:tc>
+        <w:tc>
+          <w:tcPr>
+            <w:tcW w:w="1994" w:type="dxa"/>
+            <w:tcBorders>
+              <w:start w:val="single" w:sz="4" w:space="0" w:color="000000"/>
+              <w:bottom w:val="single" w:sz="4" w:space="0" w:color="000000"/>
+            </w:tcBorders>
+          </w:tcPr>
+          <w:p>
+            <w:pPr>
+              <w:pStyle w:val="TableContents"/>
+              <w:rPr>
+                <w:lang w:val="hu-HU" w:eastAsia="zh-CN" w:bidi="hi-IN"/>
+              </w:rPr>
+            </w:pPr>
+            <w:r>
+              <w:rPr>
+                <w:lang w:val="hu-HU" w:eastAsia="zh-CN" w:bidi="hi-IN"/>
+              </w:rPr>
+              <w:t>negatív</w:t>
+            </w:r>
+          </w:p>
+        </w:tc>
+        <w:tc>
+          <w:tcPr>
+            <w:tcW w:w="1995" w:type="dxa"/>
+            <w:tcBorders>
+              <w:start w:val="single" w:sz="4" w:space="0" w:color="000000"/>
+              <w:bottom w:val="single" w:sz="4" w:space="0" w:color="000000"/>
+              <w:end w:val="single" w:sz="4" w:space="0" w:color="000000"/>
+            </w:tcBorders>
+          </w:tcPr>
+          <w:p>
+            <w:pPr>
+              <w:pStyle w:val="TableContents"/>
+              <w:rPr>
+                <w:lang w:val="hu-HU" w:eastAsia="zh-CN" w:bidi="hi-IN"/>
+              </w:rPr>
+            </w:pPr>
+            <w:r>
+              <w:rPr>
+                <w:lang w:val="hu-HU" w:eastAsia="zh-CN" w:bidi="hi-IN"/>
+              </w:rPr>
+              <w:t>Bezártság „Szobába zárva, mint dobozba”</w:t>
+            </w:r>
+          </w:p>
+        </w:tc>
+      </w:tr>
+      <w:tr>
+        <w:trPr/>
+        <w:tc>
+          <w:tcPr>
+            <w:tcW w:w="1994" w:type="dxa"/>
+            <w:tcBorders>
+              <w:start w:val="single" w:sz="4" w:space="0" w:color="000000"/>
+              <w:bottom w:val="single" w:sz="4" w:space="0" w:color="000000"/>
+            </w:tcBorders>
+          </w:tcPr>
+          <w:p>
+            <w:pPr>
+              <w:pStyle w:val="TableContents"/>
+              <w:rPr>
+                <w:lang w:val="hu-HU" w:eastAsia="zh-CN" w:bidi="hi-IN"/>
+              </w:rPr>
+            </w:pPr>
+            <w:r>
+              <w:rPr>
+                <w:lang w:val="hu-HU" w:eastAsia="zh-CN" w:bidi="hi-IN"/>
+              </w:rPr>
+              <w:t>4-5. VSZ.</w:t>
+            </w:r>
+          </w:p>
+        </w:tc>
+        <w:tc>
+          <w:tcPr>
+            <w:tcW w:w="1994" w:type="dxa"/>
+            <w:tcBorders>
+              <w:start w:val="single" w:sz="4" w:space="0" w:color="000000"/>
+              <w:bottom w:val="single" w:sz="4" w:space="0" w:color="000000"/>
+            </w:tcBorders>
+          </w:tcPr>
+          <w:p>
+            <w:pPr>
+              <w:pStyle w:val="TableContents"/>
+              <w:rPr>
+                <w:lang w:val="hu-HU" w:eastAsia="zh-CN" w:bidi="hi-IN"/>
+              </w:rPr>
+            </w:pPr>
+            <w:r>
+              <w:rPr>
+                <w:lang w:val="hu-HU" w:eastAsia="zh-CN" w:bidi="hi-IN"/>
+              </w:rPr>
+            </w:r>
+          </w:p>
+        </w:tc>
+        <w:tc>
+          <w:tcPr>
+            <w:tcW w:w="1995" w:type="dxa"/>
+            <w:tcBorders>
+              <w:start w:val="single" w:sz="4" w:space="0" w:color="000000"/>
+              <w:bottom w:val="single" w:sz="4" w:space="0" w:color="000000"/>
+            </w:tcBorders>
+          </w:tcPr>
+          <w:p>
+            <w:pPr>
+              <w:pStyle w:val="TableContents"/>
+              <w:rPr>
+                <w:lang w:val="hu-HU" w:eastAsia="zh-CN" w:bidi="hi-IN"/>
+              </w:rPr>
+            </w:pPr>
+            <w:r>
+              <w:rPr>
+                <w:lang w:val="hu-HU" w:eastAsia="zh-CN" w:bidi="hi-IN"/>
+              </w:rPr>
+            </w:r>
+          </w:p>
+        </w:tc>
+        <w:tc>
+          <w:tcPr>
+            <w:tcW w:w="1994" w:type="dxa"/>
+            <w:tcBorders>
+              <w:start w:val="single" w:sz="4" w:space="0" w:color="000000"/>
+              <w:bottom w:val="single" w:sz="4" w:space="0" w:color="000000"/>
+            </w:tcBorders>
+          </w:tcPr>
+          <w:p>
+            <w:pPr>
+              <w:pStyle w:val="TableContents"/>
+              <w:rPr>
+                <w:lang w:val="hu-HU" w:eastAsia="zh-CN" w:bidi="hi-IN"/>
+              </w:rPr>
+            </w:pPr>
+            <w:r>
+              <w:rPr>
+                <w:lang w:val="hu-HU" w:eastAsia="zh-CN" w:bidi="hi-IN"/>
+              </w:rPr>
+            </w:r>
+          </w:p>
+        </w:tc>
+        <w:tc>
+          <w:tcPr>
+            <w:tcW w:w="1995" w:type="dxa"/>
+            <w:tcBorders>
+              <w:start w:val="single" w:sz="4" w:space="0" w:color="000000"/>
+              <w:bottom w:val="single" w:sz="4" w:space="0" w:color="000000"/>
+              <w:end w:val="single" w:sz="4" w:space="0" w:color="000000"/>
+            </w:tcBorders>
+          </w:tcPr>
+          <w:p>
+            <w:pPr>
+              <w:pStyle w:val="TableContents"/>
+              <w:rPr>
+                <w:lang w:val="hu-HU" w:eastAsia="zh-CN" w:bidi="hi-IN"/>
+              </w:rPr>
+            </w:pPr>
+            <w:r>
+              <w:rPr>
+                <w:lang w:val="hu-HU" w:eastAsia="zh-CN" w:bidi="hi-IN"/>
+              </w:rPr>
+            </w:r>
+          </w:p>
+        </w:tc>
+      </w:tr>
+      <w:tr>
+        <w:trPr/>
+        <w:tc>
+          <w:tcPr>
+            <w:tcW w:w="1994" w:type="dxa"/>
+            <w:tcBorders>
+              <w:start w:val="single" w:sz="4" w:space="0" w:color="000000"/>
+              <w:bottom w:val="single" w:sz="4" w:space="0" w:color="000000"/>
+            </w:tcBorders>
+          </w:tcPr>
+          <w:p>
+            <w:pPr>
+              <w:pStyle w:val="TableContents"/>
+              <w:rPr>
+                <w:lang w:val="hu-HU" w:eastAsia="zh-CN" w:bidi="hi-IN"/>
+              </w:rPr>
+            </w:pPr>
+            <w:r>
+              <w:rPr>
+                <w:lang w:val="hu-HU" w:eastAsia="zh-CN" w:bidi="hi-IN"/>
+              </w:rPr>
+              <w:t>6-8. VSZ.</w:t>
+            </w:r>
+          </w:p>
+        </w:tc>
+        <w:tc>
+          <w:tcPr>
+            <w:tcW w:w="1994" w:type="dxa"/>
+            <w:tcBorders>
+              <w:start w:val="single" w:sz="4" w:space="0" w:color="000000"/>
+              <w:bottom w:val="single" w:sz="4" w:space="0" w:color="000000"/>
+            </w:tcBorders>
+          </w:tcPr>
+          <w:p>
+            <w:pPr>
+              <w:pStyle w:val="TableContents"/>
+              <w:rPr>
+                <w:lang w:val="hu-HU" w:eastAsia="zh-CN" w:bidi="hi-IN"/>
+              </w:rPr>
+            </w:pPr>
+            <w:r>
+              <w:rPr>
+                <w:lang w:val="hu-HU" w:eastAsia="zh-CN" w:bidi="hi-IN"/>
+              </w:rPr>
+            </w:r>
+          </w:p>
+        </w:tc>
+        <w:tc>
+          <w:tcPr>
+            <w:tcW w:w="1995" w:type="dxa"/>
+            <w:tcBorders>
+              <w:start w:val="single" w:sz="4" w:space="0" w:color="000000"/>
+              <w:bottom w:val="single" w:sz="4" w:space="0" w:color="000000"/>
+            </w:tcBorders>
+          </w:tcPr>
+          <w:p>
+            <w:pPr>
+              <w:pStyle w:val="TableContents"/>
+              <w:rPr>
+                <w:lang w:val="hu-HU" w:eastAsia="zh-CN" w:bidi="hi-IN"/>
+              </w:rPr>
+            </w:pPr>
+            <w:r>
+              <w:rPr>
+                <w:lang w:val="hu-HU" w:eastAsia="zh-CN" w:bidi="hi-IN"/>
+              </w:rPr>
+            </w:r>
+          </w:p>
+        </w:tc>
+        <w:tc>
+          <w:tcPr>
+            <w:tcW w:w="1994" w:type="dxa"/>
+            <w:tcBorders>
+              <w:start w:val="single" w:sz="4" w:space="0" w:color="000000"/>
+              <w:bottom w:val="single" w:sz="4" w:space="0" w:color="000000"/>
+            </w:tcBorders>
+          </w:tcPr>
+          <w:p>
+            <w:pPr>
+              <w:pStyle w:val="TableContents"/>
+              <w:rPr>
+                <w:lang w:val="hu-HU" w:eastAsia="zh-CN" w:bidi="hi-IN"/>
+              </w:rPr>
+            </w:pPr>
+            <w:r>
+              <w:rPr>
+                <w:lang w:val="hu-HU" w:eastAsia="zh-CN" w:bidi="hi-IN"/>
+              </w:rPr>
+            </w:r>
+          </w:p>
+        </w:tc>
+        <w:tc>
+          <w:tcPr>
+            <w:tcW w:w="1995" w:type="dxa"/>
+            <w:tcBorders>
+              <w:start w:val="single" w:sz="4" w:space="0" w:color="000000"/>
+              <w:bottom w:val="single" w:sz="4" w:space="0" w:color="000000"/>
+              <w:end w:val="single" w:sz="4" w:space="0" w:color="000000"/>
+            </w:tcBorders>
+          </w:tcPr>
+          <w:p>
+            <w:pPr>
+              <w:pStyle w:val="TableContents"/>
+              <w:rPr>
+                <w:lang w:val="hu-HU" w:eastAsia="zh-CN" w:bidi="hi-IN"/>
+              </w:rPr>
+            </w:pPr>
+            <w:r>
+              <w:rPr>
+                <w:lang w:val="hu-HU" w:eastAsia="zh-CN" w:bidi="hi-IN"/>
+              </w:rPr>
+            </w:r>
+          </w:p>
+        </w:tc>
+      </w:tr>
+      <w:tr>
+        <w:trPr/>
+        <w:tc>
+          <w:tcPr>
+            <w:tcW w:w="1994" w:type="dxa"/>
+            <w:tcBorders>
+              <w:start w:val="single" w:sz="4" w:space="0" w:color="000000"/>
+              <w:bottom w:val="single" w:sz="4" w:space="0" w:color="000000"/>
+            </w:tcBorders>
+          </w:tcPr>
+          <w:p>
+            <w:pPr>
+              <w:pStyle w:val="TableContents"/>
+              <w:rPr>
+                <w:lang w:val="hu-HU" w:eastAsia="zh-CN" w:bidi="hi-IN"/>
+              </w:rPr>
+            </w:pPr>
+            <w:r>
+              <w:rPr>
+                <w:lang w:val="hu-HU" w:eastAsia="zh-CN" w:bidi="hi-IN"/>
+              </w:rPr>
+              <w:t>9-11. VSZ.</w:t>
+            </w:r>
+          </w:p>
+        </w:tc>
+        <w:tc>
+          <w:tcPr>
+            <w:tcW w:w="1994" w:type="dxa"/>
+            <w:tcBorders>
+              <w:start w:val="single" w:sz="4" w:space="0" w:color="000000"/>
+              <w:bottom w:val="single" w:sz="4" w:space="0" w:color="000000"/>
+            </w:tcBorders>
+          </w:tcPr>
+          <w:p>
+            <w:pPr>
+              <w:pStyle w:val="TableContents"/>
+              <w:rPr>
+                <w:lang w:val="hu-HU" w:eastAsia="zh-CN" w:bidi="hi-IN"/>
+              </w:rPr>
+            </w:pPr>
+            <w:r>
+              <w:rPr>
+                <w:lang w:val="hu-HU" w:eastAsia="zh-CN" w:bidi="hi-IN"/>
+              </w:rPr>
+            </w:r>
+          </w:p>
+        </w:tc>
+        <w:tc>
+          <w:tcPr>
+            <w:tcW w:w="1995" w:type="dxa"/>
+            <w:tcBorders>
+              <w:start w:val="single" w:sz="4" w:space="0" w:color="000000"/>
+              <w:bottom w:val="single" w:sz="4" w:space="0" w:color="000000"/>
+            </w:tcBorders>
+          </w:tcPr>
+          <w:p>
+            <w:pPr>
+              <w:pStyle w:val="TableContents"/>
+              <w:rPr>
+                <w:lang w:val="hu-HU" w:eastAsia="zh-CN" w:bidi="hi-IN"/>
+              </w:rPr>
+            </w:pPr>
+            <w:r>
+              <w:rPr>
+                <w:lang w:val="hu-HU" w:eastAsia="zh-CN" w:bidi="hi-IN"/>
+              </w:rPr>
+            </w:r>
+          </w:p>
+        </w:tc>
+        <w:tc>
+          <w:tcPr>
+            <w:tcW w:w="1994" w:type="dxa"/>
+            <w:tcBorders>
+              <w:start w:val="single" w:sz="4" w:space="0" w:color="000000"/>
+              <w:bottom w:val="single" w:sz="4" w:space="0" w:color="000000"/>
+            </w:tcBorders>
+          </w:tcPr>
+          <w:p>
+            <w:pPr>
+              <w:pStyle w:val="TableContents"/>
+              <w:rPr>
+                <w:lang w:val="hu-HU" w:eastAsia="zh-CN" w:bidi="hi-IN"/>
+              </w:rPr>
+            </w:pPr>
+            <w:r>
+              <w:rPr>
+                <w:lang w:val="hu-HU" w:eastAsia="zh-CN" w:bidi="hi-IN"/>
+              </w:rPr>
+            </w:r>
+          </w:p>
+        </w:tc>
+        <w:tc>
+          <w:tcPr>
+            <w:tcW w:w="1995" w:type="dxa"/>
+            <w:tcBorders>
+              <w:start w:val="single" w:sz="4" w:space="0" w:color="000000"/>
+              <w:bottom w:val="single" w:sz="4" w:space="0" w:color="000000"/>
+              <w:end w:val="single" w:sz="4" w:space="0" w:color="000000"/>
+            </w:tcBorders>
+          </w:tcPr>
+          <w:p>
+            <w:pPr>
+              <w:pStyle w:val="TableContents"/>
+              <w:rPr>
+                <w:lang w:val="hu-HU" w:eastAsia="zh-CN" w:bidi="hi-IN"/>
+              </w:rPr>
+            </w:pPr>
+            <w:r>
+              <w:rPr>
+                <w:lang w:val="hu-HU" w:eastAsia="zh-CN" w:bidi="hi-IN"/>
+              </w:rPr>
+            </w:r>
+          </w:p>
+        </w:tc>
+      </w:tr>
+    </w:tbl>
+    <w:p>
+      <w:pPr>
+        <w:pStyle w:val="Normal"/>
+        <w:bidi w:val="0"/>
+        <w:jc w:val="start"/>
+        <w:rPr>
+          <w:u w:val="none"/>
+          <w:lang w:val="hu-HU" w:eastAsia="zh-CN" w:bidi="hi-IN"/>
+        </w:rPr>
+      </w:pPr>
+      <w:r>
+        <w:rPr>
+          <w:u w:val="none"/>
+          <w:lang w:val="hu-HU" w:eastAsia="zh-CN" w:bidi="hi-IN"/>
+        </w:rPr>
+      </w:r>
+    </w:p>
+    <w:p>
+      <w:pPr>
+        <w:pStyle w:val="Normal"/>
+        <w:bidi w:val="0"/>
+        <w:jc w:val="start"/>
+        <w:rPr>
+          <w:u w:val="none"/>
+          <w:lang w:val="hu-HU" w:eastAsia="zh-CN" w:bidi="hi-IN"/>
+        </w:rPr>
+      </w:pPr>
+      <w:r>
+        <w:rPr>
+          <w:u w:val="none"/>
+          <w:lang w:val="hu-HU" w:eastAsia="zh-CN" w:bidi="hi-IN"/>
+        </w:rPr>
+        <w:t>Tér: égbolt, saját otthon, mások otthona</w:t>
+      </w:r>
+    </w:p>
+    <w:p>
+      <w:pPr>
+        <w:pStyle w:val="Normal"/>
+        <w:bidi w:val="0"/>
+        <w:jc w:val="start"/>
+        <w:rPr>
+          <w:u w:val="none"/>
+          <w:lang w:val="hu-HU" w:eastAsia="zh-CN" w:bidi="hi-IN"/>
+        </w:rPr>
+      </w:pPr>
+      <w:r>
+        <w:rPr>
+          <w:u w:val="none"/>
+          <w:lang w:val="hu-HU" w:eastAsia="zh-CN" w:bidi="hi-IN"/>
+        </w:rPr>
+        <w:t>idősík: jelen, közelmúlt (múlt éjszaka vagy hajnal), régmúlt (gyerekkor)</w:t>
+      </w:r>
+    </w:p>
+    <w:p>
+      <w:pPr>
+        <w:pStyle w:val="Normal"/>
+        <w:bidi w:val="0"/>
+        <w:jc w:val="start"/>
+        <w:rPr>
+          <w:u w:val="none"/>
+          <w:lang w:val="hu-HU" w:eastAsia="zh-CN" w:bidi="hi-IN"/>
+        </w:rPr>
+      </w:pPr>
+      <w:r>
+        <w:rPr>
+          <w:u w:val="none"/>
+          <w:lang w:val="hu-HU" w:eastAsia="zh-CN" w:bidi="hi-IN"/>
+        </w:rPr>
+        <w:t>hangulat: popzitív, negatív</w:t>
+      </w:r>
+    </w:p>
+    <w:p>
+      <w:pPr>
+        <w:pStyle w:val="Normal"/>
+        <w:bidi w:val="0"/>
+        <w:jc w:val="start"/>
+        <w:rPr>
+          <w:u w:val="none"/>
+          <w:lang w:val="hu-HU" w:eastAsia="zh-CN" w:bidi="hi-IN"/>
+        </w:rPr>
+      </w:pPr>
+      <w:r>
+        <w:rPr>
+          <w:u w:val="none"/>
+          <w:lang w:val="hu-HU" w:eastAsia="zh-CN" w:bidi="hi-IN"/>
+        </w:rPr>
+        <w:t xml:space="preserve">téma: álmatlanság, </w:t>
+      </w:r>
+      <w:r>
+        <w:rPr>
+          <w:u w:val="none"/>
+          <w:lang w:val="hu-HU" w:eastAsia="zh-CN" w:bidi="hi-IN"/>
+        </w:rPr>
+        <w:t>mit értem el? Gyerekkor, az égi bál, bezártság</w:t>
       </w:r>
     </w:p>
     <w:sectPr>
@@ -17814,15 +18689,15 @@
       <w:lang w:val="en-US" w:eastAsia="zh-CN" w:bidi="hi-IN"/>
     </w:rPr>
   </w:style>
-  <w:style w:type="character" w:styleId="Bullets">
-    <w:name w:val="Bullets"/>
+  <w:style w:type="character" w:styleId="Bulletsuser">
+    <w:name w:val="Bullets (user)"/>
     <w:qFormat/>
     <w:rPr>
       <w:rFonts w:ascii="OpenSymbol" w:hAnsi="OpenSymbol" w:eastAsia="OpenSymbol" w:cs="OpenSymbol"/>
     </w:rPr>
   </w:style>
-  <w:style w:type="character" w:styleId="Bulletsuser">
-    <w:name w:val="Bullets (user)"/>
+  <w:style w:type="character" w:styleId="Bullets">
+    <w:name w:val="Bullets"/>
     <w:qFormat/>
     <w:rPr>
       <w:rFonts w:ascii="OpenSymbol" w:hAnsi="OpenSymbol" w:eastAsia="OpenSymbol" w:cs="OpenSymbol"/>

--- a/irodalom11.docx
+++ b/irodalom11.docx
@@ -13190,12 +13190,6 @@
           <w:lang w:val="hu-HU" w:eastAsia="zh-CN" w:bidi="hi-IN"/>
         </w:rPr>
         <w:t>Kosztolányi Dezső: Hajnali Részegség</w:t>
-      </w:r>
-      <w:r>
-        <w:rPr>
-          <w:u w:val="none"/>
-          <w:lang w:val="hu-HU" w:eastAsia="zh-CN" w:bidi="hi-IN"/>
-        </w:rPr>
         <w:tab/>
       </w:r>
       <w:r>
@@ -13223,10 +13217,10 @@
       </w:tblPr>
       <w:tblGrid>
         <w:gridCol w:w="1994"/>
-        <w:gridCol w:w="1994"/>
-        <w:gridCol w:w="1995"/>
-        <w:gridCol w:w="1994"/>
-        <w:gridCol w:w="1995"/>
+        <w:gridCol w:w="1993"/>
+        <w:gridCol w:w="1996"/>
+        <w:gridCol w:w="1993"/>
+        <w:gridCol w:w="1996"/>
       </w:tblGrid>
       <w:tr>
         <w:trPr/>
@@ -13256,7 +13250,7 @@
         </w:tc>
         <w:tc>
           <w:tcPr>
-            <w:tcW w:w="1994" w:type="dxa"/>
+            <w:tcW w:w="1993" w:type="dxa"/>
             <w:tcBorders>
               <w:top w:val="single" w:sz="4" w:space="0" w:color="000000"/>
               <w:start w:val="single" w:sz="4" w:space="0" w:color="000000"/>
@@ -13280,7 +13274,7 @@
         </w:tc>
         <w:tc>
           <w:tcPr>
-            <w:tcW w:w="1995" w:type="dxa"/>
+            <w:tcW w:w="1996" w:type="dxa"/>
             <w:tcBorders>
               <w:top w:val="single" w:sz="4" w:space="0" w:color="000000"/>
               <w:start w:val="single" w:sz="4" w:space="0" w:color="000000"/>
@@ -13304,7 +13298,7 @@
         </w:tc>
         <w:tc>
           <w:tcPr>
-            <w:tcW w:w="1994" w:type="dxa"/>
+            <w:tcW w:w="1993" w:type="dxa"/>
             <w:tcBorders>
               <w:top w:val="single" w:sz="4" w:space="0" w:color="000000"/>
               <w:start w:val="single" w:sz="4" w:space="0" w:color="000000"/>
@@ -13328,7 +13322,7 @@
         </w:tc>
         <w:tc>
           <w:tcPr>
-            <w:tcW w:w="1995" w:type="dxa"/>
+            <w:tcW w:w="1996" w:type="dxa"/>
             <w:tcBorders>
               <w:top w:val="single" w:sz="4" w:space="0" w:color="000000"/>
               <w:start w:val="single" w:sz="4" w:space="0" w:color="000000"/>
@@ -13379,7 +13373,7 @@
         </w:tc>
         <w:tc>
           <w:tcPr>
-            <w:tcW w:w="1994" w:type="dxa"/>
+            <w:tcW w:w="1993" w:type="dxa"/>
             <w:tcBorders>
               <w:start w:val="single" w:sz="4" w:space="0" w:color="000000"/>
               <w:bottom w:val="single" w:sz="4" w:space="0" w:color="000000"/>
@@ -13402,7 +13396,7 @@
         </w:tc>
         <w:tc>
           <w:tcPr>
-            <w:tcW w:w="1995" w:type="dxa"/>
+            <w:tcW w:w="1996" w:type="dxa"/>
             <w:tcBorders>
               <w:start w:val="single" w:sz="4" w:space="0" w:color="000000"/>
               <w:bottom w:val="single" w:sz="4" w:space="0" w:color="000000"/>
@@ -13425,7 +13419,7 @@
         </w:tc>
         <w:tc>
           <w:tcPr>
-            <w:tcW w:w="1994" w:type="dxa"/>
+            <w:tcW w:w="1993" w:type="dxa"/>
             <w:tcBorders>
               <w:start w:val="single" w:sz="4" w:space="0" w:color="000000"/>
               <w:bottom w:val="single" w:sz="4" w:space="0" w:color="000000"/>
@@ -13448,7 +13442,7 @@
         </w:tc>
         <w:tc>
           <w:tcPr>
-            <w:tcW w:w="1995" w:type="dxa"/>
+            <w:tcW w:w="1996" w:type="dxa"/>
             <w:tcBorders>
               <w:start w:val="single" w:sz="4" w:space="0" w:color="000000"/>
               <w:bottom w:val="single" w:sz="4" w:space="0" w:color="000000"/>
@@ -13498,7 +13492,7 @@
         </w:tc>
         <w:tc>
           <w:tcPr>
-            <w:tcW w:w="1994" w:type="dxa"/>
+            <w:tcW w:w="1993" w:type="dxa"/>
             <w:tcBorders>
               <w:start w:val="single" w:sz="4" w:space="0" w:color="000000"/>
               <w:bottom w:val="single" w:sz="4" w:space="0" w:color="000000"/>
@@ -13521,7 +13515,7 @@
         </w:tc>
         <w:tc>
           <w:tcPr>
-            <w:tcW w:w="1995" w:type="dxa"/>
+            <w:tcW w:w="1996" w:type="dxa"/>
             <w:tcBorders>
               <w:start w:val="single" w:sz="4" w:space="0" w:color="000000"/>
               <w:bottom w:val="single" w:sz="4" w:space="0" w:color="000000"/>
@@ -13544,7 +13538,7 @@
         </w:tc>
         <w:tc>
           <w:tcPr>
-            <w:tcW w:w="1994" w:type="dxa"/>
+            <w:tcW w:w="1993" w:type="dxa"/>
             <w:tcBorders>
               <w:start w:val="single" w:sz="4" w:space="0" w:color="000000"/>
               <w:bottom w:val="single" w:sz="4" w:space="0" w:color="000000"/>
@@ -13567,7 +13561,7 @@
         </w:tc>
         <w:tc>
           <w:tcPr>
-            <w:tcW w:w="1995" w:type="dxa"/>
+            <w:tcW w:w="1996" w:type="dxa"/>
             <w:tcBorders>
               <w:start w:val="single" w:sz="4" w:space="0" w:color="000000"/>
               <w:bottom w:val="single" w:sz="4" w:space="0" w:color="000000"/>
@@ -13617,7 +13611,7 @@
         </w:tc>
         <w:tc>
           <w:tcPr>
-            <w:tcW w:w="1994" w:type="dxa"/>
+            <w:tcW w:w="1993" w:type="dxa"/>
             <w:tcBorders>
               <w:start w:val="single" w:sz="4" w:space="0" w:color="000000"/>
               <w:bottom w:val="single" w:sz="4" w:space="0" w:color="000000"/>
@@ -13639,7 +13633,7 @@
         </w:tc>
         <w:tc>
           <w:tcPr>
-            <w:tcW w:w="1995" w:type="dxa"/>
+            <w:tcW w:w="1996" w:type="dxa"/>
             <w:tcBorders>
               <w:start w:val="single" w:sz="4" w:space="0" w:color="000000"/>
               <w:bottom w:val="single" w:sz="4" w:space="0" w:color="000000"/>
@@ -13661,7 +13655,7 @@
         </w:tc>
         <w:tc>
           <w:tcPr>
-            <w:tcW w:w="1994" w:type="dxa"/>
+            <w:tcW w:w="1993" w:type="dxa"/>
             <w:tcBorders>
               <w:start w:val="single" w:sz="4" w:space="0" w:color="000000"/>
               <w:bottom w:val="single" w:sz="4" w:space="0" w:color="000000"/>
@@ -13683,7 +13677,7 @@
         </w:tc>
         <w:tc>
           <w:tcPr>
-            <w:tcW w:w="1995" w:type="dxa"/>
+            <w:tcW w:w="1996" w:type="dxa"/>
             <w:tcBorders>
               <w:start w:val="single" w:sz="4" w:space="0" w:color="000000"/>
               <w:bottom w:val="single" w:sz="4" w:space="0" w:color="000000"/>
@@ -13732,7 +13726,7 @@
         </w:tc>
         <w:tc>
           <w:tcPr>
-            <w:tcW w:w="1994" w:type="dxa"/>
+            <w:tcW w:w="1993" w:type="dxa"/>
             <w:tcBorders>
               <w:start w:val="single" w:sz="4" w:space="0" w:color="000000"/>
               <w:bottom w:val="single" w:sz="4" w:space="0" w:color="000000"/>
@@ -13754,7 +13748,7 @@
         </w:tc>
         <w:tc>
           <w:tcPr>
-            <w:tcW w:w="1995" w:type="dxa"/>
+            <w:tcW w:w="1996" w:type="dxa"/>
             <w:tcBorders>
               <w:start w:val="single" w:sz="4" w:space="0" w:color="000000"/>
               <w:bottom w:val="single" w:sz="4" w:space="0" w:color="000000"/>
@@ -13776,7 +13770,7 @@
         </w:tc>
         <w:tc>
           <w:tcPr>
-            <w:tcW w:w="1994" w:type="dxa"/>
+            <w:tcW w:w="1993" w:type="dxa"/>
             <w:tcBorders>
               <w:start w:val="single" w:sz="4" w:space="0" w:color="000000"/>
               <w:bottom w:val="single" w:sz="4" w:space="0" w:color="000000"/>
@@ -13798,7 +13792,7 @@
         </w:tc>
         <w:tc>
           <w:tcPr>
-            <w:tcW w:w="1995" w:type="dxa"/>
+            <w:tcW w:w="1996" w:type="dxa"/>
             <w:tcBorders>
               <w:start w:val="single" w:sz="4" w:space="0" w:color="000000"/>
               <w:bottom w:val="single" w:sz="4" w:space="0" w:color="000000"/>
@@ -13847,7 +13841,7 @@
         </w:tc>
         <w:tc>
           <w:tcPr>
-            <w:tcW w:w="1994" w:type="dxa"/>
+            <w:tcW w:w="1993" w:type="dxa"/>
             <w:tcBorders>
               <w:start w:val="single" w:sz="4" w:space="0" w:color="000000"/>
               <w:bottom w:val="single" w:sz="4" w:space="0" w:color="000000"/>
@@ -13869,7 +13863,7 @@
         </w:tc>
         <w:tc>
           <w:tcPr>
-            <w:tcW w:w="1995" w:type="dxa"/>
+            <w:tcW w:w="1996" w:type="dxa"/>
             <w:tcBorders>
               <w:start w:val="single" w:sz="4" w:space="0" w:color="000000"/>
               <w:bottom w:val="single" w:sz="4" w:space="0" w:color="000000"/>
@@ -13891,7 +13885,7 @@
         </w:tc>
         <w:tc>
           <w:tcPr>
-            <w:tcW w:w="1994" w:type="dxa"/>
+            <w:tcW w:w="1993" w:type="dxa"/>
             <w:tcBorders>
               <w:start w:val="single" w:sz="4" w:space="0" w:color="000000"/>
               <w:bottom w:val="single" w:sz="4" w:space="0" w:color="000000"/>
@@ -13913,7 +13907,7 @@
         </w:tc>
         <w:tc>
           <w:tcPr>
-            <w:tcW w:w="1995" w:type="dxa"/>
+            <w:tcW w:w="1996" w:type="dxa"/>
             <w:tcBorders>
               <w:start w:val="single" w:sz="4" w:space="0" w:color="000000"/>
               <w:bottom w:val="single" w:sz="4" w:space="0" w:color="000000"/>
@@ -14022,14 +14016,41 @@
           <w:u w:val="none"/>
           <w:lang w:val="hu-HU" w:eastAsia="zh-CN" w:bidi="hi-IN"/>
         </w:rPr>
-        <w:t xml:space="preserve">téma: álmatlanság, </w:t>
-      </w:r>
-      <w:r>
+        <w:t>téma: álmatlanság, mit értem el? Gyerekkor, az égi bál, bezártság</w:t>
+      </w:r>
+    </w:p>
+    <w:p>
+      <w:pPr>
+        <w:pStyle w:val="Normal"/>
+        <w:bidi w:val="0"/>
+        <w:jc w:val="start"/>
         <w:rPr>
           <w:u w:val="none"/>
           <w:lang w:val="hu-HU" w:eastAsia="zh-CN" w:bidi="hi-IN"/>
         </w:rPr>
-        <w:t>mit értem el? Gyerekkor, az égi bál, bezártság</w:t>
+      </w:pPr>
+      <w:r>
+        <w:rPr>
+          <w:u w:val="none"/>
+          <w:lang w:val="hu-HU" w:eastAsia="zh-CN" w:bidi="hi-IN"/>
+        </w:rPr>
+      </w:r>
+    </w:p>
+    <w:p>
+      <w:pPr>
+        <w:pStyle w:val="Normal"/>
+        <w:bidi w:val="0"/>
+        <w:jc w:val="start"/>
+        <w:rPr>
+          <w:u w:val="none"/>
+          <w:lang w:val="hu-HU" w:eastAsia="zh-CN" w:bidi="hi-IN"/>
+        </w:rPr>
+      </w:pPr>
+      <w:r>
+        <w:rPr>
+          <w:u w:val="none"/>
+          <w:lang w:val="hu-HU" w:eastAsia="zh-CN" w:bidi="hi-IN"/>
+        </w:rPr>
       </w:r>
     </w:p>
     <w:sectPr>
@@ -18689,15 +18710,15 @@
       <w:lang w:val="en-US" w:eastAsia="zh-CN" w:bidi="hi-IN"/>
     </w:rPr>
   </w:style>
-  <w:style w:type="character" w:styleId="Bulletsuser">
-    <w:name w:val="Bullets (user)"/>
+  <w:style w:type="character" w:styleId="Bullets">
+    <w:name w:val="Bullets"/>
     <w:qFormat/>
     <w:rPr>
       <w:rFonts w:ascii="OpenSymbol" w:hAnsi="OpenSymbol" w:eastAsia="OpenSymbol" w:cs="OpenSymbol"/>
     </w:rPr>
   </w:style>
-  <w:style w:type="character" w:styleId="Bullets">
-    <w:name w:val="Bullets"/>
+  <w:style w:type="character" w:styleId="Bulletsuser">
+    <w:name w:val="Bullets (user)"/>
     <w:qFormat/>
     <w:rPr>
       <w:rFonts w:ascii="OpenSymbol" w:hAnsi="OpenSymbol" w:eastAsia="OpenSymbol" w:cs="OpenSymbol"/>
